--- a/Fase 1/Evidencias Grupales/1.4_APT122_FormativaFase1.docx
+++ b/Fase 1/Evidencias Grupales/1.4_APT122_FormativaFase1.docx
@@ -1,6 +1,6 @@
 
 <file path=word/document.xml><?xml version="1.0" encoding="utf-8"?>
-<w:document xmlns:wpc="http://schemas.microsoft.com/office/word/2010/wordprocessingCanvas" xmlns:cx="http://schemas.microsoft.com/office/drawing/2014/chartex" xmlns:cx1="http://schemas.microsoft.com/office/drawing/2015/9/8/chartex" xmlns:cx2="http://schemas.microsoft.com/office/drawing/2015/10/21/chartex" xmlns:cx3="http://schemas.microsoft.com/office/drawing/2016/5/9/chartex" xmlns:cx4="http://schemas.microsoft.com/office/drawing/2016/5/10/chartex" xmlns:cx5="http://schemas.microsoft.com/office/drawing/2016/5/11/chartex" xmlns:cx6="http://schemas.microsoft.com/office/drawing/2016/5/12/chartex" xmlns:cx7="http://schemas.microsoft.com/office/drawing/2016/5/13/chartex" xmlns:cx8="http://schemas.microsoft.com/office/drawing/2016/5/14/chartex" xmlns:mc="http://schemas.openxmlformats.org/markup-compatibility/2006" xmlns:aink="http://schemas.microsoft.com/office/drawing/2016/ink" xmlns:am3d="http://schemas.microsoft.com/office/drawing/2017/model3d" xmlns:o="urn:schemas-microsoft-com:office:office" xmlns:oel="http://schemas.microsoft.com/office/2019/extlst" xmlns:r="http://schemas.openxmlformats.org/officeDocument/2006/relationships" xmlns:m="http://schemas.openxmlformats.org/officeDocument/2006/math" xmlns:v="urn:schemas-microsoft-com:vml" xmlns:wp14="http://schemas.microsoft.com/office/word/2010/wordprocessingDrawing" xmlns:wp="http://schemas.openxmlformats.org/drawingml/2006/wordprocessingDrawing" xmlns:w10="urn:schemas-microsoft-com:office:word" xmlns:w="http://schemas.openxmlformats.org/wordprocessingml/2006/main" xmlns:w14="http://schemas.microsoft.com/office/word/2010/wordml" xmlns:w15="http://schemas.microsoft.com/office/word/2012/wordml" xmlns:w16cex="http://schemas.microsoft.com/office/word/2018/wordml/cex" xmlns:w16cid="http://schemas.microsoft.com/office/word/2016/wordml/cid" xmlns:w16="http://schemas.microsoft.com/office/word/2018/wordml" xmlns:w16sdtdh="http://schemas.microsoft.com/office/word/2020/wordml/sdtdatahash" xmlns:w16se="http://schemas.microsoft.com/office/word/2015/wordml/symex" xmlns:wpg="http://schemas.microsoft.com/office/word/2010/wordprocessingGroup" xmlns:wpi="http://schemas.microsoft.com/office/word/2010/wordprocessingInk" xmlns:wne="http://schemas.microsoft.com/office/word/2006/wordml" xmlns:wps="http://schemas.microsoft.com/office/word/2010/wordprocessingShape" mc:Ignorable="w14 w15 w16se w16cid w16 w16cex w16sdtdh wp14">
+<w:document xmlns:wpc="http://schemas.microsoft.com/office/word/2010/wordprocessingCanvas" xmlns:cx="http://schemas.microsoft.com/office/drawing/2014/chartex" xmlns:cx1="http://schemas.microsoft.com/office/drawing/2015/9/8/chartex" xmlns:cx2="http://schemas.microsoft.com/office/drawing/2015/10/21/chartex" xmlns:cx3="http://schemas.microsoft.com/office/drawing/2016/5/9/chartex" xmlns:cx4="http://schemas.microsoft.com/office/drawing/2016/5/10/chartex" xmlns:cx5="http://schemas.microsoft.com/office/drawing/2016/5/11/chartex" xmlns:cx6="http://schemas.microsoft.com/office/drawing/2016/5/12/chartex" xmlns:cx7="http://schemas.microsoft.com/office/drawing/2016/5/13/chartex" xmlns:cx8="http://schemas.microsoft.com/office/drawing/2016/5/14/chartex" xmlns:mc="http://schemas.openxmlformats.org/markup-compatibility/2006" xmlns:aink="http://schemas.microsoft.com/office/drawing/2016/ink" xmlns:am3d="http://schemas.microsoft.com/office/drawing/2017/model3d" xmlns:o="urn:schemas-microsoft-com:office:office" xmlns:oel="http://schemas.microsoft.com/office/2019/extlst" xmlns:r="http://schemas.openxmlformats.org/officeDocument/2006/relationships" xmlns:m="http://schemas.openxmlformats.org/officeDocument/2006/math" xmlns:v="urn:schemas-microsoft-com:vml" xmlns:wp14="http://schemas.microsoft.com/office/word/2010/wordprocessingDrawing" xmlns:wp="http://schemas.openxmlformats.org/drawingml/2006/wordprocessingDrawing" xmlns:w10="urn:schemas-microsoft-com:office:word" xmlns:w="http://schemas.openxmlformats.org/wordprocessingml/2006/main" xmlns:w14="http://schemas.microsoft.com/office/word/2010/wordml" xmlns:w15="http://schemas.microsoft.com/office/word/2012/wordml" xmlns:w16cex="http://schemas.microsoft.com/office/word/2018/wordml/cex" xmlns:w16cid="http://schemas.microsoft.com/office/word/2016/wordml/cid" xmlns:w16="http://schemas.microsoft.com/office/word/2018/wordml" xmlns:w16du="http://schemas.microsoft.com/office/word/2023/wordml/word16du" xmlns:w16sdtdh="http://schemas.microsoft.com/office/word/2020/wordml/sdtdatahash" xmlns:w16sdtfl="http://schemas.microsoft.com/office/word/2024/wordml/sdtformatlock" xmlns:w16se="http://schemas.microsoft.com/office/word/2015/wordml/symex" xmlns:wpg="http://schemas.microsoft.com/office/word/2010/wordprocessingGroup" xmlns:wpi="http://schemas.microsoft.com/office/word/2010/wordprocessingInk" xmlns:wne="http://schemas.microsoft.com/office/word/2006/wordml" xmlns:wps="http://schemas.microsoft.com/office/word/2010/wordprocessingShape" mc:Ignorable="w14 w15 w16se w16cid w16 w16cex w16sdtdh w16sdtfl w16du wp14">
   <w:body>
     <w:p>
       <w:pPr>
@@ -294,7 +294,6 @@
         <w:tc>
           <w:tcPr>
             <w:tcW w:w="706" w:type="pct"/>
-            <w:shd w:val="clear" w:color="auto" w:fill="auto"/>
             <w:vAlign w:val="center"/>
           </w:tcPr>
           <w:p>
@@ -327,7 +326,6 @@
         <w:tc>
           <w:tcPr>
             <w:tcW w:w="2401" w:type="pct"/>
-            <w:shd w:val="clear" w:color="auto" w:fill="auto"/>
             <w:vAlign w:val="center"/>
           </w:tcPr>
           <w:p>
@@ -1667,23 +1665,7 @@
                 <w:rFonts w:asciiTheme="minorHAnsi" w:eastAsiaTheme="minorEastAsia" w:hAnsiTheme="minorHAnsi" w:cstheme="minorBidi"/>
                 <w:color w:val="3B3838" w:themeColor="background2" w:themeShade="40"/>
               </w:rPr>
-              <w:t xml:space="preserve"> diseño del Proyecto APT </w:t>
-            </w:r>
-            <w:proofErr w:type="gramStart"/>
-            <w:r>
-              <w:rPr>
-                <w:rFonts w:asciiTheme="minorHAnsi" w:eastAsiaTheme="minorEastAsia" w:hAnsiTheme="minorHAnsi" w:cstheme="minorBidi"/>
-                <w:color w:val="3B3838" w:themeColor="background2" w:themeShade="40"/>
-              </w:rPr>
-              <w:t>de acuerdo a</w:t>
-            </w:r>
-            <w:proofErr w:type="gramEnd"/>
-            <w:r>
-              <w:rPr>
-                <w:rFonts w:asciiTheme="minorHAnsi" w:eastAsiaTheme="minorEastAsia" w:hAnsiTheme="minorHAnsi" w:cstheme="minorBidi"/>
-                <w:color w:val="3B3838" w:themeColor="background2" w:themeShade="40"/>
-              </w:rPr>
-              <w:t xml:space="preserve"> estándares definidos por la disciplina.</w:t>
+              <w:t xml:space="preserve"> diseño del Proyecto APT de acuerdo a estándares definidos por la disciplina.</w:t>
             </w:r>
           </w:p>
         </w:tc>
@@ -1706,23 +1688,7 @@
                 <w:lang w:eastAsia="es-CL"/>
               </w:rPr>
               <w:lastRenderedPageBreak/>
-              <w:t xml:space="preserve">5. Cumple con los indicadores de calidad requeridos en la presentación del diseño del Proyecto APT </w:t>
-            </w:r>
-            <w:proofErr w:type="gramStart"/>
-            <w:r>
-              <w:rPr>
-                <w:rFonts w:asciiTheme="minorHAnsi" w:eastAsiaTheme="minorEastAsia" w:hAnsiTheme="minorHAnsi" w:cstheme="minorBidi"/>
-                <w:lang w:eastAsia="es-CL"/>
-              </w:rPr>
-              <w:t>de acuerdo a</w:t>
-            </w:r>
-            <w:proofErr w:type="gramEnd"/>
-            <w:r>
-              <w:rPr>
-                <w:rFonts w:asciiTheme="minorHAnsi" w:eastAsiaTheme="minorEastAsia" w:hAnsiTheme="minorHAnsi" w:cstheme="minorBidi"/>
-                <w:lang w:eastAsia="es-CL"/>
-              </w:rPr>
-              <w:t xml:space="preserve"> estándares definidos por la disciplina.</w:t>
+              <w:t>5. Cumple con los indicadores de calidad requeridos en la presentación del diseño del Proyecto APT de acuerdo a estándares definidos por la disciplina.</w:t>
             </w:r>
           </w:p>
         </w:tc>
@@ -1831,7 +1797,6 @@
               <w:t xml:space="preserve">Redacta el </w:t>
             </w:r>
             <w:proofErr w:type="spellStart"/>
-            <w:proofErr w:type="gramStart"/>
             <w:r>
               <w:rPr>
                 <w:rFonts w:asciiTheme="minorHAnsi" w:eastAsiaTheme="minorEastAsia" w:hAnsiTheme="minorHAnsi" w:cstheme="minorBidi"/>
@@ -1840,7 +1805,6 @@
               <w:t>abstract</w:t>
             </w:r>
             <w:proofErr w:type="spellEnd"/>
-            <w:proofErr w:type="gramEnd"/>
             <w:r>
               <w:rPr>
                 <w:rFonts w:asciiTheme="minorHAnsi" w:eastAsiaTheme="minorEastAsia" w:hAnsiTheme="minorHAnsi" w:cstheme="minorBidi"/>
@@ -2285,23 +2249,7 @@
                 <w:rFonts w:asciiTheme="minorHAnsi" w:eastAsiaTheme="minorEastAsia" w:hAnsiTheme="minorHAnsi" w:cstheme="minorBidi"/>
                 <w:color w:val="000000" w:themeColor="text1"/>
               </w:rPr>
-              <w:t xml:space="preserve">1.3 Desarrolla mejoras al producto en base al resultado de </w:t>
-            </w:r>
-            <w:proofErr w:type="gramStart"/>
-            <w:r>
-              <w:rPr>
-                <w:rFonts w:asciiTheme="minorHAnsi" w:eastAsiaTheme="minorEastAsia" w:hAnsiTheme="minorHAnsi" w:cstheme="minorBidi"/>
-                <w:color w:val="000000" w:themeColor="text1"/>
-              </w:rPr>
-              <w:t>las mismas</w:t>
-            </w:r>
-            <w:proofErr w:type="gramEnd"/>
-            <w:r>
-              <w:rPr>
-                <w:rFonts w:asciiTheme="minorHAnsi" w:eastAsiaTheme="minorEastAsia" w:hAnsiTheme="minorHAnsi" w:cstheme="minorBidi"/>
-                <w:color w:val="000000" w:themeColor="text1"/>
-              </w:rPr>
-              <w:t xml:space="preserve">. </w:t>
+              <w:t xml:space="preserve">1.3 Desarrolla mejoras al producto en base al resultado de las mismas. </w:t>
             </w:r>
           </w:p>
         </w:tc>
@@ -2342,27 +2290,7 @@
                 <w:bCs/>
                 <w:color w:val="000000" w:themeColor="text1"/>
               </w:rPr>
-              <w:t xml:space="preserve">Gestionar proyectos informáticos, ofreciendo alternativas para la toma de decisiones </w:t>
-            </w:r>
-            <w:proofErr w:type="gramStart"/>
-            <w:r>
-              <w:rPr>
-                <w:rFonts w:asciiTheme="minorHAnsi" w:eastAsiaTheme="minorEastAsia" w:hAnsiTheme="minorHAnsi" w:cstheme="minorBidi"/>
-                <w:b/>
-                <w:bCs/>
-                <w:color w:val="000000" w:themeColor="text1"/>
-              </w:rPr>
-              <w:t>de acuerdo a</w:t>
-            </w:r>
-            <w:proofErr w:type="gramEnd"/>
-            <w:r>
-              <w:rPr>
-                <w:rFonts w:asciiTheme="minorHAnsi" w:eastAsiaTheme="minorEastAsia" w:hAnsiTheme="minorHAnsi" w:cstheme="minorBidi"/>
-                <w:b/>
-                <w:bCs/>
-                <w:color w:val="000000" w:themeColor="text1"/>
-              </w:rPr>
-              <w:t xml:space="preserve"> los requerimientos de la organización.</w:t>
+              <w:t>Gestionar proyectos informáticos, ofreciendo alternativas para la toma de decisiones de acuerdo a los requerimientos de la organización.</w:t>
             </w:r>
           </w:p>
         </w:tc>
@@ -2390,23 +2318,7 @@
                 <w:rFonts w:asciiTheme="minorHAnsi" w:eastAsiaTheme="minorEastAsia" w:hAnsiTheme="minorHAnsi" w:cstheme="minorBidi"/>
                 <w:color w:val="000000" w:themeColor="text1"/>
               </w:rPr>
-              <w:t xml:space="preserve">2.1 Planifica proyectos informáticos, ofreciendo alternativas para la toma de decisiones </w:t>
-            </w:r>
-            <w:proofErr w:type="gramStart"/>
-            <w:r>
-              <w:rPr>
-                <w:rFonts w:asciiTheme="minorHAnsi" w:eastAsiaTheme="minorEastAsia" w:hAnsiTheme="minorHAnsi" w:cstheme="minorBidi"/>
-                <w:color w:val="000000" w:themeColor="text1"/>
-              </w:rPr>
-              <w:t>de acuerdo a</w:t>
-            </w:r>
-            <w:proofErr w:type="gramEnd"/>
-            <w:r>
-              <w:rPr>
-                <w:rFonts w:asciiTheme="minorHAnsi" w:eastAsiaTheme="minorEastAsia" w:hAnsiTheme="minorHAnsi" w:cstheme="minorBidi"/>
-                <w:color w:val="000000" w:themeColor="text1"/>
-              </w:rPr>
-              <w:t xml:space="preserve"> los requerimientos de la organización.</w:t>
+              <w:t>2.1 Planifica proyectos informáticos, ofreciendo alternativas para la toma de decisiones de acuerdo a los requerimientos de la organización.</w:t>
             </w:r>
           </w:p>
         </w:tc>
@@ -2447,23 +2359,7 @@
                 <w:rFonts w:asciiTheme="minorHAnsi" w:eastAsiaTheme="minorEastAsia" w:hAnsiTheme="minorHAnsi" w:cstheme="minorBidi"/>
                 <w:color w:val="000000" w:themeColor="text1"/>
               </w:rPr>
-              <w:t xml:space="preserve">2.2 Controla proyectos informáticos, ofreciendo alternativas para la toma de decisiones </w:t>
-            </w:r>
-            <w:proofErr w:type="gramStart"/>
-            <w:r>
-              <w:rPr>
-                <w:rFonts w:asciiTheme="minorHAnsi" w:eastAsiaTheme="minorEastAsia" w:hAnsiTheme="minorHAnsi" w:cstheme="minorBidi"/>
-                <w:color w:val="000000" w:themeColor="text1"/>
-              </w:rPr>
-              <w:t>de acuerdo a</w:t>
-            </w:r>
-            <w:proofErr w:type="gramEnd"/>
-            <w:r>
-              <w:rPr>
-                <w:rFonts w:asciiTheme="minorHAnsi" w:eastAsiaTheme="minorEastAsia" w:hAnsiTheme="minorHAnsi" w:cstheme="minorBidi"/>
-                <w:color w:val="000000" w:themeColor="text1"/>
-              </w:rPr>
-              <w:t xml:space="preserve"> los requerimientos de la organización.</w:t>
+              <w:t>2.2 Controla proyectos informáticos, ofreciendo alternativas para la toma de decisiones de acuerdo a los requerimientos de la organización.</w:t>
             </w:r>
           </w:p>
         </w:tc>
@@ -2504,27 +2400,7 @@
                 <w:bCs/>
                 <w:color w:val="000000" w:themeColor="text1"/>
               </w:rPr>
-              <w:t xml:space="preserve">Construir modelos de datos para soportar los requerimientos de la organización </w:t>
-            </w:r>
-            <w:proofErr w:type="gramStart"/>
-            <w:r>
-              <w:rPr>
-                <w:rFonts w:asciiTheme="minorHAnsi" w:eastAsiaTheme="minorEastAsia" w:hAnsiTheme="minorHAnsi" w:cstheme="minorBidi"/>
-                <w:b/>
-                <w:bCs/>
-                <w:color w:val="000000" w:themeColor="text1"/>
-              </w:rPr>
-              <w:t>de acuerdo a</w:t>
-            </w:r>
-            <w:proofErr w:type="gramEnd"/>
-            <w:r>
-              <w:rPr>
-                <w:rFonts w:asciiTheme="minorHAnsi" w:eastAsiaTheme="minorEastAsia" w:hAnsiTheme="minorHAnsi" w:cstheme="minorBidi"/>
-                <w:b/>
-                <w:bCs/>
-                <w:color w:val="000000" w:themeColor="text1"/>
-              </w:rPr>
-              <w:t xml:space="preserve"> un diseño definido y escalable en el tiempo.</w:t>
+              <w:t>Construir modelos de datos para soportar los requerimientos de la organización de acuerdo a un diseño definido y escalable en el tiempo.</w:t>
             </w:r>
           </w:p>
         </w:tc>
@@ -2552,23 +2428,7 @@
                 <w:rFonts w:asciiTheme="minorHAnsi" w:eastAsiaTheme="minorEastAsia" w:hAnsiTheme="minorHAnsi" w:cstheme="minorBidi"/>
                 <w:color w:val="000000" w:themeColor="text1"/>
               </w:rPr>
-              <w:t xml:space="preserve">3.1 Diseña modelos de datos para soportar los requerimientos de la organización </w:t>
-            </w:r>
-            <w:proofErr w:type="gramStart"/>
-            <w:r>
-              <w:rPr>
-                <w:rFonts w:asciiTheme="minorHAnsi" w:eastAsiaTheme="minorEastAsia" w:hAnsiTheme="minorHAnsi" w:cstheme="minorBidi"/>
-                <w:color w:val="000000" w:themeColor="text1"/>
-              </w:rPr>
-              <w:t>de acuerdo a</w:t>
-            </w:r>
-            <w:proofErr w:type="gramEnd"/>
-            <w:r>
-              <w:rPr>
-                <w:rFonts w:asciiTheme="minorHAnsi" w:eastAsiaTheme="minorEastAsia" w:hAnsiTheme="minorHAnsi" w:cstheme="minorBidi"/>
-                <w:color w:val="000000" w:themeColor="text1"/>
-              </w:rPr>
-              <w:t xml:space="preserve"> un diseño definido y escalable en el tiempo.</w:t>
+              <w:t>3.1 Diseña modelos de datos para soportar los requerimientos de la organización de acuerdo a un diseño definido y escalable en el tiempo.</w:t>
             </w:r>
           </w:p>
         </w:tc>
@@ -2609,23 +2469,7 @@
                 <w:rFonts w:asciiTheme="minorHAnsi" w:eastAsiaTheme="minorEastAsia" w:hAnsiTheme="minorHAnsi" w:cstheme="minorBidi"/>
                 <w:color w:val="000000" w:themeColor="text1"/>
               </w:rPr>
-              <w:t xml:space="preserve">3.2 Implementa modelos de datos para soportar los requerimientos de la organización </w:t>
-            </w:r>
-            <w:proofErr w:type="gramStart"/>
-            <w:r>
-              <w:rPr>
-                <w:rFonts w:asciiTheme="minorHAnsi" w:eastAsiaTheme="minorEastAsia" w:hAnsiTheme="minorHAnsi" w:cstheme="minorBidi"/>
-                <w:color w:val="000000" w:themeColor="text1"/>
-              </w:rPr>
-              <w:t>de acuerdo a</w:t>
-            </w:r>
-            <w:proofErr w:type="gramEnd"/>
-            <w:r>
-              <w:rPr>
-                <w:rFonts w:asciiTheme="minorHAnsi" w:eastAsiaTheme="minorEastAsia" w:hAnsiTheme="minorHAnsi" w:cstheme="minorBidi"/>
-                <w:color w:val="000000" w:themeColor="text1"/>
-              </w:rPr>
-              <w:t xml:space="preserve"> un diseño definido y escalable en el tiempo.</w:t>
+              <w:t>3.2 Implementa modelos de datos para soportar los requerimientos de la organización de acuerdo a un diseño definido y escalable en el tiempo.</w:t>
             </w:r>
           </w:p>
         </w:tc>
@@ -5889,23 +5733,7 @@
                 <w:rFonts w:asciiTheme="minorHAnsi" w:eastAsiaTheme="minorEastAsia" w:hAnsiTheme="minorHAnsi" w:cstheme="minorBidi"/>
                 <w:lang w:eastAsia="es-CL"/>
               </w:rPr>
-              <w:t xml:space="preserve"> diseño del Proyecto APT </w:t>
-            </w:r>
-            <w:proofErr w:type="gramStart"/>
-            <w:r>
-              <w:rPr>
-                <w:rFonts w:asciiTheme="minorHAnsi" w:eastAsiaTheme="minorEastAsia" w:hAnsiTheme="minorHAnsi" w:cstheme="minorBidi"/>
-                <w:lang w:eastAsia="es-CL"/>
-              </w:rPr>
-              <w:t>de acuerdo a</w:t>
-            </w:r>
-            <w:proofErr w:type="gramEnd"/>
-            <w:r>
-              <w:rPr>
-                <w:rFonts w:asciiTheme="minorHAnsi" w:eastAsiaTheme="minorEastAsia" w:hAnsiTheme="minorHAnsi" w:cstheme="minorBidi"/>
-                <w:lang w:eastAsia="es-CL"/>
-              </w:rPr>
-              <w:t xml:space="preserve"> estándares definidos por la disciplina.</w:t>
+              <w:t xml:space="preserve"> diseño del Proyecto APT de acuerdo a estándares definidos por la disciplina.</w:t>
             </w:r>
           </w:p>
         </w:tc>
@@ -6070,7 +5898,6 @@
               <w:t xml:space="preserve">Redacta el </w:t>
             </w:r>
             <w:proofErr w:type="spellStart"/>
-            <w:proofErr w:type="gramStart"/>
             <w:r>
               <w:rPr>
                 <w:rFonts w:ascii="Calibri" w:eastAsia="Calibri" w:hAnsi="Calibri" w:cs="Calibri"/>
@@ -6079,7 +5906,6 @@
               <w:t>abstract</w:t>
             </w:r>
             <w:proofErr w:type="spellEnd"/>
-            <w:proofErr w:type="gramEnd"/>
             <w:r>
               <w:rPr>
                 <w:rFonts w:ascii="Calibri" w:eastAsia="Calibri" w:hAnsi="Calibri" w:cs="Calibri"/>
@@ -6731,50 +6557,5375 @@
           <w:p>
             <w:pPr>
               <w:rPr>
-                <w:rFonts w:asciiTheme="minorHAnsi" w:eastAsiaTheme="minorEastAsia" w:hAnsiTheme="minorHAnsi" w:cstheme="minorBidi"/>
-                <w:lang w:eastAsia="es-CL"/>
-              </w:rPr>
-            </w:pPr>
-          </w:p>
-          <w:p>
-            <w:pPr>
-              <w:rPr>
-                <w:rFonts w:asciiTheme="minorHAnsi" w:eastAsiaTheme="minorEastAsia" w:hAnsiTheme="minorHAnsi" w:cstheme="minorBidi"/>
-                <w:lang w:eastAsia="es-CL"/>
-              </w:rPr>
-            </w:pPr>
-          </w:p>
-          <w:p>
-            <w:pPr>
-              <w:rPr>
-                <w:rFonts w:asciiTheme="minorHAnsi" w:eastAsiaTheme="minorEastAsia" w:hAnsiTheme="minorHAnsi" w:cstheme="minorBidi"/>
-                <w:lang w:eastAsia="es-CL"/>
-              </w:rPr>
-            </w:pPr>
-          </w:p>
-          <w:p>
-            <w:pPr>
-              <w:rPr>
-                <w:rFonts w:asciiTheme="minorHAnsi" w:eastAsiaTheme="minorEastAsia" w:hAnsiTheme="minorHAnsi" w:cstheme="minorBidi"/>
-                <w:lang w:eastAsia="es-CL"/>
-              </w:rPr>
-            </w:pPr>
-          </w:p>
-          <w:p>
-            <w:pPr>
-              <w:rPr>
-                <w:rFonts w:asciiTheme="minorHAnsi" w:eastAsiaTheme="minorEastAsia" w:hAnsiTheme="minorHAnsi" w:cstheme="minorBidi"/>
-                <w:lang w:eastAsia="es-CL"/>
-              </w:rPr>
-            </w:pPr>
-          </w:p>
-          <w:p>
-            <w:pPr>
-              <w:rPr>
-                <w:rFonts w:asciiTheme="minorHAnsi" w:eastAsiaTheme="minorEastAsia" w:hAnsiTheme="minorHAnsi" w:cstheme="minorBidi"/>
-                <w:lang w:eastAsia="es-CL"/>
-              </w:rPr>
-            </w:pPr>
+                <w:rFonts w:eastAsiaTheme="minorEastAsia"/>
+                <w:lang w:val="es-CL" w:eastAsia="es-CL"/>
+              </w:rPr>
+            </w:pPr>
+            <w:r>
+              <w:rPr>
+                <w:rFonts w:eastAsiaTheme="minorEastAsia"/>
+                <w:lang w:val="es-CL" w:eastAsia="es-CL"/>
+              </w:rPr>
+              <w:t>DUOC UC</w:t>
+            </w:r>
+            <w:r>
+              <w:rPr>
+                <w:rFonts w:eastAsiaTheme="minorEastAsia"/>
+                <w:lang w:val="es-CL" w:eastAsia="es-CL"/>
+              </w:rPr>
+              <w:br/>
+              <w:t>SEDE PLAZA OESTE</w:t>
+            </w:r>
+            <w:r>
+              <w:rPr>
+                <w:rFonts w:eastAsiaTheme="minorEastAsia"/>
+                <w:lang w:val="es-CL" w:eastAsia="es-CL"/>
+              </w:rPr>
+              <w:br/>
+              <w:t>INGENIERÍA EN INFORMÁTICA</w:t>
+            </w:r>
+          </w:p>
+          <w:p>
+            <w:pPr>
+              <w:rPr>
+                <w:rFonts w:eastAsiaTheme="minorEastAsia"/>
+                <w:lang w:val="es-CL" w:eastAsia="es-CL"/>
+              </w:rPr>
+            </w:pPr>
+            <w:r>
+              <w:rPr>
+                <w:rFonts w:eastAsiaTheme="minorEastAsia"/>
+                <w:lang w:val="es-CL" w:eastAsia="es-CL"/>
+              </w:rPr>
+              <w:t>ALLOXENTRIC REAL TIME AGENT</w:t>
+            </w:r>
+          </w:p>
+          <w:p>
+            <w:pPr>
+              <w:rPr>
+                <w:rFonts w:eastAsiaTheme="minorEastAsia"/>
+                <w:lang w:val="es-CL" w:eastAsia="es-CL"/>
+              </w:rPr>
+            </w:pPr>
+            <w:r>
+              <w:rPr>
+                <w:rFonts w:eastAsiaTheme="minorEastAsia"/>
+                <w:lang w:val="es-CL" w:eastAsia="es-CL"/>
+              </w:rPr>
+              <w:t>Informe de definición del Proyecto APT</w:t>
+            </w:r>
+            <w:r>
+              <w:rPr>
+                <w:rFonts w:eastAsiaTheme="minorEastAsia"/>
+                <w:lang w:val="es-CL" w:eastAsia="es-CL"/>
+              </w:rPr>
+              <w:br/>
+              <w:t>Evaluación formativa de Fase 1</w:t>
+            </w:r>
+          </w:p>
+          <w:p>
+            <w:pPr>
+              <w:rPr>
+                <w:rFonts w:eastAsiaTheme="minorEastAsia"/>
+                <w:lang w:val="es-CL" w:eastAsia="es-CL"/>
+              </w:rPr>
+            </w:pPr>
+            <w:r>
+              <w:rPr>
+                <w:rFonts w:eastAsiaTheme="minorEastAsia"/>
+                <w:lang w:val="es-CL" w:eastAsia="es-CL"/>
+              </w:rPr>
+              <w:t xml:space="preserve">Asignatura: </w:t>
+            </w:r>
+            <w:proofErr w:type="spellStart"/>
+            <w:r>
+              <w:rPr>
+                <w:rFonts w:eastAsiaTheme="minorEastAsia"/>
+                <w:lang w:val="es-CL" w:eastAsia="es-CL"/>
+              </w:rPr>
+              <w:t>Capstone</w:t>
+            </w:r>
+            <w:proofErr w:type="spellEnd"/>
+            <w:r>
+              <w:rPr>
+                <w:rFonts w:eastAsiaTheme="minorEastAsia"/>
+                <w:lang w:val="es-CL" w:eastAsia="es-CL"/>
+              </w:rPr>
+              <w:br/>
+              <w:t xml:space="preserve">Sigla: </w:t>
+            </w:r>
+            <w:r>
+              <w:rPr>
+                <w:rFonts w:eastAsiaTheme="minorEastAsia"/>
+                <w:lang w:val="es-CL" w:eastAsia="es-CL"/>
+              </w:rPr>
+              <w:t>001V</w:t>
+            </w:r>
+          </w:p>
+          <w:p>
+            <w:pPr>
+              <w:rPr>
+                <w:rFonts w:eastAsiaTheme="minorEastAsia"/>
+                <w:lang w:val="es-CL" w:eastAsia="es-CL"/>
+              </w:rPr>
+            </w:pPr>
+            <w:r>
+              <w:rPr>
+                <w:rFonts w:eastAsiaTheme="minorEastAsia"/>
+                <w:lang w:val="es-CL" w:eastAsia="es-CL"/>
+              </w:rPr>
+              <w:t>Integrantes:</w:t>
+            </w:r>
+            <w:r>
+              <w:rPr>
+                <w:rFonts w:eastAsiaTheme="minorEastAsia"/>
+                <w:lang w:val="es-CL" w:eastAsia="es-CL"/>
+              </w:rPr>
+              <w:br/>
+              <w:t>Juan Díaz</w:t>
+            </w:r>
+            <w:r>
+              <w:rPr>
+                <w:rFonts w:eastAsiaTheme="minorEastAsia"/>
+                <w:lang w:val="es-CL" w:eastAsia="es-CL"/>
+              </w:rPr>
+              <w:br/>
+              <w:t>Fernando Patricio Olguea González</w:t>
+            </w:r>
+            <w:r>
+              <w:rPr>
+                <w:rFonts w:eastAsiaTheme="minorEastAsia"/>
+                <w:lang w:val="es-CL" w:eastAsia="es-CL"/>
+              </w:rPr>
+              <w:br/>
+              <w:t>David Alexis Sepúlveda Manque</w:t>
+            </w:r>
+          </w:p>
+          <w:p>
+            <w:pPr>
+              <w:rPr>
+                <w:rFonts w:eastAsiaTheme="minorEastAsia"/>
+                <w:lang w:val="es-CL" w:eastAsia="es-CL"/>
+              </w:rPr>
+            </w:pPr>
+            <w:r>
+              <w:rPr>
+                <w:rFonts w:eastAsiaTheme="minorEastAsia"/>
+                <w:lang w:val="es-CL" w:eastAsia="es-CL"/>
+              </w:rPr>
+              <w:t>Docente: Luis Bravo Yáñez</w:t>
+            </w:r>
+          </w:p>
+          <w:p>
+            <w:pPr>
+              <w:rPr>
+                <w:rFonts w:eastAsiaTheme="minorEastAsia"/>
+                <w:lang w:val="es-CL" w:eastAsia="es-CL"/>
+              </w:rPr>
+            </w:pPr>
+            <w:r>
+              <w:rPr>
+                <w:rFonts w:eastAsiaTheme="minorEastAsia"/>
+                <w:lang w:val="es-CL" w:eastAsia="es-CL"/>
+              </w:rPr>
+              <w:t>12 de septiembre de 2026</w:t>
+            </w:r>
+          </w:p>
+          <w:p>
+            <w:pPr>
+              <w:rPr>
+                <w:rFonts w:asciiTheme="minorHAnsi" w:eastAsiaTheme="minorEastAsia" w:hAnsiTheme="minorHAnsi" w:cstheme="minorBidi"/>
+                <w:lang w:val="es-CL" w:eastAsia="es-CL"/>
+              </w:rPr>
+            </w:pPr>
+          </w:p>
+          <w:p>
+            <w:pPr>
+              <w:rPr>
+                <w:rFonts w:asciiTheme="minorHAnsi" w:eastAsiaTheme="minorEastAsia" w:hAnsiTheme="minorHAnsi" w:cstheme="minorBidi"/>
+                <w:lang w:val="es-CL" w:eastAsia="es-CL"/>
+              </w:rPr>
+            </w:pPr>
+          </w:p>
+          <w:p>
+            <w:pPr>
+              <w:rPr>
+                <w:rFonts w:asciiTheme="minorHAnsi" w:eastAsiaTheme="minorEastAsia" w:hAnsiTheme="minorHAnsi" w:cstheme="minorBidi"/>
+                <w:lang w:val="es-CL" w:eastAsia="es-CL"/>
+              </w:rPr>
+            </w:pPr>
+          </w:p>
+          <w:p>
+            <w:pPr>
+              <w:rPr>
+                <w:rFonts w:asciiTheme="minorHAnsi" w:eastAsiaTheme="minorEastAsia" w:hAnsiTheme="minorHAnsi" w:cstheme="minorBidi"/>
+                <w:lang w:val="es-CL" w:eastAsia="es-CL"/>
+              </w:rPr>
+            </w:pPr>
+          </w:p>
+          <w:p>
+            <w:pPr>
+              <w:rPr>
+                <w:rFonts w:asciiTheme="minorHAnsi" w:eastAsiaTheme="minorEastAsia" w:hAnsiTheme="minorHAnsi" w:cstheme="minorBidi"/>
+                <w:lang w:val="es-CL" w:eastAsia="es-CL"/>
+              </w:rPr>
+            </w:pPr>
+            <w:r>
+              <w:rPr>
+                <w:rFonts w:asciiTheme="minorHAnsi" w:eastAsiaTheme="minorEastAsia" w:hAnsiTheme="minorHAnsi" w:cstheme="minorBidi"/>
+                <w:lang w:val="es-CL" w:eastAsia="es-CL"/>
+              </w:rPr>
+              <w:t>ÍNDICE</w:t>
+            </w:r>
+          </w:p>
+          <w:p>
+            <w:pPr>
+              <w:numPr>
+                <w:ilvl w:val="0"/>
+                <w:numId w:val="29"/>
+              </w:numPr>
+              <w:rPr>
+                <w:rFonts w:asciiTheme="minorHAnsi" w:eastAsiaTheme="minorEastAsia" w:hAnsiTheme="minorHAnsi" w:cstheme="minorBidi"/>
+                <w:lang w:val="es-CL" w:eastAsia="es-CL"/>
+              </w:rPr>
+            </w:pPr>
+            <w:r>
+              <w:rPr>
+                <w:rFonts w:asciiTheme="minorHAnsi" w:eastAsiaTheme="minorEastAsia" w:hAnsiTheme="minorHAnsi" w:cstheme="minorBidi"/>
+                <w:lang w:val="es-CL" w:eastAsia="es-CL"/>
+              </w:rPr>
+              <w:t>Resumen del proyecto</w:t>
+            </w:r>
+          </w:p>
+          <w:p>
+            <w:pPr>
+              <w:numPr>
+                <w:ilvl w:val="0"/>
+                <w:numId w:val="29"/>
+              </w:numPr>
+              <w:rPr>
+                <w:rFonts w:asciiTheme="minorHAnsi" w:eastAsiaTheme="minorEastAsia" w:hAnsiTheme="minorHAnsi" w:cstheme="minorBidi"/>
+                <w:lang w:val="es-CL" w:eastAsia="es-CL"/>
+              </w:rPr>
+            </w:pPr>
+            <w:r>
+              <w:rPr>
+                <w:rFonts w:asciiTheme="minorHAnsi" w:eastAsiaTheme="minorEastAsia" w:hAnsiTheme="minorHAnsi" w:cstheme="minorBidi"/>
+                <w:lang w:val="es-CL" w:eastAsia="es-CL"/>
+              </w:rPr>
+              <w:t>Descripción del proyecto y justificación de su relevancia</w:t>
+            </w:r>
+          </w:p>
+          <w:p>
+            <w:pPr>
+              <w:numPr>
+                <w:ilvl w:val="0"/>
+                <w:numId w:val="29"/>
+              </w:numPr>
+              <w:rPr>
+                <w:rFonts w:asciiTheme="minorHAnsi" w:eastAsiaTheme="minorEastAsia" w:hAnsiTheme="minorHAnsi" w:cstheme="minorBidi"/>
+                <w:lang w:val="es-CL" w:eastAsia="es-CL"/>
+              </w:rPr>
+            </w:pPr>
+            <w:r>
+              <w:rPr>
+                <w:rFonts w:asciiTheme="minorHAnsi" w:eastAsiaTheme="minorEastAsia" w:hAnsiTheme="minorHAnsi" w:cstheme="minorBidi"/>
+                <w:lang w:val="es-CL" w:eastAsia="es-CL"/>
+              </w:rPr>
+              <w:t>Relación con las competencias del perfil de egreso</w:t>
+            </w:r>
+          </w:p>
+          <w:p>
+            <w:pPr>
+              <w:numPr>
+                <w:ilvl w:val="0"/>
+                <w:numId w:val="29"/>
+              </w:numPr>
+              <w:rPr>
+                <w:rFonts w:asciiTheme="minorHAnsi" w:eastAsiaTheme="minorEastAsia" w:hAnsiTheme="minorHAnsi" w:cstheme="minorBidi"/>
+                <w:lang w:val="es-CL" w:eastAsia="es-CL"/>
+              </w:rPr>
+            </w:pPr>
+            <w:r>
+              <w:rPr>
+                <w:rFonts w:asciiTheme="minorHAnsi" w:eastAsiaTheme="minorEastAsia" w:hAnsiTheme="minorHAnsi" w:cstheme="minorBidi"/>
+                <w:lang w:val="es-CL" w:eastAsia="es-CL"/>
+              </w:rPr>
+              <w:t>Relación con los intereses profesionales del equipo</w:t>
+            </w:r>
+          </w:p>
+          <w:p>
+            <w:pPr>
+              <w:numPr>
+                <w:ilvl w:val="0"/>
+                <w:numId w:val="29"/>
+              </w:numPr>
+              <w:rPr>
+                <w:rFonts w:asciiTheme="minorHAnsi" w:eastAsiaTheme="minorEastAsia" w:hAnsiTheme="minorHAnsi" w:cstheme="minorBidi"/>
+                <w:lang w:val="es-CL" w:eastAsia="es-CL"/>
+              </w:rPr>
+            </w:pPr>
+            <w:r>
+              <w:rPr>
+                <w:rFonts w:asciiTheme="minorHAnsi" w:eastAsiaTheme="minorEastAsia" w:hAnsiTheme="minorHAnsi" w:cstheme="minorBidi"/>
+                <w:lang w:val="es-CL" w:eastAsia="es-CL"/>
+              </w:rPr>
+              <w:t>Factibilidad de desarrollo</w:t>
+            </w:r>
+          </w:p>
+          <w:p>
+            <w:pPr>
+              <w:numPr>
+                <w:ilvl w:val="0"/>
+                <w:numId w:val="29"/>
+              </w:numPr>
+              <w:rPr>
+                <w:rFonts w:asciiTheme="minorHAnsi" w:eastAsiaTheme="minorEastAsia" w:hAnsiTheme="minorHAnsi" w:cstheme="minorBidi"/>
+                <w:lang w:val="es-CL" w:eastAsia="es-CL"/>
+              </w:rPr>
+            </w:pPr>
+            <w:r>
+              <w:rPr>
+                <w:rFonts w:asciiTheme="minorHAnsi" w:eastAsiaTheme="minorEastAsia" w:hAnsiTheme="minorHAnsi" w:cstheme="minorBidi"/>
+                <w:lang w:val="es-CL" w:eastAsia="es-CL"/>
+              </w:rPr>
+              <w:t>Indicadores de calidad y evidencias previstas</w:t>
+            </w:r>
+          </w:p>
+          <w:p>
+            <w:pPr>
+              <w:numPr>
+                <w:ilvl w:val="0"/>
+                <w:numId w:val="29"/>
+              </w:numPr>
+              <w:rPr>
+                <w:rFonts w:asciiTheme="minorHAnsi" w:eastAsiaTheme="minorEastAsia" w:hAnsiTheme="minorHAnsi" w:cstheme="minorBidi"/>
+                <w:lang w:val="es-CL" w:eastAsia="es-CL"/>
+              </w:rPr>
+            </w:pPr>
+            <w:r>
+              <w:rPr>
+                <w:rFonts w:asciiTheme="minorHAnsi" w:eastAsiaTheme="minorEastAsia" w:hAnsiTheme="minorHAnsi" w:cstheme="minorBidi"/>
+                <w:lang w:val="es-CL" w:eastAsia="es-CL"/>
+              </w:rPr>
+              <w:t>Conclusiones individuales</w:t>
+            </w:r>
+          </w:p>
+          <w:p>
+            <w:pPr>
+              <w:numPr>
+                <w:ilvl w:val="0"/>
+                <w:numId w:val="29"/>
+              </w:numPr>
+              <w:rPr>
+                <w:rFonts w:asciiTheme="minorHAnsi" w:eastAsiaTheme="minorEastAsia" w:hAnsiTheme="minorHAnsi" w:cstheme="minorBidi"/>
+                <w:lang w:val="es-CL" w:eastAsia="es-CL"/>
+              </w:rPr>
+            </w:pPr>
+            <w:r>
+              <w:rPr>
+                <w:rFonts w:asciiTheme="minorHAnsi" w:eastAsiaTheme="minorEastAsia" w:hAnsiTheme="minorHAnsi" w:cstheme="minorBidi"/>
+                <w:lang w:val="es-CL" w:eastAsia="es-CL"/>
+              </w:rPr>
+              <w:t>Reflexiones individuales</w:t>
+            </w:r>
+          </w:p>
+          <w:p>
+            <w:pPr>
+              <w:numPr>
+                <w:ilvl w:val="0"/>
+                <w:numId w:val="29"/>
+              </w:numPr>
+              <w:rPr>
+                <w:rFonts w:asciiTheme="minorHAnsi" w:eastAsiaTheme="minorEastAsia" w:hAnsiTheme="minorHAnsi" w:cstheme="minorBidi"/>
+                <w:lang w:val="es-CL" w:eastAsia="es-CL"/>
+              </w:rPr>
+            </w:pPr>
+            <w:r>
+              <w:rPr>
+                <w:rFonts w:asciiTheme="minorHAnsi" w:eastAsiaTheme="minorEastAsia" w:hAnsiTheme="minorHAnsi" w:cstheme="minorBidi"/>
+                <w:lang w:val="es-CL" w:eastAsia="es-CL"/>
+              </w:rPr>
+              <w:t>Referencias</w:t>
+            </w:r>
+          </w:p>
+          <w:p>
+            <w:pPr>
+              <w:rPr>
+                <w:rFonts w:asciiTheme="minorHAnsi" w:eastAsiaTheme="minorEastAsia" w:hAnsiTheme="minorHAnsi" w:cstheme="minorBidi"/>
+                <w:lang w:val="es-CL" w:eastAsia="es-CL"/>
+              </w:rPr>
+            </w:pPr>
+          </w:p>
+          <w:p>
+            <w:pPr>
+              <w:rPr>
+                <w:rFonts w:asciiTheme="minorHAnsi" w:eastAsiaTheme="minorEastAsia" w:hAnsiTheme="minorHAnsi" w:cstheme="minorBidi"/>
+                <w:lang w:val="es-CL" w:eastAsia="es-CL"/>
+              </w:rPr>
+            </w:pPr>
+          </w:p>
+          <w:p>
+            <w:pPr>
+              <w:rPr>
+                <w:rFonts w:asciiTheme="minorHAnsi" w:eastAsiaTheme="minorEastAsia" w:hAnsiTheme="minorHAnsi" w:cstheme="minorBidi"/>
+                <w:lang w:val="es-CL" w:eastAsia="es-CL"/>
+              </w:rPr>
+            </w:pPr>
+          </w:p>
+          <w:p>
+            <w:pPr>
+              <w:rPr>
+                <w:rFonts w:asciiTheme="minorHAnsi" w:eastAsiaTheme="minorEastAsia" w:hAnsiTheme="minorHAnsi" w:cstheme="minorBidi"/>
+                <w:lang w:val="es-CL" w:eastAsia="es-CL"/>
+              </w:rPr>
+            </w:pPr>
+          </w:p>
+          <w:p>
+            <w:pPr>
+              <w:rPr>
+                <w:rFonts w:asciiTheme="minorHAnsi" w:eastAsiaTheme="minorEastAsia" w:hAnsiTheme="minorHAnsi" w:cstheme="minorBidi"/>
+                <w:lang w:val="es-CL" w:eastAsia="es-CL"/>
+              </w:rPr>
+            </w:pPr>
+          </w:p>
+          <w:p>
+            <w:pPr>
+              <w:rPr>
+                <w:rFonts w:asciiTheme="minorHAnsi" w:eastAsiaTheme="minorEastAsia" w:hAnsiTheme="minorHAnsi" w:cstheme="minorBidi"/>
+                <w:lang w:val="es-CL" w:eastAsia="es-CL"/>
+              </w:rPr>
+            </w:pPr>
+          </w:p>
+          <w:p>
+            <w:pPr>
+              <w:rPr>
+                <w:rFonts w:asciiTheme="minorHAnsi" w:eastAsiaTheme="minorEastAsia" w:hAnsiTheme="minorHAnsi" w:cstheme="minorBidi"/>
+                <w:lang w:val="es-CL" w:eastAsia="es-CL"/>
+              </w:rPr>
+            </w:pPr>
+          </w:p>
+          <w:p>
+            <w:pPr>
+              <w:rPr>
+                <w:rFonts w:asciiTheme="minorHAnsi" w:eastAsiaTheme="minorEastAsia" w:hAnsiTheme="minorHAnsi" w:cstheme="minorBidi"/>
+                <w:lang w:val="es-CL" w:eastAsia="es-CL"/>
+              </w:rPr>
+            </w:pPr>
+          </w:p>
+          <w:p>
+            <w:pPr>
+              <w:rPr>
+                <w:rFonts w:asciiTheme="minorHAnsi" w:eastAsiaTheme="minorEastAsia" w:hAnsiTheme="minorHAnsi" w:cstheme="minorBidi"/>
+                <w:lang w:val="es-CL" w:eastAsia="es-CL"/>
+              </w:rPr>
+            </w:pPr>
+          </w:p>
+          <w:p>
+            <w:pPr>
+              <w:rPr>
+                <w:rFonts w:asciiTheme="minorHAnsi" w:eastAsiaTheme="minorEastAsia" w:hAnsiTheme="minorHAnsi" w:cstheme="minorBidi"/>
+                <w:lang w:val="es-CL" w:eastAsia="es-CL"/>
+              </w:rPr>
+            </w:pPr>
+          </w:p>
+          <w:p>
+            <w:pPr>
+              <w:numPr>
+                <w:ilvl w:val="0"/>
+                <w:numId w:val="38"/>
+              </w:numPr>
+              <w:rPr>
+                <w:rFonts w:asciiTheme="minorHAnsi" w:eastAsiaTheme="minorEastAsia" w:hAnsiTheme="minorHAnsi" w:cstheme="minorBidi"/>
+                <w:lang w:val="es-CL" w:eastAsia="es-CL"/>
+              </w:rPr>
+            </w:pPr>
+            <w:r>
+              <w:rPr>
+                <w:rFonts w:asciiTheme="minorHAnsi" w:eastAsiaTheme="minorEastAsia" w:hAnsiTheme="minorHAnsi" w:cstheme="minorBidi"/>
+                <w:lang w:val="es-CL" w:eastAsia="es-CL"/>
+              </w:rPr>
+              <w:t>Resumen del proyecto</w:t>
+            </w:r>
+          </w:p>
+          <w:p>
+            <w:pPr>
+              <w:rPr>
+                <w:rFonts w:asciiTheme="minorHAnsi" w:eastAsiaTheme="minorEastAsia" w:hAnsiTheme="minorHAnsi" w:cstheme="minorBidi"/>
+                <w:lang w:val="es-CL" w:eastAsia="es-CL"/>
+              </w:rPr>
+            </w:pPr>
+            <w:r>
+              <w:rPr>
+                <w:rFonts w:asciiTheme="minorHAnsi" w:eastAsiaTheme="minorEastAsia" w:hAnsiTheme="minorHAnsi" w:cstheme="minorBidi"/>
+                <w:lang w:val="es-CL" w:eastAsia="es-CL"/>
+              </w:rPr>
+              <w:t xml:space="preserve">Alloxentric Real Time Agent es un proyecto de </w:t>
+            </w:r>
+            <w:proofErr w:type="spellStart"/>
+            <w:r>
+              <w:rPr>
+                <w:rFonts w:asciiTheme="minorHAnsi" w:eastAsiaTheme="minorEastAsia" w:hAnsiTheme="minorHAnsi" w:cstheme="minorBidi"/>
+                <w:lang w:val="es-CL" w:eastAsia="es-CL"/>
+              </w:rPr>
+              <w:t>Capstone</w:t>
+            </w:r>
+            <w:proofErr w:type="spellEnd"/>
+            <w:r>
+              <w:rPr>
+                <w:rFonts w:asciiTheme="minorHAnsi" w:eastAsiaTheme="minorEastAsia" w:hAnsiTheme="minorHAnsi" w:cstheme="minorBidi"/>
+                <w:lang w:val="es-CL" w:eastAsia="es-CL"/>
+              </w:rPr>
+              <w:t xml:space="preserve"> de Ingeniería en Informática de Duoc UC, sede Plaza Oeste, desarrollado por Juan Díaz, Fernando Olguea y David Sepúlveda. Su propósito es construir y evaluar un prototipo de </w:t>
+            </w:r>
+            <w:proofErr w:type="spellStart"/>
+            <w:r>
+              <w:rPr>
+                <w:rFonts w:asciiTheme="minorHAnsi" w:eastAsiaTheme="minorEastAsia" w:hAnsiTheme="minorHAnsi" w:cstheme="minorBidi"/>
+                <w:lang w:val="es-CL" w:eastAsia="es-CL"/>
+              </w:rPr>
+              <w:t>bot</w:t>
+            </w:r>
+            <w:proofErr w:type="spellEnd"/>
+            <w:r>
+              <w:rPr>
+                <w:rFonts w:asciiTheme="minorHAnsi" w:eastAsiaTheme="minorEastAsia" w:hAnsiTheme="minorHAnsi" w:cstheme="minorBidi"/>
+                <w:lang w:val="es-CL" w:eastAsia="es-CL"/>
+              </w:rPr>
+              <w:t xml:space="preserve"> de cobranza por voz para comparar su costo y efectividad por llamada con la solución actual de Alloxentric.</w:t>
+            </w:r>
+          </w:p>
+          <w:p>
+            <w:pPr>
+              <w:rPr>
+                <w:rFonts w:asciiTheme="minorHAnsi" w:eastAsiaTheme="minorEastAsia" w:hAnsiTheme="minorHAnsi" w:cstheme="minorBidi"/>
+                <w:lang w:val="es-CL" w:eastAsia="es-CL"/>
+              </w:rPr>
+            </w:pPr>
+            <w:r>
+              <w:rPr>
+                <w:rFonts w:asciiTheme="minorHAnsi" w:eastAsiaTheme="minorEastAsia" w:hAnsiTheme="minorHAnsi" w:cstheme="minorBidi"/>
+                <w:lang w:val="es-CL" w:eastAsia="es-CL"/>
+              </w:rPr>
+              <w:t>[CONFIRMADO] Según las indicaciones de Max Kreimerman, dueño de Alloxentric, en la reunión inicial del 2 de septiembre de 2026, la infraestructura actual está optimizada para operar a gran escala, pero presenta poca elasticidad de costos cuando disminuye el volumen de llamadas. La empresa busca evaluar una alternativa que permita atender escenarios de menor demanda manteniendo una calidad de interacción aceptable.</w:t>
+            </w:r>
+          </w:p>
+          <w:p>
+            <w:pPr>
+              <w:rPr>
+                <w:rFonts w:asciiTheme="minorHAnsi" w:eastAsiaTheme="minorEastAsia" w:hAnsiTheme="minorHAnsi" w:cstheme="minorBidi"/>
+                <w:lang w:val="es-CL" w:eastAsia="es-CL"/>
+              </w:rPr>
+            </w:pPr>
+            <w:r>
+              <w:rPr>
+                <w:rFonts w:asciiTheme="minorHAnsi" w:eastAsiaTheme="minorEastAsia" w:hAnsiTheme="minorHAnsi" w:cstheme="minorBidi"/>
+                <w:lang w:val="es-CL" w:eastAsia="es-CL"/>
+              </w:rPr>
+              <w:t xml:space="preserve">El prototipo utilizará </w:t>
+            </w:r>
+            <w:proofErr w:type="spellStart"/>
+            <w:r>
+              <w:rPr>
+                <w:rFonts w:asciiTheme="minorHAnsi" w:eastAsiaTheme="minorEastAsia" w:hAnsiTheme="minorHAnsi" w:cstheme="minorBidi"/>
+                <w:lang w:val="es-CL" w:eastAsia="es-CL"/>
+              </w:rPr>
+              <w:t>LiveKit</w:t>
+            </w:r>
+            <w:proofErr w:type="spellEnd"/>
+            <w:r>
+              <w:rPr>
+                <w:rFonts w:asciiTheme="minorHAnsi" w:eastAsiaTheme="minorEastAsia" w:hAnsiTheme="minorHAnsi" w:cstheme="minorBidi"/>
+                <w:lang w:val="es-CL" w:eastAsia="es-CL"/>
+              </w:rPr>
+              <w:t xml:space="preserve">, </w:t>
+            </w:r>
+            <w:proofErr w:type="spellStart"/>
+            <w:r>
+              <w:rPr>
+                <w:rFonts w:asciiTheme="minorHAnsi" w:eastAsiaTheme="minorEastAsia" w:hAnsiTheme="minorHAnsi" w:cstheme="minorBidi"/>
+                <w:lang w:val="es-CL" w:eastAsia="es-CL"/>
+              </w:rPr>
+              <w:t>Speechmatics</w:t>
+            </w:r>
+            <w:proofErr w:type="spellEnd"/>
+            <w:r>
+              <w:rPr>
+                <w:rFonts w:asciiTheme="minorHAnsi" w:eastAsiaTheme="minorEastAsia" w:hAnsiTheme="minorHAnsi" w:cstheme="minorBidi"/>
+                <w:lang w:val="es-CL" w:eastAsia="es-CL"/>
+              </w:rPr>
+              <w:t xml:space="preserve"> para transcripción de voz a texto, </w:t>
+            </w:r>
+            <w:proofErr w:type="spellStart"/>
+            <w:r>
+              <w:rPr>
+                <w:rFonts w:asciiTheme="minorHAnsi" w:eastAsiaTheme="minorEastAsia" w:hAnsiTheme="minorHAnsi" w:cstheme="minorBidi"/>
+                <w:lang w:val="es-CL" w:eastAsia="es-CL"/>
+              </w:rPr>
+              <w:t>ElevenLabs</w:t>
+            </w:r>
+            <w:proofErr w:type="spellEnd"/>
+            <w:r>
+              <w:rPr>
+                <w:rFonts w:asciiTheme="minorHAnsi" w:eastAsiaTheme="minorEastAsia" w:hAnsiTheme="minorHAnsi" w:cstheme="minorBidi"/>
+                <w:lang w:val="es-CL" w:eastAsia="es-CL"/>
+              </w:rPr>
+              <w:t xml:space="preserve"> para síntesis de voz y la telefonía Asterisk de Alloxentric. Su comportamiento se basará inicialmente en un guion de cobranza y reconocimiento de intenciones, sin incorporar un LLM para interpretar respuestas, salvo que las pruebas justifiquen su necesidad y se acuerde con la empresa. Se evaluará una voz apropiada para el contexto chileno y el requisito de respuesta de no más de un segundo señalado por Max.</w:t>
+            </w:r>
+          </w:p>
+          <w:p>
+            <w:pPr>
+              <w:rPr>
+                <w:rFonts w:asciiTheme="minorHAnsi" w:eastAsiaTheme="minorEastAsia" w:hAnsiTheme="minorHAnsi" w:cstheme="minorBidi"/>
+                <w:lang w:val="es-CL" w:eastAsia="es-CL"/>
+              </w:rPr>
+            </w:pPr>
+            <w:r>
+              <w:rPr>
+                <w:rFonts w:asciiTheme="minorHAnsi" w:eastAsiaTheme="minorEastAsia" w:hAnsiTheme="minorHAnsi" w:cstheme="minorBidi"/>
+                <w:lang w:val="es-CL" w:eastAsia="es-CL"/>
+              </w:rPr>
+              <w:t xml:space="preserve">El equipo utilizará Scrum durante las 18 semanas del periodo académico. Juan Díaz será </w:t>
+            </w:r>
+            <w:proofErr w:type="spellStart"/>
+            <w:r>
+              <w:rPr>
+                <w:rFonts w:asciiTheme="minorHAnsi" w:eastAsiaTheme="minorEastAsia" w:hAnsiTheme="minorHAnsi" w:cstheme="minorBidi"/>
+                <w:lang w:val="es-CL" w:eastAsia="es-CL"/>
+              </w:rPr>
+              <w:t>Product</w:t>
+            </w:r>
+            <w:proofErr w:type="spellEnd"/>
+            <w:r>
+              <w:rPr>
+                <w:rFonts w:asciiTheme="minorHAnsi" w:eastAsiaTheme="minorEastAsia" w:hAnsiTheme="minorHAnsi" w:cstheme="minorBidi"/>
+                <w:lang w:val="es-CL" w:eastAsia="es-CL"/>
+              </w:rPr>
+              <w:t xml:space="preserve"> Owner y desarrollador; Fernando Olguea será líder de proyecto y desarrollador; y David Sepúlveda será Scrum Master y desarrollador. El trabajo comprenderá análisis de requerimientos, diseño, implementación, integración, pruebas y evaluación comparativa.</w:t>
+            </w:r>
+          </w:p>
+          <w:p>
+            <w:pPr>
+              <w:rPr>
+                <w:rFonts w:asciiTheme="minorHAnsi" w:eastAsiaTheme="minorEastAsia" w:hAnsiTheme="minorHAnsi" w:cstheme="minorBidi"/>
+                <w:lang w:val="es-CL" w:eastAsia="es-CL"/>
+              </w:rPr>
+            </w:pPr>
+            <w:r>
+              <w:rPr>
+                <w:rFonts w:asciiTheme="minorHAnsi" w:eastAsiaTheme="minorEastAsia" w:hAnsiTheme="minorHAnsi" w:cstheme="minorBidi"/>
+                <w:lang w:val="es-CL" w:eastAsia="es-CL"/>
+              </w:rPr>
+              <w:t>Alloxentric se comprometió a proporcionar el guion, claves de acceso a los proveedores y recursos para las pruebas telefónicas. [PENDIENTE] Confirmar su entrega y condiciones de uso, así como la definición de efectividad, los conceptos de costo, los datos de referencia y el procedimiento de medición de latencia.</w:t>
+            </w:r>
+          </w:p>
+          <w:p>
+            <w:pPr>
+              <w:rPr>
+                <w:rFonts w:asciiTheme="minorHAnsi" w:eastAsiaTheme="minorEastAsia" w:hAnsiTheme="minorHAnsi" w:cstheme="minorBidi"/>
+                <w:lang w:val="es-CL" w:eastAsia="es-CL"/>
+              </w:rPr>
+            </w:pPr>
+            <w:r>
+              <w:rPr>
+                <w:rFonts w:asciiTheme="minorHAnsi" w:eastAsiaTheme="minorEastAsia" w:hAnsiTheme="minorHAnsi" w:cstheme="minorBidi"/>
+                <w:lang w:val="es-CL" w:eastAsia="es-CL"/>
+              </w:rPr>
+              <w:t>El resultado esperado será un prototipo evaluable y un informe comparativo que documente costos, efectividad, latencia y limitaciones. No se presupone que la alternativa será superior a la solución actual: la finalidad es obtener evidencia que permita a Alloxentric fundamentar decisiones sobre su utilización.</w:t>
+            </w:r>
+          </w:p>
+          <w:p>
+            <w:pPr>
+              <w:rPr>
+                <w:rFonts w:asciiTheme="minorHAnsi" w:eastAsiaTheme="minorEastAsia" w:hAnsiTheme="minorHAnsi" w:cstheme="minorBidi"/>
+                <w:lang w:val="es-CL" w:eastAsia="es-CL"/>
+              </w:rPr>
+            </w:pPr>
+          </w:p>
+          <w:p>
+            <w:pPr>
+              <w:rPr>
+                <w:rFonts w:asciiTheme="minorHAnsi" w:eastAsiaTheme="minorEastAsia" w:hAnsiTheme="minorHAnsi" w:cstheme="minorBidi"/>
+                <w:lang w:val="es-CL" w:eastAsia="es-CL"/>
+              </w:rPr>
+            </w:pPr>
+          </w:p>
+          <w:p>
+            <w:pPr>
+              <w:numPr>
+                <w:ilvl w:val="0"/>
+                <w:numId w:val="39"/>
+              </w:numPr>
+              <w:rPr>
+                <w:rFonts w:asciiTheme="minorHAnsi" w:eastAsiaTheme="minorEastAsia" w:hAnsiTheme="minorHAnsi" w:cstheme="minorBidi"/>
+                <w:lang w:val="es-CL" w:eastAsia="es-CL"/>
+              </w:rPr>
+            </w:pPr>
+            <w:r>
+              <w:rPr>
+                <w:rFonts w:asciiTheme="minorHAnsi" w:eastAsiaTheme="minorEastAsia" w:hAnsiTheme="minorHAnsi" w:cstheme="minorBidi"/>
+                <w:lang w:val="es-CL" w:eastAsia="es-CL"/>
+              </w:rPr>
+              <w:t>Descripción del proyecto y justificación de su relevancia</w:t>
+            </w:r>
+          </w:p>
+          <w:p>
+            <w:pPr>
+              <w:rPr>
+                <w:rFonts w:asciiTheme="minorHAnsi" w:eastAsiaTheme="minorEastAsia" w:hAnsiTheme="minorHAnsi" w:cstheme="minorBidi"/>
+                <w:lang w:val="es-CL" w:eastAsia="es-CL"/>
+              </w:rPr>
+            </w:pPr>
+            <w:r>
+              <w:rPr>
+                <w:rFonts w:asciiTheme="minorHAnsi" w:eastAsiaTheme="minorEastAsia" w:hAnsiTheme="minorHAnsi" w:cstheme="minorBidi"/>
+                <w:lang w:val="es-CL" w:eastAsia="es-CL"/>
+              </w:rPr>
+              <w:t>Contexto y problema empresarial</w:t>
+            </w:r>
+          </w:p>
+          <w:p>
+            <w:pPr>
+              <w:rPr>
+                <w:rFonts w:asciiTheme="minorHAnsi" w:eastAsiaTheme="minorEastAsia" w:hAnsiTheme="minorHAnsi" w:cstheme="minorBidi"/>
+                <w:lang w:val="es-CL" w:eastAsia="es-CL"/>
+              </w:rPr>
+            </w:pPr>
+            <w:r>
+              <w:rPr>
+                <w:rFonts w:asciiTheme="minorHAnsi" w:eastAsiaTheme="minorEastAsia" w:hAnsiTheme="minorHAnsi" w:cstheme="minorBidi"/>
+                <w:lang w:val="es-CL" w:eastAsia="es-CL"/>
+              </w:rPr>
+              <w:t xml:space="preserve">[CONFIRMADO] En la reunión inicial del 2 de septiembre de 2026, Max Kreimerman, dueño de Alloxentric, explicó que la empresa cuenta con una plataforma de comunicaciones que utiliza </w:t>
+            </w:r>
+            <w:proofErr w:type="spellStart"/>
+            <w:r>
+              <w:rPr>
+                <w:rFonts w:asciiTheme="minorHAnsi" w:eastAsiaTheme="minorEastAsia" w:hAnsiTheme="minorHAnsi" w:cstheme="minorBidi"/>
+                <w:lang w:val="es-CL" w:eastAsia="es-CL"/>
+              </w:rPr>
+              <w:t>bots</w:t>
+            </w:r>
+            <w:proofErr w:type="spellEnd"/>
+            <w:r>
+              <w:rPr>
+                <w:rFonts w:asciiTheme="minorHAnsi" w:eastAsiaTheme="minorEastAsia" w:hAnsiTheme="minorHAnsi" w:cstheme="minorBidi"/>
+                <w:lang w:val="es-CL" w:eastAsia="es-CL"/>
+              </w:rPr>
+              <w:t xml:space="preserve"> de voz y texto. Su solución de voz incorpora modelos propios desarrollados cuando las alternativas disponibles para español presentaban limitaciones de calidad.</w:t>
+            </w:r>
+          </w:p>
+          <w:p>
+            <w:pPr>
+              <w:rPr>
+                <w:rFonts w:asciiTheme="minorHAnsi" w:eastAsiaTheme="minorEastAsia" w:hAnsiTheme="minorHAnsi" w:cstheme="minorBidi"/>
+                <w:lang w:val="es-CL" w:eastAsia="es-CL"/>
+              </w:rPr>
+            </w:pPr>
+            <w:r>
+              <w:rPr>
+                <w:rFonts w:asciiTheme="minorHAnsi" w:eastAsiaTheme="minorEastAsia" w:hAnsiTheme="minorHAnsi" w:cstheme="minorBidi"/>
+                <w:lang w:val="es-CL" w:eastAsia="es-CL"/>
+              </w:rPr>
+              <w:t xml:space="preserve">Según lo señalado por Max, la infraestructura actual está optimizada para operar a gran escala, pero sus costos presentan poca elasticidad frente a disminuciones del volumen de llamadas. Cuando la demanda baja por debajo de determinados niveles, los costos de nube afectan la rentabilidad. El problema no consiste, por tanto, en la ausencia de un </w:t>
+            </w:r>
+            <w:proofErr w:type="spellStart"/>
+            <w:r>
+              <w:rPr>
+                <w:rFonts w:asciiTheme="minorHAnsi" w:eastAsiaTheme="minorEastAsia" w:hAnsiTheme="minorHAnsi" w:cstheme="minorBidi"/>
+                <w:lang w:val="es-CL" w:eastAsia="es-CL"/>
+              </w:rPr>
+              <w:t>bot</w:t>
+            </w:r>
+            <w:proofErr w:type="spellEnd"/>
+            <w:r>
+              <w:rPr>
+                <w:rFonts w:asciiTheme="minorHAnsi" w:eastAsiaTheme="minorEastAsia" w:hAnsiTheme="minorHAnsi" w:cstheme="minorBidi"/>
+                <w:lang w:val="es-CL" w:eastAsia="es-CL"/>
+              </w:rPr>
+              <w:t>, sino en evaluar una alternativa tecnológica cuyo costo resulte más adecuado para distintos niveles de operación.</w:t>
+            </w:r>
+          </w:p>
+          <w:p>
+            <w:pPr>
+              <w:rPr>
+                <w:rFonts w:asciiTheme="minorHAnsi" w:eastAsiaTheme="minorEastAsia" w:hAnsiTheme="minorHAnsi" w:cstheme="minorBidi"/>
+                <w:lang w:val="es-CL" w:eastAsia="es-CL"/>
+              </w:rPr>
+            </w:pPr>
+            <w:r>
+              <w:rPr>
+                <w:rFonts w:asciiTheme="minorHAnsi" w:eastAsiaTheme="minorEastAsia" w:hAnsiTheme="minorHAnsi" w:cstheme="minorBidi"/>
+                <w:lang w:val="es-CL" w:eastAsia="es-CL"/>
+              </w:rPr>
+              <w:t>Descripción de la solución solicitada</w:t>
+            </w:r>
+          </w:p>
+          <w:p>
+            <w:pPr>
+              <w:rPr>
+                <w:rFonts w:asciiTheme="minorHAnsi" w:eastAsiaTheme="minorEastAsia" w:hAnsiTheme="minorHAnsi" w:cstheme="minorBidi"/>
+                <w:lang w:val="es-CL" w:eastAsia="es-CL"/>
+              </w:rPr>
+            </w:pPr>
+            <w:r>
+              <w:rPr>
+                <w:rFonts w:asciiTheme="minorHAnsi" w:eastAsiaTheme="minorEastAsia" w:hAnsiTheme="minorHAnsi" w:cstheme="minorBidi"/>
+                <w:lang w:val="es-CL" w:eastAsia="es-CL"/>
+              </w:rPr>
+              <w:t xml:space="preserve">Alloxentric Real Time Agent consiste en desarrollar un prototipo de </w:t>
+            </w:r>
+            <w:proofErr w:type="spellStart"/>
+            <w:r>
+              <w:rPr>
+                <w:rFonts w:asciiTheme="minorHAnsi" w:eastAsiaTheme="minorEastAsia" w:hAnsiTheme="minorHAnsi" w:cstheme="minorBidi"/>
+                <w:lang w:val="es-CL" w:eastAsia="es-CL"/>
+              </w:rPr>
+              <w:t>bot</w:t>
+            </w:r>
+            <w:proofErr w:type="spellEnd"/>
+            <w:r>
+              <w:rPr>
+                <w:rFonts w:asciiTheme="minorHAnsi" w:eastAsiaTheme="minorEastAsia" w:hAnsiTheme="minorHAnsi" w:cstheme="minorBidi"/>
+                <w:lang w:val="es-CL" w:eastAsia="es-CL"/>
+              </w:rPr>
+              <w:t xml:space="preserve"> de cobranza por voz basado en un guion utilizado actualmente por la empresa. La implementación utilizará </w:t>
+            </w:r>
+            <w:proofErr w:type="spellStart"/>
+            <w:r>
+              <w:rPr>
+                <w:rFonts w:asciiTheme="minorHAnsi" w:eastAsiaTheme="minorEastAsia" w:hAnsiTheme="minorHAnsi" w:cstheme="minorBidi"/>
+                <w:lang w:val="es-CL" w:eastAsia="es-CL"/>
+              </w:rPr>
+              <w:t>LiveKit</w:t>
+            </w:r>
+            <w:proofErr w:type="spellEnd"/>
+            <w:r>
+              <w:rPr>
+                <w:rFonts w:asciiTheme="minorHAnsi" w:eastAsiaTheme="minorEastAsia" w:hAnsiTheme="minorHAnsi" w:cstheme="minorBidi"/>
+                <w:lang w:val="es-CL" w:eastAsia="es-CL"/>
+              </w:rPr>
+              <w:t xml:space="preserve">, </w:t>
+            </w:r>
+            <w:proofErr w:type="spellStart"/>
+            <w:r>
+              <w:rPr>
+                <w:rFonts w:asciiTheme="minorHAnsi" w:eastAsiaTheme="minorEastAsia" w:hAnsiTheme="minorHAnsi" w:cstheme="minorBidi"/>
+                <w:lang w:val="es-CL" w:eastAsia="es-CL"/>
+              </w:rPr>
+              <w:t>Speechmatics</w:t>
+            </w:r>
+            <w:proofErr w:type="spellEnd"/>
+            <w:r>
+              <w:rPr>
+                <w:rFonts w:asciiTheme="minorHAnsi" w:eastAsiaTheme="minorEastAsia" w:hAnsiTheme="minorHAnsi" w:cstheme="minorBidi"/>
+                <w:lang w:val="es-CL" w:eastAsia="es-CL"/>
+              </w:rPr>
+              <w:t xml:space="preserve"> para convertir voz a texto, </w:t>
+            </w:r>
+            <w:proofErr w:type="spellStart"/>
+            <w:r>
+              <w:rPr>
+                <w:rFonts w:asciiTheme="minorHAnsi" w:eastAsiaTheme="minorEastAsia" w:hAnsiTheme="minorHAnsi" w:cstheme="minorBidi"/>
+                <w:lang w:val="es-CL" w:eastAsia="es-CL"/>
+              </w:rPr>
+              <w:t>ElevenLabs</w:t>
+            </w:r>
+            <w:proofErr w:type="spellEnd"/>
+            <w:r>
+              <w:rPr>
+                <w:rFonts w:asciiTheme="minorHAnsi" w:eastAsiaTheme="minorEastAsia" w:hAnsiTheme="minorHAnsi" w:cstheme="minorBidi"/>
+                <w:lang w:val="es-CL" w:eastAsia="es-CL"/>
+              </w:rPr>
+              <w:t xml:space="preserve"> para generar voz y la plataforma de telefonía Asterisk de Alloxentric.</w:t>
+            </w:r>
+          </w:p>
+          <w:p>
+            <w:pPr>
+              <w:rPr>
+                <w:rFonts w:asciiTheme="minorHAnsi" w:eastAsiaTheme="minorEastAsia" w:hAnsiTheme="minorHAnsi" w:cstheme="minorBidi"/>
+                <w:lang w:val="es-CL" w:eastAsia="es-CL"/>
+              </w:rPr>
+            </w:pPr>
+            <w:r>
+              <w:rPr>
+                <w:rFonts w:asciiTheme="minorHAnsi" w:eastAsiaTheme="minorEastAsia" w:hAnsiTheme="minorHAnsi" w:cstheme="minorBidi"/>
+                <w:lang w:val="es-CL" w:eastAsia="es-CL"/>
+              </w:rPr>
+              <w:t>El flujo conversacional se basará inicialmente en reconocimiento de intenciones, tales como respuestas afirmativas, negativas o confirmación de identidad. El conjunto definitivo de intenciones y sus acciones se establecerá al revisar el guion. La indicación empresarial es evitar inicialmente un LLM para interpretar las respuestas; su incorporación solo se reconsiderará si las pruebas demuestran una necesidad y Alloxentric acuerda el cambio.</w:t>
+            </w:r>
+          </w:p>
+          <w:p>
+            <w:pPr>
+              <w:rPr>
+                <w:rFonts w:asciiTheme="minorHAnsi" w:eastAsiaTheme="minorEastAsia" w:hAnsiTheme="minorHAnsi" w:cstheme="minorBidi"/>
+                <w:lang w:val="es-CL" w:eastAsia="es-CL"/>
+              </w:rPr>
+            </w:pPr>
+            <w:r>
+              <w:rPr>
+                <w:rFonts w:asciiTheme="minorHAnsi" w:eastAsiaTheme="minorEastAsia" w:hAnsiTheme="minorHAnsi" w:cstheme="minorBidi"/>
+                <w:lang w:val="es-CL" w:eastAsia="es-CL"/>
+              </w:rPr>
+              <w:t>La voz deberá ser adecuada para el contexto chileno, con acento moderado y sin expresiones exageradas. El equipo evaluará alternativas para comprobar su adecuación al guion y a la interacción prevista.</w:t>
+            </w:r>
+          </w:p>
+          <w:p>
+            <w:pPr>
+              <w:rPr>
+                <w:rFonts w:asciiTheme="minorHAnsi" w:eastAsiaTheme="minorEastAsia" w:hAnsiTheme="minorHAnsi" w:cstheme="minorBidi"/>
+                <w:lang w:val="es-CL" w:eastAsia="es-CL"/>
+              </w:rPr>
+            </w:pPr>
+            <w:r>
+              <w:rPr>
+                <w:rFonts w:asciiTheme="minorHAnsi" w:eastAsiaTheme="minorEastAsia" w:hAnsiTheme="minorHAnsi" w:cstheme="minorBidi"/>
+                <w:lang w:val="es-CL" w:eastAsia="es-CL"/>
+              </w:rPr>
+              <w:lastRenderedPageBreak/>
+              <w:t>Latencia y calidad de la interacción</w:t>
+            </w:r>
+          </w:p>
+          <w:p>
+            <w:pPr>
+              <w:rPr>
+                <w:rFonts w:asciiTheme="minorHAnsi" w:eastAsiaTheme="minorEastAsia" w:hAnsiTheme="minorHAnsi" w:cstheme="minorBidi"/>
+                <w:lang w:val="es-CL" w:eastAsia="es-CL"/>
+              </w:rPr>
+            </w:pPr>
+            <w:r>
+              <w:rPr>
+                <w:rFonts w:asciiTheme="minorHAnsi" w:eastAsiaTheme="minorEastAsia" w:hAnsiTheme="minorHAnsi" w:cstheme="minorBidi"/>
+                <w:lang w:val="es-CL" w:eastAsia="es-CL"/>
+              </w:rPr>
+              <w:t xml:space="preserve">[CONFIRMADO] Max estableció que la respuesta del </w:t>
+            </w:r>
+            <w:proofErr w:type="spellStart"/>
+            <w:r>
+              <w:rPr>
+                <w:rFonts w:asciiTheme="minorHAnsi" w:eastAsiaTheme="minorEastAsia" w:hAnsiTheme="minorHAnsi" w:cstheme="minorBidi"/>
+                <w:lang w:val="es-CL" w:eastAsia="es-CL"/>
+              </w:rPr>
+              <w:t>bot</w:t>
+            </w:r>
+            <w:proofErr w:type="spellEnd"/>
+            <w:r>
+              <w:rPr>
+                <w:rFonts w:asciiTheme="minorHAnsi" w:eastAsiaTheme="minorEastAsia" w:hAnsiTheme="minorHAnsi" w:cstheme="minorBidi"/>
+                <w:lang w:val="es-CL" w:eastAsia="es-CL"/>
+              </w:rPr>
+              <w:t xml:space="preserve"> no debe demorar más de un segundo. También explicó que las demoras superiores a tres segundos pueden provocar que la persona interrumpa la llamada y que la gestión no produzca el resultado esperado. Esta observación fundamenta la importancia de la latencia, pero no constituye una medición realizada por el equipo.</w:t>
+            </w:r>
+          </w:p>
+          <w:p>
+            <w:pPr>
+              <w:rPr>
+                <w:rFonts w:asciiTheme="minorHAnsi" w:eastAsiaTheme="minorEastAsia" w:hAnsiTheme="minorHAnsi" w:cstheme="minorBidi"/>
+                <w:lang w:val="es-CL" w:eastAsia="es-CL"/>
+              </w:rPr>
+            </w:pPr>
+            <w:r>
+              <w:rPr>
+                <w:rFonts w:asciiTheme="minorHAnsi" w:eastAsiaTheme="minorEastAsia" w:hAnsiTheme="minorHAnsi" w:cstheme="minorBidi"/>
+                <w:lang w:val="es-CL" w:eastAsia="es-CL"/>
+              </w:rPr>
+              <w:t>[PENDIENTE] Precisar los eventos de inicio y término de la medición, las condiciones de prueba y la forma de verificar el requisito. Además del tiempo de respuesta, se comprobarán la ejecución del guion, el reconocimiento de intenciones y el comportamiento ante respuestas no reconocidas, conforme a los criterios acordados.</w:t>
+            </w:r>
+          </w:p>
+          <w:p>
+            <w:pPr>
+              <w:rPr>
+                <w:rFonts w:asciiTheme="minorHAnsi" w:eastAsiaTheme="minorEastAsia" w:hAnsiTheme="minorHAnsi" w:cstheme="minorBidi"/>
+                <w:lang w:val="es-CL" w:eastAsia="es-CL"/>
+              </w:rPr>
+            </w:pPr>
+            <w:r>
+              <w:rPr>
+                <w:rFonts w:asciiTheme="minorHAnsi" w:eastAsiaTheme="minorEastAsia" w:hAnsiTheme="minorHAnsi" w:cstheme="minorBidi"/>
+                <w:lang w:val="es-CL" w:eastAsia="es-CL"/>
+              </w:rPr>
+              <w:t>Alcance del proyecto</w:t>
+            </w:r>
+          </w:p>
+          <w:p>
+            <w:pPr>
+              <w:rPr>
+                <w:rFonts w:asciiTheme="minorHAnsi" w:eastAsiaTheme="minorEastAsia" w:hAnsiTheme="minorHAnsi" w:cstheme="minorBidi"/>
+                <w:lang w:val="es-CL" w:eastAsia="es-CL"/>
+              </w:rPr>
+            </w:pPr>
+            <w:r>
+              <w:rPr>
+                <w:rFonts w:asciiTheme="minorHAnsi" w:eastAsiaTheme="minorEastAsia" w:hAnsiTheme="minorHAnsi" w:cstheme="minorBidi"/>
+                <w:lang w:val="es-CL" w:eastAsia="es-CL"/>
+              </w:rPr>
+              <w:t xml:space="preserve">El trabajo comprenderá el análisis del guion y los requerimientos, el diseño de la integración, la construcción del </w:t>
+            </w:r>
+            <w:proofErr w:type="spellStart"/>
+            <w:r>
+              <w:rPr>
+                <w:rFonts w:asciiTheme="minorHAnsi" w:eastAsiaTheme="minorEastAsia" w:hAnsiTheme="minorHAnsi" w:cstheme="minorBidi"/>
+                <w:lang w:val="es-CL" w:eastAsia="es-CL"/>
+              </w:rPr>
+              <w:t>bot</w:t>
+            </w:r>
+            <w:proofErr w:type="spellEnd"/>
+            <w:r>
+              <w:rPr>
+                <w:rFonts w:asciiTheme="minorHAnsi" w:eastAsiaTheme="minorEastAsia" w:hAnsiTheme="minorHAnsi" w:cstheme="minorBidi"/>
+                <w:lang w:val="es-CL" w:eastAsia="es-CL"/>
+              </w:rPr>
+              <w:t>, las pruebas y la comparación de resultados con la solución actual. Se aprovechará la telefonía de Alloxentric y se coordinarán con la empresa el despliegue y las pruebas autorizadas.</w:t>
+            </w:r>
+          </w:p>
+          <w:p>
+            <w:pPr>
+              <w:rPr>
+                <w:rFonts w:asciiTheme="minorHAnsi" w:eastAsiaTheme="minorEastAsia" w:hAnsiTheme="minorHAnsi" w:cstheme="minorBidi"/>
+                <w:lang w:val="es-CL" w:eastAsia="es-CL"/>
+              </w:rPr>
+            </w:pPr>
+            <w:r>
+              <w:rPr>
+                <w:rFonts w:asciiTheme="minorHAnsi" w:eastAsiaTheme="minorEastAsia" w:hAnsiTheme="minorHAnsi" w:cstheme="minorBidi"/>
+                <w:lang w:val="es-CL" w:eastAsia="es-CL"/>
+              </w:rPr>
+              <w:t>No se contempla construir una nueva plataforma de campañas, reemplazar el sistema de colas ni implementar una selección automática entre ambas soluciones según el volumen. Tampoco se presupone acceso directo del equipo al entorno de producción.</w:t>
+            </w:r>
+          </w:p>
+          <w:p>
+            <w:pPr>
+              <w:rPr>
+                <w:rFonts w:asciiTheme="minorHAnsi" w:eastAsiaTheme="minorEastAsia" w:hAnsiTheme="minorHAnsi" w:cstheme="minorBidi"/>
+                <w:lang w:val="es-CL" w:eastAsia="es-CL"/>
+              </w:rPr>
+            </w:pPr>
+            <w:r>
+              <w:rPr>
+                <w:rFonts w:asciiTheme="minorHAnsi" w:eastAsiaTheme="minorEastAsia" w:hAnsiTheme="minorHAnsi" w:cstheme="minorBidi"/>
+                <w:lang w:val="es-CL" w:eastAsia="es-CL"/>
+              </w:rPr>
+              <w:t>Alloxentric se comprometió a proporcionar documentación, claves de acceso y recursos para las pruebas. Su entrega efectiva, límites de uso y responsabilidades de operación deberán confirmarse antes de ejecutar las actividades dependientes.</w:t>
+            </w:r>
+          </w:p>
+          <w:p>
+            <w:pPr>
+              <w:rPr>
+                <w:rFonts w:asciiTheme="minorHAnsi" w:eastAsiaTheme="minorEastAsia" w:hAnsiTheme="minorHAnsi" w:cstheme="minorBidi"/>
+                <w:lang w:val="es-CL" w:eastAsia="es-CL"/>
+              </w:rPr>
+            </w:pPr>
+            <w:r>
+              <w:rPr>
+                <w:rFonts w:asciiTheme="minorHAnsi" w:eastAsiaTheme="minorEastAsia" w:hAnsiTheme="minorHAnsi" w:cstheme="minorBidi"/>
+                <w:lang w:val="es-CL" w:eastAsia="es-CL"/>
+              </w:rPr>
+              <w:t>Relevancia profesional y aporte esperado</w:t>
+            </w:r>
+          </w:p>
+          <w:p>
+            <w:pPr>
+              <w:rPr>
+                <w:rFonts w:asciiTheme="minorHAnsi" w:eastAsiaTheme="minorEastAsia" w:hAnsiTheme="minorHAnsi" w:cstheme="minorBidi"/>
+                <w:lang w:val="es-CL" w:eastAsia="es-CL"/>
+              </w:rPr>
+            </w:pPr>
+            <w:r>
+              <w:rPr>
+                <w:rFonts w:asciiTheme="minorHAnsi" w:eastAsiaTheme="minorEastAsia" w:hAnsiTheme="minorHAnsi" w:cstheme="minorBidi"/>
+                <w:lang w:val="es-CL" w:eastAsia="es-CL"/>
+              </w:rPr>
+              <w:t>El proyecto es relevante para Ingeniería en Informática porque vincula una necesidad empresarial con el análisis de requerimientos, el desarrollo e integración de software y la evaluación técnica y económica de una solución. Exige justificar decisiones considerando funcionamiento, latencia, costos y restricciones operacionales.</w:t>
+            </w:r>
+          </w:p>
+          <w:p>
+            <w:pPr>
+              <w:rPr>
+                <w:rFonts w:asciiTheme="minorHAnsi" w:eastAsiaTheme="minorEastAsia" w:hAnsiTheme="minorHAnsi" w:cstheme="minorBidi"/>
+                <w:lang w:val="es-CL" w:eastAsia="es-CL"/>
+              </w:rPr>
+            </w:pPr>
+            <w:r>
+              <w:rPr>
+                <w:rFonts w:asciiTheme="minorHAnsi" w:eastAsiaTheme="minorEastAsia" w:hAnsiTheme="minorHAnsi" w:cstheme="minorBidi"/>
+                <w:lang w:val="es-CL" w:eastAsia="es-CL"/>
+              </w:rPr>
+              <w:t>La comparación de costo y efectividad por llamada constituye el aporte central esperado. Para realizarla, se deberá acordar qué representa una gestión efectiva, qué costos se incluirán y qué datos de referencia estarán disponibles. Las condiciones de comparación deberán permitir interpretar las diferencias entre ambas soluciones.</w:t>
+            </w:r>
+          </w:p>
+          <w:p>
+            <w:pPr>
+              <w:rPr>
+                <w:rFonts w:asciiTheme="minorHAnsi" w:eastAsiaTheme="minorEastAsia" w:hAnsiTheme="minorHAnsi" w:cstheme="minorBidi"/>
+                <w:lang w:val="es-CL" w:eastAsia="es-CL"/>
+              </w:rPr>
+            </w:pPr>
+            <w:r>
+              <w:rPr>
+                <w:rFonts w:asciiTheme="minorHAnsi" w:eastAsiaTheme="minorEastAsia" w:hAnsiTheme="minorHAnsi" w:cstheme="minorBidi"/>
+                <w:lang w:val="es-CL" w:eastAsia="es-CL"/>
+              </w:rPr>
+              <w:t>El resultado aportará a Alloxentric un prototipo y evidencia para evaluar la conveniencia de esta alternativa. No se anticipan ahorros ni mejoras de efectividad sin pruebas: identificar limitaciones o condiciones en las que la alternativa no resulte conveniente también permitirá fundamentar decisiones.</w:t>
+            </w:r>
+          </w:p>
+          <w:p>
+            <w:pPr>
+              <w:rPr>
+                <w:rFonts w:asciiTheme="minorHAnsi" w:eastAsiaTheme="minorEastAsia" w:hAnsiTheme="minorHAnsi" w:cstheme="minorBidi"/>
+                <w:lang w:val="es-CL" w:eastAsia="es-CL"/>
+              </w:rPr>
+            </w:pPr>
+            <w:r>
+              <w:rPr>
+                <w:rFonts w:asciiTheme="minorHAnsi" w:eastAsiaTheme="minorEastAsia" w:hAnsiTheme="minorHAnsi" w:cstheme="minorBidi"/>
+                <w:lang w:val="es-CL" w:eastAsia="es-CL"/>
+              </w:rPr>
+              <w:t>Fuente del contexto empresarial</w:t>
+            </w:r>
+          </w:p>
+          <w:p>
+            <w:pPr>
+              <w:rPr>
+                <w:rFonts w:asciiTheme="minorHAnsi" w:eastAsiaTheme="minorEastAsia" w:hAnsiTheme="minorHAnsi" w:cstheme="minorBidi"/>
+                <w:lang w:val="es-CL" w:eastAsia="es-CL"/>
+              </w:rPr>
+            </w:pPr>
+            <w:r>
+              <w:rPr>
+                <w:rFonts w:asciiTheme="minorHAnsi" w:eastAsiaTheme="minorEastAsia" w:hAnsiTheme="minorHAnsi" w:cstheme="minorBidi"/>
+                <w:lang w:val="es-CL" w:eastAsia="es-CL"/>
+              </w:rPr>
+              <w:t>La descripción se fundamenta en la transcripción aportada por Fernando Olguea de la intervención de Max Kreimerman en la reunión inicial del 2 de septiembre de 2026. Los detalles pendientes deberán contrastarse con la documentación y los acuerdos posteriores de Alloxentric.</w:t>
+            </w:r>
+          </w:p>
+          <w:p>
+            <w:pPr>
+              <w:rPr>
+                <w:rFonts w:asciiTheme="minorHAnsi" w:eastAsiaTheme="minorEastAsia" w:hAnsiTheme="minorHAnsi" w:cstheme="minorBidi"/>
+                <w:lang w:val="es-CL" w:eastAsia="es-CL"/>
+              </w:rPr>
+            </w:pPr>
+          </w:p>
+          <w:p>
+            <w:pPr>
+              <w:rPr>
+                <w:rFonts w:asciiTheme="minorHAnsi" w:eastAsiaTheme="minorEastAsia" w:hAnsiTheme="minorHAnsi" w:cstheme="minorBidi"/>
+                <w:lang w:val="es-CL" w:eastAsia="es-CL"/>
+              </w:rPr>
+            </w:pPr>
+          </w:p>
+          <w:p>
+            <w:pPr>
+              <w:rPr>
+                <w:rFonts w:asciiTheme="minorHAnsi" w:eastAsiaTheme="minorEastAsia" w:hAnsiTheme="minorHAnsi" w:cstheme="minorBidi"/>
+                <w:sz w:val="24"/>
+                <w:szCs w:val="24"/>
+                <w:lang w:val="es-CL" w:eastAsia="es-CL"/>
+              </w:rPr>
+            </w:pPr>
+            <w:r>
+              <w:rPr>
+                <w:rFonts w:asciiTheme="minorHAnsi" w:eastAsiaTheme="minorEastAsia" w:hAnsiTheme="minorHAnsi" w:cstheme="minorBidi"/>
+                <w:b/>
+                <w:bCs/>
+                <w:sz w:val="24"/>
+                <w:szCs w:val="24"/>
+                <w:lang w:val="es-CL" w:eastAsia="es-CL"/>
+              </w:rPr>
+              <w:t>3. Relación con las competencias del perfil de egreso</w:t>
+            </w:r>
+          </w:p>
+          <w:p>
+            <w:pPr>
+              <w:rPr>
+                <w:rFonts w:asciiTheme="minorHAnsi" w:eastAsiaTheme="minorEastAsia" w:hAnsiTheme="minorHAnsi" w:cstheme="minorBidi"/>
+                <w:sz w:val="24"/>
+                <w:szCs w:val="24"/>
+                <w:lang w:val="es-CL" w:eastAsia="es-CL"/>
+              </w:rPr>
+            </w:pPr>
+            <w:r>
+              <w:rPr>
+                <w:rFonts w:asciiTheme="minorHAnsi" w:eastAsiaTheme="minorEastAsia" w:hAnsiTheme="minorHAnsi" w:cstheme="minorBidi"/>
+                <w:sz w:val="24"/>
+                <w:szCs w:val="24"/>
+                <w:lang w:val="es-CL" w:eastAsia="es-CL"/>
+              </w:rPr>
+              <w:t xml:space="preserve">El proyecto </w:t>
+            </w:r>
+            <w:r>
+              <w:rPr>
+                <w:rFonts w:asciiTheme="minorHAnsi" w:eastAsiaTheme="minorEastAsia" w:hAnsiTheme="minorHAnsi" w:cstheme="minorBidi"/>
+                <w:b/>
+                <w:bCs/>
+                <w:sz w:val="24"/>
+                <w:szCs w:val="24"/>
+                <w:lang w:val="es-CL" w:eastAsia="es-CL"/>
+              </w:rPr>
+              <w:t>Alloxentric Real Time Agent</w:t>
+            </w:r>
+            <w:r>
+              <w:rPr>
+                <w:rFonts w:asciiTheme="minorHAnsi" w:eastAsiaTheme="minorEastAsia" w:hAnsiTheme="minorHAnsi" w:cstheme="minorBidi"/>
+                <w:sz w:val="24"/>
+                <w:szCs w:val="24"/>
+                <w:lang w:val="es-CL" w:eastAsia="es-CL"/>
+              </w:rPr>
+              <w:t xml:space="preserve"> se relaciona con el perfil de egreso de Ingeniería en Informática porque requiere analizar una necesidad empresarial, gestionar un proyecto, diseñar e integrar una solución de software y evaluar su funcionamiento mediante pruebas verificables.</w:t>
+            </w:r>
+          </w:p>
+          <w:p>
+            <w:pPr>
+              <w:rPr>
+                <w:rFonts w:asciiTheme="minorHAnsi" w:eastAsiaTheme="minorEastAsia" w:hAnsiTheme="minorHAnsi" w:cstheme="minorBidi"/>
+                <w:sz w:val="24"/>
+                <w:szCs w:val="24"/>
+                <w:lang w:val="es-CL" w:eastAsia="es-CL"/>
+              </w:rPr>
+            </w:pPr>
+            <w:r>
+              <w:rPr>
+                <w:rFonts w:asciiTheme="minorHAnsi" w:eastAsiaTheme="minorEastAsia" w:hAnsiTheme="minorHAnsi" w:cstheme="minorBidi"/>
+                <w:b/>
+                <w:bCs/>
+                <w:sz w:val="24"/>
+                <w:szCs w:val="24"/>
+                <w:lang w:val="es-CL" w:eastAsia="es-CL"/>
+              </w:rPr>
+              <w:t>Análisis de procesos y requerimientos</w:t>
+            </w:r>
+          </w:p>
+          <w:p>
+            <w:pPr>
+              <w:rPr>
+                <w:rFonts w:asciiTheme="minorHAnsi" w:eastAsiaTheme="minorEastAsia" w:hAnsiTheme="minorHAnsi" w:cstheme="minorBidi"/>
+                <w:sz w:val="24"/>
+                <w:szCs w:val="24"/>
+                <w:lang w:val="es-CL" w:eastAsia="es-CL"/>
+              </w:rPr>
+            </w:pPr>
+            <w:r>
+              <w:rPr>
+                <w:rFonts w:asciiTheme="minorHAnsi" w:eastAsiaTheme="minorEastAsia" w:hAnsiTheme="minorHAnsi" w:cstheme="minorBidi"/>
+                <w:sz w:val="24"/>
+                <w:szCs w:val="24"/>
+                <w:lang w:val="es-CL" w:eastAsia="es-CL"/>
+              </w:rPr>
+              <w:t>El equipo analizará el proceso de atención telefónica automatizada utilizado por Alloxentric, considerando el caso de uso de cobranza, los actores involucrados, las restricciones de latencia, los servicios tecnológicos disponibles y los resultados esperados. Esta competencia se evidenciará mediante el levantamiento de requerimientos, historias de usuario, criterios de aceptación, registro de dudas y validaciones realizadas con Alloxentric.</w:t>
+            </w:r>
+          </w:p>
+          <w:p>
+            <w:pPr>
+              <w:rPr>
+                <w:rFonts w:asciiTheme="minorHAnsi" w:eastAsiaTheme="minorEastAsia" w:hAnsiTheme="minorHAnsi" w:cstheme="minorBidi"/>
+                <w:sz w:val="24"/>
+                <w:szCs w:val="24"/>
+                <w:lang w:val="es-CL" w:eastAsia="es-CL"/>
+              </w:rPr>
+            </w:pPr>
+            <w:r>
+              <w:rPr>
+                <w:rFonts w:asciiTheme="minorHAnsi" w:eastAsiaTheme="minorEastAsia" w:hAnsiTheme="minorHAnsi" w:cstheme="minorBidi"/>
+                <w:b/>
+                <w:bCs/>
+                <w:sz w:val="24"/>
+                <w:szCs w:val="24"/>
+                <w:lang w:val="es-CL" w:eastAsia="es-CL"/>
+              </w:rPr>
+              <w:lastRenderedPageBreak/>
+              <w:t>Gestión de proyectos informáticos</w:t>
+            </w:r>
+          </w:p>
+          <w:p>
+            <w:pPr>
+              <w:rPr>
+                <w:rFonts w:asciiTheme="minorHAnsi" w:eastAsiaTheme="minorEastAsia" w:hAnsiTheme="minorHAnsi" w:cstheme="minorBidi"/>
+                <w:sz w:val="24"/>
+                <w:szCs w:val="24"/>
+                <w:lang w:val="es-CL" w:eastAsia="es-CL"/>
+              </w:rPr>
+            </w:pPr>
+            <w:r>
+              <w:rPr>
+                <w:rFonts w:asciiTheme="minorHAnsi" w:eastAsiaTheme="minorEastAsia" w:hAnsiTheme="minorHAnsi" w:cstheme="minorBidi"/>
+                <w:sz w:val="24"/>
+                <w:szCs w:val="24"/>
+                <w:lang w:val="es-CL" w:eastAsia="es-CL"/>
+              </w:rPr>
+              <w:t xml:space="preserve">La gestión se realizará utilizando Scrum. Juan Díaz asumirá el rol de </w:t>
+            </w:r>
+            <w:proofErr w:type="spellStart"/>
+            <w:r>
+              <w:rPr>
+                <w:rFonts w:asciiTheme="minorHAnsi" w:eastAsiaTheme="minorEastAsia" w:hAnsiTheme="minorHAnsi" w:cstheme="minorBidi"/>
+                <w:sz w:val="24"/>
+                <w:szCs w:val="24"/>
+                <w:lang w:val="es-CL" w:eastAsia="es-CL"/>
+              </w:rPr>
+              <w:t>Product</w:t>
+            </w:r>
+            <w:proofErr w:type="spellEnd"/>
+            <w:r>
+              <w:rPr>
+                <w:rFonts w:asciiTheme="minorHAnsi" w:eastAsiaTheme="minorEastAsia" w:hAnsiTheme="minorHAnsi" w:cstheme="minorBidi"/>
+                <w:sz w:val="24"/>
+                <w:szCs w:val="24"/>
+                <w:lang w:val="es-CL" w:eastAsia="es-CL"/>
+              </w:rPr>
+              <w:t xml:space="preserve"> Owner y desarrollador; Fernando Olguea será líder de proyecto y desarrollador; y David Sepúlveda será Scrum Master y desarrollador. El equipo organizará el trabajo mediante </w:t>
+            </w:r>
+            <w:proofErr w:type="spellStart"/>
+            <w:r>
+              <w:rPr>
+                <w:rFonts w:asciiTheme="minorHAnsi" w:eastAsiaTheme="minorEastAsia" w:hAnsiTheme="minorHAnsi" w:cstheme="minorBidi"/>
+                <w:sz w:val="24"/>
+                <w:szCs w:val="24"/>
+                <w:lang w:val="es-CL" w:eastAsia="es-CL"/>
+              </w:rPr>
+              <w:t>Product</w:t>
+            </w:r>
+            <w:proofErr w:type="spellEnd"/>
+            <w:r>
+              <w:rPr>
+                <w:rFonts w:asciiTheme="minorHAnsi" w:eastAsiaTheme="minorEastAsia" w:hAnsiTheme="minorHAnsi" w:cstheme="minorBidi"/>
+                <w:sz w:val="24"/>
+                <w:szCs w:val="24"/>
+                <w:lang w:val="es-CL" w:eastAsia="es-CL"/>
+              </w:rPr>
+              <w:t xml:space="preserve"> Backlog, planificación de Sprints, seguimiento de actividades, revisión de avances, retrospectivas y control de riesgos. Las evidencias serán el plan de trabajo, la Carta Gantt, el backlog y los registros de seguimiento.</w:t>
+            </w:r>
+          </w:p>
+          <w:p>
+            <w:pPr>
+              <w:rPr>
+                <w:rFonts w:asciiTheme="minorHAnsi" w:eastAsiaTheme="minorEastAsia" w:hAnsiTheme="minorHAnsi" w:cstheme="minorBidi"/>
+                <w:sz w:val="24"/>
+                <w:szCs w:val="24"/>
+                <w:lang w:val="es-CL" w:eastAsia="es-CL"/>
+              </w:rPr>
+            </w:pPr>
+            <w:r>
+              <w:rPr>
+                <w:rFonts w:asciiTheme="minorHAnsi" w:eastAsiaTheme="minorEastAsia" w:hAnsiTheme="minorHAnsi" w:cstheme="minorBidi"/>
+                <w:b/>
+                <w:bCs/>
+                <w:sz w:val="24"/>
+                <w:szCs w:val="24"/>
+                <w:lang w:val="es-CL" w:eastAsia="es-CL"/>
+              </w:rPr>
+              <w:t>Diseño arquitectónico de la solución</w:t>
+            </w:r>
+          </w:p>
+          <w:p>
+            <w:pPr>
+              <w:rPr>
+                <w:rFonts w:asciiTheme="minorHAnsi" w:eastAsiaTheme="minorEastAsia" w:hAnsiTheme="minorHAnsi" w:cstheme="minorBidi"/>
+                <w:sz w:val="24"/>
+                <w:szCs w:val="24"/>
+                <w:lang w:val="es-CL" w:eastAsia="es-CL"/>
+              </w:rPr>
+            </w:pPr>
+            <w:r>
+              <w:rPr>
+                <w:rFonts w:asciiTheme="minorHAnsi" w:eastAsiaTheme="minorEastAsia" w:hAnsiTheme="minorHAnsi" w:cstheme="minorBidi"/>
+                <w:sz w:val="24"/>
+                <w:szCs w:val="24"/>
+                <w:lang w:val="es-CL" w:eastAsia="es-CL"/>
+              </w:rPr>
+              <w:t xml:space="preserve">El equipo definirá la organización de los componentes necesarios para el prototipo, considerando la integración entre </w:t>
+            </w:r>
+            <w:proofErr w:type="spellStart"/>
+            <w:r>
+              <w:rPr>
+                <w:rFonts w:asciiTheme="minorHAnsi" w:eastAsiaTheme="minorEastAsia" w:hAnsiTheme="minorHAnsi" w:cstheme="minorBidi"/>
+                <w:sz w:val="24"/>
+                <w:szCs w:val="24"/>
+                <w:lang w:val="es-CL" w:eastAsia="es-CL"/>
+              </w:rPr>
+              <w:t>LiveKit</w:t>
+            </w:r>
+            <w:proofErr w:type="spellEnd"/>
+            <w:r>
+              <w:rPr>
+                <w:rFonts w:asciiTheme="minorHAnsi" w:eastAsiaTheme="minorEastAsia" w:hAnsiTheme="minorHAnsi" w:cstheme="minorBidi"/>
+                <w:sz w:val="24"/>
+                <w:szCs w:val="24"/>
+                <w:lang w:val="es-CL" w:eastAsia="es-CL"/>
+              </w:rPr>
+              <w:t xml:space="preserve">, Asterisk, </w:t>
+            </w:r>
+            <w:proofErr w:type="spellStart"/>
+            <w:r>
+              <w:rPr>
+                <w:rFonts w:asciiTheme="minorHAnsi" w:eastAsiaTheme="minorEastAsia" w:hAnsiTheme="minorHAnsi" w:cstheme="minorBidi"/>
+                <w:sz w:val="24"/>
+                <w:szCs w:val="24"/>
+                <w:lang w:val="es-CL" w:eastAsia="es-CL"/>
+              </w:rPr>
+              <w:t>Speechmatics</w:t>
+            </w:r>
+            <w:proofErr w:type="spellEnd"/>
+            <w:r>
+              <w:rPr>
+                <w:rFonts w:asciiTheme="minorHAnsi" w:eastAsiaTheme="minorEastAsia" w:hAnsiTheme="minorHAnsi" w:cstheme="minorBidi"/>
+                <w:sz w:val="24"/>
+                <w:szCs w:val="24"/>
+                <w:lang w:val="es-CL" w:eastAsia="es-CL"/>
+              </w:rPr>
+              <w:t xml:space="preserve"> y </w:t>
+            </w:r>
+            <w:proofErr w:type="spellStart"/>
+            <w:r>
+              <w:rPr>
+                <w:rFonts w:asciiTheme="minorHAnsi" w:eastAsiaTheme="minorEastAsia" w:hAnsiTheme="minorHAnsi" w:cstheme="minorBidi"/>
+                <w:sz w:val="24"/>
+                <w:szCs w:val="24"/>
+                <w:lang w:val="es-CL" w:eastAsia="es-CL"/>
+              </w:rPr>
+              <w:t>ElevenLabs</w:t>
+            </w:r>
+            <w:proofErr w:type="spellEnd"/>
+            <w:r>
+              <w:rPr>
+                <w:rFonts w:asciiTheme="minorHAnsi" w:eastAsiaTheme="minorEastAsia" w:hAnsiTheme="minorHAnsi" w:cstheme="minorBidi"/>
+                <w:sz w:val="24"/>
+                <w:szCs w:val="24"/>
+                <w:lang w:val="es-CL" w:eastAsia="es-CL"/>
+              </w:rPr>
+              <w:t>, de acuerdo con los requerimientos confirmados. El diseño deberá considerar las interfaces, el flujo de comunicación, la latencia, la seguridad y la mantenibilidad. Esta competencia se demostrará mediante diagramas de arquitectura, diagramas de secuencia, descripción de componentes y justificación de las decisiones técnicas.</w:t>
+            </w:r>
+          </w:p>
+          <w:p>
+            <w:pPr>
+              <w:rPr>
+                <w:rFonts w:asciiTheme="minorHAnsi" w:eastAsiaTheme="minorEastAsia" w:hAnsiTheme="minorHAnsi" w:cstheme="minorBidi"/>
+                <w:sz w:val="24"/>
+                <w:szCs w:val="24"/>
+                <w:lang w:val="es-CL" w:eastAsia="es-CL"/>
+              </w:rPr>
+            </w:pPr>
+            <w:r>
+              <w:rPr>
+                <w:rFonts w:asciiTheme="minorHAnsi" w:eastAsiaTheme="minorEastAsia" w:hAnsiTheme="minorHAnsi" w:cstheme="minorBidi"/>
+                <w:b/>
+                <w:bCs/>
+                <w:sz w:val="24"/>
+                <w:szCs w:val="24"/>
+                <w:lang w:val="es-CL" w:eastAsia="es-CL"/>
+              </w:rPr>
+              <w:t>Desarrollo e integración de software</w:t>
+            </w:r>
+          </w:p>
+          <w:p>
+            <w:pPr>
+              <w:rPr>
+                <w:rFonts w:asciiTheme="minorHAnsi" w:eastAsiaTheme="minorEastAsia" w:hAnsiTheme="minorHAnsi" w:cstheme="minorBidi"/>
+                <w:sz w:val="24"/>
+                <w:szCs w:val="24"/>
+                <w:lang w:val="es-CL" w:eastAsia="es-CL"/>
+              </w:rPr>
+            </w:pPr>
+            <w:r>
+              <w:rPr>
+                <w:rFonts w:asciiTheme="minorHAnsi" w:eastAsiaTheme="minorEastAsia" w:hAnsiTheme="minorHAnsi" w:cstheme="minorBidi"/>
+                <w:sz w:val="24"/>
+                <w:szCs w:val="24"/>
+                <w:lang w:val="es-CL" w:eastAsia="es-CL"/>
+              </w:rPr>
+              <w:t xml:space="preserve">Los tres integrantes participarán en la construcción e integración del prototipo de agente de voz. El desarrollo deberá relacionarse con requerimientos identificados y mantenerse bajo control de versiones. La evidencia estará compuesta por el código fuente, historial de </w:t>
+            </w:r>
+            <w:proofErr w:type="spellStart"/>
+            <w:r>
+              <w:rPr>
+                <w:rFonts w:asciiTheme="minorHAnsi" w:eastAsiaTheme="minorEastAsia" w:hAnsiTheme="minorHAnsi" w:cstheme="minorBidi"/>
+                <w:sz w:val="24"/>
+                <w:szCs w:val="24"/>
+                <w:lang w:val="es-CL" w:eastAsia="es-CL"/>
+              </w:rPr>
+              <w:t>commits</w:t>
+            </w:r>
+            <w:proofErr w:type="spellEnd"/>
+            <w:r>
+              <w:rPr>
+                <w:rFonts w:asciiTheme="minorHAnsi" w:eastAsiaTheme="minorEastAsia" w:hAnsiTheme="minorHAnsi" w:cstheme="minorBidi"/>
+                <w:sz w:val="24"/>
+                <w:szCs w:val="24"/>
+                <w:lang w:val="es-CL" w:eastAsia="es-CL"/>
+              </w:rPr>
+              <w:t>, revisiones, instrucciones de ejecución y versiones funcionales del prototipo.</w:t>
+            </w:r>
+          </w:p>
+          <w:p>
+            <w:pPr>
+              <w:rPr>
+                <w:rFonts w:asciiTheme="minorHAnsi" w:eastAsiaTheme="minorEastAsia" w:hAnsiTheme="minorHAnsi" w:cstheme="minorBidi"/>
+                <w:sz w:val="24"/>
+                <w:szCs w:val="24"/>
+                <w:lang w:val="es-CL" w:eastAsia="es-CL"/>
+              </w:rPr>
+            </w:pPr>
+            <w:r>
+              <w:rPr>
+                <w:rFonts w:asciiTheme="minorHAnsi" w:eastAsiaTheme="minorEastAsia" w:hAnsiTheme="minorHAnsi" w:cstheme="minorBidi"/>
+                <w:b/>
+                <w:bCs/>
+                <w:sz w:val="24"/>
+                <w:szCs w:val="24"/>
+                <w:lang w:val="es-CL" w:eastAsia="es-CL"/>
+              </w:rPr>
+              <w:t>Pruebas de productos y procesos</w:t>
+            </w:r>
+          </w:p>
+          <w:p>
+            <w:pPr>
+              <w:rPr>
+                <w:rFonts w:asciiTheme="minorHAnsi" w:eastAsiaTheme="minorEastAsia" w:hAnsiTheme="minorHAnsi" w:cstheme="minorBidi"/>
+                <w:sz w:val="24"/>
+                <w:szCs w:val="24"/>
+                <w:lang w:val="es-CL" w:eastAsia="es-CL"/>
+              </w:rPr>
+            </w:pPr>
+            <w:r>
+              <w:rPr>
+                <w:rFonts w:asciiTheme="minorHAnsi" w:eastAsiaTheme="minorEastAsia" w:hAnsiTheme="minorHAnsi" w:cstheme="minorBidi"/>
+                <w:sz w:val="24"/>
+                <w:szCs w:val="24"/>
+                <w:lang w:val="es-CL" w:eastAsia="es-CL"/>
+              </w:rPr>
+              <w:t>El equipo diseñará y ejecutará pruebas funcionales, de integración y de comportamiento del agente. Se evaluará el flujo de conversación, la interpretación de intenciones, la calidad de las respuestas, la integración con los servicios definidos y el tiempo de respuesta. Las pruebas deberán ejecutarse sobre versiones identificadas y registrar condiciones, resultados, errores y correcciones.</w:t>
+            </w:r>
+          </w:p>
+          <w:p>
+            <w:pPr>
+              <w:rPr>
+                <w:rFonts w:asciiTheme="minorHAnsi" w:eastAsiaTheme="minorEastAsia" w:hAnsiTheme="minorHAnsi" w:cstheme="minorBidi"/>
+                <w:sz w:val="24"/>
+                <w:szCs w:val="24"/>
+                <w:lang w:val="es-CL" w:eastAsia="es-CL"/>
+              </w:rPr>
+            </w:pPr>
+            <w:r>
+              <w:rPr>
+                <w:rFonts w:asciiTheme="minorHAnsi" w:eastAsiaTheme="minorEastAsia" w:hAnsiTheme="minorHAnsi" w:cstheme="minorBidi"/>
+                <w:b/>
+                <w:bCs/>
+                <w:sz w:val="24"/>
+                <w:szCs w:val="24"/>
+                <w:lang w:val="es-CL" w:eastAsia="es-CL"/>
+              </w:rPr>
+              <w:t>Evaluación de costos y efectividad</w:t>
+            </w:r>
+          </w:p>
+          <w:p>
+            <w:pPr>
+              <w:rPr>
+                <w:rFonts w:asciiTheme="minorHAnsi" w:eastAsiaTheme="minorEastAsia" w:hAnsiTheme="minorHAnsi" w:cstheme="minorBidi"/>
+                <w:sz w:val="24"/>
+                <w:szCs w:val="24"/>
+                <w:lang w:val="es-CL" w:eastAsia="es-CL"/>
+              </w:rPr>
+            </w:pPr>
+            <w:r>
+              <w:rPr>
+                <w:rFonts w:asciiTheme="minorHAnsi" w:eastAsiaTheme="minorEastAsia" w:hAnsiTheme="minorHAnsi" w:cstheme="minorBidi"/>
+                <w:sz w:val="24"/>
+                <w:szCs w:val="24"/>
+                <w:lang w:val="es-CL" w:eastAsia="es-CL"/>
+              </w:rPr>
+              <w:t xml:space="preserve">Una competencia relevante será evaluar una solución informática considerando sus resultados y restricciones. El prototipo se comparará con la solución actual de Alloxentric en aspectos como costo por llamada, tiempo de respuesta y efectividad del flujo conversacional. El procedimiento exacto, los datos disponibles y los umbrales de aceptación deberán acordarse con Alloxentric. </w:t>
+            </w:r>
+            <w:r>
+              <w:rPr>
+                <w:rFonts w:asciiTheme="minorHAnsi" w:eastAsiaTheme="minorEastAsia" w:hAnsiTheme="minorHAnsi" w:cstheme="minorBidi"/>
+                <w:b/>
+                <w:bCs/>
+                <w:sz w:val="24"/>
+                <w:szCs w:val="24"/>
+                <w:lang w:val="es-CL" w:eastAsia="es-CL"/>
+              </w:rPr>
+              <w:t>[PENDIENTE]</w:t>
+            </w:r>
+          </w:p>
+          <w:p>
+            <w:pPr>
+              <w:rPr>
+                <w:rFonts w:asciiTheme="minorHAnsi" w:eastAsiaTheme="minorEastAsia" w:hAnsiTheme="minorHAnsi" w:cstheme="minorBidi"/>
+                <w:sz w:val="24"/>
+                <w:szCs w:val="24"/>
+                <w:lang w:val="es-CL" w:eastAsia="es-CL"/>
+              </w:rPr>
+            </w:pPr>
+            <w:r>
+              <w:rPr>
+                <w:rFonts w:asciiTheme="minorHAnsi" w:eastAsiaTheme="minorEastAsia" w:hAnsiTheme="minorHAnsi" w:cstheme="minorBidi"/>
+                <w:b/>
+                <w:bCs/>
+                <w:sz w:val="24"/>
+                <w:szCs w:val="24"/>
+                <w:lang w:val="es-CL" w:eastAsia="es-CL"/>
+              </w:rPr>
+              <w:t>Construcción de modelos de datos</w:t>
+            </w:r>
+          </w:p>
+          <w:p>
+            <w:pPr>
+              <w:rPr>
+                <w:rFonts w:asciiTheme="minorHAnsi" w:eastAsiaTheme="minorEastAsia" w:hAnsiTheme="minorHAnsi" w:cstheme="minorBidi"/>
+                <w:sz w:val="24"/>
+                <w:szCs w:val="24"/>
+                <w:lang w:val="es-CL" w:eastAsia="es-CL"/>
+              </w:rPr>
+            </w:pPr>
+            <w:r>
+              <w:rPr>
+                <w:rFonts w:asciiTheme="minorHAnsi" w:eastAsiaTheme="minorEastAsia" w:hAnsiTheme="minorHAnsi" w:cstheme="minorBidi"/>
+                <w:sz w:val="24"/>
+                <w:szCs w:val="24"/>
+                <w:lang w:val="es-CL" w:eastAsia="es-CL"/>
+              </w:rPr>
+              <w:t xml:space="preserve">La incorporación de un modelo de datos dependerá de los requerimientos aprobados. Si el prototipo necesita almacenar llamadas, resultados, métricas o configuraciones, el equipo diseñará el modelo correspondiente y justificará sus entidades, relaciones y restricciones. Mientras esta necesidad no sea confirmada, esta competencia permanecerá </w:t>
+            </w:r>
+            <w:r>
+              <w:rPr>
+                <w:rFonts w:asciiTheme="minorHAnsi" w:eastAsiaTheme="minorEastAsia" w:hAnsiTheme="minorHAnsi" w:cstheme="minorBidi"/>
+                <w:b/>
+                <w:bCs/>
+                <w:sz w:val="24"/>
+                <w:szCs w:val="24"/>
+                <w:lang w:val="es-CL" w:eastAsia="es-CL"/>
+              </w:rPr>
+              <w:t>[PENDIENTE]</w:t>
+            </w:r>
+            <w:r>
+              <w:rPr>
+                <w:rFonts w:asciiTheme="minorHAnsi" w:eastAsiaTheme="minorEastAsia" w:hAnsiTheme="minorHAnsi" w:cstheme="minorBidi"/>
+                <w:sz w:val="24"/>
+                <w:szCs w:val="24"/>
+                <w:lang w:val="es-CL" w:eastAsia="es-CL"/>
+              </w:rPr>
+              <w:t>.</w:t>
+            </w:r>
+          </w:p>
+          <w:p>
+            <w:pPr>
+              <w:rPr>
+                <w:rFonts w:asciiTheme="minorHAnsi" w:eastAsiaTheme="minorEastAsia" w:hAnsiTheme="minorHAnsi" w:cstheme="minorBidi"/>
+                <w:sz w:val="24"/>
+                <w:szCs w:val="24"/>
+                <w:lang w:val="es-CL" w:eastAsia="es-CL"/>
+              </w:rPr>
+            </w:pPr>
+            <w:r>
+              <w:rPr>
+                <w:rFonts w:asciiTheme="minorHAnsi" w:eastAsiaTheme="minorEastAsia" w:hAnsiTheme="minorHAnsi" w:cstheme="minorBidi"/>
+                <w:b/>
+                <w:bCs/>
+                <w:sz w:val="24"/>
+                <w:szCs w:val="24"/>
+                <w:lang w:val="es-CL" w:eastAsia="es-CL"/>
+              </w:rPr>
+              <w:t>Trazabilidad de las competencias</w:t>
+            </w:r>
+          </w:p>
+          <w:p>
+            <w:pPr>
+              <w:rPr>
+                <w:rFonts w:asciiTheme="minorHAnsi" w:eastAsiaTheme="minorEastAsia" w:hAnsiTheme="minorHAnsi" w:cstheme="minorBidi"/>
+                <w:sz w:val="24"/>
+                <w:szCs w:val="24"/>
+                <w:lang w:val="es-CL" w:eastAsia="es-CL"/>
+              </w:rPr>
+            </w:pPr>
+            <w:r>
+              <w:rPr>
+                <w:rFonts w:asciiTheme="minorHAnsi" w:eastAsiaTheme="minorEastAsia" w:hAnsiTheme="minorHAnsi" w:cstheme="minorBidi"/>
+                <w:sz w:val="24"/>
+                <w:szCs w:val="24"/>
+                <w:lang w:val="es-CL" w:eastAsia="es-CL"/>
+              </w:rPr>
+              <w:t xml:space="preserve">Cada competencia se relacionará con objetivos, actividades, productos y evidencias concretas. La participación individual se demostrará mediante documentos, registros de Scrum, aportes al repositorio, revisiones y resultados de pruebas. La selección </w:t>
+            </w:r>
+            <w:r>
+              <w:rPr>
+                <w:rFonts w:asciiTheme="minorHAnsi" w:eastAsiaTheme="minorEastAsia" w:hAnsiTheme="minorHAnsi" w:cstheme="minorBidi"/>
+                <w:sz w:val="24"/>
+                <w:szCs w:val="24"/>
+                <w:lang w:val="es-CL" w:eastAsia="es-CL"/>
+              </w:rPr>
+              <w:lastRenderedPageBreak/>
+              <w:t>definitiva de las competencias y evidencias será revisada con el profesor Luis Bravo Yáñez, considerando el alcance validado con Alloxentric.</w:t>
+            </w:r>
+          </w:p>
+          <w:p>
+            <w:pPr>
+              <w:rPr>
+                <w:rFonts w:asciiTheme="minorHAnsi" w:eastAsiaTheme="minorEastAsia" w:hAnsiTheme="minorHAnsi" w:cstheme="minorBidi"/>
+                <w:sz w:val="24"/>
+                <w:szCs w:val="24"/>
+                <w:lang w:val="es-CL" w:eastAsia="es-CL"/>
+              </w:rPr>
+            </w:pPr>
+          </w:p>
+          <w:p>
+            <w:pPr>
+              <w:rPr>
+                <w:rFonts w:asciiTheme="minorHAnsi" w:eastAsiaTheme="minorEastAsia" w:hAnsiTheme="minorHAnsi" w:cstheme="minorBidi"/>
+                <w:sz w:val="24"/>
+                <w:szCs w:val="24"/>
+                <w:lang w:val="es-CL" w:eastAsia="es-CL"/>
+              </w:rPr>
+            </w:pPr>
+          </w:p>
+          <w:p>
+            <w:pPr>
+              <w:rPr>
+                <w:rFonts w:asciiTheme="minorHAnsi" w:eastAsiaTheme="minorEastAsia" w:hAnsiTheme="minorHAnsi" w:cstheme="minorBidi"/>
+                <w:sz w:val="24"/>
+                <w:szCs w:val="24"/>
+                <w:lang w:val="es-CL" w:eastAsia="es-CL"/>
+              </w:rPr>
+            </w:pPr>
+            <w:r>
+              <w:rPr>
+                <w:rFonts w:asciiTheme="minorHAnsi" w:eastAsiaTheme="minorEastAsia" w:hAnsiTheme="minorHAnsi" w:cstheme="minorBidi"/>
+                <w:b/>
+                <w:bCs/>
+                <w:sz w:val="24"/>
+                <w:szCs w:val="24"/>
+                <w:lang w:val="es-CL" w:eastAsia="es-CL"/>
+              </w:rPr>
+              <w:t>4. Relación con los intereses profesionales del equipo</w:t>
+            </w:r>
+          </w:p>
+          <w:p>
+            <w:pPr>
+              <w:rPr>
+                <w:rFonts w:asciiTheme="minorHAnsi" w:eastAsiaTheme="minorEastAsia" w:hAnsiTheme="minorHAnsi" w:cstheme="minorBidi"/>
+                <w:sz w:val="24"/>
+                <w:szCs w:val="24"/>
+                <w:lang w:val="es-CL" w:eastAsia="es-CL"/>
+              </w:rPr>
+            </w:pPr>
+            <w:r>
+              <w:rPr>
+                <w:rFonts w:asciiTheme="minorHAnsi" w:eastAsiaTheme="minorEastAsia" w:hAnsiTheme="minorHAnsi" w:cstheme="minorBidi"/>
+                <w:sz w:val="24"/>
+                <w:szCs w:val="24"/>
+                <w:lang w:val="es-CL" w:eastAsia="es-CL"/>
+              </w:rPr>
+              <w:t xml:space="preserve">El proyecto </w:t>
+            </w:r>
+            <w:r>
+              <w:rPr>
+                <w:rFonts w:asciiTheme="minorHAnsi" w:eastAsiaTheme="minorEastAsia" w:hAnsiTheme="minorHAnsi" w:cstheme="minorBidi"/>
+                <w:b/>
+                <w:bCs/>
+                <w:sz w:val="24"/>
+                <w:szCs w:val="24"/>
+                <w:lang w:val="es-CL" w:eastAsia="es-CL"/>
+              </w:rPr>
+              <w:t>Alloxentric Real Time Agent</w:t>
+            </w:r>
+            <w:r>
+              <w:rPr>
+                <w:rFonts w:asciiTheme="minorHAnsi" w:eastAsiaTheme="minorEastAsia" w:hAnsiTheme="minorHAnsi" w:cstheme="minorBidi"/>
+                <w:sz w:val="24"/>
+                <w:szCs w:val="24"/>
+                <w:lang w:val="es-CL" w:eastAsia="es-CL"/>
+              </w:rPr>
+              <w:t xml:space="preserve"> se relaciona con los intereses profesionales de los tres integrantes, ya que permite aplicar conocimientos de desarrollo de software, arquitectura, integración de sistemas, automatización, inteligencia artificial, gestión de proyectos y análisis de información en un contexto empresarial real.</w:t>
+            </w:r>
+          </w:p>
+          <w:p>
+            <w:pPr>
+              <w:rPr>
+                <w:rFonts w:asciiTheme="minorHAnsi" w:eastAsiaTheme="minorEastAsia" w:hAnsiTheme="minorHAnsi" w:cstheme="minorBidi"/>
+                <w:sz w:val="24"/>
+                <w:szCs w:val="24"/>
+                <w:lang w:val="es-CL" w:eastAsia="es-CL"/>
+              </w:rPr>
+            </w:pPr>
+            <w:r>
+              <w:rPr>
+                <w:rFonts w:asciiTheme="minorHAnsi" w:eastAsiaTheme="minorEastAsia" w:hAnsiTheme="minorHAnsi" w:cstheme="minorBidi"/>
+                <w:b/>
+                <w:bCs/>
+                <w:sz w:val="24"/>
+                <w:szCs w:val="24"/>
+                <w:lang w:val="es-CL" w:eastAsia="es-CL"/>
+              </w:rPr>
+              <w:t>Juan Díaz</w:t>
+            </w:r>
+          </w:p>
+          <w:p>
+            <w:pPr>
+              <w:rPr>
+                <w:rFonts w:asciiTheme="minorHAnsi" w:eastAsiaTheme="minorEastAsia" w:hAnsiTheme="minorHAnsi" w:cstheme="minorBidi"/>
+                <w:sz w:val="24"/>
+                <w:szCs w:val="24"/>
+                <w:lang w:val="es-CL" w:eastAsia="es-CL"/>
+              </w:rPr>
+            </w:pPr>
+            <w:r>
+              <w:rPr>
+                <w:rFonts w:asciiTheme="minorHAnsi" w:eastAsiaTheme="minorEastAsia" w:hAnsiTheme="minorHAnsi" w:cstheme="minorBidi"/>
+                <w:sz w:val="24"/>
+                <w:szCs w:val="24"/>
+                <w:lang w:val="es-CL" w:eastAsia="es-CL"/>
+              </w:rPr>
+              <w:t xml:space="preserve">Juan tiene interés en la inteligencia artificial, la automatización y el desarrollo integral de software. Su rol como </w:t>
+            </w:r>
+            <w:proofErr w:type="spellStart"/>
+            <w:r>
+              <w:rPr>
+                <w:rFonts w:asciiTheme="minorHAnsi" w:eastAsiaTheme="minorEastAsia" w:hAnsiTheme="minorHAnsi" w:cstheme="minorBidi"/>
+                <w:sz w:val="24"/>
+                <w:szCs w:val="24"/>
+                <w:lang w:val="es-CL" w:eastAsia="es-CL"/>
+              </w:rPr>
+              <w:t>Product</w:t>
+            </w:r>
+            <w:proofErr w:type="spellEnd"/>
+            <w:r>
+              <w:rPr>
+                <w:rFonts w:asciiTheme="minorHAnsi" w:eastAsiaTheme="minorEastAsia" w:hAnsiTheme="minorHAnsi" w:cstheme="minorBidi"/>
+                <w:sz w:val="24"/>
+                <w:szCs w:val="24"/>
+                <w:lang w:val="es-CL" w:eastAsia="es-CL"/>
+              </w:rPr>
+              <w:t xml:space="preserve"> Owner y desarrollador le permitirá participar en el levantamiento y priorización de requerimientos, la definición del valor del producto, la organización del backlog y la implementación de funcionalidades. Esta experiencia contribuirá a fortalecer sus habilidades de análisis, comunicación con los interesados y diseño de soluciones útiles.</w:t>
+            </w:r>
+          </w:p>
+          <w:p>
+            <w:pPr>
+              <w:rPr>
+                <w:rFonts w:asciiTheme="minorHAnsi" w:eastAsiaTheme="minorEastAsia" w:hAnsiTheme="minorHAnsi" w:cstheme="minorBidi"/>
+                <w:sz w:val="24"/>
+                <w:szCs w:val="24"/>
+                <w:lang w:val="es-CL" w:eastAsia="es-CL"/>
+              </w:rPr>
+            </w:pPr>
+            <w:r>
+              <w:rPr>
+                <w:rFonts w:asciiTheme="minorHAnsi" w:eastAsiaTheme="minorEastAsia" w:hAnsiTheme="minorHAnsi" w:cstheme="minorBidi"/>
+                <w:b/>
+                <w:bCs/>
+                <w:sz w:val="24"/>
+                <w:szCs w:val="24"/>
+                <w:lang w:val="es-CL" w:eastAsia="es-CL"/>
+              </w:rPr>
+              <w:t>Fernando Patricio Olguea González</w:t>
+            </w:r>
+          </w:p>
+          <w:p>
+            <w:pPr>
+              <w:rPr>
+                <w:rFonts w:asciiTheme="minorHAnsi" w:eastAsiaTheme="minorEastAsia" w:hAnsiTheme="minorHAnsi" w:cstheme="minorBidi"/>
+                <w:sz w:val="24"/>
+                <w:szCs w:val="24"/>
+                <w:lang w:val="es-CL" w:eastAsia="es-CL"/>
+              </w:rPr>
+            </w:pPr>
+            <w:r>
+              <w:rPr>
+                <w:rFonts w:asciiTheme="minorHAnsi" w:eastAsiaTheme="minorEastAsia" w:hAnsiTheme="minorHAnsi" w:cstheme="minorBidi"/>
+                <w:sz w:val="24"/>
+                <w:szCs w:val="24"/>
+                <w:lang w:val="es-CL" w:eastAsia="es-CL"/>
+              </w:rPr>
+              <w:t>Fernando se interesa por la ingeniería de software, la arquitectura de soluciones, la integración de sistemas, la automatización y la inteligencia artificial aplicada. Como líder de proyecto y desarrollador, participará en la planificación, coordinación, toma de decisiones técnicas, integración de componentes y seguimiento de resultados. El proyecto le permitirá fortalecer el liderazgo técnico, la gestión de riesgos, el aseguramiento de calidad y la documentación de decisiones.</w:t>
+            </w:r>
+          </w:p>
+          <w:p>
+            <w:pPr>
+              <w:rPr>
+                <w:rFonts w:asciiTheme="minorHAnsi" w:eastAsiaTheme="minorEastAsia" w:hAnsiTheme="minorHAnsi" w:cstheme="minorBidi"/>
+                <w:sz w:val="24"/>
+                <w:szCs w:val="24"/>
+                <w:lang w:val="es-CL" w:eastAsia="es-CL"/>
+              </w:rPr>
+            </w:pPr>
+            <w:r>
+              <w:rPr>
+                <w:rFonts w:asciiTheme="minorHAnsi" w:eastAsiaTheme="minorEastAsia" w:hAnsiTheme="minorHAnsi" w:cstheme="minorBidi"/>
+                <w:b/>
+                <w:bCs/>
+                <w:sz w:val="24"/>
+                <w:szCs w:val="24"/>
+                <w:lang w:val="es-CL" w:eastAsia="es-CL"/>
+              </w:rPr>
+              <w:t>David Alexis Sepúlveda Manque</w:t>
+            </w:r>
+          </w:p>
+          <w:p>
+            <w:pPr>
+              <w:rPr>
+                <w:rFonts w:asciiTheme="minorHAnsi" w:eastAsiaTheme="minorEastAsia" w:hAnsiTheme="minorHAnsi" w:cstheme="minorBidi"/>
+                <w:sz w:val="24"/>
+                <w:szCs w:val="24"/>
+                <w:lang w:val="es-CL" w:eastAsia="es-CL"/>
+              </w:rPr>
+            </w:pPr>
+            <w:r>
+              <w:rPr>
+                <w:rFonts w:asciiTheme="minorHAnsi" w:eastAsiaTheme="minorEastAsia" w:hAnsiTheme="minorHAnsi" w:cstheme="minorBidi"/>
+                <w:sz w:val="24"/>
+                <w:szCs w:val="24"/>
+                <w:lang w:val="es-CL" w:eastAsia="es-CL"/>
+              </w:rPr>
+              <w:t>David tiene interés en el análisis de información, Big Data y las soluciones basadas en datos. Como Scrum Master y desarrollador, contribuirá a facilitar el trabajo del equipo, identificar impedimentos, apoyar la mejora continua y participar en el desarrollo y las pruebas del prototipo. Su participación también le permitirá fortalecer conocimientos de integración, pruebas automatizadas, seguridad y despliegue continuo, según las necesidades reales del proyecto.</w:t>
+            </w:r>
+          </w:p>
+          <w:p>
+            <w:pPr>
+              <w:rPr>
+                <w:rFonts w:asciiTheme="minorHAnsi" w:eastAsiaTheme="minorEastAsia" w:hAnsiTheme="minorHAnsi" w:cstheme="minorBidi"/>
+                <w:sz w:val="24"/>
+                <w:szCs w:val="24"/>
+                <w:lang w:val="es-CL" w:eastAsia="es-CL"/>
+              </w:rPr>
+            </w:pPr>
+            <w:r>
+              <w:rPr>
+                <w:rFonts w:asciiTheme="minorHAnsi" w:eastAsiaTheme="minorEastAsia" w:hAnsiTheme="minorHAnsi" w:cstheme="minorBidi"/>
+                <w:b/>
+                <w:bCs/>
+                <w:sz w:val="24"/>
+                <w:szCs w:val="24"/>
+                <w:lang w:val="es-CL" w:eastAsia="es-CL"/>
+              </w:rPr>
+              <w:t>Contribución al desarrollo profesional del equipo</w:t>
+            </w:r>
+          </w:p>
+          <w:p>
+            <w:pPr>
+              <w:rPr>
+                <w:rFonts w:asciiTheme="minorHAnsi" w:eastAsiaTheme="minorEastAsia" w:hAnsiTheme="minorHAnsi" w:cstheme="minorBidi"/>
+                <w:sz w:val="24"/>
+                <w:szCs w:val="24"/>
+                <w:lang w:val="es-CL" w:eastAsia="es-CL"/>
+              </w:rPr>
+            </w:pPr>
+            <w:r>
+              <w:rPr>
+                <w:rFonts w:asciiTheme="minorHAnsi" w:eastAsiaTheme="minorEastAsia" w:hAnsiTheme="minorHAnsi" w:cstheme="minorBidi"/>
+                <w:sz w:val="24"/>
+                <w:szCs w:val="24"/>
+                <w:lang w:val="es-CL" w:eastAsia="es-CL"/>
+              </w:rPr>
+              <w:t>El trabajo con Alloxentric permitirá que los integrantes desarrollen competencias de comunicación, análisis de requerimientos, coordinación, desarrollo, integración y evaluación de soluciones informáticas. Cada estudiante deberá registrar sus actividades, decisiones, dificultades y aportes, diferenciando los conocimientos previos de los aprendizajes obtenidos durante el proyecto.</w:t>
+            </w:r>
+          </w:p>
+          <w:p>
+            <w:pPr>
+              <w:rPr>
+                <w:rFonts w:asciiTheme="minorHAnsi" w:eastAsiaTheme="minorEastAsia" w:hAnsiTheme="minorHAnsi" w:cstheme="minorBidi"/>
+                <w:sz w:val="24"/>
+                <w:szCs w:val="24"/>
+                <w:lang w:val="es-CL" w:eastAsia="es-CL"/>
+              </w:rPr>
+            </w:pPr>
+            <w:r>
+              <w:rPr>
+                <w:rFonts w:asciiTheme="minorHAnsi" w:eastAsiaTheme="minorEastAsia" w:hAnsiTheme="minorHAnsi" w:cstheme="minorBidi"/>
+                <w:sz w:val="24"/>
+                <w:szCs w:val="24"/>
+                <w:lang w:val="es-CL" w:eastAsia="es-CL"/>
+              </w:rPr>
+              <w:t>La relación con los intereses profesionales se demostrará mediante contribuciones concretas y evidencias verificables. La incorporación de actividades específicas de inteligencia artificial, análisis masivo de datos u otras tecnologías dependerá de los requerimientos aprobados y no se agregará únicamente por interés personal.</w:t>
+            </w:r>
+          </w:p>
+          <w:p>
+            <w:pPr>
+              <w:rPr>
+                <w:rFonts w:asciiTheme="minorHAnsi" w:eastAsiaTheme="minorEastAsia" w:hAnsiTheme="minorHAnsi" w:cstheme="minorBidi"/>
+                <w:sz w:val="24"/>
+                <w:szCs w:val="24"/>
+                <w:lang w:val="es-CL" w:eastAsia="es-CL"/>
+              </w:rPr>
+            </w:pPr>
+          </w:p>
+          <w:p>
+            <w:pPr>
+              <w:rPr>
+                <w:rFonts w:asciiTheme="minorHAnsi" w:eastAsiaTheme="minorEastAsia" w:hAnsiTheme="minorHAnsi" w:cstheme="minorBidi"/>
+                <w:sz w:val="24"/>
+                <w:szCs w:val="24"/>
+                <w:lang w:val="es-CL" w:eastAsia="es-CL"/>
+              </w:rPr>
+            </w:pPr>
+          </w:p>
+          <w:p>
+            <w:pPr>
+              <w:rPr>
+                <w:rFonts w:asciiTheme="minorHAnsi" w:eastAsiaTheme="minorEastAsia" w:hAnsiTheme="minorHAnsi" w:cstheme="minorBidi"/>
+                <w:sz w:val="24"/>
+                <w:szCs w:val="24"/>
+                <w:lang w:val="es-CL" w:eastAsia="es-CL"/>
+              </w:rPr>
+            </w:pPr>
+          </w:p>
+          <w:p>
+            <w:pPr>
+              <w:rPr>
+                <w:rFonts w:asciiTheme="minorHAnsi" w:eastAsiaTheme="minorEastAsia" w:hAnsiTheme="minorHAnsi" w:cstheme="minorBidi"/>
+                <w:sz w:val="24"/>
+                <w:szCs w:val="24"/>
+                <w:lang w:val="es-CL" w:eastAsia="es-CL"/>
+              </w:rPr>
+            </w:pPr>
+            <w:r>
+              <w:rPr>
+                <w:rFonts w:asciiTheme="minorHAnsi" w:eastAsiaTheme="minorEastAsia" w:hAnsiTheme="minorHAnsi" w:cstheme="minorBidi"/>
+                <w:b/>
+                <w:bCs/>
+                <w:sz w:val="24"/>
+                <w:szCs w:val="24"/>
+                <w:lang w:val="es-CL" w:eastAsia="es-CL"/>
+              </w:rPr>
+              <w:t>5. Factibilidad de desarrollo</w:t>
+            </w:r>
+          </w:p>
+          <w:p>
+            <w:pPr>
+              <w:rPr>
+                <w:rFonts w:asciiTheme="minorHAnsi" w:eastAsiaTheme="minorEastAsia" w:hAnsiTheme="minorHAnsi" w:cstheme="minorBidi"/>
+                <w:sz w:val="24"/>
+                <w:szCs w:val="24"/>
+                <w:lang w:val="es-CL" w:eastAsia="es-CL"/>
+              </w:rPr>
+            </w:pPr>
+            <w:r>
+              <w:rPr>
+                <w:rFonts w:asciiTheme="minorHAnsi" w:eastAsiaTheme="minorEastAsia" w:hAnsiTheme="minorHAnsi" w:cstheme="minorBidi"/>
+                <w:sz w:val="24"/>
+                <w:szCs w:val="24"/>
+                <w:lang w:val="es-CL" w:eastAsia="es-CL"/>
+              </w:rPr>
+              <w:t xml:space="preserve">La factibilidad del proyecto </w:t>
+            </w:r>
+            <w:r>
+              <w:rPr>
+                <w:rFonts w:asciiTheme="minorHAnsi" w:eastAsiaTheme="minorEastAsia" w:hAnsiTheme="minorHAnsi" w:cstheme="minorBidi"/>
+                <w:b/>
+                <w:bCs/>
+                <w:sz w:val="24"/>
+                <w:szCs w:val="24"/>
+                <w:lang w:val="es-CL" w:eastAsia="es-CL"/>
+              </w:rPr>
+              <w:t>Alloxentric Real Time Agent</w:t>
+            </w:r>
+            <w:r>
+              <w:rPr>
+                <w:rFonts w:asciiTheme="minorHAnsi" w:eastAsiaTheme="minorEastAsia" w:hAnsiTheme="minorHAnsi" w:cstheme="minorBidi"/>
+                <w:sz w:val="24"/>
+                <w:szCs w:val="24"/>
+                <w:lang w:val="es-CL" w:eastAsia="es-CL"/>
+              </w:rPr>
+              <w:t xml:space="preserve"> es inicialmente favorable para desarrollar un prototipo académico durante las 18 semanas del semestre. Sin embargo, su ejecución depende de confirmar el alcance, recibir los accesos comprometidos y validar los criterios de evaluación con Alloxentric y el profesor Luis Bravo Yáñez.</w:t>
+            </w:r>
+          </w:p>
+          <w:p>
+            <w:pPr>
+              <w:rPr>
+                <w:rFonts w:asciiTheme="minorHAnsi" w:eastAsiaTheme="minorEastAsia" w:hAnsiTheme="minorHAnsi" w:cstheme="minorBidi"/>
+                <w:sz w:val="24"/>
+                <w:szCs w:val="24"/>
+                <w:lang w:val="es-CL" w:eastAsia="es-CL"/>
+              </w:rPr>
+            </w:pPr>
+            <w:r>
+              <w:rPr>
+                <w:rFonts w:asciiTheme="minorHAnsi" w:eastAsiaTheme="minorEastAsia" w:hAnsiTheme="minorHAnsi" w:cstheme="minorBidi"/>
+                <w:b/>
+                <w:bCs/>
+                <w:sz w:val="24"/>
+                <w:szCs w:val="24"/>
+                <w:lang w:val="es-CL" w:eastAsia="es-CL"/>
+              </w:rPr>
+              <w:t>Factibilidad temporal</w:t>
+            </w:r>
+          </w:p>
+          <w:p>
+            <w:pPr>
+              <w:rPr>
+                <w:rFonts w:asciiTheme="minorHAnsi" w:eastAsiaTheme="minorEastAsia" w:hAnsiTheme="minorHAnsi" w:cstheme="minorBidi"/>
+                <w:sz w:val="24"/>
+                <w:szCs w:val="24"/>
+                <w:lang w:val="es-CL" w:eastAsia="es-CL"/>
+              </w:rPr>
+            </w:pPr>
+            <w:r>
+              <w:rPr>
+                <w:rFonts w:asciiTheme="minorHAnsi" w:eastAsiaTheme="minorEastAsia" w:hAnsiTheme="minorHAnsi" w:cstheme="minorBidi"/>
+                <w:sz w:val="24"/>
+                <w:szCs w:val="24"/>
+                <w:lang w:val="es-CL" w:eastAsia="es-CL"/>
+              </w:rPr>
+              <w:t>El proyecto se desarrollará durante 18 semanas, distribuidas de la siguiente manera:</w:t>
+            </w:r>
+          </w:p>
+          <w:p>
+            <w:pPr>
+              <w:numPr>
+                <w:ilvl w:val="0"/>
+                <w:numId w:val="40"/>
+              </w:numPr>
+              <w:rPr>
+                <w:rFonts w:asciiTheme="minorHAnsi" w:eastAsiaTheme="minorEastAsia" w:hAnsiTheme="minorHAnsi" w:cstheme="minorBidi"/>
+                <w:sz w:val="24"/>
+                <w:szCs w:val="24"/>
+                <w:lang w:val="es-CL" w:eastAsia="es-CL"/>
+              </w:rPr>
+            </w:pPr>
+            <w:r>
+              <w:rPr>
+                <w:rFonts w:asciiTheme="minorHAnsi" w:eastAsiaTheme="minorEastAsia" w:hAnsiTheme="minorHAnsi" w:cstheme="minorBidi"/>
+                <w:sz w:val="24"/>
+                <w:szCs w:val="24"/>
+                <w:lang w:val="es-CL" w:eastAsia="es-CL"/>
+              </w:rPr>
+              <w:t>Semanas 1 a 4: análisis del problema, levantamiento de requerimientos, definición del alcance y planificación.</w:t>
+            </w:r>
+          </w:p>
+          <w:p>
+            <w:pPr>
+              <w:numPr>
+                <w:ilvl w:val="0"/>
+                <w:numId w:val="40"/>
+              </w:numPr>
+              <w:rPr>
+                <w:rFonts w:asciiTheme="minorHAnsi" w:eastAsiaTheme="minorEastAsia" w:hAnsiTheme="minorHAnsi" w:cstheme="minorBidi"/>
+                <w:sz w:val="24"/>
+                <w:szCs w:val="24"/>
+                <w:lang w:val="es-CL" w:eastAsia="es-CL"/>
+              </w:rPr>
+            </w:pPr>
+            <w:r>
+              <w:rPr>
+                <w:rFonts w:asciiTheme="minorHAnsi" w:eastAsiaTheme="minorEastAsia" w:hAnsiTheme="minorHAnsi" w:cstheme="minorBidi"/>
+                <w:sz w:val="24"/>
+                <w:szCs w:val="24"/>
+                <w:lang w:val="es-CL" w:eastAsia="es-CL"/>
+              </w:rPr>
+              <w:t>Semanas 5 a 15: diseño, desarrollo, integración y ejecución progresiva de pruebas.</w:t>
+            </w:r>
+          </w:p>
+          <w:p>
+            <w:pPr>
+              <w:numPr>
+                <w:ilvl w:val="0"/>
+                <w:numId w:val="40"/>
+              </w:numPr>
+              <w:rPr>
+                <w:rFonts w:asciiTheme="minorHAnsi" w:eastAsiaTheme="minorEastAsia" w:hAnsiTheme="minorHAnsi" w:cstheme="minorBidi"/>
+                <w:sz w:val="24"/>
+                <w:szCs w:val="24"/>
+                <w:lang w:val="es-CL" w:eastAsia="es-CL"/>
+              </w:rPr>
+            </w:pPr>
+            <w:r>
+              <w:rPr>
+                <w:rFonts w:asciiTheme="minorHAnsi" w:eastAsiaTheme="minorEastAsia" w:hAnsiTheme="minorHAnsi" w:cstheme="minorBidi"/>
+                <w:sz w:val="24"/>
+                <w:szCs w:val="24"/>
+                <w:lang w:val="es-CL" w:eastAsia="es-CL"/>
+              </w:rPr>
+              <w:t>Semanas 16 a 18: evaluación comparativa, documentación, presentación y cierre.</w:t>
+            </w:r>
+          </w:p>
+          <w:p>
+            <w:pPr>
+              <w:rPr>
+                <w:rFonts w:asciiTheme="minorHAnsi" w:eastAsiaTheme="minorEastAsia" w:hAnsiTheme="minorHAnsi" w:cstheme="minorBidi"/>
+                <w:sz w:val="24"/>
+                <w:szCs w:val="24"/>
+                <w:lang w:val="es-CL" w:eastAsia="es-CL"/>
+              </w:rPr>
+            </w:pPr>
+            <w:r>
+              <w:rPr>
+                <w:rFonts w:asciiTheme="minorHAnsi" w:eastAsiaTheme="minorEastAsia" w:hAnsiTheme="minorHAnsi" w:cstheme="minorBidi"/>
+                <w:sz w:val="24"/>
+                <w:szCs w:val="24"/>
+                <w:lang w:val="es-CL" w:eastAsia="es-CL"/>
+              </w:rPr>
+              <w:t xml:space="preserve">La metodología Scrum permitirá organizar el trabajo en Sprints, priorizar el </w:t>
+            </w:r>
+            <w:proofErr w:type="spellStart"/>
+            <w:r>
+              <w:rPr>
+                <w:rFonts w:asciiTheme="minorHAnsi" w:eastAsiaTheme="minorEastAsia" w:hAnsiTheme="minorHAnsi" w:cstheme="minorBidi"/>
+                <w:sz w:val="24"/>
+                <w:szCs w:val="24"/>
+                <w:lang w:val="es-CL" w:eastAsia="es-CL"/>
+              </w:rPr>
+              <w:t>Product</w:t>
+            </w:r>
+            <w:proofErr w:type="spellEnd"/>
+            <w:r>
+              <w:rPr>
+                <w:rFonts w:asciiTheme="minorHAnsi" w:eastAsiaTheme="minorEastAsia" w:hAnsiTheme="minorHAnsi" w:cstheme="minorBidi"/>
+                <w:sz w:val="24"/>
+                <w:szCs w:val="24"/>
+                <w:lang w:val="es-CL" w:eastAsia="es-CL"/>
+              </w:rPr>
+              <w:t xml:space="preserve"> Backlog, revisar los avances y ajustar las actividades según la capacidad real del equipo.</w:t>
+            </w:r>
+          </w:p>
+          <w:p>
+            <w:pPr>
+              <w:rPr>
+                <w:rFonts w:asciiTheme="minorHAnsi" w:eastAsiaTheme="minorEastAsia" w:hAnsiTheme="minorHAnsi" w:cstheme="minorBidi"/>
+                <w:sz w:val="24"/>
+                <w:szCs w:val="24"/>
+                <w:lang w:val="es-CL" w:eastAsia="es-CL"/>
+              </w:rPr>
+            </w:pPr>
+            <w:r>
+              <w:rPr>
+                <w:rFonts w:asciiTheme="minorHAnsi" w:eastAsiaTheme="minorEastAsia" w:hAnsiTheme="minorHAnsi" w:cstheme="minorBidi"/>
+                <w:b/>
+                <w:bCs/>
+                <w:sz w:val="24"/>
+                <w:szCs w:val="24"/>
+                <w:lang w:val="es-CL" w:eastAsia="es-CL"/>
+              </w:rPr>
+              <w:t>[PENDIENTE]</w:t>
+            </w:r>
+            <w:r>
+              <w:rPr>
+                <w:rFonts w:asciiTheme="minorHAnsi" w:eastAsiaTheme="minorEastAsia" w:hAnsiTheme="minorHAnsi" w:cstheme="minorBidi"/>
+                <w:sz w:val="24"/>
+                <w:szCs w:val="24"/>
+                <w:lang w:val="es-CL" w:eastAsia="es-CL"/>
+              </w:rPr>
+              <w:t xml:space="preserve"> Confirmar la duración exacta de cada Sprint, las horas semanales disponibles y la capacidad efectiva de los tres integrantes.</w:t>
+            </w:r>
+          </w:p>
+          <w:p>
+            <w:pPr>
+              <w:rPr>
+                <w:rFonts w:asciiTheme="minorHAnsi" w:eastAsiaTheme="minorEastAsia" w:hAnsiTheme="minorHAnsi" w:cstheme="minorBidi"/>
+                <w:sz w:val="24"/>
+                <w:szCs w:val="24"/>
+                <w:lang w:val="es-CL" w:eastAsia="es-CL"/>
+              </w:rPr>
+            </w:pPr>
+            <w:r>
+              <w:rPr>
+                <w:rFonts w:asciiTheme="minorHAnsi" w:eastAsiaTheme="minorEastAsia" w:hAnsiTheme="minorHAnsi" w:cstheme="minorBidi"/>
+                <w:b/>
+                <w:bCs/>
+                <w:sz w:val="24"/>
+                <w:szCs w:val="24"/>
+                <w:lang w:val="es-CL" w:eastAsia="es-CL"/>
+              </w:rPr>
+              <w:t>Factibilidad técnica</w:t>
+            </w:r>
+          </w:p>
+          <w:p>
+            <w:pPr>
+              <w:rPr>
+                <w:rFonts w:asciiTheme="minorHAnsi" w:eastAsiaTheme="minorEastAsia" w:hAnsiTheme="minorHAnsi" w:cstheme="minorBidi"/>
+                <w:sz w:val="24"/>
+                <w:szCs w:val="24"/>
+                <w:lang w:val="es-CL" w:eastAsia="es-CL"/>
+              </w:rPr>
+            </w:pPr>
+            <w:r>
+              <w:rPr>
+                <w:rFonts w:asciiTheme="minorHAnsi" w:eastAsiaTheme="minorEastAsia" w:hAnsiTheme="minorHAnsi" w:cstheme="minorBidi"/>
+                <w:sz w:val="24"/>
+                <w:szCs w:val="24"/>
+                <w:lang w:val="es-CL" w:eastAsia="es-CL"/>
+              </w:rPr>
+              <w:t xml:space="preserve">El prototipo utilizará las tecnologías indicadas por Alloxentric: </w:t>
+            </w:r>
+            <w:proofErr w:type="spellStart"/>
+            <w:r>
+              <w:rPr>
+                <w:rFonts w:asciiTheme="minorHAnsi" w:eastAsiaTheme="minorEastAsia" w:hAnsiTheme="minorHAnsi" w:cstheme="minorBidi"/>
+                <w:sz w:val="24"/>
+                <w:szCs w:val="24"/>
+                <w:lang w:val="es-CL" w:eastAsia="es-CL"/>
+              </w:rPr>
+              <w:t>LiveKit</w:t>
+            </w:r>
+            <w:proofErr w:type="spellEnd"/>
+            <w:r>
+              <w:rPr>
+                <w:rFonts w:asciiTheme="minorHAnsi" w:eastAsiaTheme="minorEastAsia" w:hAnsiTheme="minorHAnsi" w:cstheme="minorBidi"/>
+                <w:sz w:val="24"/>
+                <w:szCs w:val="24"/>
+                <w:lang w:val="es-CL" w:eastAsia="es-CL"/>
+              </w:rPr>
+              <w:t xml:space="preserve"> para la comunicación en tiempo real, Asterisk o un arreglo de Asterisk para la telefonía, </w:t>
+            </w:r>
+            <w:proofErr w:type="spellStart"/>
+            <w:r>
+              <w:rPr>
+                <w:rFonts w:asciiTheme="minorHAnsi" w:eastAsiaTheme="minorEastAsia" w:hAnsiTheme="minorHAnsi" w:cstheme="minorBidi"/>
+                <w:sz w:val="24"/>
+                <w:szCs w:val="24"/>
+                <w:lang w:val="es-CL" w:eastAsia="es-CL"/>
+              </w:rPr>
+              <w:t>Speechmatics</w:t>
+            </w:r>
+            <w:proofErr w:type="spellEnd"/>
+            <w:r>
+              <w:rPr>
+                <w:rFonts w:asciiTheme="minorHAnsi" w:eastAsiaTheme="minorEastAsia" w:hAnsiTheme="minorHAnsi" w:cstheme="minorBidi"/>
+                <w:sz w:val="24"/>
+                <w:szCs w:val="24"/>
+                <w:lang w:val="es-CL" w:eastAsia="es-CL"/>
+              </w:rPr>
+              <w:t xml:space="preserve"> para la conversión de voz a texto y </w:t>
+            </w:r>
+            <w:proofErr w:type="spellStart"/>
+            <w:r>
+              <w:rPr>
+                <w:rFonts w:asciiTheme="minorHAnsi" w:eastAsiaTheme="minorEastAsia" w:hAnsiTheme="minorHAnsi" w:cstheme="minorBidi"/>
+                <w:sz w:val="24"/>
+                <w:szCs w:val="24"/>
+                <w:lang w:val="es-CL" w:eastAsia="es-CL"/>
+              </w:rPr>
+              <w:t>ElevenLabs</w:t>
+            </w:r>
+            <w:proofErr w:type="spellEnd"/>
+            <w:r>
+              <w:rPr>
+                <w:rFonts w:asciiTheme="minorHAnsi" w:eastAsiaTheme="minorEastAsia" w:hAnsiTheme="minorHAnsi" w:cstheme="minorBidi"/>
+                <w:sz w:val="24"/>
+                <w:szCs w:val="24"/>
+                <w:lang w:val="es-CL" w:eastAsia="es-CL"/>
+              </w:rPr>
+              <w:t xml:space="preserve"> para la generación de voz.</w:t>
+            </w:r>
+          </w:p>
+          <w:p>
+            <w:pPr>
+              <w:rPr>
+                <w:rFonts w:asciiTheme="minorHAnsi" w:eastAsiaTheme="minorEastAsia" w:hAnsiTheme="minorHAnsi" w:cstheme="minorBidi"/>
+                <w:sz w:val="24"/>
+                <w:szCs w:val="24"/>
+                <w:lang w:val="es-CL" w:eastAsia="es-CL"/>
+              </w:rPr>
+            </w:pPr>
+            <w:r>
+              <w:rPr>
+                <w:rFonts w:asciiTheme="minorHAnsi" w:eastAsiaTheme="minorEastAsia" w:hAnsiTheme="minorHAnsi" w:cstheme="minorBidi"/>
+                <w:sz w:val="24"/>
+                <w:szCs w:val="24"/>
+                <w:lang w:val="es-CL" w:eastAsia="es-CL"/>
+              </w:rPr>
+              <w:t>La solución se enfocará inicialmente en un flujo acotado de cobranza, utilizando un esquema de intenciones para respuestas como confirmación, rechazo o solicitud de información. No se incorporará un LLM en la comprensión de respuestas salvo que las pruebas demuestren que es necesario y Alloxentric lo valide.</w:t>
+            </w:r>
+          </w:p>
+          <w:p>
+            <w:pPr>
+              <w:rPr>
+                <w:rFonts w:asciiTheme="minorHAnsi" w:eastAsiaTheme="minorEastAsia" w:hAnsiTheme="minorHAnsi" w:cstheme="minorBidi"/>
+                <w:sz w:val="24"/>
+                <w:szCs w:val="24"/>
+                <w:lang w:val="es-CL" w:eastAsia="es-CL"/>
+              </w:rPr>
+            </w:pPr>
+            <w:r>
+              <w:rPr>
+                <w:rFonts w:asciiTheme="minorHAnsi" w:eastAsiaTheme="minorEastAsia" w:hAnsiTheme="minorHAnsi" w:cstheme="minorBidi"/>
+                <w:sz w:val="24"/>
+                <w:szCs w:val="24"/>
+                <w:lang w:val="es-CL" w:eastAsia="es-CL"/>
+              </w:rPr>
+              <w:t xml:space="preserve">La factibilidad técnica deberá comprobarse mediante pruebas tempranas de integración, calidad de transcripción, generación de voz, funcionamiento del flujo conversacional y tiempo de respuesta. El objetivo indicado por Alloxentric es mantener una respuesta cercana a un segundo; el método exacto de medición y el umbral formal de aceptación quedan </w:t>
+            </w:r>
+            <w:r>
+              <w:rPr>
+                <w:rFonts w:asciiTheme="minorHAnsi" w:eastAsiaTheme="minorEastAsia" w:hAnsiTheme="minorHAnsi" w:cstheme="minorBidi"/>
+                <w:b/>
+                <w:bCs/>
+                <w:sz w:val="24"/>
+                <w:szCs w:val="24"/>
+                <w:lang w:val="es-CL" w:eastAsia="es-CL"/>
+              </w:rPr>
+              <w:t>[PENDIENTE]</w:t>
+            </w:r>
+            <w:r>
+              <w:rPr>
+                <w:rFonts w:asciiTheme="minorHAnsi" w:eastAsiaTheme="minorEastAsia" w:hAnsiTheme="minorHAnsi" w:cstheme="minorBidi"/>
+                <w:sz w:val="24"/>
+                <w:szCs w:val="24"/>
+                <w:lang w:val="es-CL" w:eastAsia="es-CL"/>
+              </w:rPr>
+              <w:t>.</w:t>
+            </w:r>
+          </w:p>
+          <w:p>
+            <w:pPr>
+              <w:rPr>
+                <w:rFonts w:asciiTheme="minorHAnsi" w:eastAsiaTheme="minorEastAsia" w:hAnsiTheme="minorHAnsi" w:cstheme="minorBidi"/>
+                <w:sz w:val="24"/>
+                <w:szCs w:val="24"/>
+                <w:lang w:val="es-CL" w:eastAsia="es-CL"/>
+              </w:rPr>
+            </w:pPr>
+            <w:r>
+              <w:rPr>
+                <w:rFonts w:asciiTheme="minorHAnsi" w:eastAsiaTheme="minorEastAsia" w:hAnsiTheme="minorHAnsi" w:cstheme="minorBidi"/>
+                <w:b/>
+                <w:bCs/>
+                <w:sz w:val="24"/>
+                <w:szCs w:val="24"/>
+                <w:lang w:val="es-CL" w:eastAsia="es-CL"/>
+              </w:rPr>
+              <w:t>Factibilidad de recursos y costos</w:t>
+            </w:r>
+          </w:p>
+          <w:p>
+            <w:pPr>
+              <w:rPr>
+                <w:rFonts w:asciiTheme="minorHAnsi" w:eastAsiaTheme="minorEastAsia" w:hAnsiTheme="minorHAnsi" w:cstheme="minorBidi"/>
+                <w:sz w:val="24"/>
+                <w:szCs w:val="24"/>
+                <w:lang w:val="es-CL" w:eastAsia="es-CL"/>
+              </w:rPr>
+            </w:pPr>
+            <w:r>
+              <w:rPr>
+                <w:rFonts w:asciiTheme="minorHAnsi" w:eastAsiaTheme="minorEastAsia" w:hAnsiTheme="minorHAnsi" w:cstheme="minorBidi"/>
+                <w:sz w:val="24"/>
+                <w:szCs w:val="24"/>
+                <w:lang w:val="es-CL" w:eastAsia="es-CL"/>
+              </w:rPr>
+              <w:t xml:space="preserve">El equipo cuenta con computadores, conexión a internet, repositorio de código y herramientas de documentación. Para realizar las pruebas se requerirán las API de </w:t>
+            </w:r>
+            <w:proofErr w:type="spellStart"/>
+            <w:r>
+              <w:rPr>
+                <w:rFonts w:asciiTheme="minorHAnsi" w:eastAsiaTheme="minorEastAsia" w:hAnsiTheme="minorHAnsi" w:cstheme="minorBidi"/>
+                <w:sz w:val="24"/>
+                <w:szCs w:val="24"/>
+                <w:lang w:val="es-CL" w:eastAsia="es-CL"/>
+              </w:rPr>
+              <w:t>Speechmatics</w:t>
+            </w:r>
+            <w:proofErr w:type="spellEnd"/>
+            <w:r>
+              <w:rPr>
+                <w:rFonts w:asciiTheme="minorHAnsi" w:eastAsiaTheme="minorEastAsia" w:hAnsiTheme="minorHAnsi" w:cstheme="minorBidi"/>
+                <w:sz w:val="24"/>
+                <w:szCs w:val="24"/>
+                <w:lang w:val="es-CL" w:eastAsia="es-CL"/>
+              </w:rPr>
+              <w:t xml:space="preserve"> y </w:t>
+            </w:r>
+            <w:proofErr w:type="spellStart"/>
+            <w:r>
+              <w:rPr>
+                <w:rFonts w:asciiTheme="minorHAnsi" w:eastAsiaTheme="minorEastAsia" w:hAnsiTheme="minorHAnsi" w:cstheme="minorBidi"/>
+                <w:sz w:val="24"/>
+                <w:szCs w:val="24"/>
+                <w:lang w:val="es-CL" w:eastAsia="es-CL"/>
+              </w:rPr>
+              <w:t>ElevenLabs</w:t>
+            </w:r>
+            <w:proofErr w:type="spellEnd"/>
+            <w:r>
+              <w:rPr>
+                <w:rFonts w:asciiTheme="minorHAnsi" w:eastAsiaTheme="minorEastAsia" w:hAnsiTheme="minorHAnsi" w:cstheme="minorBidi"/>
+                <w:sz w:val="24"/>
+                <w:szCs w:val="24"/>
+                <w:lang w:val="es-CL" w:eastAsia="es-CL"/>
+              </w:rPr>
+              <w:t xml:space="preserve">, acceso a </w:t>
+            </w:r>
+            <w:proofErr w:type="spellStart"/>
+            <w:r>
+              <w:rPr>
+                <w:rFonts w:asciiTheme="minorHAnsi" w:eastAsiaTheme="minorEastAsia" w:hAnsiTheme="minorHAnsi" w:cstheme="minorBidi"/>
+                <w:sz w:val="24"/>
+                <w:szCs w:val="24"/>
+                <w:lang w:val="es-CL" w:eastAsia="es-CL"/>
+              </w:rPr>
+              <w:t>LiveKit</w:t>
+            </w:r>
+            <w:proofErr w:type="spellEnd"/>
+            <w:r>
+              <w:rPr>
+                <w:rFonts w:asciiTheme="minorHAnsi" w:eastAsiaTheme="minorEastAsia" w:hAnsiTheme="minorHAnsi" w:cstheme="minorBidi"/>
+                <w:sz w:val="24"/>
+                <w:szCs w:val="24"/>
+                <w:lang w:val="es-CL" w:eastAsia="es-CL"/>
+              </w:rPr>
+              <w:t>, un entorno telefónico con Asterisk y un ambiente de evaluación.</w:t>
+            </w:r>
+          </w:p>
+          <w:p>
+            <w:pPr>
+              <w:rPr>
+                <w:rFonts w:asciiTheme="minorHAnsi" w:eastAsiaTheme="minorEastAsia" w:hAnsiTheme="minorHAnsi" w:cstheme="minorBidi"/>
+                <w:sz w:val="24"/>
+                <w:szCs w:val="24"/>
+                <w:lang w:val="es-CL" w:eastAsia="es-CL"/>
+              </w:rPr>
+            </w:pPr>
+            <w:r>
+              <w:rPr>
+                <w:rFonts w:asciiTheme="minorHAnsi" w:eastAsiaTheme="minorEastAsia" w:hAnsiTheme="minorHAnsi" w:cstheme="minorBidi"/>
+                <w:sz w:val="24"/>
+                <w:szCs w:val="24"/>
+                <w:lang w:val="es-CL" w:eastAsia="es-CL"/>
+              </w:rPr>
+              <w:t xml:space="preserve">Alloxentric indicó que proporcionará el script del agente, las API correspondientes y posteriormente acceso a recursos telefónicos y un entorno de prueba. La fecha de entrega, permisos, límites de uso y condiciones de acceso deben confirmarse formalmente. </w:t>
+            </w:r>
+            <w:r>
+              <w:rPr>
+                <w:rFonts w:asciiTheme="minorHAnsi" w:eastAsiaTheme="minorEastAsia" w:hAnsiTheme="minorHAnsi" w:cstheme="minorBidi"/>
+                <w:b/>
+                <w:bCs/>
+                <w:sz w:val="24"/>
+                <w:szCs w:val="24"/>
+                <w:lang w:val="es-CL" w:eastAsia="es-CL"/>
+              </w:rPr>
+              <w:t>[PENDIENTE]</w:t>
+            </w:r>
+          </w:p>
+          <w:p>
+            <w:pPr>
+              <w:rPr>
+                <w:rFonts w:asciiTheme="minorHAnsi" w:eastAsiaTheme="minorEastAsia" w:hAnsiTheme="minorHAnsi" w:cstheme="minorBidi"/>
+                <w:sz w:val="24"/>
+                <w:szCs w:val="24"/>
+                <w:lang w:val="es-CL" w:eastAsia="es-CL"/>
+              </w:rPr>
+            </w:pPr>
+            <w:r>
+              <w:rPr>
+                <w:rFonts w:asciiTheme="minorHAnsi" w:eastAsiaTheme="minorEastAsia" w:hAnsiTheme="minorHAnsi" w:cstheme="minorBidi"/>
+                <w:sz w:val="24"/>
+                <w:szCs w:val="24"/>
+                <w:lang w:val="es-CL" w:eastAsia="es-CL"/>
+              </w:rPr>
+              <w:t>También se deben determinar los costos de consumo de las API, telefonía, infraestructura y eventuales servicios en la nube. Estos costos deberán considerarse en la comparación con la solución actual de Alloxentric.</w:t>
+            </w:r>
+          </w:p>
+          <w:p>
+            <w:pPr>
+              <w:rPr>
+                <w:rFonts w:asciiTheme="minorHAnsi" w:eastAsiaTheme="minorEastAsia" w:hAnsiTheme="minorHAnsi" w:cstheme="minorBidi"/>
+                <w:sz w:val="24"/>
+                <w:szCs w:val="24"/>
+                <w:lang w:val="es-CL" w:eastAsia="es-CL"/>
+              </w:rPr>
+            </w:pPr>
+            <w:r>
+              <w:rPr>
+                <w:rFonts w:asciiTheme="minorHAnsi" w:eastAsiaTheme="minorEastAsia" w:hAnsiTheme="minorHAnsi" w:cstheme="minorBidi"/>
+                <w:b/>
+                <w:bCs/>
+                <w:sz w:val="24"/>
+                <w:szCs w:val="24"/>
+                <w:lang w:val="es-CL" w:eastAsia="es-CL"/>
+              </w:rPr>
+              <w:lastRenderedPageBreak/>
+              <w:t>Factibilidad organizacional</w:t>
+            </w:r>
+          </w:p>
+          <w:p>
+            <w:pPr>
+              <w:rPr>
+                <w:rFonts w:asciiTheme="minorHAnsi" w:eastAsiaTheme="minorEastAsia" w:hAnsiTheme="minorHAnsi" w:cstheme="minorBidi"/>
+                <w:sz w:val="24"/>
+                <w:szCs w:val="24"/>
+                <w:lang w:val="es-CL" w:eastAsia="es-CL"/>
+              </w:rPr>
+            </w:pPr>
+            <w:r>
+              <w:rPr>
+                <w:rFonts w:asciiTheme="minorHAnsi" w:eastAsiaTheme="minorEastAsia" w:hAnsiTheme="minorHAnsi" w:cstheme="minorBidi"/>
+                <w:sz w:val="24"/>
+                <w:szCs w:val="24"/>
+                <w:lang w:val="es-CL" w:eastAsia="es-CL"/>
+              </w:rPr>
+              <w:t>El equipo está compuesto por tres integrantes:</w:t>
+            </w:r>
+          </w:p>
+          <w:p>
+            <w:pPr>
+              <w:numPr>
+                <w:ilvl w:val="0"/>
+                <w:numId w:val="41"/>
+              </w:numPr>
+              <w:rPr>
+                <w:rFonts w:asciiTheme="minorHAnsi" w:eastAsiaTheme="minorEastAsia" w:hAnsiTheme="minorHAnsi" w:cstheme="minorBidi"/>
+                <w:sz w:val="24"/>
+                <w:szCs w:val="24"/>
+                <w:lang w:val="es-CL" w:eastAsia="es-CL"/>
+              </w:rPr>
+            </w:pPr>
+            <w:r>
+              <w:rPr>
+                <w:rFonts w:asciiTheme="minorHAnsi" w:eastAsiaTheme="minorEastAsia" w:hAnsiTheme="minorHAnsi" w:cstheme="minorBidi"/>
+                <w:sz w:val="24"/>
+                <w:szCs w:val="24"/>
+                <w:lang w:val="es-CL" w:eastAsia="es-CL"/>
+              </w:rPr>
+              <w:t xml:space="preserve">Juan Díaz: </w:t>
+            </w:r>
+            <w:proofErr w:type="spellStart"/>
+            <w:r>
+              <w:rPr>
+                <w:rFonts w:asciiTheme="minorHAnsi" w:eastAsiaTheme="minorEastAsia" w:hAnsiTheme="minorHAnsi" w:cstheme="minorBidi"/>
+                <w:sz w:val="24"/>
+                <w:szCs w:val="24"/>
+                <w:lang w:val="es-CL" w:eastAsia="es-CL"/>
+              </w:rPr>
+              <w:t>Product</w:t>
+            </w:r>
+            <w:proofErr w:type="spellEnd"/>
+            <w:r>
+              <w:rPr>
+                <w:rFonts w:asciiTheme="minorHAnsi" w:eastAsiaTheme="minorEastAsia" w:hAnsiTheme="minorHAnsi" w:cstheme="minorBidi"/>
+                <w:sz w:val="24"/>
+                <w:szCs w:val="24"/>
+                <w:lang w:val="es-CL" w:eastAsia="es-CL"/>
+              </w:rPr>
+              <w:t xml:space="preserve"> Owner y desarrollador.</w:t>
+            </w:r>
+          </w:p>
+          <w:p>
+            <w:pPr>
+              <w:numPr>
+                <w:ilvl w:val="0"/>
+                <w:numId w:val="41"/>
+              </w:numPr>
+              <w:rPr>
+                <w:rFonts w:asciiTheme="minorHAnsi" w:eastAsiaTheme="minorEastAsia" w:hAnsiTheme="minorHAnsi" w:cstheme="minorBidi"/>
+                <w:sz w:val="24"/>
+                <w:szCs w:val="24"/>
+                <w:lang w:val="es-CL" w:eastAsia="es-CL"/>
+              </w:rPr>
+            </w:pPr>
+            <w:r>
+              <w:rPr>
+                <w:rFonts w:asciiTheme="minorHAnsi" w:eastAsiaTheme="minorEastAsia" w:hAnsiTheme="minorHAnsi" w:cstheme="minorBidi"/>
+                <w:sz w:val="24"/>
+                <w:szCs w:val="24"/>
+                <w:lang w:val="es-CL" w:eastAsia="es-CL"/>
+              </w:rPr>
+              <w:t>Fernando Patricio Olguea González: líder de proyecto y desarrollador.</w:t>
+            </w:r>
+          </w:p>
+          <w:p>
+            <w:pPr>
+              <w:numPr>
+                <w:ilvl w:val="0"/>
+                <w:numId w:val="41"/>
+              </w:numPr>
+              <w:rPr>
+                <w:rFonts w:asciiTheme="minorHAnsi" w:eastAsiaTheme="minorEastAsia" w:hAnsiTheme="minorHAnsi" w:cstheme="minorBidi"/>
+                <w:sz w:val="24"/>
+                <w:szCs w:val="24"/>
+                <w:lang w:val="es-CL" w:eastAsia="es-CL"/>
+              </w:rPr>
+            </w:pPr>
+            <w:r>
+              <w:rPr>
+                <w:rFonts w:asciiTheme="minorHAnsi" w:eastAsiaTheme="minorEastAsia" w:hAnsiTheme="minorHAnsi" w:cstheme="minorBidi"/>
+                <w:sz w:val="24"/>
+                <w:szCs w:val="24"/>
+                <w:lang w:val="es-CL" w:eastAsia="es-CL"/>
+              </w:rPr>
+              <w:t>David Alexis Sepúlveda Manque: Scrum Master y desarrollador.</w:t>
+            </w:r>
+          </w:p>
+          <w:p>
+            <w:pPr>
+              <w:rPr>
+                <w:rFonts w:asciiTheme="minorHAnsi" w:eastAsiaTheme="minorEastAsia" w:hAnsiTheme="minorHAnsi" w:cstheme="minorBidi"/>
+                <w:sz w:val="24"/>
+                <w:szCs w:val="24"/>
+                <w:lang w:val="es-CL" w:eastAsia="es-CL"/>
+              </w:rPr>
+            </w:pPr>
+            <w:r>
+              <w:rPr>
+                <w:rFonts w:asciiTheme="minorHAnsi" w:eastAsiaTheme="minorEastAsia" w:hAnsiTheme="minorHAnsi" w:cstheme="minorBidi"/>
+                <w:sz w:val="24"/>
+                <w:szCs w:val="24"/>
+                <w:lang w:val="es-CL" w:eastAsia="es-CL"/>
+              </w:rPr>
+              <w:t>Esta distribución permite organizar la priorización, la coordinación y la facilitación del trabajo, manteniendo la participación de todos los integrantes en el desarrollo. El profesor Luis Bravo Yáñez será el docente guía y Alloxentric será la contraparte empresarial para validar requerimientos y resultados.</w:t>
+            </w:r>
+          </w:p>
+          <w:p>
+            <w:pPr>
+              <w:rPr>
+                <w:rFonts w:asciiTheme="minorHAnsi" w:eastAsiaTheme="minorEastAsia" w:hAnsiTheme="minorHAnsi" w:cstheme="minorBidi"/>
+                <w:sz w:val="24"/>
+                <w:szCs w:val="24"/>
+                <w:lang w:val="es-CL" w:eastAsia="es-CL"/>
+              </w:rPr>
+            </w:pPr>
+            <w:r>
+              <w:rPr>
+                <w:rFonts w:asciiTheme="minorHAnsi" w:eastAsiaTheme="minorEastAsia" w:hAnsiTheme="minorHAnsi" w:cstheme="minorBidi"/>
+                <w:b/>
+                <w:bCs/>
+                <w:sz w:val="24"/>
+                <w:szCs w:val="24"/>
+                <w:lang w:val="es-CL" w:eastAsia="es-CL"/>
+              </w:rPr>
+              <w:t>Factores que facilitan el desarrollo</w:t>
+            </w:r>
+          </w:p>
+          <w:p>
+            <w:pPr>
+              <w:rPr>
+                <w:rFonts w:asciiTheme="minorHAnsi" w:eastAsiaTheme="minorEastAsia" w:hAnsiTheme="minorHAnsi" w:cstheme="minorBidi"/>
+                <w:sz w:val="24"/>
+                <w:szCs w:val="24"/>
+                <w:lang w:val="es-CL" w:eastAsia="es-CL"/>
+              </w:rPr>
+            </w:pPr>
+            <w:r>
+              <w:rPr>
+                <w:rFonts w:asciiTheme="minorHAnsi" w:eastAsiaTheme="minorEastAsia" w:hAnsiTheme="minorHAnsi" w:cstheme="minorBidi"/>
+                <w:sz w:val="24"/>
+                <w:szCs w:val="24"/>
+                <w:lang w:val="es-CL" w:eastAsia="es-CL"/>
+              </w:rPr>
+              <w:t>Entre los factores favorables se encuentran:</w:t>
+            </w:r>
+          </w:p>
+          <w:p>
+            <w:pPr>
+              <w:numPr>
+                <w:ilvl w:val="0"/>
+                <w:numId w:val="42"/>
+              </w:numPr>
+              <w:rPr>
+                <w:rFonts w:asciiTheme="minorHAnsi" w:eastAsiaTheme="minorEastAsia" w:hAnsiTheme="minorHAnsi" w:cstheme="minorBidi"/>
+                <w:sz w:val="24"/>
+                <w:szCs w:val="24"/>
+                <w:lang w:val="es-CL" w:eastAsia="es-CL"/>
+              </w:rPr>
+            </w:pPr>
+            <w:r>
+              <w:rPr>
+                <w:rFonts w:asciiTheme="minorHAnsi" w:eastAsiaTheme="minorEastAsia" w:hAnsiTheme="minorHAnsi" w:cstheme="minorBidi"/>
+                <w:sz w:val="24"/>
+                <w:szCs w:val="24"/>
+                <w:lang w:val="es-CL" w:eastAsia="es-CL"/>
+              </w:rPr>
+              <w:t>Existencia de una necesidad empresarial concreta.</w:t>
+            </w:r>
+          </w:p>
+          <w:p>
+            <w:pPr>
+              <w:numPr>
+                <w:ilvl w:val="0"/>
+                <w:numId w:val="42"/>
+              </w:numPr>
+              <w:rPr>
+                <w:rFonts w:asciiTheme="minorHAnsi" w:eastAsiaTheme="minorEastAsia" w:hAnsiTheme="minorHAnsi" w:cstheme="minorBidi"/>
+                <w:sz w:val="24"/>
+                <w:szCs w:val="24"/>
+                <w:lang w:val="es-CL" w:eastAsia="es-CL"/>
+              </w:rPr>
+            </w:pPr>
+            <w:r>
+              <w:rPr>
+                <w:rFonts w:asciiTheme="minorHAnsi" w:eastAsiaTheme="minorEastAsia" w:hAnsiTheme="minorHAnsi" w:cstheme="minorBidi"/>
+                <w:sz w:val="24"/>
+                <w:szCs w:val="24"/>
+                <w:lang w:val="es-CL" w:eastAsia="es-CL"/>
+              </w:rPr>
+              <w:t>Definición inicial de tecnologías por parte de Alloxentric.</w:t>
+            </w:r>
+          </w:p>
+          <w:p>
+            <w:pPr>
+              <w:numPr>
+                <w:ilvl w:val="0"/>
+                <w:numId w:val="42"/>
+              </w:numPr>
+              <w:rPr>
+                <w:rFonts w:asciiTheme="minorHAnsi" w:eastAsiaTheme="minorEastAsia" w:hAnsiTheme="minorHAnsi" w:cstheme="minorBidi"/>
+                <w:sz w:val="24"/>
+                <w:szCs w:val="24"/>
+                <w:lang w:val="es-CL" w:eastAsia="es-CL"/>
+              </w:rPr>
+            </w:pPr>
+            <w:r>
+              <w:rPr>
+                <w:rFonts w:asciiTheme="minorHAnsi" w:eastAsiaTheme="minorEastAsia" w:hAnsiTheme="minorHAnsi" w:cstheme="minorBidi"/>
+                <w:sz w:val="24"/>
+                <w:szCs w:val="24"/>
+                <w:lang w:val="es-CL" w:eastAsia="es-CL"/>
+              </w:rPr>
+              <w:t>Disponibilidad prevista de un script de agente y credenciales de prueba.</w:t>
+            </w:r>
+          </w:p>
+          <w:p>
+            <w:pPr>
+              <w:numPr>
+                <w:ilvl w:val="0"/>
+                <w:numId w:val="42"/>
+              </w:numPr>
+              <w:rPr>
+                <w:rFonts w:asciiTheme="minorHAnsi" w:eastAsiaTheme="minorEastAsia" w:hAnsiTheme="minorHAnsi" w:cstheme="minorBidi"/>
+                <w:sz w:val="24"/>
+                <w:szCs w:val="24"/>
+                <w:lang w:val="es-CL" w:eastAsia="es-CL"/>
+              </w:rPr>
+            </w:pPr>
+            <w:r>
+              <w:rPr>
+                <w:rFonts w:asciiTheme="minorHAnsi" w:eastAsiaTheme="minorEastAsia" w:hAnsiTheme="minorHAnsi" w:cstheme="minorBidi"/>
+                <w:sz w:val="24"/>
+                <w:szCs w:val="24"/>
+                <w:lang w:val="es-CL" w:eastAsia="es-CL"/>
+              </w:rPr>
+              <w:t>Equipo de tres integrantes con roles definidos.</w:t>
+            </w:r>
+          </w:p>
+          <w:p>
+            <w:pPr>
+              <w:numPr>
+                <w:ilvl w:val="0"/>
+                <w:numId w:val="42"/>
+              </w:numPr>
+              <w:rPr>
+                <w:rFonts w:asciiTheme="minorHAnsi" w:eastAsiaTheme="minorEastAsia" w:hAnsiTheme="minorHAnsi" w:cstheme="minorBidi"/>
+                <w:sz w:val="24"/>
+                <w:szCs w:val="24"/>
+                <w:lang w:val="es-CL" w:eastAsia="es-CL"/>
+              </w:rPr>
+            </w:pPr>
+            <w:r>
+              <w:rPr>
+                <w:rFonts w:asciiTheme="minorHAnsi" w:eastAsiaTheme="minorEastAsia" w:hAnsiTheme="minorHAnsi" w:cstheme="minorBidi"/>
+                <w:sz w:val="24"/>
+                <w:szCs w:val="24"/>
+                <w:lang w:val="es-CL" w:eastAsia="es-CL"/>
+              </w:rPr>
+              <w:t>Uso de Scrum para organizar y revisar el trabajo.</w:t>
+            </w:r>
+          </w:p>
+          <w:p>
+            <w:pPr>
+              <w:numPr>
+                <w:ilvl w:val="0"/>
+                <w:numId w:val="42"/>
+              </w:numPr>
+              <w:rPr>
+                <w:rFonts w:asciiTheme="minorHAnsi" w:eastAsiaTheme="minorEastAsia" w:hAnsiTheme="minorHAnsi" w:cstheme="minorBidi"/>
+                <w:sz w:val="24"/>
+                <w:szCs w:val="24"/>
+                <w:lang w:val="es-CL" w:eastAsia="es-CL"/>
+              </w:rPr>
+            </w:pPr>
+            <w:r>
+              <w:rPr>
+                <w:rFonts w:asciiTheme="minorHAnsi" w:eastAsiaTheme="minorEastAsia" w:hAnsiTheme="minorHAnsi" w:cstheme="minorBidi"/>
+                <w:sz w:val="24"/>
+                <w:szCs w:val="24"/>
+                <w:lang w:val="es-CL" w:eastAsia="es-CL"/>
+              </w:rPr>
+              <w:t>Repositorio para mantener el código, documentos y evidencias.</w:t>
+            </w:r>
+          </w:p>
+          <w:p>
+            <w:pPr>
+              <w:numPr>
+                <w:ilvl w:val="0"/>
+                <w:numId w:val="42"/>
+              </w:numPr>
+              <w:rPr>
+                <w:rFonts w:asciiTheme="minorHAnsi" w:eastAsiaTheme="minorEastAsia" w:hAnsiTheme="minorHAnsi" w:cstheme="minorBidi"/>
+                <w:sz w:val="24"/>
+                <w:szCs w:val="24"/>
+                <w:lang w:val="es-CL" w:eastAsia="es-CL"/>
+              </w:rPr>
+            </w:pPr>
+            <w:r>
+              <w:rPr>
+                <w:rFonts w:asciiTheme="minorHAnsi" w:eastAsiaTheme="minorEastAsia" w:hAnsiTheme="minorHAnsi" w:cstheme="minorBidi"/>
+                <w:sz w:val="24"/>
+                <w:szCs w:val="24"/>
+                <w:lang w:val="es-CL" w:eastAsia="es-CL"/>
+              </w:rPr>
+              <w:t>Posibilidad de comparar el prototipo con una solución existente.</w:t>
+            </w:r>
+          </w:p>
+          <w:p>
+            <w:pPr>
+              <w:rPr>
+                <w:rFonts w:asciiTheme="minorHAnsi" w:eastAsiaTheme="minorEastAsia" w:hAnsiTheme="minorHAnsi" w:cstheme="minorBidi"/>
+                <w:sz w:val="24"/>
+                <w:szCs w:val="24"/>
+                <w:lang w:val="es-CL" w:eastAsia="es-CL"/>
+              </w:rPr>
+            </w:pPr>
+            <w:r>
+              <w:rPr>
+                <w:rFonts w:asciiTheme="minorHAnsi" w:eastAsiaTheme="minorEastAsia" w:hAnsiTheme="minorHAnsi" w:cstheme="minorBidi"/>
+                <w:b/>
+                <w:bCs/>
+                <w:sz w:val="24"/>
+                <w:szCs w:val="24"/>
+                <w:lang w:val="es-CL" w:eastAsia="es-CL"/>
+              </w:rPr>
+              <w:t>Riesgos y medidas de mitigación</w:t>
+            </w:r>
+          </w:p>
+          <w:p>
+            <w:pPr>
+              <w:rPr>
+                <w:rFonts w:asciiTheme="minorHAnsi" w:eastAsiaTheme="minorEastAsia" w:hAnsiTheme="minorHAnsi" w:cstheme="minorBidi"/>
+                <w:sz w:val="24"/>
+                <w:szCs w:val="24"/>
+                <w:lang w:val="es-CL" w:eastAsia="es-CL"/>
+              </w:rPr>
+            </w:pPr>
+            <w:r>
+              <w:rPr>
+                <w:rFonts w:asciiTheme="minorHAnsi" w:eastAsiaTheme="minorEastAsia" w:hAnsiTheme="minorHAnsi" w:cstheme="minorBidi"/>
+                <w:sz w:val="24"/>
+                <w:szCs w:val="24"/>
+                <w:lang w:val="es-CL" w:eastAsia="es-CL"/>
+              </w:rPr>
+              <w:t>La demora en la entrega del script, las credenciales o el acceso telefónico podría retrasar la integración. Para reducir este riesgo, se priorizará un prototipo mínimo y se mantendrá un registro de dependencias y acuerdos pendientes.</w:t>
+            </w:r>
+          </w:p>
+          <w:p>
+            <w:pPr>
+              <w:rPr>
+                <w:rFonts w:asciiTheme="minorHAnsi" w:eastAsiaTheme="minorEastAsia" w:hAnsiTheme="minorHAnsi" w:cstheme="minorBidi"/>
+                <w:sz w:val="24"/>
+                <w:szCs w:val="24"/>
+                <w:lang w:val="es-CL" w:eastAsia="es-CL"/>
+              </w:rPr>
+            </w:pPr>
+            <w:r>
+              <w:rPr>
+                <w:rFonts w:asciiTheme="minorHAnsi" w:eastAsiaTheme="minorEastAsia" w:hAnsiTheme="minorHAnsi" w:cstheme="minorBidi"/>
+                <w:sz w:val="24"/>
+                <w:szCs w:val="24"/>
+                <w:lang w:val="es-CL" w:eastAsia="es-CL"/>
+              </w:rPr>
+              <w:t xml:space="preserve">Las dificultades de integración entre </w:t>
+            </w:r>
+            <w:proofErr w:type="spellStart"/>
+            <w:r>
+              <w:rPr>
+                <w:rFonts w:asciiTheme="minorHAnsi" w:eastAsiaTheme="minorEastAsia" w:hAnsiTheme="minorHAnsi" w:cstheme="minorBidi"/>
+                <w:sz w:val="24"/>
+                <w:szCs w:val="24"/>
+                <w:lang w:val="es-CL" w:eastAsia="es-CL"/>
+              </w:rPr>
+              <w:t>LiveKit</w:t>
+            </w:r>
+            <w:proofErr w:type="spellEnd"/>
+            <w:r>
+              <w:rPr>
+                <w:rFonts w:asciiTheme="minorHAnsi" w:eastAsiaTheme="minorEastAsia" w:hAnsiTheme="minorHAnsi" w:cstheme="minorBidi"/>
+                <w:sz w:val="24"/>
+                <w:szCs w:val="24"/>
+                <w:lang w:val="es-CL" w:eastAsia="es-CL"/>
+              </w:rPr>
+              <w:t xml:space="preserve">, Asterisk, </w:t>
+            </w:r>
+            <w:proofErr w:type="spellStart"/>
+            <w:r>
+              <w:rPr>
+                <w:rFonts w:asciiTheme="minorHAnsi" w:eastAsiaTheme="minorEastAsia" w:hAnsiTheme="minorHAnsi" w:cstheme="minorBidi"/>
+                <w:sz w:val="24"/>
+                <w:szCs w:val="24"/>
+                <w:lang w:val="es-CL" w:eastAsia="es-CL"/>
+              </w:rPr>
+              <w:t>Speechmatics</w:t>
+            </w:r>
+            <w:proofErr w:type="spellEnd"/>
+            <w:r>
+              <w:rPr>
+                <w:rFonts w:asciiTheme="minorHAnsi" w:eastAsiaTheme="minorEastAsia" w:hAnsiTheme="minorHAnsi" w:cstheme="minorBidi"/>
+                <w:sz w:val="24"/>
+                <w:szCs w:val="24"/>
+                <w:lang w:val="es-CL" w:eastAsia="es-CL"/>
+              </w:rPr>
+              <w:t xml:space="preserve"> y </w:t>
+            </w:r>
+            <w:proofErr w:type="spellStart"/>
+            <w:r>
+              <w:rPr>
+                <w:rFonts w:asciiTheme="minorHAnsi" w:eastAsiaTheme="minorEastAsia" w:hAnsiTheme="minorHAnsi" w:cstheme="minorBidi"/>
+                <w:sz w:val="24"/>
+                <w:szCs w:val="24"/>
+                <w:lang w:val="es-CL" w:eastAsia="es-CL"/>
+              </w:rPr>
+              <w:t>ElevenLabs</w:t>
+            </w:r>
+            <w:proofErr w:type="spellEnd"/>
+            <w:r>
+              <w:rPr>
+                <w:rFonts w:asciiTheme="minorHAnsi" w:eastAsiaTheme="minorEastAsia" w:hAnsiTheme="minorHAnsi" w:cstheme="minorBidi"/>
+                <w:sz w:val="24"/>
+                <w:szCs w:val="24"/>
+                <w:lang w:val="es-CL" w:eastAsia="es-CL"/>
+              </w:rPr>
+              <w:t xml:space="preserve"> podrían afectar el alcance. Se realizarán pruebas técnicas tempranas y se documentarán las restricciones encontradas.</w:t>
+            </w:r>
+          </w:p>
+          <w:p>
+            <w:pPr>
+              <w:rPr>
+                <w:rFonts w:asciiTheme="minorHAnsi" w:eastAsiaTheme="minorEastAsia" w:hAnsiTheme="minorHAnsi" w:cstheme="minorBidi"/>
+                <w:sz w:val="24"/>
+                <w:szCs w:val="24"/>
+                <w:lang w:val="es-CL" w:eastAsia="es-CL"/>
+              </w:rPr>
+            </w:pPr>
+            <w:r>
+              <w:rPr>
+                <w:rFonts w:asciiTheme="minorHAnsi" w:eastAsiaTheme="minorEastAsia" w:hAnsiTheme="minorHAnsi" w:cstheme="minorBidi"/>
+                <w:sz w:val="24"/>
+                <w:szCs w:val="24"/>
+                <w:lang w:val="es-CL" w:eastAsia="es-CL"/>
+              </w:rPr>
+              <w:t>La latencia superior a la esperada podría disminuir la efectividad de las llamadas. Se medirán los tiempos de respuesta bajo condiciones definidas y se priorizarán las optimizaciones con mayor impacto.</w:t>
+            </w:r>
+          </w:p>
+          <w:p>
+            <w:pPr>
+              <w:rPr>
+                <w:rFonts w:asciiTheme="minorHAnsi" w:eastAsiaTheme="minorEastAsia" w:hAnsiTheme="minorHAnsi" w:cstheme="minorBidi"/>
+                <w:sz w:val="24"/>
+                <w:szCs w:val="24"/>
+                <w:lang w:val="es-CL" w:eastAsia="es-CL"/>
+              </w:rPr>
+            </w:pPr>
+            <w:r>
+              <w:rPr>
+                <w:rFonts w:asciiTheme="minorHAnsi" w:eastAsiaTheme="minorEastAsia" w:hAnsiTheme="minorHAnsi" w:cstheme="minorBidi"/>
+                <w:sz w:val="24"/>
+                <w:szCs w:val="24"/>
+                <w:lang w:val="es-CL" w:eastAsia="es-CL"/>
+              </w:rPr>
+              <w:t>La falta de datos suficientes para comparar costos y efectividad puede limitar las conclusiones. Por ello, el procedimiento de medición y los datos disponibles deberán acordarse con Alloxentric antes de presentar resultados definitivos.</w:t>
+            </w:r>
+          </w:p>
+          <w:p>
+            <w:pPr>
+              <w:rPr>
+                <w:rFonts w:asciiTheme="minorHAnsi" w:eastAsiaTheme="minorEastAsia" w:hAnsiTheme="minorHAnsi" w:cstheme="minorBidi"/>
+                <w:sz w:val="24"/>
+                <w:szCs w:val="24"/>
+                <w:lang w:val="es-CL" w:eastAsia="es-CL"/>
+              </w:rPr>
+            </w:pPr>
+            <w:r>
+              <w:rPr>
+                <w:rFonts w:asciiTheme="minorHAnsi" w:eastAsiaTheme="minorEastAsia" w:hAnsiTheme="minorHAnsi" w:cstheme="minorBidi"/>
+                <w:b/>
+                <w:bCs/>
+                <w:sz w:val="24"/>
+                <w:szCs w:val="24"/>
+                <w:lang w:val="es-CL" w:eastAsia="es-CL"/>
+              </w:rPr>
+              <w:t>Conclusión de factibilidad</w:t>
+            </w:r>
+          </w:p>
+          <w:p>
+            <w:pPr>
+              <w:rPr>
+                <w:rFonts w:asciiTheme="minorHAnsi" w:eastAsiaTheme="minorEastAsia" w:hAnsiTheme="minorHAnsi" w:cstheme="minorBidi"/>
+                <w:sz w:val="24"/>
+                <w:szCs w:val="24"/>
+                <w:lang w:val="es-CL" w:eastAsia="es-CL"/>
+              </w:rPr>
+            </w:pPr>
+            <w:r>
+              <w:rPr>
+                <w:rFonts w:asciiTheme="minorHAnsi" w:eastAsiaTheme="minorEastAsia" w:hAnsiTheme="minorHAnsi" w:cstheme="minorBidi"/>
+                <w:sz w:val="24"/>
+                <w:szCs w:val="24"/>
+                <w:lang w:val="es-CL" w:eastAsia="es-CL"/>
+              </w:rPr>
+              <w:t>El proyecto es viable como prototipo académico acotado dentro de las 18 semanas, siempre que se mantenga un alcance controlado y se reciban los recursos comprometidos. La factibilidad definitiva dependerá de confirmar los accesos, costos, duración de los Sprints, método de medición de latencia, criterios de efectividad y condiciones de evaluación con Alloxentric.</w:t>
+            </w:r>
+          </w:p>
+          <w:p>
+            <w:pPr>
+              <w:rPr>
+                <w:rFonts w:asciiTheme="minorHAnsi" w:eastAsiaTheme="minorEastAsia" w:hAnsiTheme="minorHAnsi" w:cstheme="minorBidi"/>
+                <w:sz w:val="24"/>
+                <w:szCs w:val="24"/>
+                <w:lang w:val="es-CL" w:eastAsia="es-CL"/>
+              </w:rPr>
+            </w:pPr>
+          </w:p>
+          <w:p>
+            <w:pPr>
+              <w:rPr>
+                <w:rFonts w:asciiTheme="minorHAnsi" w:eastAsiaTheme="minorEastAsia" w:hAnsiTheme="minorHAnsi" w:cstheme="minorBidi"/>
+                <w:sz w:val="24"/>
+                <w:szCs w:val="24"/>
+                <w:lang w:val="es-CL" w:eastAsia="es-CL"/>
+              </w:rPr>
+            </w:pPr>
+          </w:p>
+          <w:p>
+            <w:pPr>
+              <w:rPr>
+                <w:rFonts w:asciiTheme="minorHAnsi" w:eastAsiaTheme="minorEastAsia" w:hAnsiTheme="minorHAnsi" w:cstheme="minorBidi"/>
+                <w:sz w:val="24"/>
+                <w:szCs w:val="24"/>
+                <w:lang w:val="es-CL" w:eastAsia="es-CL"/>
+              </w:rPr>
+            </w:pPr>
+          </w:p>
+          <w:p>
+            <w:pPr>
+              <w:rPr>
+                <w:rFonts w:asciiTheme="minorHAnsi" w:eastAsiaTheme="minorEastAsia" w:hAnsiTheme="minorHAnsi" w:cstheme="minorBidi"/>
+                <w:sz w:val="24"/>
+                <w:szCs w:val="24"/>
+                <w:lang w:val="es-CL" w:eastAsia="es-CL"/>
+              </w:rPr>
+            </w:pPr>
+            <w:r>
+              <w:rPr>
+                <w:rFonts w:asciiTheme="minorHAnsi" w:eastAsiaTheme="minorEastAsia" w:hAnsiTheme="minorHAnsi" w:cstheme="minorBidi"/>
+                <w:b/>
+                <w:bCs/>
+                <w:sz w:val="24"/>
+                <w:szCs w:val="24"/>
+                <w:lang w:val="es-CL" w:eastAsia="es-CL"/>
+              </w:rPr>
+              <w:t>6. Indicadores de calidad y evidencias previstas</w:t>
+            </w:r>
+          </w:p>
+          <w:p>
+            <w:pPr>
+              <w:rPr>
+                <w:rFonts w:asciiTheme="minorHAnsi" w:eastAsiaTheme="minorEastAsia" w:hAnsiTheme="minorHAnsi" w:cstheme="minorBidi"/>
+                <w:sz w:val="24"/>
+                <w:szCs w:val="24"/>
+                <w:lang w:val="es-CL" w:eastAsia="es-CL"/>
+              </w:rPr>
+            </w:pPr>
+            <w:r>
+              <w:rPr>
+                <w:rFonts w:asciiTheme="minorHAnsi" w:eastAsiaTheme="minorEastAsia" w:hAnsiTheme="minorHAnsi" w:cstheme="minorBidi"/>
+                <w:sz w:val="24"/>
+                <w:szCs w:val="24"/>
+                <w:lang w:val="es-CL" w:eastAsia="es-CL"/>
+              </w:rPr>
+              <w:t xml:space="preserve">La calidad del proyecto </w:t>
+            </w:r>
+            <w:r>
+              <w:rPr>
+                <w:rFonts w:asciiTheme="minorHAnsi" w:eastAsiaTheme="minorEastAsia" w:hAnsiTheme="minorHAnsi" w:cstheme="minorBidi"/>
+                <w:b/>
+                <w:bCs/>
+                <w:sz w:val="24"/>
+                <w:szCs w:val="24"/>
+                <w:lang w:val="es-CL" w:eastAsia="es-CL"/>
+              </w:rPr>
+              <w:t>Alloxentric Real Time Agent</w:t>
+            </w:r>
+            <w:r>
+              <w:rPr>
+                <w:rFonts w:asciiTheme="minorHAnsi" w:eastAsiaTheme="minorEastAsia" w:hAnsiTheme="minorHAnsi" w:cstheme="minorBidi"/>
+                <w:sz w:val="24"/>
+                <w:szCs w:val="24"/>
+                <w:lang w:val="es-CL" w:eastAsia="es-CL"/>
+              </w:rPr>
+              <w:t xml:space="preserve"> se evaluará mediante indicadores relacionados con los requerimientos, la gestión, el desarrollo, la integración y las pruebas del prototipo. Cada indicador deberá contar con evidencias verificables y relacionarse con los objetivos del proyecto.</w:t>
+            </w:r>
+          </w:p>
+          <w:p>
+            <w:pPr>
+              <w:rPr>
+                <w:rFonts w:asciiTheme="minorHAnsi" w:eastAsiaTheme="minorEastAsia" w:hAnsiTheme="minorHAnsi" w:cstheme="minorBidi"/>
+                <w:sz w:val="24"/>
+                <w:szCs w:val="24"/>
+                <w:lang w:val="es-CL" w:eastAsia="es-CL"/>
+              </w:rPr>
+            </w:pPr>
+            <w:r>
+              <w:rPr>
+                <w:rFonts w:asciiTheme="minorHAnsi" w:eastAsiaTheme="minorEastAsia" w:hAnsiTheme="minorHAnsi" w:cstheme="minorBidi"/>
+                <w:sz w:val="24"/>
+                <w:szCs w:val="24"/>
+                <w:lang w:val="es-CL" w:eastAsia="es-CL"/>
+              </w:rPr>
+              <w:t xml:space="preserve">Los criterios definitivos, los umbrales de aceptación y las condiciones de evaluación deberán acordarse con el profesor Luis Bravo Yáñez y con Alloxentric. </w:t>
+            </w:r>
+            <w:r>
+              <w:rPr>
+                <w:rFonts w:asciiTheme="minorHAnsi" w:eastAsiaTheme="minorEastAsia" w:hAnsiTheme="minorHAnsi" w:cstheme="minorBidi"/>
+                <w:b/>
+                <w:bCs/>
+                <w:sz w:val="24"/>
+                <w:szCs w:val="24"/>
+                <w:lang w:val="es-CL" w:eastAsia="es-CL"/>
+              </w:rPr>
+              <w:t>[PENDIENTE]</w:t>
+            </w:r>
+          </w:p>
+          <w:tbl>
+            <w:tblPr>
+              <w:tblW w:w="0" w:type="auto"/>
+              <w:tblCellSpacing w:w="15" w:type="dxa"/>
+              <w:tblCellMar>
+                <w:top w:w="15" w:type="dxa"/>
+                <w:left w:w="15" w:type="dxa"/>
+                <w:bottom w:w="15" w:type="dxa"/>
+                <w:right w:w="15" w:type="dxa"/>
+              </w:tblCellMar>
+              <w:tblLook w:val="04A0" w:firstRow="1" w:lastRow="0" w:firstColumn="1" w:lastColumn="0" w:noHBand="0" w:noVBand="1"/>
+            </w:tblPr>
+            <w:tblGrid>
+              <w:gridCol w:w="2527"/>
+              <w:gridCol w:w="5397"/>
+              <w:gridCol w:w="4854"/>
+            </w:tblGrid>
+            <w:tr>
+              <w:trPr>
+                <w:tblCellSpacing w:w="15" w:type="dxa"/>
+              </w:trPr>
+              <w:tc>
+                <w:tcPr>
+                  <w:tcW w:w="0" w:type="auto"/>
+                  <w:vAlign w:val="center"/>
+                  <w:hideMark/>
+                </w:tcPr>
+                <w:p>
+                  <w:pPr>
+                    <w:framePr w:hSpace="141" w:wrap="around" w:vAnchor="text" w:hAnchor="margin" w:y="-5"/>
+                    <w:rPr>
+                      <w:rFonts w:asciiTheme="minorHAnsi" w:eastAsiaTheme="minorEastAsia" w:hAnsiTheme="minorHAnsi" w:cstheme="minorBidi"/>
+                      <w:b/>
+                      <w:bCs/>
+                      <w:sz w:val="24"/>
+                      <w:szCs w:val="24"/>
+                      <w:lang w:val="es-CL" w:eastAsia="es-CL"/>
+                    </w:rPr>
+                  </w:pPr>
+                  <w:r>
+                    <w:rPr>
+                      <w:rFonts w:asciiTheme="minorHAnsi" w:eastAsiaTheme="minorEastAsia" w:hAnsiTheme="minorHAnsi" w:cstheme="minorBidi"/>
+                      <w:b/>
+                      <w:bCs/>
+                      <w:sz w:val="24"/>
+                      <w:szCs w:val="24"/>
+                      <w:lang w:val="es-CL" w:eastAsia="es-CL"/>
+                    </w:rPr>
+                    <w:t>Indicador de calidad</w:t>
+                  </w:r>
+                </w:p>
+              </w:tc>
+              <w:tc>
+                <w:tcPr>
+                  <w:tcW w:w="0" w:type="auto"/>
+                  <w:vAlign w:val="center"/>
+                  <w:hideMark/>
+                </w:tcPr>
+                <w:p>
+                  <w:pPr>
+                    <w:framePr w:hSpace="141" w:wrap="around" w:vAnchor="text" w:hAnchor="margin" w:y="-5"/>
+                    <w:rPr>
+                      <w:rFonts w:asciiTheme="minorHAnsi" w:eastAsiaTheme="minorEastAsia" w:hAnsiTheme="minorHAnsi" w:cstheme="minorBidi"/>
+                      <w:b/>
+                      <w:bCs/>
+                      <w:sz w:val="24"/>
+                      <w:szCs w:val="24"/>
+                      <w:lang w:val="es-CL" w:eastAsia="es-CL"/>
+                    </w:rPr>
+                  </w:pPr>
+                  <w:r>
+                    <w:rPr>
+                      <w:rFonts w:asciiTheme="minorHAnsi" w:eastAsiaTheme="minorEastAsia" w:hAnsiTheme="minorHAnsi" w:cstheme="minorBidi"/>
+                      <w:b/>
+                      <w:bCs/>
+                      <w:sz w:val="24"/>
+                      <w:szCs w:val="24"/>
+                      <w:lang w:val="es-CL" w:eastAsia="es-CL"/>
+                    </w:rPr>
+                    <w:t>Criterio de verificación</w:t>
+                  </w:r>
+                </w:p>
+              </w:tc>
+              <w:tc>
+                <w:tcPr>
+                  <w:tcW w:w="0" w:type="auto"/>
+                  <w:vAlign w:val="center"/>
+                  <w:hideMark/>
+                </w:tcPr>
+                <w:p>
+                  <w:pPr>
+                    <w:framePr w:hSpace="141" w:wrap="around" w:vAnchor="text" w:hAnchor="margin" w:y="-5"/>
+                    <w:rPr>
+                      <w:rFonts w:asciiTheme="minorHAnsi" w:eastAsiaTheme="minorEastAsia" w:hAnsiTheme="minorHAnsi" w:cstheme="minorBidi"/>
+                      <w:b/>
+                      <w:bCs/>
+                      <w:sz w:val="24"/>
+                      <w:szCs w:val="24"/>
+                      <w:lang w:val="es-CL" w:eastAsia="es-CL"/>
+                    </w:rPr>
+                  </w:pPr>
+                  <w:r>
+                    <w:rPr>
+                      <w:rFonts w:asciiTheme="minorHAnsi" w:eastAsiaTheme="minorEastAsia" w:hAnsiTheme="minorHAnsi" w:cstheme="minorBidi"/>
+                      <w:b/>
+                      <w:bCs/>
+                      <w:sz w:val="24"/>
+                      <w:szCs w:val="24"/>
+                      <w:lang w:val="es-CL" w:eastAsia="es-CL"/>
+                    </w:rPr>
+                    <w:t>Evidencia prevista</w:t>
+                  </w:r>
+                </w:p>
+              </w:tc>
+            </w:tr>
+            <w:tr>
+              <w:trPr>
+                <w:tblCellSpacing w:w="15" w:type="dxa"/>
+              </w:trPr>
+              <w:tc>
+                <w:tcPr>
+                  <w:tcW w:w="0" w:type="auto"/>
+                  <w:vAlign w:val="center"/>
+                  <w:hideMark/>
+                </w:tcPr>
+                <w:p>
+                  <w:pPr>
+                    <w:framePr w:hSpace="141" w:wrap="around" w:vAnchor="text" w:hAnchor="margin" w:y="-5"/>
+                    <w:rPr>
+                      <w:rFonts w:asciiTheme="minorHAnsi" w:eastAsiaTheme="minorEastAsia" w:hAnsiTheme="minorHAnsi" w:cstheme="minorBidi"/>
+                      <w:sz w:val="24"/>
+                      <w:szCs w:val="24"/>
+                      <w:lang w:val="es-CL" w:eastAsia="es-CL"/>
+                    </w:rPr>
+                  </w:pPr>
+                  <w:r>
+                    <w:rPr>
+                      <w:rFonts w:asciiTheme="minorHAnsi" w:eastAsiaTheme="minorEastAsia" w:hAnsiTheme="minorHAnsi" w:cstheme="minorBidi"/>
+                      <w:sz w:val="24"/>
+                      <w:szCs w:val="24"/>
+                      <w:lang w:val="es-CL" w:eastAsia="es-CL"/>
+                    </w:rPr>
+                    <w:t>Planificación del proyecto</w:t>
+                  </w:r>
+                </w:p>
+              </w:tc>
+              <w:tc>
+                <w:tcPr>
+                  <w:tcW w:w="0" w:type="auto"/>
+                  <w:vAlign w:val="center"/>
+                  <w:hideMark/>
+                </w:tcPr>
+                <w:p>
+                  <w:pPr>
+                    <w:framePr w:hSpace="141" w:wrap="around" w:vAnchor="text" w:hAnchor="margin" w:y="-5"/>
+                    <w:rPr>
+                      <w:rFonts w:asciiTheme="minorHAnsi" w:eastAsiaTheme="minorEastAsia" w:hAnsiTheme="minorHAnsi" w:cstheme="minorBidi"/>
+                      <w:sz w:val="24"/>
+                      <w:szCs w:val="24"/>
+                      <w:lang w:val="es-CL" w:eastAsia="es-CL"/>
+                    </w:rPr>
+                  </w:pPr>
+                  <w:r>
+                    <w:rPr>
+                      <w:rFonts w:asciiTheme="minorHAnsi" w:eastAsiaTheme="minorEastAsia" w:hAnsiTheme="minorHAnsi" w:cstheme="minorBidi"/>
+                      <w:sz w:val="24"/>
+                      <w:szCs w:val="24"/>
+                      <w:lang w:val="es-CL" w:eastAsia="es-CL"/>
+                    </w:rPr>
+                    <w:t>El plan identifica actividades, responsables, recursos y plazos, manteniendo coherencia con los objetivos y la Carta Gantt.</w:t>
+                  </w:r>
+                </w:p>
+              </w:tc>
+              <w:tc>
+                <w:tcPr>
+                  <w:tcW w:w="0" w:type="auto"/>
+                  <w:vAlign w:val="center"/>
+                  <w:hideMark/>
+                </w:tcPr>
+                <w:p>
+                  <w:pPr>
+                    <w:framePr w:hSpace="141" w:wrap="around" w:vAnchor="text" w:hAnchor="margin" w:y="-5"/>
+                    <w:rPr>
+                      <w:rFonts w:asciiTheme="minorHAnsi" w:eastAsiaTheme="minorEastAsia" w:hAnsiTheme="minorHAnsi" w:cstheme="minorBidi"/>
+                      <w:sz w:val="24"/>
+                      <w:szCs w:val="24"/>
+                      <w:lang w:val="es-CL" w:eastAsia="es-CL"/>
+                    </w:rPr>
+                  </w:pPr>
+                  <w:r>
+                    <w:rPr>
+                      <w:rFonts w:asciiTheme="minorHAnsi" w:eastAsiaTheme="minorEastAsia" w:hAnsiTheme="minorHAnsi" w:cstheme="minorBidi"/>
+                      <w:sz w:val="24"/>
+                      <w:szCs w:val="24"/>
+                      <w:lang w:val="es-CL" w:eastAsia="es-CL"/>
+                    </w:rPr>
+                    <w:t xml:space="preserve">Plan de trabajo, Carta Gantt y </w:t>
+                  </w:r>
+                  <w:proofErr w:type="spellStart"/>
+                  <w:r>
+                    <w:rPr>
+                      <w:rFonts w:asciiTheme="minorHAnsi" w:eastAsiaTheme="minorEastAsia" w:hAnsiTheme="minorHAnsi" w:cstheme="minorBidi"/>
+                      <w:sz w:val="24"/>
+                      <w:szCs w:val="24"/>
+                      <w:lang w:val="es-CL" w:eastAsia="es-CL"/>
+                    </w:rPr>
+                    <w:t>Product</w:t>
+                  </w:r>
+                  <w:proofErr w:type="spellEnd"/>
+                  <w:r>
+                    <w:rPr>
+                      <w:rFonts w:asciiTheme="minorHAnsi" w:eastAsiaTheme="minorEastAsia" w:hAnsiTheme="minorHAnsi" w:cstheme="minorBidi"/>
+                      <w:sz w:val="24"/>
+                      <w:szCs w:val="24"/>
+                      <w:lang w:val="es-CL" w:eastAsia="es-CL"/>
+                    </w:rPr>
+                    <w:t xml:space="preserve"> Backlog.</w:t>
+                  </w:r>
+                </w:p>
+              </w:tc>
+            </w:tr>
+            <w:tr>
+              <w:trPr>
+                <w:tblCellSpacing w:w="15" w:type="dxa"/>
+              </w:trPr>
+              <w:tc>
+                <w:tcPr>
+                  <w:tcW w:w="0" w:type="auto"/>
+                  <w:vAlign w:val="center"/>
+                  <w:hideMark/>
+                </w:tcPr>
+                <w:p>
+                  <w:pPr>
+                    <w:framePr w:hSpace="141" w:wrap="around" w:vAnchor="text" w:hAnchor="margin" w:y="-5"/>
+                    <w:rPr>
+                      <w:rFonts w:asciiTheme="minorHAnsi" w:eastAsiaTheme="minorEastAsia" w:hAnsiTheme="minorHAnsi" w:cstheme="minorBidi"/>
+                      <w:sz w:val="24"/>
+                      <w:szCs w:val="24"/>
+                      <w:lang w:val="es-CL" w:eastAsia="es-CL"/>
+                    </w:rPr>
+                  </w:pPr>
+                  <w:r>
+                    <w:rPr>
+                      <w:rFonts w:asciiTheme="minorHAnsi" w:eastAsiaTheme="minorEastAsia" w:hAnsiTheme="minorHAnsi" w:cstheme="minorBidi"/>
+                      <w:sz w:val="24"/>
+                      <w:szCs w:val="24"/>
+                      <w:lang w:val="es-CL" w:eastAsia="es-CL"/>
+                    </w:rPr>
+                    <w:t>Seguimiento y control del proyecto</w:t>
+                  </w:r>
+                </w:p>
+              </w:tc>
+              <w:tc>
+                <w:tcPr>
+                  <w:tcW w:w="0" w:type="auto"/>
+                  <w:vAlign w:val="center"/>
+                  <w:hideMark/>
+                </w:tcPr>
+                <w:p>
+                  <w:pPr>
+                    <w:framePr w:hSpace="141" w:wrap="around" w:vAnchor="text" w:hAnchor="margin" w:y="-5"/>
+                    <w:rPr>
+                      <w:rFonts w:asciiTheme="minorHAnsi" w:eastAsiaTheme="minorEastAsia" w:hAnsiTheme="minorHAnsi" w:cstheme="minorBidi"/>
+                      <w:sz w:val="24"/>
+                      <w:szCs w:val="24"/>
+                      <w:lang w:val="es-CL" w:eastAsia="es-CL"/>
+                    </w:rPr>
+                  </w:pPr>
+                  <w:r>
+                    <w:rPr>
+                      <w:rFonts w:asciiTheme="minorHAnsi" w:eastAsiaTheme="minorEastAsia" w:hAnsiTheme="minorHAnsi" w:cstheme="minorBidi"/>
+                      <w:sz w:val="24"/>
+                      <w:szCs w:val="24"/>
+                      <w:lang w:val="es-CL" w:eastAsia="es-CL"/>
+                    </w:rPr>
+                    <w:t>Los avances, impedimentos, riesgos y cambios se registran y revisan durante los Sprints.</w:t>
+                  </w:r>
+                </w:p>
+              </w:tc>
+              <w:tc>
+                <w:tcPr>
+                  <w:tcW w:w="0" w:type="auto"/>
+                  <w:vAlign w:val="center"/>
+                  <w:hideMark/>
+                </w:tcPr>
+                <w:p>
+                  <w:pPr>
+                    <w:framePr w:hSpace="141" w:wrap="around" w:vAnchor="text" w:hAnchor="margin" w:y="-5"/>
+                    <w:rPr>
+                      <w:rFonts w:asciiTheme="minorHAnsi" w:eastAsiaTheme="minorEastAsia" w:hAnsiTheme="minorHAnsi" w:cstheme="minorBidi"/>
+                      <w:sz w:val="24"/>
+                      <w:szCs w:val="24"/>
+                      <w:lang w:val="es-CL" w:eastAsia="es-CL"/>
+                    </w:rPr>
+                  </w:pPr>
+                  <w:r>
+                    <w:rPr>
+                      <w:rFonts w:asciiTheme="minorHAnsi" w:eastAsiaTheme="minorEastAsia" w:hAnsiTheme="minorHAnsi" w:cstheme="minorBidi"/>
+                      <w:sz w:val="24"/>
+                      <w:szCs w:val="24"/>
+                      <w:lang w:val="es-CL" w:eastAsia="es-CL"/>
+                    </w:rPr>
+                    <w:t>Actas de reuniones, Sprint Backlog, registros de seguimiento y retrospectivas.</w:t>
+                  </w:r>
+                </w:p>
+              </w:tc>
+            </w:tr>
+            <w:tr>
+              <w:trPr>
+                <w:tblCellSpacing w:w="15" w:type="dxa"/>
+              </w:trPr>
+              <w:tc>
+                <w:tcPr>
+                  <w:tcW w:w="0" w:type="auto"/>
+                  <w:vAlign w:val="center"/>
+                  <w:hideMark/>
+                </w:tcPr>
+                <w:p>
+                  <w:pPr>
+                    <w:framePr w:hSpace="141" w:wrap="around" w:vAnchor="text" w:hAnchor="margin" w:y="-5"/>
+                    <w:rPr>
+                      <w:rFonts w:asciiTheme="minorHAnsi" w:eastAsiaTheme="minorEastAsia" w:hAnsiTheme="minorHAnsi" w:cstheme="minorBidi"/>
+                      <w:sz w:val="24"/>
+                      <w:szCs w:val="24"/>
+                      <w:lang w:val="es-CL" w:eastAsia="es-CL"/>
+                    </w:rPr>
+                  </w:pPr>
+                  <w:r>
+                    <w:rPr>
+                      <w:rFonts w:asciiTheme="minorHAnsi" w:eastAsiaTheme="minorEastAsia" w:hAnsiTheme="minorHAnsi" w:cstheme="minorBidi"/>
+                      <w:sz w:val="24"/>
+                      <w:szCs w:val="24"/>
+                      <w:lang w:val="es-CL" w:eastAsia="es-CL"/>
+                    </w:rPr>
+                    <w:t>Calidad de los requerimientos</w:t>
+                  </w:r>
+                </w:p>
+              </w:tc>
+              <w:tc>
+                <w:tcPr>
+                  <w:tcW w:w="0" w:type="auto"/>
+                  <w:vAlign w:val="center"/>
+                  <w:hideMark/>
+                </w:tcPr>
+                <w:p>
+                  <w:pPr>
+                    <w:framePr w:hSpace="141" w:wrap="around" w:vAnchor="text" w:hAnchor="margin" w:y="-5"/>
+                    <w:rPr>
+                      <w:rFonts w:asciiTheme="minorHAnsi" w:eastAsiaTheme="minorEastAsia" w:hAnsiTheme="minorHAnsi" w:cstheme="minorBidi"/>
+                      <w:sz w:val="24"/>
+                      <w:szCs w:val="24"/>
+                      <w:lang w:val="es-CL" w:eastAsia="es-CL"/>
+                    </w:rPr>
+                  </w:pPr>
+                  <w:r>
+                    <w:rPr>
+                      <w:rFonts w:asciiTheme="minorHAnsi" w:eastAsiaTheme="minorEastAsia" w:hAnsiTheme="minorHAnsi" w:cstheme="minorBidi"/>
+                      <w:sz w:val="24"/>
+                      <w:szCs w:val="24"/>
+                      <w:lang w:val="es-CL" w:eastAsia="es-CL"/>
+                    </w:rPr>
+                    <w:t>Los requerimientos tienen identificador, prioridad, origen y criterios de aceptación verificables.</w:t>
+                  </w:r>
+                </w:p>
+              </w:tc>
+              <w:tc>
+                <w:tcPr>
+                  <w:tcW w:w="0" w:type="auto"/>
+                  <w:vAlign w:val="center"/>
+                  <w:hideMark/>
+                </w:tcPr>
+                <w:p>
+                  <w:pPr>
+                    <w:framePr w:hSpace="141" w:wrap="around" w:vAnchor="text" w:hAnchor="margin" w:y="-5"/>
+                    <w:rPr>
+                      <w:rFonts w:asciiTheme="minorHAnsi" w:eastAsiaTheme="minorEastAsia" w:hAnsiTheme="minorHAnsi" w:cstheme="minorBidi"/>
+                      <w:sz w:val="24"/>
+                      <w:szCs w:val="24"/>
+                      <w:lang w:val="es-CL" w:eastAsia="es-CL"/>
+                    </w:rPr>
+                  </w:pPr>
+                  <w:r>
+                    <w:rPr>
+                      <w:rFonts w:asciiTheme="minorHAnsi" w:eastAsiaTheme="minorEastAsia" w:hAnsiTheme="minorHAnsi" w:cstheme="minorBidi"/>
+                      <w:sz w:val="24"/>
+                      <w:szCs w:val="24"/>
+                      <w:lang w:val="es-CL" w:eastAsia="es-CL"/>
+                    </w:rPr>
+                    <w:t>Documento de requerimientos, historias de usuario y registro de validaciones.</w:t>
+                  </w:r>
+                </w:p>
+              </w:tc>
+            </w:tr>
+            <w:tr>
+              <w:trPr>
+                <w:tblCellSpacing w:w="15" w:type="dxa"/>
+              </w:trPr>
+              <w:tc>
+                <w:tcPr>
+                  <w:tcW w:w="0" w:type="auto"/>
+                  <w:vAlign w:val="center"/>
+                  <w:hideMark/>
+                </w:tcPr>
+                <w:p>
+                  <w:pPr>
+                    <w:framePr w:hSpace="141" w:wrap="around" w:vAnchor="text" w:hAnchor="margin" w:y="-5"/>
+                    <w:rPr>
+                      <w:rFonts w:asciiTheme="minorHAnsi" w:eastAsiaTheme="minorEastAsia" w:hAnsiTheme="minorHAnsi" w:cstheme="minorBidi"/>
+                      <w:sz w:val="24"/>
+                      <w:szCs w:val="24"/>
+                      <w:lang w:val="es-CL" w:eastAsia="es-CL"/>
+                    </w:rPr>
+                  </w:pPr>
+                  <w:r>
+                    <w:rPr>
+                      <w:rFonts w:asciiTheme="minorHAnsi" w:eastAsiaTheme="minorEastAsia" w:hAnsiTheme="minorHAnsi" w:cstheme="minorBidi"/>
+                      <w:sz w:val="24"/>
+                      <w:szCs w:val="24"/>
+                      <w:lang w:val="es-CL" w:eastAsia="es-CL"/>
+                    </w:rPr>
+                    <w:t>Diseño de la solución</w:t>
+                  </w:r>
+                </w:p>
+              </w:tc>
+              <w:tc>
+                <w:tcPr>
+                  <w:tcW w:w="0" w:type="auto"/>
+                  <w:vAlign w:val="center"/>
+                  <w:hideMark/>
+                </w:tcPr>
+                <w:p>
+                  <w:pPr>
+                    <w:framePr w:hSpace="141" w:wrap="around" w:vAnchor="text" w:hAnchor="margin" w:y="-5"/>
+                    <w:rPr>
+                      <w:rFonts w:asciiTheme="minorHAnsi" w:eastAsiaTheme="minorEastAsia" w:hAnsiTheme="minorHAnsi" w:cstheme="minorBidi"/>
+                      <w:sz w:val="24"/>
+                      <w:szCs w:val="24"/>
+                      <w:lang w:val="es-CL" w:eastAsia="es-CL"/>
+                    </w:rPr>
+                  </w:pPr>
+                  <w:r>
+                    <w:rPr>
+                      <w:rFonts w:asciiTheme="minorHAnsi" w:eastAsiaTheme="minorEastAsia" w:hAnsiTheme="minorHAnsi" w:cstheme="minorBidi"/>
+                      <w:sz w:val="24"/>
+                      <w:szCs w:val="24"/>
+                      <w:lang w:val="es-CL" w:eastAsia="es-CL"/>
+                    </w:rPr>
+                    <w:t>La arquitectura representa los componentes, interfaces e interacciones necesarias para cumplir los requerimientos.</w:t>
+                  </w:r>
+                </w:p>
+              </w:tc>
+              <w:tc>
+                <w:tcPr>
+                  <w:tcW w:w="0" w:type="auto"/>
+                  <w:vAlign w:val="center"/>
+                  <w:hideMark/>
+                </w:tcPr>
+                <w:p>
+                  <w:pPr>
+                    <w:framePr w:hSpace="141" w:wrap="around" w:vAnchor="text" w:hAnchor="margin" w:y="-5"/>
+                    <w:rPr>
+                      <w:rFonts w:asciiTheme="minorHAnsi" w:eastAsiaTheme="minorEastAsia" w:hAnsiTheme="minorHAnsi" w:cstheme="minorBidi"/>
+                      <w:sz w:val="24"/>
+                      <w:szCs w:val="24"/>
+                      <w:lang w:val="es-CL" w:eastAsia="es-CL"/>
+                    </w:rPr>
+                  </w:pPr>
+                  <w:r>
+                    <w:rPr>
+                      <w:rFonts w:asciiTheme="minorHAnsi" w:eastAsiaTheme="minorEastAsia" w:hAnsiTheme="minorHAnsi" w:cstheme="minorBidi"/>
+                      <w:sz w:val="24"/>
+                      <w:szCs w:val="24"/>
+                      <w:lang w:val="es-CL" w:eastAsia="es-CL"/>
+                    </w:rPr>
+                    <w:t>Diagrama de arquitectura, diagramas de secuencia y decisiones técnicas documentadas.</w:t>
+                  </w:r>
+                </w:p>
+              </w:tc>
+            </w:tr>
+            <w:tr>
+              <w:trPr>
+                <w:tblCellSpacing w:w="15" w:type="dxa"/>
+              </w:trPr>
+              <w:tc>
+                <w:tcPr>
+                  <w:tcW w:w="0" w:type="auto"/>
+                  <w:vAlign w:val="center"/>
+                  <w:hideMark/>
+                </w:tcPr>
+                <w:p>
+                  <w:pPr>
+                    <w:framePr w:hSpace="141" w:wrap="around" w:vAnchor="text" w:hAnchor="margin" w:y="-5"/>
+                    <w:rPr>
+                      <w:rFonts w:asciiTheme="minorHAnsi" w:eastAsiaTheme="minorEastAsia" w:hAnsiTheme="minorHAnsi" w:cstheme="minorBidi"/>
+                      <w:sz w:val="24"/>
+                      <w:szCs w:val="24"/>
+                      <w:lang w:val="es-CL" w:eastAsia="es-CL"/>
+                    </w:rPr>
+                  </w:pPr>
+                  <w:r>
+                    <w:rPr>
+                      <w:rFonts w:asciiTheme="minorHAnsi" w:eastAsiaTheme="minorEastAsia" w:hAnsiTheme="minorHAnsi" w:cstheme="minorBidi"/>
+                      <w:sz w:val="24"/>
+                      <w:szCs w:val="24"/>
+                      <w:lang w:val="es-CL" w:eastAsia="es-CL"/>
+                    </w:rPr>
+                    <w:t>Desarrollo de software</w:t>
+                  </w:r>
+                </w:p>
+              </w:tc>
+              <w:tc>
+                <w:tcPr>
+                  <w:tcW w:w="0" w:type="auto"/>
+                  <w:vAlign w:val="center"/>
+                  <w:hideMark/>
+                </w:tcPr>
+                <w:p>
+                  <w:pPr>
+                    <w:framePr w:hSpace="141" w:wrap="around" w:vAnchor="text" w:hAnchor="margin" w:y="-5"/>
+                    <w:rPr>
+                      <w:rFonts w:asciiTheme="minorHAnsi" w:eastAsiaTheme="minorEastAsia" w:hAnsiTheme="minorHAnsi" w:cstheme="minorBidi"/>
+                      <w:sz w:val="24"/>
+                      <w:szCs w:val="24"/>
+                      <w:lang w:val="es-CL" w:eastAsia="es-CL"/>
+                    </w:rPr>
+                  </w:pPr>
+                  <w:r>
+                    <w:rPr>
+                      <w:rFonts w:asciiTheme="minorHAnsi" w:eastAsiaTheme="minorEastAsia" w:hAnsiTheme="minorHAnsi" w:cstheme="minorBidi"/>
+                      <w:sz w:val="24"/>
+                      <w:szCs w:val="24"/>
+                      <w:lang w:val="es-CL" w:eastAsia="es-CL"/>
+                    </w:rPr>
+                    <w:t>Las funcionalidades implementadas se relacionan con requerimientos y se mantienen bajo control de versiones.</w:t>
+                  </w:r>
+                </w:p>
+              </w:tc>
+              <w:tc>
+                <w:tcPr>
+                  <w:tcW w:w="0" w:type="auto"/>
+                  <w:vAlign w:val="center"/>
+                  <w:hideMark/>
+                </w:tcPr>
+                <w:p>
+                  <w:pPr>
+                    <w:framePr w:hSpace="141" w:wrap="around" w:vAnchor="text" w:hAnchor="margin" w:y="-5"/>
+                    <w:rPr>
+                      <w:rFonts w:asciiTheme="minorHAnsi" w:eastAsiaTheme="minorEastAsia" w:hAnsiTheme="minorHAnsi" w:cstheme="minorBidi"/>
+                      <w:sz w:val="24"/>
+                      <w:szCs w:val="24"/>
+                      <w:lang w:val="es-CL" w:eastAsia="es-CL"/>
+                    </w:rPr>
+                  </w:pPr>
+                  <w:r>
+                    <w:rPr>
+                      <w:rFonts w:asciiTheme="minorHAnsi" w:eastAsiaTheme="minorEastAsia" w:hAnsiTheme="minorHAnsi" w:cstheme="minorBidi"/>
+                      <w:sz w:val="24"/>
+                      <w:szCs w:val="24"/>
+                      <w:lang w:val="es-CL" w:eastAsia="es-CL"/>
+                    </w:rPr>
+                    <w:t xml:space="preserve">Código fuente, </w:t>
+                  </w:r>
+                  <w:proofErr w:type="spellStart"/>
+                  <w:r>
+                    <w:rPr>
+                      <w:rFonts w:asciiTheme="minorHAnsi" w:eastAsiaTheme="minorEastAsia" w:hAnsiTheme="minorHAnsi" w:cstheme="minorBidi"/>
+                      <w:sz w:val="24"/>
+                      <w:szCs w:val="24"/>
+                      <w:lang w:val="es-CL" w:eastAsia="es-CL"/>
+                    </w:rPr>
+                    <w:t>commits</w:t>
+                  </w:r>
+                  <w:proofErr w:type="spellEnd"/>
+                  <w:r>
+                    <w:rPr>
+                      <w:rFonts w:asciiTheme="minorHAnsi" w:eastAsiaTheme="minorEastAsia" w:hAnsiTheme="minorHAnsi" w:cstheme="minorBidi"/>
+                      <w:sz w:val="24"/>
+                      <w:szCs w:val="24"/>
+                      <w:lang w:val="es-CL" w:eastAsia="es-CL"/>
+                    </w:rPr>
+                    <w:t>, revisiones y versiones funcionales del prototipo.</w:t>
+                  </w:r>
+                </w:p>
+              </w:tc>
+            </w:tr>
+            <w:tr>
+              <w:trPr>
+                <w:tblCellSpacing w:w="15" w:type="dxa"/>
+              </w:trPr>
+              <w:tc>
+                <w:tcPr>
+                  <w:tcW w:w="0" w:type="auto"/>
+                  <w:vAlign w:val="center"/>
+                  <w:hideMark/>
+                </w:tcPr>
+                <w:p>
+                  <w:pPr>
+                    <w:framePr w:hSpace="141" w:wrap="around" w:vAnchor="text" w:hAnchor="margin" w:y="-5"/>
+                    <w:rPr>
+                      <w:rFonts w:asciiTheme="minorHAnsi" w:eastAsiaTheme="minorEastAsia" w:hAnsiTheme="minorHAnsi" w:cstheme="minorBidi"/>
+                      <w:sz w:val="24"/>
+                      <w:szCs w:val="24"/>
+                      <w:lang w:val="es-CL" w:eastAsia="es-CL"/>
+                    </w:rPr>
+                  </w:pPr>
+                  <w:r>
+                    <w:rPr>
+                      <w:rFonts w:asciiTheme="minorHAnsi" w:eastAsiaTheme="minorEastAsia" w:hAnsiTheme="minorHAnsi" w:cstheme="minorBidi"/>
+                      <w:sz w:val="24"/>
+                      <w:szCs w:val="24"/>
+                      <w:lang w:val="es-CL" w:eastAsia="es-CL"/>
+                    </w:rPr>
+                    <w:t>Integración de componentes</w:t>
+                  </w:r>
+                </w:p>
+              </w:tc>
+              <w:tc>
+                <w:tcPr>
+                  <w:tcW w:w="0" w:type="auto"/>
+                  <w:vAlign w:val="center"/>
+                  <w:hideMark/>
+                </w:tcPr>
+                <w:p>
+                  <w:pPr>
+                    <w:framePr w:hSpace="141" w:wrap="around" w:vAnchor="text" w:hAnchor="margin" w:y="-5"/>
+                    <w:rPr>
+                      <w:rFonts w:asciiTheme="minorHAnsi" w:eastAsiaTheme="minorEastAsia" w:hAnsiTheme="minorHAnsi" w:cstheme="minorBidi"/>
+                      <w:sz w:val="24"/>
+                      <w:szCs w:val="24"/>
+                      <w:lang w:val="es-CL" w:eastAsia="es-CL"/>
+                    </w:rPr>
+                  </w:pPr>
+                  <w:proofErr w:type="spellStart"/>
+                  <w:r>
+                    <w:rPr>
+                      <w:rFonts w:asciiTheme="minorHAnsi" w:eastAsiaTheme="minorEastAsia" w:hAnsiTheme="minorHAnsi" w:cstheme="minorBidi"/>
+                      <w:sz w:val="24"/>
+                      <w:szCs w:val="24"/>
+                      <w:lang w:val="es-CL" w:eastAsia="es-CL"/>
+                    </w:rPr>
+                    <w:t>LiveKit</w:t>
+                  </w:r>
+                  <w:proofErr w:type="spellEnd"/>
+                  <w:r>
+                    <w:rPr>
+                      <w:rFonts w:asciiTheme="minorHAnsi" w:eastAsiaTheme="minorEastAsia" w:hAnsiTheme="minorHAnsi" w:cstheme="minorBidi"/>
+                      <w:sz w:val="24"/>
+                      <w:szCs w:val="24"/>
+                      <w:lang w:val="es-CL" w:eastAsia="es-CL"/>
+                    </w:rPr>
+                    <w:t xml:space="preserve">, Asterisk, </w:t>
+                  </w:r>
+                  <w:proofErr w:type="spellStart"/>
+                  <w:r>
+                    <w:rPr>
+                      <w:rFonts w:asciiTheme="minorHAnsi" w:eastAsiaTheme="minorEastAsia" w:hAnsiTheme="minorHAnsi" w:cstheme="minorBidi"/>
+                      <w:sz w:val="24"/>
+                      <w:szCs w:val="24"/>
+                      <w:lang w:val="es-CL" w:eastAsia="es-CL"/>
+                    </w:rPr>
+                    <w:t>Speechmatics</w:t>
+                  </w:r>
+                  <w:proofErr w:type="spellEnd"/>
+                  <w:r>
+                    <w:rPr>
+                      <w:rFonts w:asciiTheme="minorHAnsi" w:eastAsiaTheme="minorEastAsia" w:hAnsiTheme="minorHAnsi" w:cstheme="minorBidi"/>
+                      <w:sz w:val="24"/>
+                      <w:szCs w:val="24"/>
+                      <w:lang w:val="es-CL" w:eastAsia="es-CL"/>
+                    </w:rPr>
+                    <w:t xml:space="preserve"> y </w:t>
+                  </w:r>
+                  <w:proofErr w:type="spellStart"/>
+                  <w:r>
+                    <w:rPr>
+                      <w:rFonts w:asciiTheme="minorHAnsi" w:eastAsiaTheme="minorEastAsia" w:hAnsiTheme="minorHAnsi" w:cstheme="minorBidi"/>
+                      <w:sz w:val="24"/>
+                      <w:szCs w:val="24"/>
+                      <w:lang w:val="es-CL" w:eastAsia="es-CL"/>
+                    </w:rPr>
+                    <w:t>ElevenLabs</w:t>
+                  </w:r>
+                  <w:proofErr w:type="spellEnd"/>
+                  <w:r>
+                    <w:rPr>
+                      <w:rFonts w:asciiTheme="minorHAnsi" w:eastAsiaTheme="minorEastAsia" w:hAnsiTheme="minorHAnsi" w:cstheme="minorBidi"/>
+                      <w:sz w:val="24"/>
+                      <w:szCs w:val="24"/>
+                      <w:lang w:val="es-CL" w:eastAsia="es-CL"/>
+                    </w:rPr>
+                    <w:t xml:space="preserve"> intercambian la información necesaria para ejecutar el flujo definido.</w:t>
+                  </w:r>
+                </w:p>
+              </w:tc>
+              <w:tc>
+                <w:tcPr>
+                  <w:tcW w:w="0" w:type="auto"/>
+                  <w:vAlign w:val="center"/>
+                  <w:hideMark/>
+                </w:tcPr>
+                <w:p>
+                  <w:pPr>
+                    <w:framePr w:hSpace="141" w:wrap="around" w:vAnchor="text" w:hAnchor="margin" w:y="-5"/>
+                    <w:rPr>
+                      <w:rFonts w:asciiTheme="minorHAnsi" w:eastAsiaTheme="minorEastAsia" w:hAnsiTheme="minorHAnsi" w:cstheme="minorBidi"/>
+                      <w:sz w:val="24"/>
+                      <w:szCs w:val="24"/>
+                      <w:lang w:val="es-CL" w:eastAsia="es-CL"/>
+                    </w:rPr>
+                  </w:pPr>
+                  <w:r>
+                    <w:rPr>
+                      <w:rFonts w:asciiTheme="minorHAnsi" w:eastAsiaTheme="minorEastAsia" w:hAnsiTheme="minorHAnsi" w:cstheme="minorBidi"/>
+                      <w:sz w:val="24"/>
+                      <w:szCs w:val="24"/>
+                      <w:lang w:val="es-CL" w:eastAsia="es-CL"/>
+                    </w:rPr>
+                    <w:t>Prototipo integrado, configuración documentada y pruebas de integración.</w:t>
+                  </w:r>
+                </w:p>
+              </w:tc>
+            </w:tr>
+            <w:tr>
+              <w:trPr>
+                <w:tblCellSpacing w:w="15" w:type="dxa"/>
+              </w:trPr>
+              <w:tc>
+                <w:tcPr>
+                  <w:tcW w:w="0" w:type="auto"/>
+                  <w:vAlign w:val="center"/>
+                  <w:hideMark/>
+                </w:tcPr>
+                <w:p>
+                  <w:pPr>
+                    <w:framePr w:hSpace="141" w:wrap="around" w:vAnchor="text" w:hAnchor="margin" w:y="-5"/>
+                    <w:rPr>
+                      <w:rFonts w:asciiTheme="minorHAnsi" w:eastAsiaTheme="minorEastAsia" w:hAnsiTheme="minorHAnsi" w:cstheme="minorBidi"/>
+                      <w:sz w:val="24"/>
+                      <w:szCs w:val="24"/>
+                      <w:lang w:val="es-CL" w:eastAsia="es-CL"/>
+                    </w:rPr>
+                  </w:pPr>
+                  <w:r>
+                    <w:rPr>
+                      <w:rFonts w:asciiTheme="minorHAnsi" w:eastAsiaTheme="minorEastAsia" w:hAnsiTheme="minorHAnsi" w:cstheme="minorBidi"/>
+                      <w:sz w:val="24"/>
+                      <w:szCs w:val="24"/>
+                      <w:lang w:val="es-CL" w:eastAsia="es-CL"/>
+                    </w:rPr>
+                    <w:t>Funcionamiento del flujo conversacional</w:t>
+                  </w:r>
+                </w:p>
+              </w:tc>
+              <w:tc>
+                <w:tcPr>
+                  <w:tcW w:w="0" w:type="auto"/>
+                  <w:vAlign w:val="center"/>
+                  <w:hideMark/>
+                </w:tcPr>
+                <w:p>
+                  <w:pPr>
+                    <w:framePr w:hSpace="141" w:wrap="around" w:vAnchor="text" w:hAnchor="margin" w:y="-5"/>
+                    <w:rPr>
+                      <w:rFonts w:asciiTheme="minorHAnsi" w:eastAsiaTheme="minorEastAsia" w:hAnsiTheme="minorHAnsi" w:cstheme="minorBidi"/>
+                      <w:sz w:val="24"/>
+                      <w:szCs w:val="24"/>
+                      <w:lang w:val="es-CL" w:eastAsia="es-CL"/>
+                    </w:rPr>
+                  </w:pPr>
+                  <w:r>
+                    <w:rPr>
+                      <w:rFonts w:asciiTheme="minorHAnsi" w:eastAsiaTheme="minorEastAsia" w:hAnsiTheme="minorHAnsi" w:cstheme="minorBidi"/>
+                      <w:sz w:val="24"/>
+                      <w:szCs w:val="24"/>
+                      <w:lang w:val="es-CL" w:eastAsia="es-CL"/>
+                    </w:rPr>
+                    <w:t>El agente identifica y responde adecuadamente a las intenciones definidas para el caso de cobranza.</w:t>
+                  </w:r>
+                </w:p>
+              </w:tc>
+              <w:tc>
+                <w:tcPr>
+                  <w:tcW w:w="0" w:type="auto"/>
+                  <w:vAlign w:val="center"/>
+                  <w:hideMark/>
+                </w:tcPr>
+                <w:p>
+                  <w:pPr>
+                    <w:framePr w:hSpace="141" w:wrap="around" w:vAnchor="text" w:hAnchor="margin" w:y="-5"/>
+                    <w:rPr>
+                      <w:rFonts w:asciiTheme="minorHAnsi" w:eastAsiaTheme="minorEastAsia" w:hAnsiTheme="minorHAnsi" w:cstheme="minorBidi"/>
+                      <w:sz w:val="24"/>
+                      <w:szCs w:val="24"/>
+                      <w:lang w:val="es-CL" w:eastAsia="es-CL"/>
+                    </w:rPr>
+                  </w:pPr>
+                  <w:r>
+                    <w:rPr>
+                      <w:rFonts w:asciiTheme="minorHAnsi" w:eastAsiaTheme="minorEastAsia" w:hAnsiTheme="minorHAnsi" w:cstheme="minorBidi"/>
+                      <w:sz w:val="24"/>
+                      <w:szCs w:val="24"/>
+                      <w:lang w:val="es-CL" w:eastAsia="es-CL"/>
+                    </w:rPr>
+                    <w:t>Guion de pruebas, grabaciones o registros de conversaciones y resultados observados.</w:t>
+                  </w:r>
+                </w:p>
+              </w:tc>
+            </w:tr>
+            <w:tr>
+              <w:trPr>
+                <w:tblCellSpacing w:w="15" w:type="dxa"/>
+              </w:trPr>
+              <w:tc>
+                <w:tcPr>
+                  <w:tcW w:w="0" w:type="auto"/>
+                  <w:vAlign w:val="center"/>
+                  <w:hideMark/>
+                </w:tcPr>
+                <w:p>
+                  <w:pPr>
+                    <w:framePr w:hSpace="141" w:wrap="around" w:vAnchor="text" w:hAnchor="margin" w:y="-5"/>
+                    <w:rPr>
+                      <w:rFonts w:asciiTheme="minorHAnsi" w:eastAsiaTheme="minorEastAsia" w:hAnsiTheme="minorHAnsi" w:cstheme="minorBidi"/>
+                      <w:sz w:val="24"/>
+                      <w:szCs w:val="24"/>
+                      <w:lang w:val="es-CL" w:eastAsia="es-CL"/>
+                    </w:rPr>
+                  </w:pPr>
+                  <w:r>
+                    <w:rPr>
+                      <w:rFonts w:asciiTheme="minorHAnsi" w:eastAsiaTheme="minorEastAsia" w:hAnsiTheme="minorHAnsi" w:cstheme="minorBidi"/>
+                      <w:sz w:val="24"/>
+                      <w:szCs w:val="24"/>
+                      <w:lang w:val="es-CL" w:eastAsia="es-CL"/>
+                    </w:rPr>
+                    <w:t>Tiempo de respuesta</w:t>
+                  </w:r>
+                </w:p>
+              </w:tc>
+              <w:tc>
+                <w:tcPr>
+                  <w:tcW w:w="0" w:type="auto"/>
+                  <w:vAlign w:val="center"/>
+                  <w:hideMark/>
+                </w:tcPr>
+                <w:p>
+                  <w:pPr>
+                    <w:framePr w:hSpace="141" w:wrap="around" w:vAnchor="text" w:hAnchor="margin" w:y="-5"/>
+                    <w:rPr>
+                      <w:rFonts w:asciiTheme="minorHAnsi" w:eastAsiaTheme="minorEastAsia" w:hAnsiTheme="minorHAnsi" w:cstheme="minorBidi"/>
+                      <w:sz w:val="24"/>
+                      <w:szCs w:val="24"/>
+                      <w:lang w:val="es-CL" w:eastAsia="es-CL"/>
+                    </w:rPr>
+                  </w:pPr>
+                  <w:r>
+                    <w:rPr>
+                      <w:rFonts w:asciiTheme="minorHAnsi" w:eastAsiaTheme="minorEastAsia" w:hAnsiTheme="minorHAnsi" w:cstheme="minorBidi"/>
+                      <w:sz w:val="24"/>
+                      <w:szCs w:val="24"/>
+                      <w:lang w:val="es-CL" w:eastAsia="es-CL"/>
+                    </w:rPr>
+                    <w:t>Se mide el tiempo entre la intervención del usuario y la respuesta del agente bajo condiciones definidas.</w:t>
+                  </w:r>
+                </w:p>
+              </w:tc>
+              <w:tc>
+                <w:tcPr>
+                  <w:tcW w:w="0" w:type="auto"/>
+                  <w:vAlign w:val="center"/>
+                  <w:hideMark/>
+                </w:tcPr>
+                <w:p>
+                  <w:pPr>
+                    <w:framePr w:hSpace="141" w:wrap="around" w:vAnchor="text" w:hAnchor="margin" w:y="-5"/>
+                    <w:rPr>
+                      <w:rFonts w:asciiTheme="minorHAnsi" w:eastAsiaTheme="minorEastAsia" w:hAnsiTheme="minorHAnsi" w:cstheme="minorBidi"/>
+                      <w:sz w:val="24"/>
+                      <w:szCs w:val="24"/>
+                      <w:lang w:val="es-CL" w:eastAsia="es-CL"/>
+                    </w:rPr>
+                  </w:pPr>
+                  <w:r>
+                    <w:rPr>
+                      <w:rFonts w:asciiTheme="minorHAnsi" w:eastAsiaTheme="minorEastAsia" w:hAnsiTheme="minorHAnsi" w:cstheme="minorBidi"/>
+                      <w:sz w:val="24"/>
+                      <w:szCs w:val="24"/>
+                      <w:lang w:val="es-CL" w:eastAsia="es-CL"/>
+                    </w:rPr>
+                    <w:t xml:space="preserve">Plan de medición, registros de tiempos y análisis de resultados. El umbral formal queda </w:t>
+                  </w:r>
+                  <w:r>
+                    <w:rPr>
+                      <w:rFonts w:asciiTheme="minorHAnsi" w:eastAsiaTheme="minorEastAsia" w:hAnsiTheme="minorHAnsi" w:cstheme="minorBidi"/>
+                      <w:b/>
+                      <w:bCs/>
+                      <w:sz w:val="24"/>
+                      <w:szCs w:val="24"/>
+                      <w:lang w:val="es-CL" w:eastAsia="es-CL"/>
+                    </w:rPr>
+                    <w:t>[PENDIENTE]</w:t>
+                  </w:r>
+                  <w:r>
+                    <w:rPr>
+                      <w:rFonts w:asciiTheme="minorHAnsi" w:eastAsiaTheme="minorEastAsia" w:hAnsiTheme="minorHAnsi" w:cstheme="minorBidi"/>
+                      <w:sz w:val="24"/>
+                      <w:szCs w:val="24"/>
+                      <w:lang w:val="es-CL" w:eastAsia="es-CL"/>
+                    </w:rPr>
+                    <w:t>.</w:t>
+                  </w:r>
+                </w:p>
+              </w:tc>
+            </w:tr>
+            <w:tr>
+              <w:trPr>
+                <w:tblCellSpacing w:w="15" w:type="dxa"/>
+              </w:trPr>
+              <w:tc>
+                <w:tcPr>
+                  <w:tcW w:w="0" w:type="auto"/>
+                  <w:vAlign w:val="center"/>
+                  <w:hideMark/>
+                </w:tcPr>
+                <w:p>
+                  <w:pPr>
+                    <w:framePr w:hSpace="141" w:wrap="around" w:vAnchor="text" w:hAnchor="margin" w:y="-5"/>
+                    <w:rPr>
+                      <w:rFonts w:asciiTheme="minorHAnsi" w:eastAsiaTheme="minorEastAsia" w:hAnsiTheme="minorHAnsi" w:cstheme="minorBidi"/>
+                      <w:sz w:val="24"/>
+                      <w:szCs w:val="24"/>
+                      <w:lang w:val="es-CL" w:eastAsia="es-CL"/>
+                    </w:rPr>
+                  </w:pPr>
+                  <w:r>
+                    <w:rPr>
+                      <w:rFonts w:asciiTheme="minorHAnsi" w:eastAsiaTheme="minorEastAsia" w:hAnsiTheme="minorHAnsi" w:cstheme="minorBidi"/>
+                      <w:sz w:val="24"/>
+                      <w:szCs w:val="24"/>
+                      <w:lang w:val="es-CL" w:eastAsia="es-CL"/>
+                    </w:rPr>
+                    <w:lastRenderedPageBreak/>
+                    <w:t>Calidad de transcripción y voz</w:t>
+                  </w:r>
+                </w:p>
+              </w:tc>
+              <w:tc>
+                <w:tcPr>
+                  <w:tcW w:w="0" w:type="auto"/>
+                  <w:vAlign w:val="center"/>
+                  <w:hideMark/>
+                </w:tcPr>
+                <w:p>
+                  <w:pPr>
+                    <w:framePr w:hSpace="141" w:wrap="around" w:vAnchor="text" w:hAnchor="margin" w:y="-5"/>
+                    <w:rPr>
+                      <w:rFonts w:asciiTheme="minorHAnsi" w:eastAsiaTheme="minorEastAsia" w:hAnsiTheme="minorHAnsi" w:cstheme="minorBidi"/>
+                      <w:sz w:val="24"/>
+                      <w:szCs w:val="24"/>
+                      <w:lang w:val="es-CL" w:eastAsia="es-CL"/>
+                    </w:rPr>
+                  </w:pPr>
+                  <w:r>
+                    <w:rPr>
+                      <w:rFonts w:asciiTheme="minorHAnsi" w:eastAsiaTheme="minorEastAsia" w:hAnsiTheme="minorHAnsi" w:cstheme="minorBidi"/>
+                      <w:sz w:val="24"/>
+                      <w:szCs w:val="24"/>
+                      <w:lang w:val="es-CL" w:eastAsia="es-CL"/>
+                    </w:rPr>
+                    <w:t>La transcripción y la voz generada son comprensibles y adecuadas para el contexto chileno definido.</w:t>
+                  </w:r>
+                </w:p>
+              </w:tc>
+              <w:tc>
+                <w:tcPr>
+                  <w:tcW w:w="0" w:type="auto"/>
+                  <w:vAlign w:val="center"/>
+                  <w:hideMark/>
+                </w:tcPr>
+                <w:p>
+                  <w:pPr>
+                    <w:framePr w:hSpace="141" w:wrap="around" w:vAnchor="text" w:hAnchor="margin" w:y="-5"/>
+                    <w:rPr>
+                      <w:rFonts w:asciiTheme="minorHAnsi" w:eastAsiaTheme="minorEastAsia" w:hAnsiTheme="minorHAnsi" w:cstheme="minorBidi"/>
+                      <w:sz w:val="24"/>
+                      <w:szCs w:val="24"/>
+                      <w:lang w:val="es-CL" w:eastAsia="es-CL"/>
+                    </w:rPr>
+                  </w:pPr>
+                  <w:r>
+                    <w:rPr>
+                      <w:rFonts w:asciiTheme="minorHAnsi" w:eastAsiaTheme="minorEastAsia" w:hAnsiTheme="minorHAnsi" w:cstheme="minorBidi"/>
+                      <w:sz w:val="24"/>
+                      <w:szCs w:val="24"/>
+                      <w:lang w:val="es-CL" w:eastAsia="es-CL"/>
+                    </w:rPr>
+                    <w:t>Casos de prueba, evaluaciones de calidad y observaciones registradas.</w:t>
+                  </w:r>
+                </w:p>
+              </w:tc>
+            </w:tr>
+            <w:tr>
+              <w:trPr>
+                <w:tblCellSpacing w:w="15" w:type="dxa"/>
+              </w:trPr>
+              <w:tc>
+                <w:tcPr>
+                  <w:tcW w:w="0" w:type="auto"/>
+                  <w:vAlign w:val="center"/>
+                  <w:hideMark/>
+                </w:tcPr>
+                <w:p>
+                  <w:pPr>
+                    <w:framePr w:hSpace="141" w:wrap="around" w:vAnchor="text" w:hAnchor="margin" w:y="-5"/>
+                    <w:rPr>
+                      <w:rFonts w:asciiTheme="minorHAnsi" w:eastAsiaTheme="minorEastAsia" w:hAnsiTheme="minorHAnsi" w:cstheme="minorBidi"/>
+                      <w:sz w:val="24"/>
+                      <w:szCs w:val="24"/>
+                      <w:lang w:val="es-CL" w:eastAsia="es-CL"/>
+                    </w:rPr>
+                  </w:pPr>
+                  <w:r>
+                    <w:rPr>
+                      <w:rFonts w:asciiTheme="minorHAnsi" w:eastAsiaTheme="minorEastAsia" w:hAnsiTheme="minorHAnsi" w:cstheme="minorBidi"/>
+                      <w:sz w:val="24"/>
+                      <w:szCs w:val="24"/>
+                      <w:lang w:val="es-CL" w:eastAsia="es-CL"/>
+                    </w:rPr>
+                    <w:t>Evaluación de costos</w:t>
+                  </w:r>
+                </w:p>
+              </w:tc>
+              <w:tc>
+                <w:tcPr>
+                  <w:tcW w:w="0" w:type="auto"/>
+                  <w:vAlign w:val="center"/>
+                  <w:hideMark/>
+                </w:tcPr>
+                <w:p>
+                  <w:pPr>
+                    <w:framePr w:hSpace="141" w:wrap="around" w:vAnchor="text" w:hAnchor="margin" w:y="-5"/>
+                    <w:rPr>
+                      <w:rFonts w:asciiTheme="minorHAnsi" w:eastAsiaTheme="minorEastAsia" w:hAnsiTheme="minorHAnsi" w:cstheme="minorBidi"/>
+                      <w:sz w:val="24"/>
+                      <w:szCs w:val="24"/>
+                      <w:lang w:val="es-CL" w:eastAsia="es-CL"/>
+                    </w:rPr>
+                  </w:pPr>
+                  <w:r>
+                    <w:rPr>
+                      <w:rFonts w:asciiTheme="minorHAnsi" w:eastAsiaTheme="minorEastAsia" w:hAnsiTheme="minorHAnsi" w:cstheme="minorBidi"/>
+                      <w:sz w:val="24"/>
+                      <w:szCs w:val="24"/>
+                      <w:lang w:val="es-CL" w:eastAsia="es-CL"/>
+                    </w:rPr>
+                    <w:t>Se calcula y documenta el costo de las llamadas realizadas con el prototipo bajo condiciones comparables.</w:t>
+                  </w:r>
+                </w:p>
+              </w:tc>
+              <w:tc>
+                <w:tcPr>
+                  <w:tcW w:w="0" w:type="auto"/>
+                  <w:vAlign w:val="center"/>
+                  <w:hideMark/>
+                </w:tcPr>
+                <w:p>
+                  <w:pPr>
+                    <w:framePr w:hSpace="141" w:wrap="around" w:vAnchor="text" w:hAnchor="margin" w:y="-5"/>
+                    <w:rPr>
+                      <w:rFonts w:asciiTheme="minorHAnsi" w:eastAsiaTheme="minorEastAsia" w:hAnsiTheme="minorHAnsi" w:cstheme="minorBidi"/>
+                      <w:sz w:val="24"/>
+                      <w:szCs w:val="24"/>
+                      <w:lang w:val="es-CL" w:eastAsia="es-CL"/>
+                    </w:rPr>
+                  </w:pPr>
+                  <w:r>
+                    <w:rPr>
+                      <w:rFonts w:asciiTheme="minorHAnsi" w:eastAsiaTheme="minorEastAsia" w:hAnsiTheme="minorHAnsi" w:cstheme="minorBidi"/>
+                      <w:sz w:val="24"/>
+                      <w:szCs w:val="24"/>
+                      <w:lang w:val="es-CL" w:eastAsia="es-CL"/>
+                    </w:rPr>
+                    <w:t>Registro de consumo de API, telefonía e infraestructura y cálculo del costo por llamada.</w:t>
+                  </w:r>
+                </w:p>
+              </w:tc>
+            </w:tr>
+            <w:tr>
+              <w:trPr>
+                <w:tblCellSpacing w:w="15" w:type="dxa"/>
+              </w:trPr>
+              <w:tc>
+                <w:tcPr>
+                  <w:tcW w:w="0" w:type="auto"/>
+                  <w:vAlign w:val="center"/>
+                  <w:hideMark/>
+                </w:tcPr>
+                <w:p>
+                  <w:pPr>
+                    <w:framePr w:hSpace="141" w:wrap="around" w:vAnchor="text" w:hAnchor="margin" w:y="-5"/>
+                    <w:rPr>
+                      <w:rFonts w:asciiTheme="minorHAnsi" w:eastAsiaTheme="minorEastAsia" w:hAnsiTheme="minorHAnsi" w:cstheme="minorBidi"/>
+                      <w:sz w:val="24"/>
+                      <w:szCs w:val="24"/>
+                      <w:lang w:val="es-CL" w:eastAsia="es-CL"/>
+                    </w:rPr>
+                  </w:pPr>
+                  <w:r>
+                    <w:rPr>
+                      <w:rFonts w:asciiTheme="minorHAnsi" w:eastAsiaTheme="minorEastAsia" w:hAnsiTheme="minorHAnsi" w:cstheme="minorBidi"/>
+                      <w:sz w:val="24"/>
+                      <w:szCs w:val="24"/>
+                      <w:lang w:val="es-CL" w:eastAsia="es-CL"/>
+                    </w:rPr>
+                    <w:t>Comparación de efectividad</w:t>
+                  </w:r>
+                </w:p>
+              </w:tc>
+              <w:tc>
+                <w:tcPr>
+                  <w:tcW w:w="0" w:type="auto"/>
+                  <w:vAlign w:val="center"/>
+                  <w:hideMark/>
+                </w:tcPr>
+                <w:p>
+                  <w:pPr>
+                    <w:framePr w:hSpace="141" w:wrap="around" w:vAnchor="text" w:hAnchor="margin" w:y="-5"/>
+                    <w:rPr>
+                      <w:rFonts w:asciiTheme="minorHAnsi" w:eastAsiaTheme="minorEastAsia" w:hAnsiTheme="minorHAnsi" w:cstheme="minorBidi"/>
+                      <w:sz w:val="24"/>
+                      <w:szCs w:val="24"/>
+                      <w:lang w:val="es-CL" w:eastAsia="es-CL"/>
+                    </w:rPr>
+                  </w:pPr>
+                  <w:r>
+                    <w:rPr>
+                      <w:rFonts w:asciiTheme="minorHAnsi" w:eastAsiaTheme="minorEastAsia" w:hAnsiTheme="minorHAnsi" w:cstheme="minorBidi"/>
+                      <w:sz w:val="24"/>
+                      <w:szCs w:val="24"/>
+                      <w:lang w:val="es-CL" w:eastAsia="es-CL"/>
+                    </w:rPr>
+                    <w:t>Los resultados del prototipo se comparan con los antecedentes disponibles de la solución actual.</w:t>
+                  </w:r>
+                </w:p>
+              </w:tc>
+              <w:tc>
+                <w:tcPr>
+                  <w:tcW w:w="0" w:type="auto"/>
+                  <w:vAlign w:val="center"/>
+                  <w:hideMark/>
+                </w:tcPr>
+                <w:p>
+                  <w:pPr>
+                    <w:framePr w:hSpace="141" w:wrap="around" w:vAnchor="text" w:hAnchor="margin" w:y="-5"/>
+                    <w:rPr>
+                      <w:rFonts w:asciiTheme="minorHAnsi" w:eastAsiaTheme="minorEastAsia" w:hAnsiTheme="minorHAnsi" w:cstheme="minorBidi"/>
+                      <w:sz w:val="24"/>
+                      <w:szCs w:val="24"/>
+                      <w:lang w:val="es-CL" w:eastAsia="es-CL"/>
+                    </w:rPr>
+                  </w:pPr>
+                  <w:r>
+                    <w:rPr>
+                      <w:rFonts w:asciiTheme="minorHAnsi" w:eastAsiaTheme="minorEastAsia" w:hAnsiTheme="minorHAnsi" w:cstheme="minorBidi"/>
+                      <w:sz w:val="24"/>
+                      <w:szCs w:val="24"/>
+                      <w:lang w:val="es-CL" w:eastAsia="es-CL"/>
+                    </w:rPr>
+                    <w:t xml:space="preserve">Matriz comparativa y reporte de resultados. La disponibilidad de datos de referencia queda </w:t>
+                  </w:r>
+                  <w:r>
+                    <w:rPr>
+                      <w:rFonts w:asciiTheme="minorHAnsi" w:eastAsiaTheme="minorEastAsia" w:hAnsiTheme="minorHAnsi" w:cstheme="minorBidi"/>
+                      <w:b/>
+                      <w:bCs/>
+                      <w:sz w:val="24"/>
+                      <w:szCs w:val="24"/>
+                      <w:lang w:val="es-CL" w:eastAsia="es-CL"/>
+                    </w:rPr>
+                    <w:t>[PENDIENTE]</w:t>
+                  </w:r>
+                  <w:r>
+                    <w:rPr>
+                      <w:rFonts w:asciiTheme="minorHAnsi" w:eastAsiaTheme="minorEastAsia" w:hAnsiTheme="minorHAnsi" w:cstheme="minorBidi"/>
+                      <w:sz w:val="24"/>
+                      <w:szCs w:val="24"/>
+                      <w:lang w:val="es-CL" w:eastAsia="es-CL"/>
+                    </w:rPr>
+                    <w:t>.</w:t>
+                  </w:r>
+                </w:p>
+              </w:tc>
+            </w:tr>
+            <w:tr>
+              <w:trPr>
+                <w:tblCellSpacing w:w="15" w:type="dxa"/>
+              </w:trPr>
+              <w:tc>
+                <w:tcPr>
+                  <w:tcW w:w="0" w:type="auto"/>
+                  <w:vAlign w:val="center"/>
+                  <w:hideMark/>
+                </w:tcPr>
+                <w:p>
+                  <w:pPr>
+                    <w:framePr w:hSpace="141" w:wrap="around" w:vAnchor="text" w:hAnchor="margin" w:y="-5"/>
+                    <w:rPr>
+                      <w:rFonts w:asciiTheme="minorHAnsi" w:eastAsiaTheme="minorEastAsia" w:hAnsiTheme="minorHAnsi" w:cstheme="minorBidi"/>
+                      <w:sz w:val="24"/>
+                      <w:szCs w:val="24"/>
+                      <w:lang w:val="es-CL" w:eastAsia="es-CL"/>
+                    </w:rPr>
+                  </w:pPr>
+                  <w:r>
+                    <w:rPr>
+                      <w:rFonts w:asciiTheme="minorHAnsi" w:eastAsiaTheme="minorEastAsia" w:hAnsiTheme="minorHAnsi" w:cstheme="minorBidi"/>
+                      <w:sz w:val="24"/>
+                      <w:szCs w:val="24"/>
+                      <w:lang w:val="es-CL" w:eastAsia="es-CL"/>
+                    </w:rPr>
+                    <w:t>Corrección de defectos</w:t>
+                  </w:r>
+                </w:p>
+              </w:tc>
+              <w:tc>
+                <w:tcPr>
+                  <w:tcW w:w="0" w:type="auto"/>
+                  <w:vAlign w:val="center"/>
+                  <w:hideMark/>
+                </w:tcPr>
+                <w:p>
+                  <w:pPr>
+                    <w:framePr w:hSpace="141" w:wrap="around" w:vAnchor="text" w:hAnchor="margin" w:y="-5"/>
+                    <w:rPr>
+                      <w:rFonts w:asciiTheme="minorHAnsi" w:eastAsiaTheme="minorEastAsia" w:hAnsiTheme="minorHAnsi" w:cstheme="minorBidi"/>
+                      <w:sz w:val="24"/>
+                      <w:szCs w:val="24"/>
+                      <w:lang w:val="es-CL" w:eastAsia="es-CL"/>
+                    </w:rPr>
+                  </w:pPr>
+                  <w:r>
+                    <w:rPr>
+                      <w:rFonts w:asciiTheme="minorHAnsi" w:eastAsiaTheme="minorEastAsia" w:hAnsiTheme="minorHAnsi" w:cstheme="minorBidi"/>
+                      <w:sz w:val="24"/>
+                      <w:szCs w:val="24"/>
+                      <w:lang w:val="es-CL" w:eastAsia="es-CL"/>
+                    </w:rPr>
+                    <w:t>Las incidencias detectadas se registran, corrigen y verifican mediante nuevas pruebas.</w:t>
+                  </w:r>
+                </w:p>
+              </w:tc>
+              <w:tc>
+                <w:tcPr>
+                  <w:tcW w:w="0" w:type="auto"/>
+                  <w:vAlign w:val="center"/>
+                  <w:hideMark/>
+                </w:tcPr>
+                <w:p>
+                  <w:pPr>
+                    <w:framePr w:hSpace="141" w:wrap="around" w:vAnchor="text" w:hAnchor="margin" w:y="-5"/>
+                    <w:rPr>
+                      <w:rFonts w:asciiTheme="minorHAnsi" w:eastAsiaTheme="minorEastAsia" w:hAnsiTheme="minorHAnsi" w:cstheme="minorBidi"/>
+                      <w:sz w:val="24"/>
+                      <w:szCs w:val="24"/>
+                      <w:lang w:val="es-CL" w:eastAsia="es-CL"/>
+                    </w:rPr>
+                  </w:pPr>
+                  <w:r>
+                    <w:rPr>
+                      <w:rFonts w:asciiTheme="minorHAnsi" w:eastAsiaTheme="minorEastAsia" w:hAnsiTheme="minorHAnsi" w:cstheme="minorBidi"/>
+                      <w:sz w:val="24"/>
+                      <w:szCs w:val="24"/>
+                      <w:lang w:val="es-CL" w:eastAsia="es-CL"/>
+                    </w:rPr>
+                    <w:t xml:space="preserve">Registro de incidencias, </w:t>
+                  </w:r>
+                  <w:proofErr w:type="spellStart"/>
+                  <w:r>
+                    <w:rPr>
+                      <w:rFonts w:asciiTheme="minorHAnsi" w:eastAsiaTheme="minorEastAsia" w:hAnsiTheme="minorHAnsi" w:cstheme="minorBidi"/>
+                      <w:sz w:val="24"/>
+                      <w:szCs w:val="24"/>
+                      <w:lang w:val="es-CL" w:eastAsia="es-CL"/>
+                    </w:rPr>
+                    <w:t>commits</w:t>
+                  </w:r>
+                  <w:proofErr w:type="spellEnd"/>
+                  <w:r>
+                    <w:rPr>
+                      <w:rFonts w:asciiTheme="minorHAnsi" w:eastAsiaTheme="minorEastAsia" w:hAnsiTheme="minorHAnsi" w:cstheme="minorBidi"/>
+                      <w:sz w:val="24"/>
+                      <w:szCs w:val="24"/>
+                      <w:lang w:val="es-CL" w:eastAsia="es-CL"/>
+                    </w:rPr>
+                    <w:t xml:space="preserve"> asociados y resultados de pruebas posteriores.</w:t>
+                  </w:r>
+                </w:p>
+              </w:tc>
+            </w:tr>
+            <w:tr>
+              <w:trPr>
+                <w:tblCellSpacing w:w="15" w:type="dxa"/>
+              </w:trPr>
+              <w:tc>
+                <w:tcPr>
+                  <w:tcW w:w="0" w:type="auto"/>
+                  <w:vAlign w:val="center"/>
+                  <w:hideMark/>
+                </w:tcPr>
+                <w:p>
+                  <w:pPr>
+                    <w:framePr w:hSpace="141" w:wrap="around" w:vAnchor="text" w:hAnchor="margin" w:y="-5"/>
+                    <w:rPr>
+                      <w:rFonts w:asciiTheme="minorHAnsi" w:eastAsiaTheme="minorEastAsia" w:hAnsiTheme="minorHAnsi" w:cstheme="minorBidi"/>
+                      <w:sz w:val="24"/>
+                      <w:szCs w:val="24"/>
+                      <w:lang w:val="es-CL" w:eastAsia="es-CL"/>
+                    </w:rPr>
+                  </w:pPr>
+                  <w:r>
+                    <w:rPr>
+                      <w:rFonts w:asciiTheme="minorHAnsi" w:eastAsiaTheme="minorEastAsia" w:hAnsiTheme="minorHAnsi" w:cstheme="minorBidi"/>
+                      <w:sz w:val="24"/>
+                      <w:szCs w:val="24"/>
+                      <w:lang w:val="es-CL" w:eastAsia="es-CL"/>
+                    </w:rPr>
+                    <w:t>Trazabilidad documental</w:t>
+                  </w:r>
+                </w:p>
+              </w:tc>
+              <w:tc>
+                <w:tcPr>
+                  <w:tcW w:w="0" w:type="auto"/>
+                  <w:vAlign w:val="center"/>
+                  <w:hideMark/>
+                </w:tcPr>
+                <w:p>
+                  <w:pPr>
+                    <w:framePr w:hSpace="141" w:wrap="around" w:vAnchor="text" w:hAnchor="margin" w:y="-5"/>
+                    <w:rPr>
+                      <w:rFonts w:asciiTheme="minorHAnsi" w:eastAsiaTheme="minorEastAsia" w:hAnsiTheme="minorHAnsi" w:cstheme="minorBidi"/>
+                      <w:sz w:val="24"/>
+                      <w:szCs w:val="24"/>
+                      <w:lang w:val="es-CL" w:eastAsia="es-CL"/>
+                    </w:rPr>
+                  </w:pPr>
+                  <w:r>
+                    <w:rPr>
+                      <w:rFonts w:asciiTheme="minorHAnsi" w:eastAsiaTheme="minorEastAsia" w:hAnsiTheme="minorHAnsi" w:cstheme="minorBidi"/>
+                      <w:sz w:val="24"/>
+                      <w:szCs w:val="24"/>
+                      <w:lang w:val="es-CL" w:eastAsia="es-CL"/>
+                    </w:rPr>
+                    <w:t>Cada evidencia indica qué objetivo, requerimiento, actividad y competencia demuestra.</w:t>
+                  </w:r>
+                </w:p>
+              </w:tc>
+              <w:tc>
+                <w:tcPr>
+                  <w:tcW w:w="0" w:type="auto"/>
+                  <w:vAlign w:val="center"/>
+                  <w:hideMark/>
+                </w:tcPr>
+                <w:p>
+                  <w:pPr>
+                    <w:framePr w:hSpace="141" w:wrap="around" w:vAnchor="text" w:hAnchor="margin" w:y="-5"/>
+                    <w:rPr>
+                      <w:rFonts w:asciiTheme="minorHAnsi" w:eastAsiaTheme="minorEastAsia" w:hAnsiTheme="minorHAnsi" w:cstheme="minorBidi"/>
+                      <w:sz w:val="24"/>
+                      <w:szCs w:val="24"/>
+                      <w:lang w:val="es-CL" w:eastAsia="es-CL"/>
+                    </w:rPr>
+                  </w:pPr>
+                  <w:r>
+                    <w:rPr>
+                      <w:rFonts w:asciiTheme="minorHAnsi" w:eastAsiaTheme="minorEastAsia" w:hAnsiTheme="minorHAnsi" w:cstheme="minorBidi"/>
+                      <w:sz w:val="24"/>
+                      <w:szCs w:val="24"/>
+                      <w:lang w:val="es-CL" w:eastAsia="es-CL"/>
+                    </w:rPr>
+                    <w:t>Matriz de trazabilidad y repositorio organizado.</w:t>
+                  </w:r>
+                </w:p>
+              </w:tc>
+            </w:tr>
+          </w:tbl>
+          <w:p>
+            <w:pPr>
+              <w:rPr>
+                <w:rFonts w:asciiTheme="minorHAnsi" w:eastAsiaTheme="minorEastAsia" w:hAnsiTheme="minorHAnsi" w:cstheme="minorBidi"/>
+                <w:sz w:val="24"/>
+                <w:szCs w:val="24"/>
+                <w:lang w:val="es-CL" w:eastAsia="es-CL"/>
+              </w:rPr>
+            </w:pPr>
+            <w:r>
+              <w:rPr>
+                <w:rFonts w:asciiTheme="minorHAnsi" w:eastAsiaTheme="minorEastAsia" w:hAnsiTheme="minorHAnsi" w:cstheme="minorBidi"/>
+                <w:sz w:val="24"/>
+                <w:szCs w:val="24"/>
+                <w:lang w:val="es-CL" w:eastAsia="es-CL"/>
+              </w:rPr>
+              <w:t>La evaluación no se basará únicamente en la existencia de documentos o código. Cada evidencia deberá demostrar que el producto o actividad cumple el criterio definido, indicando la versión utilizada, las condiciones de ejecución y la participación de los integrantes.</w:t>
+            </w:r>
+          </w:p>
+          <w:p>
+            <w:pPr>
+              <w:rPr>
+                <w:rFonts w:asciiTheme="minorHAnsi" w:eastAsiaTheme="minorEastAsia" w:hAnsiTheme="minorHAnsi" w:cstheme="minorBidi"/>
+                <w:sz w:val="24"/>
+                <w:szCs w:val="24"/>
+                <w:lang w:val="es-CL" w:eastAsia="es-CL"/>
+              </w:rPr>
+            </w:pPr>
+            <w:r>
+              <w:rPr>
+                <w:rFonts w:asciiTheme="minorHAnsi" w:eastAsiaTheme="minorEastAsia" w:hAnsiTheme="minorHAnsi" w:cstheme="minorBidi"/>
+                <w:sz w:val="24"/>
+                <w:szCs w:val="24"/>
+                <w:lang w:val="es-CL" w:eastAsia="es-CL"/>
+              </w:rPr>
+              <w:t xml:space="preserve">Los indicadores relacionados con modelos de datos, procesamiento masivo de información o implantación empresarial se incorporarán solo si el alcance aprobado los requiere. Su aplicación queda </w:t>
+            </w:r>
+            <w:r>
+              <w:rPr>
+                <w:rFonts w:asciiTheme="minorHAnsi" w:eastAsiaTheme="minorEastAsia" w:hAnsiTheme="minorHAnsi" w:cstheme="minorBidi"/>
+                <w:b/>
+                <w:bCs/>
+                <w:sz w:val="24"/>
+                <w:szCs w:val="24"/>
+                <w:lang w:val="es-CL" w:eastAsia="es-CL"/>
+              </w:rPr>
+              <w:t>[PENDIENTE]</w:t>
+            </w:r>
+            <w:r>
+              <w:rPr>
+                <w:rFonts w:asciiTheme="minorHAnsi" w:eastAsiaTheme="minorEastAsia" w:hAnsiTheme="minorHAnsi" w:cstheme="minorBidi"/>
+                <w:sz w:val="24"/>
+                <w:szCs w:val="24"/>
+                <w:lang w:val="es-CL" w:eastAsia="es-CL"/>
+              </w:rPr>
+              <w:t xml:space="preserve"> hasta validar los requerimientos definitivos.</w:t>
+            </w:r>
+          </w:p>
+          <w:p>
+            <w:pPr>
+              <w:rPr>
+                <w:rFonts w:asciiTheme="minorHAnsi" w:eastAsiaTheme="minorEastAsia" w:hAnsiTheme="minorHAnsi" w:cstheme="minorBidi"/>
+                <w:sz w:val="24"/>
+                <w:szCs w:val="24"/>
+                <w:lang w:val="es-CL" w:eastAsia="es-CL"/>
+              </w:rPr>
+            </w:pPr>
+          </w:p>
+          <w:p>
+            <w:pPr>
+              <w:rPr>
+                <w:rFonts w:asciiTheme="minorHAnsi" w:eastAsiaTheme="minorEastAsia" w:hAnsiTheme="minorHAnsi" w:cstheme="minorBidi"/>
+                <w:sz w:val="24"/>
+                <w:szCs w:val="24"/>
+                <w:lang w:val="es-CL" w:eastAsia="es-CL"/>
+              </w:rPr>
+            </w:pPr>
+          </w:p>
+          <w:p>
+            <w:pPr>
+              <w:rPr>
+                <w:rFonts w:asciiTheme="minorHAnsi" w:eastAsiaTheme="minorEastAsia" w:hAnsiTheme="minorHAnsi" w:cstheme="minorBidi"/>
+                <w:b/>
+                <w:bCs/>
+                <w:sz w:val="24"/>
+                <w:szCs w:val="24"/>
+                <w:lang w:val="es-CL" w:eastAsia="es-CL"/>
+              </w:rPr>
+            </w:pPr>
+            <w:r>
+              <w:rPr>
+                <w:rFonts w:asciiTheme="minorHAnsi" w:eastAsiaTheme="minorEastAsia" w:hAnsiTheme="minorHAnsi" w:cstheme="minorBidi"/>
+                <w:b/>
+                <w:bCs/>
+                <w:sz w:val="24"/>
+                <w:szCs w:val="24"/>
+                <w:lang w:val="es-CL" w:eastAsia="es-CL"/>
+              </w:rPr>
+              <w:t>7. Conclusiones individuales</w:t>
+            </w:r>
+          </w:p>
+          <w:p>
+            <w:pPr>
+              <w:rPr>
+                <w:rFonts w:asciiTheme="minorHAnsi" w:eastAsiaTheme="minorEastAsia" w:hAnsiTheme="minorHAnsi" w:cstheme="minorBidi"/>
+                <w:b/>
+                <w:bCs/>
+                <w:sz w:val="24"/>
+                <w:szCs w:val="24"/>
+                <w:lang w:val="es-CL" w:eastAsia="es-CL"/>
+              </w:rPr>
+            </w:pPr>
+            <w:r>
+              <w:rPr>
+                <w:rFonts w:asciiTheme="minorHAnsi" w:eastAsiaTheme="minorEastAsia" w:hAnsiTheme="minorHAnsi" w:cstheme="minorBidi"/>
+                <w:b/>
+                <w:bCs/>
+                <w:sz w:val="24"/>
+                <w:szCs w:val="24"/>
+                <w:lang w:val="es-CL" w:eastAsia="es-CL"/>
+              </w:rPr>
+              <w:t>Juan Díaz</w:t>
+            </w:r>
+          </w:p>
+          <w:p>
+            <w:pPr>
+              <w:rPr>
+                <w:rFonts w:asciiTheme="minorHAnsi" w:eastAsiaTheme="minorEastAsia" w:hAnsiTheme="minorHAnsi" w:cstheme="minorBidi"/>
+                <w:b/>
+                <w:bCs/>
+                <w:sz w:val="24"/>
+                <w:szCs w:val="24"/>
+                <w:lang w:val="es-CL" w:eastAsia="es-CL"/>
+              </w:rPr>
+            </w:pPr>
+            <w:r>
+              <w:rPr>
+                <w:rFonts w:asciiTheme="minorHAnsi" w:eastAsiaTheme="minorEastAsia" w:hAnsiTheme="minorHAnsi" w:cstheme="minorBidi"/>
+                <w:b/>
+                <w:bCs/>
+                <w:sz w:val="24"/>
+                <w:szCs w:val="24"/>
+                <w:lang w:val="es-CL" w:eastAsia="es-CL"/>
+              </w:rPr>
+              <w:t>Concluyo que el proyecto Alloxentric Real Time Agent permite abordar una necesidad empresarial concreta mediante el desarrollo y evaluación de un agente de voz para procesos de cobranza. La reunión con Alloxentric permitió identificar tecnologías, restricciones de latencia y la necesidad de comparar costos y efectividad con la solución actual.</w:t>
+            </w:r>
+          </w:p>
+          <w:p>
+            <w:pPr>
+              <w:rPr>
+                <w:rFonts w:asciiTheme="minorHAnsi" w:eastAsiaTheme="minorEastAsia" w:hAnsiTheme="minorHAnsi" w:cstheme="minorBidi"/>
+                <w:b/>
+                <w:bCs/>
+                <w:sz w:val="24"/>
+                <w:szCs w:val="24"/>
+                <w:lang w:val="es-CL" w:eastAsia="es-CL"/>
+              </w:rPr>
+            </w:pPr>
+            <w:r>
+              <w:rPr>
+                <w:rFonts w:asciiTheme="minorHAnsi" w:eastAsiaTheme="minorEastAsia" w:hAnsiTheme="minorHAnsi" w:cstheme="minorBidi"/>
+                <w:b/>
+                <w:bCs/>
+                <w:sz w:val="24"/>
+                <w:szCs w:val="24"/>
+                <w:lang w:val="es-CL" w:eastAsia="es-CL"/>
+              </w:rPr>
+              <w:t xml:space="preserve">Como </w:t>
+            </w:r>
+            <w:proofErr w:type="spellStart"/>
+            <w:r>
+              <w:rPr>
+                <w:rFonts w:asciiTheme="minorHAnsi" w:eastAsiaTheme="minorEastAsia" w:hAnsiTheme="minorHAnsi" w:cstheme="minorBidi"/>
+                <w:b/>
+                <w:bCs/>
+                <w:sz w:val="24"/>
+                <w:szCs w:val="24"/>
+                <w:lang w:val="es-CL" w:eastAsia="es-CL"/>
+              </w:rPr>
+              <w:t>Product</w:t>
+            </w:r>
+            <w:proofErr w:type="spellEnd"/>
+            <w:r>
+              <w:rPr>
+                <w:rFonts w:asciiTheme="minorHAnsi" w:eastAsiaTheme="minorEastAsia" w:hAnsiTheme="minorHAnsi" w:cstheme="minorBidi"/>
+                <w:b/>
+                <w:bCs/>
+                <w:sz w:val="24"/>
+                <w:szCs w:val="24"/>
+                <w:lang w:val="es-CL" w:eastAsia="es-CL"/>
+              </w:rPr>
+              <w:t xml:space="preserve"> Owner y desarrollador, considero fundamental priorizar los requerimientos según el valor para Alloxentric y mantener un alcance controlado. Antes de comprometer funcionalidades definitivas, será necesario validar el script, los criterios de aceptación, los accesos técnicos y el procedimiento de evaluación. El resultado del proyecto deberá demostrarse mediante un prototipo funcional y evidencias verificables.</w:t>
+            </w:r>
+          </w:p>
+          <w:p>
+            <w:pPr>
+              <w:rPr>
+                <w:rFonts w:asciiTheme="minorHAnsi" w:eastAsiaTheme="minorEastAsia" w:hAnsiTheme="minorHAnsi" w:cstheme="minorBidi"/>
+                <w:b/>
+                <w:bCs/>
+                <w:sz w:val="24"/>
+                <w:szCs w:val="24"/>
+                <w:lang w:val="es-CL" w:eastAsia="es-CL"/>
+              </w:rPr>
+            </w:pPr>
+            <w:r>
+              <w:rPr>
+                <w:rFonts w:asciiTheme="minorHAnsi" w:eastAsiaTheme="minorEastAsia" w:hAnsiTheme="minorHAnsi" w:cstheme="minorBidi"/>
+                <w:b/>
+                <w:bCs/>
+                <w:sz w:val="24"/>
+                <w:szCs w:val="24"/>
+                <w:lang w:val="es-CL" w:eastAsia="es-CL"/>
+              </w:rPr>
+              <w:t>Fernando Patricio Olguea González</w:t>
+            </w:r>
+          </w:p>
+          <w:p>
+            <w:pPr>
+              <w:rPr>
+                <w:rFonts w:asciiTheme="minorHAnsi" w:eastAsiaTheme="minorEastAsia" w:hAnsiTheme="minorHAnsi" w:cstheme="minorBidi"/>
+                <w:b/>
+                <w:bCs/>
+                <w:sz w:val="24"/>
+                <w:szCs w:val="24"/>
+                <w:lang w:val="es-CL" w:eastAsia="es-CL"/>
+              </w:rPr>
+            </w:pPr>
+            <w:r>
+              <w:rPr>
+                <w:rFonts w:asciiTheme="minorHAnsi" w:eastAsiaTheme="minorEastAsia" w:hAnsiTheme="minorHAnsi" w:cstheme="minorBidi"/>
+                <w:b/>
+                <w:bCs/>
+                <w:sz w:val="24"/>
+                <w:szCs w:val="24"/>
+                <w:lang w:val="es-CL" w:eastAsia="es-CL"/>
+              </w:rPr>
+              <w:lastRenderedPageBreak/>
+              <w:t xml:space="preserve">Concluyo que la definición del proyecto establece una base para organizar el trabajo, relacionar los objetivos con las actividades y mantener trazabilidad entre requerimientos, desarrollo y pruebas. La utilización de </w:t>
+            </w:r>
+            <w:proofErr w:type="spellStart"/>
+            <w:r>
+              <w:rPr>
+                <w:rFonts w:asciiTheme="minorHAnsi" w:eastAsiaTheme="minorEastAsia" w:hAnsiTheme="minorHAnsi" w:cstheme="minorBidi"/>
+                <w:b/>
+                <w:bCs/>
+                <w:sz w:val="24"/>
+                <w:szCs w:val="24"/>
+                <w:lang w:val="es-CL" w:eastAsia="es-CL"/>
+              </w:rPr>
+              <w:t>LiveKit</w:t>
+            </w:r>
+            <w:proofErr w:type="spellEnd"/>
+            <w:r>
+              <w:rPr>
+                <w:rFonts w:asciiTheme="minorHAnsi" w:eastAsiaTheme="minorEastAsia" w:hAnsiTheme="minorHAnsi" w:cstheme="minorBidi"/>
+                <w:b/>
+                <w:bCs/>
+                <w:sz w:val="24"/>
+                <w:szCs w:val="24"/>
+                <w:lang w:val="es-CL" w:eastAsia="es-CL"/>
+              </w:rPr>
+              <w:t xml:space="preserve">, Asterisk, </w:t>
+            </w:r>
+            <w:proofErr w:type="spellStart"/>
+            <w:r>
+              <w:rPr>
+                <w:rFonts w:asciiTheme="minorHAnsi" w:eastAsiaTheme="minorEastAsia" w:hAnsiTheme="minorHAnsi" w:cstheme="minorBidi"/>
+                <w:b/>
+                <w:bCs/>
+                <w:sz w:val="24"/>
+                <w:szCs w:val="24"/>
+                <w:lang w:val="es-CL" w:eastAsia="es-CL"/>
+              </w:rPr>
+              <w:t>Speechmatics</w:t>
+            </w:r>
+            <w:proofErr w:type="spellEnd"/>
+            <w:r>
+              <w:rPr>
+                <w:rFonts w:asciiTheme="minorHAnsi" w:eastAsiaTheme="minorEastAsia" w:hAnsiTheme="minorHAnsi" w:cstheme="minorBidi"/>
+                <w:b/>
+                <w:bCs/>
+                <w:sz w:val="24"/>
+                <w:szCs w:val="24"/>
+                <w:lang w:val="es-CL" w:eastAsia="es-CL"/>
+              </w:rPr>
+              <w:t xml:space="preserve"> y </w:t>
+            </w:r>
+            <w:proofErr w:type="spellStart"/>
+            <w:r>
+              <w:rPr>
+                <w:rFonts w:asciiTheme="minorHAnsi" w:eastAsiaTheme="minorEastAsia" w:hAnsiTheme="minorHAnsi" w:cstheme="minorBidi"/>
+                <w:b/>
+                <w:bCs/>
+                <w:sz w:val="24"/>
+                <w:szCs w:val="24"/>
+                <w:lang w:val="es-CL" w:eastAsia="es-CL"/>
+              </w:rPr>
+              <w:t>ElevenLabs</w:t>
+            </w:r>
+            <w:proofErr w:type="spellEnd"/>
+            <w:r>
+              <w:rPr>
+                <w:rFonts w:asciiTheme="minorHAnsi" w:eastAsiaTheme="minorEastAsia" w:hAnsiTheme="minorHAnsi" w:cstheme="minorBidi"/>
+                <w:b/>
+                <w:bCs/>
+                <w:sz w:val="24"/>
+                <w:szCs w:val="24"/>
+                <w:lang w:val="es-CL" w:eastAsia="es-CL"/>
+              </w:rPr>
+              <w:t xml:space="preserve"> presenta una oportunidad para evaluar una solución de voz moderna frente a una infraestructura existente optimizada para grandes volúmenes.</w:t>
+            </w:r>
+          </w:p>
+          <w:p>
+            <w:pPr>
+              <w:rPr>
+                <w:rFonts w:asciiTheme="minorHAnsi" w:eastAsiaTheme="minorEastAsia" w:hAnsiTheme="minorHAnsi" w:cstheme="minorBidi"/>
+                <w:b/>
+                <w:bCs/>
+                <w:sz w:val="24"/>
+                <w:szCs w:val="24"/>
+                <w:lang w:val="es-CL" w:eastAsia="es-CL"/>
+              </w:rPr>
+            </w:pPr>
+            <w:r>
+              <w:rPr>
+                <w:rFonts w:asciiTheme="minorHAnsi" w:eastAsiaTheme="minorEastAsia" w:hAnsiTheme="minorHAnsi" w:cstheme="minorBidi"/>
+                <w:b/>
+                <w:bCs/>
+                <w:sz w:val="24"/>
+                <w:szCs w:val="24"/>
+                <w:lang w:val="es-CL" w:eastAsia="es-CL"/>
+              </w:rPr>
+              <w:t>Como líder de proyecto y desarrollador, considero prioritario coordinar el trabajo del equipo, controlar los riesgos y mantener una planificación realista. La factibilidad dependerá de recibir los recursos comprometidos por Alloxentric y de confirmar los criterios de medición de latencia, costos y efectividad. Las conclusiones finales deberán sustentarse en resultados obtenidos y registrados durante las pruebas.</w:t>
+            </w:r>
+          </w:p>
+          <w:p>
+            <w:pPr>
+              <w:rPr>
+                <w:rFonts w:asciiTheme="minorHAnsi" w:eastAsiaTheme="minorEastAsia" w:hAnsiTheme="minorHAnsi" w:cstheme="minorBidi"/>
+                <w:b/>
+                <w:bCs/>
+                <w:sz w:val="24"/>
+                <w:szCs w:val="24"/>
+                <w:lang w:val="es-CL" w:eastAsia="es-CL"/>
+              </w:rPr>
+            </w:pPr>
+            <w:r>
+              <w:rPr>
+                <w:rFonts w:asciiTheme="minorHAnsi" w:eastAsiaTheme="minorEastAsia" w:hAnsiTheme="minorHAnsi" w:cstheme="minorBidi"/>
+                <w:b/>
+                <w:bCs/>
+                <w:sz w:val="24"/>
+                <w:szCs w:val="24"/>
+                <w:lang w:val="es-CL" w:eastAsia="es-CL"/>
+              </w:rPr>
+              <w:t>David Alexis Sepúlveda Manque</w:t>
+            </w:r>
+          </w:p>
+          <w:p>
+            <w:pPr>
+              <w:rPr>
+                <w:rFonts w:asciiTheme="minorHAnsi" w:eastAsiaTheme="minorEastAsia" w:hAnsiTheme="minorHAnsi" w:cstheme="minorBidi"/>
+                <w:b/>
+                <w:bCs/>
+                <w:sz w:val="24"/>
+                <w:szCs w:val="24"/>
+                <w:lang w:val="es-CL" w:eastAsia="es-CL"/>
+              </w:rPr>
+            </w:pPr>
+            <w:r>
+              <w:rPr>
+                <w:rFonts w:asciiTheme="minorHAnsi" w:eastAsiaTheme="minorEastAsia" w:hAnsiTheme="minorHAnsi" w:cstheme="minorBidi"/>
+                <w:b/>
+                <w:bCs/>
+                <w:sz w:val="24"/>
+                <w:szCs w:val="24"/>
+                <w:lang w:val="es-CL" w:eastAsia="es-CL"/>
+              </w:rPr>
+              <w:t>Concluyo que el proyecto permitirá aplicar conocimientos de desarrollo, integración, pruebas y gestión ágil en un contexto empresarial real. La evaluación del agente deberá considerar tanto su funcionamiento conversacional como el tiempo de respuesta, la calidad de la voz, la integración de los servicios y el costo de cada llamada.</w:t>
+            </w:r>
+          </w:p>
+          <w:p>
+            <w:pPr>
+              <w:rPr>
+                <w:rFonts w:asciiTheme="minorHAnsi" w:eastAsiaTheme="minorEastAsia" w:hAnsiTheme="minorHAnsi" w:cstheme="minorBidi"/>
+                <w:b/>
+                <w:bCs/>
+                <w:sz w:val="24"/>
+                <w:szCs w:val="24"/>
+                <w:lang w:val="es-CL" w:eastAsia="es-CL"/>
+              </w:rPr>
+            </w:pPr>
+            <w:r>
+              <w:rPr>
+                <w:rFonts w:asciiTheme="minorHAnsi" w:eastAsiaTheme="minorEastAsia" w:hAnsiTheme="minorHAnsi" w:cstheme="minorBidi"/>
+                <w:b/>
+                <w:bCs/>
+                <w:sz w:val="24"/>
+                <w:szCs w:val="24"/>
+                <w:lang w:val="es-CL" w:eastAsia="es-CL"/>
+              </w:rPr>
+              <w:t>Como Scrum Master y desarrollador, considero necesario facilitar la coordinación del equipo, visibilizar impedimentos y promover mejoras continuas durante los Sprints. También será importante registrar las pruebas, incidencias y decisiones técnicas para que los resultados sean comprobables. Mi participación se orientará a contribuir al desarrollo del prototipo y a fortalecer mis competencias en integración, pruebas y despliegue.</w:t>
+            </w:r>
+          </w:p>
+          <w:p>
+            <w:pPr>
+              <w:rPr>
+                <w:rFonts w:asciiTheme="minorHAnsi" w:eastAsiaTheme="minorEastAsia" w:hAnsiTheme="minorHAnsi" w:cstheme="minorBidi"/>
+                <w:sz w:val="24"/>
+                <w:szCs w:val="24"/>
+                <w:lang w:val="es-CL" w:eastAsia="es-CL"/>
+              </w:rPr>
+            </w:pPr>
+          </w:p>
+          <w:p>
+            <w:pPr>
+              <w:rPr>
+                <w:rFonts w:asciiTheme="minorHAnsi" w:eastAsiaTheme="minorEastAsia" w:hAnsiTheme="minorHAnsi" w:cstheme="minorBidi"/>
+                <w:sz w:val="24"/>
+                <w:szCs w:val="24"/>
+                <w:lang w:val="es-CL" w:eastAsia="es-CL"/>
+              </w:rPr>
+            </w:pPr>
+          </w:p>
+          <w:p>
+            <w:pPr>
+              <w:rPr>
+                <w:rFonts w:asciiTheme="minorHAnsi" w:eastAsiaTheme="minorEastAsia" w:hAnsiTheme="minorHAnsi" w:cstheme="minorBidi"/>
+                <w:sz w:val="24"/>
+                <w:szCs w:val="24"/>
+                <w:lang w:val="es-CL" w:eastAsia="es-CL"/>
+              </w:rPr>
+            </w:pPr>
+            <w:r>
+              <w:rPr>
+                <w:rFonts w:asciiTheme="minorHAnsi" w:eastAsiaTheme="minorEastAsia" w:hAnsiTheme="minorHAnsi" w:cstheme="minorBidi"/>
+                <w:b/>
+                <w:bCs/>
+                <w:sz w:val="24"/>
+                <w:szCs w:val="24"/>
+                <w:lang w:val="es-CL" w:eastAsia="es-CL"/>
+              </w:rPr>
+              <w:t>8. Reflexiones individuales</w:t>
+            </w:r>
+          </w:p>
+          <w:p>
+            <w:pPr>
+              <w:rPr>
+                <w:rFonts w:asciiTheme="minorHAnsi" w:eastAsiaTheme="minorEastAsia" w:hAnsiTheme="minorHAnsi" w:cstheme="minorBidi"/>
+                <w:sz w:val="24"/>
+                <w:szCs w:val="24"/>
+                <w:lang w:val="es-CL" w:eastAsia="es-CL"/>
+              </w:rPr>
+            </w:pPr>
+            <w:r>
+              <w:rPr>
+                <w:rFonts w:asciiTheme="minorHAnsi" w:eastAsiaTheme="minorEastAsia" w:hAnsiTheme="minorHAnsi" w:cstheme="minorBidi"/>
+                <w:b/>
+                <w:bCs/>
+                <w:sz w:val="24"/>
+                <w:szCs w:val="24"/>
+                <w:lang w:val="es-CL" w:eastAsia="es-CL"/>
+              </w:rPr>
+              <w:t>Juan Díaz</w:t>
+            </w:r>
+          </w:p>
+          <w:p>
+            <w:pPr>
+              <w:rPr>
+                <w:rFonts w:asciiTheme="minorHAnsi" w:eastAsiaTheme="minorEastAsia" w:hAnsiTheme="minorHAnsi" w:cstheme="minorBidi"/>
+                <w:sz w:val="24"/>
+                <w:szCs w:val="24"/>
+                <w:lang w:val="es-CL" w:eastAsia="es-CL"/>
+              </w:rPr>
+            </w:pPr>
+            <w:r>
+              <w:rPr>
+                <w:rFonts w:asciiTheme="minorHAnsi" w:eastAsiaTheme="minorEastAsia" w:hAnsiTheme="minorHAnsi" w:cstheme="minorBidi"/>
+                <w:sz w:val="24"/>
+                <w:szCs w:val="24"/>
+                <w:lang w:val="es-CL" w:eastAsia="es-CL"/>
+              </w:rPr>
+              <w:t>Este proyecto se relaciona con mi interés por la inteligencia artificial, la automatización y el desarrollo de soluciones útiles para las personas. Me permitió comprender que una solución tecnológica debe comenzar con una necesidad claramente identificada y con requerimientos validados por la organización.</w:t>
+            </w:r>
+          </w:p>
+          <w:p>
+            <w:pPr>
+              <w:rPr>
+                <w:rFonts w:asciiTheme="minorHAnsi" w:eastAsiaTheme="minorEastAsia" w:hAnsiTheme="minorHAnsi" w:cstheme="minorBidi"/>
+                <w:sz w:val="24"/>
+                <w:szCs w:val="24"/>
+                <w:lang w:val="es-CL" w:eastAsia="es-CL"/>
+              </w:rPr>
+            </w:pPr>
+            <w:r>
+              <w:rPr>
+                <w:rFonts w:asciiTheme="minorHAnsi" w:eastAsiaTheme="minorEastAsia" w:hAnsiTheme="minorHAnsi" w:cstheme="minorBidi"/>
+                <w:sz w:val="24"/>
+                <w:szCs w:val="24"/>
+                <w:lang w:val="es-CL" w:eastAsia="es-CL"/>
+              </w:rPr>
+              <w:t xml:space="preserve">Como </w:t>
+            </w:r>
+            <w:proofErr w:type="spellStart"/>
+            <w:r>
+              <w:rPr>
+                <w:rFonts w:asciiTheme="minorHAnsi" w:eastAsiaTheme="minorEastAsia" w:hAnsiTheme="minorHAnsi" w:cstheme="minorBidi"/>
+                <w:sz w:val="24"/>
+                <w:szCs w:val="24"/>
+                <w:lang w:val="es-CL" w:eastAsia="es-CL"/>
+              </w:rPr>
+              <w:t>Product</w:t>
+            </w:r>
+            <w:proofErr w:type="spellEnd"/>
+            <w:r>
+              <w:rPr>
+                <w:rFonts w:asciiTheme="minorHAnsi" w:eastAsiaTheme="minorEastAsia" w:hAnsiTheme="minorHAnsi" w:cstheme="minorBidi"/>
+                <w:sz w:val="24"/>
+                <w:szCs w:val="24"/>
+                <w:lang w:val="es-CL" w:eastAsia="es-CL"/>
+              </w:rPr>
+              <w:t xml:space="preserve"> Owner y desarrollador, debo fortalecer mi capacidad para comunicar prioridades, aclarar dudas y tomar decisiones considerando el valor del producto y las restricciones técnicas. También debo aprender a diferenciar las funcionalidades confirmadas de aquellas que todavía son propuestas o se encuentran pendientes de validación.</w:t>
+            </w:r>
+          </w:p>
+          <w:p>
+            <w:pPr>
+              <w:rPr>
+                <w:rFonts w:asciiTheme="minorHAnsi" w:eastAsiaTheme="minorEastAsia" w:hAnsiTheme="minorHAnsi" w:cstheme="minorBidi"/>
+                <w:sz w:val="24"/>
+                <w:szCs w:val="24"/>
+                <w:lang w:val="es-CL" w:eastAsia="es-CL"/>
+              </w:rPr>
+            </w:pPr>
+            <w:r>
+              <w:rPr>
+                <w:rFonts w:asciiTheme="minorHAnsi" w:eastAsiaTheme="minorEastAsia" w:hAnsiTheme="minorHAnsi" w:cstheme="minorBidi"/>
+                <w:sz w:val="24"/>
+                <w:szCs w:val="24"/>
+                <w:lang w:val="es-CL" w:eastAsia="es-CL"/>
+              </w:rPr>
+              <w:t>Espero mejorar mi capacidad para transformar las necesidades de Alloxentric en historias de usuario, criterios de aceptación y funcionalidades verificables. Mi aporte deberá quedar respaldado mediante decisiones, documentos, código y participación en las pruebas.</w:t>
+            </w:r>
+          </w:p>
+          <w:p>
+            <w:pPr>
+              <w:rPr>
+                <w:rFonts w:asciiTheme="minorHAnsi" w:eastAsiaTheme="minorEastAsia" w:hAnsiTheme="minorHAnsi" w:cstheme="minorBidi"/>
+                <w:sz w:val="24"/>
+                <w:szCs w:val="24"/>
+                <w:lang w:val="es-CL" w:eastAsia="es-CL"/>
+              </w:rPr>
+            </w:pPr>
+            <w:r>
+              <w:rPr>
+                <w:rFonts w:asciiTheme="minorHAnsi" w:eastAsiaTheme="minorEastAsia" w:hAnsiTheme="minorHAnsi" w:cstheme="minorBidi"/>
+                <w:b/>
+                <w:bCs/>
+                <w:sz w:val="24"/>
+                <w:szCs w:val="24"/>
+                <w:lang w:val="es-CL" w:eastAsia="es-CL"/>
+              </w:rPr>
+              <w:t>Fernando Patricio Olguea González</w:t>
+            </w:r>
+          </w:p>
+          <w:p>
+            <w:pPr>
+              <w:rPr>
+                <w:rFonts w:asciiTheme="minorHAnsi" w:eastAsiaTheme="minorEastAsia" w:hAnsiTheme="minorHAnsi" w:cstheme="minorBidi"/>
+                <w:sz w:val="24"/>
+                <w:szCs w:val="24"/>
+                <w:lang w:val="es-CL" w:eastAsia="es-CL"/>
+              </w:rPr>
+            </w:pPr>
+            <w:r>
+              <w:rPr>
+                <w:rFonts w:asciiTheme="minorHAnsi" w:eastAsiaTheme="minorEastAsia" w:hAnsiTheme="minorHAnsi" w:cstheme="minorBidi"/>
+                <w:sz w:val="24"/>
+                <w:szCs w:val="24"/>
+                <w:lang w:val="es-CL" w:eastAsia="es-CL"/>
+              </w:rPr>
+              <w:lastRenderedPageBreak/>
+              <w:t>Este proyecto se relaciona con mi interés por comprender las soluciones informáticas de manera integral, desde el análisis del problema hasta la implementación, integración y evaluación. La reunión con Alloxentric me permitió reconocer que aspectos como la latencia, el costo y la escalabilidad son tan importantes como el funcionamiento básico del software.</w:t>
+            </w:r>
+          </w:p>
+          <w:p>
+            <w:pPr>
+              <w:rPr>
+                <w:rFonts w:asciiTheme="minorHAnsi" w:eastAsiaTheme="minorEastAsia" w:hAnsiTheme="minorHAnsi" w:cstheme="minorBidi"/>
+                <w:sz w:val="24"/>
+                <w:szCs w:val="24"/>
+                <w:lang w:val="es-CL" w:eastAsia="es-CL"/>
+              </w:rPr>
+            </w:pPr>
+            <w:r>
+              <w:rPr>
+                <w:rFonts w:asciiTheme="minorHAnsi" w:eastAsiaTheme="minorEastAsia" w:hAnsiTheme="minorHAnsi" w:cstheme="minorBidi"/>
+                <w:sz w:val="24"/>
+                <w:szCs w:val="24"/>
+                <w:lang w:val="es-CL" w:eastAsia="es-CL"/>
+              </w:rPr>
+              <w:t>Como líder de proyecto y desarrollador, debo fortalecer la coordinación del equipo, la gestión de riesgos, el aseguramiento de calidad y la documentación de decisiones. También reconozco que no debo asumir que una tecnología o funcionalidad será necesaria sin contar con requerimientos y evidencias que la justifiquen.</w:t>
+            </w:r>
+          </w:p>
+          <w:p>
+            <w:pPr>
+              <w:rPr>
+                <w:rFonts w:asciiTheme="minorHAnsi" w:eastAsiaTheme="minorEastAsia" w:hAnsiTheme="minorHAnsi" w:cstheme="minorBidi"/>
+                <w:sz w:val="24"/>
+                <w:szCs w:val="24"/>
+                <w:lang w:val="es-CL" w:eastAsia="es-CL"/>
+              </w:rPr>
+            </w:pPr>
+            <w:r>
+              <w:rPr>
+                <w:rFonts w:asciiTheme="minorHAnsi" w:eastAsiaTheme="minorEastAsia" w:hAnsiTheme="minorHAnsi" w:cstheme="minorBidi"/>
+                <w:sz w:val="24"/>
+                <w:szCs w:val="24"/>
+                <w:lang w:val="es-CL" w:eastAsia="es-CL"/>
+              </w:rPr>
+              <w:t>Esta experiencia representa una oportunidad para desarrollar un liderazgo técnico basado en la comunicación, la planificación y la trazabilidad. Mi aprendizaje deberá demostrarse mediante aportes concretos al proyecto y mediante la evaluación objetiva de los resultados obtenidos.</w:t>
+            </w:r>
+          </w:p>
+          <w:p>
+            <w:pPr>
+              <w:rPr>
+                <w:rFonts w:asciiTheme="minorHAnsi" w:eastAsiaTheme="minorEastAsia" w:hAnsiTheme="minorHAnsi" w:cstheme="minorBidi"/>
+                <w:sz w:val="24"/>
+                <w:szCs w:val="24"/>
+                <w:lang w:val="es-CL" w:eastAsia="es-CL"/>
+              </w:rPr>
+            </w:pPr>
+            <w:r>
+              <w:rPr>
+                <w:rFonts w:asciiTheme="minorHAnsi" w:eastAsiaTheme="minorEastAsia" w:hAnsiTheme="minorHAnsi" w:cstheme="minorBidi"/>
+                <w:b/>
+                <w:bCs/>
+                <w:sz w:val="24"/>
+                <w:szCs w:val="24"/>
+                <w:lang w:val="es-CL" w:eastAsia="es-CL"/>
+              </w:rPr>
+              <w:t>David Alexis Sepúlveda Manque</w:t>
+            </w:r>
+          </w:p>
+          <w:p>
+            <w:pPr>
+              <w:rPr>
+                <w:rFonts w:asciiTheme="minorHAnsi" w:eastAsiaTheme="minorEastAsia" w:hAnsiTheme="minorHAnsi" w:cstheme="minorBidi"/>
+                <w:sz w:val="24"/>
+                <w:szCs w:val="24"/>
+                <w:lang w:val="es-CL" w:eastAsia="es-CL"/>
+              </w:rPr>
+            </w:pPr>
+            <w:r>
+              <w:rPr>
+                <w:rFonts w:asciiTheme="minorHAnsi" w:eastAsiaTheme="minorEastAsia" w:hAnsiTheme="minorHAnsi" w:cstheme="minorBidi"/>
+                <w:sz w:val="24"/>
+                <w:szCs w:val="24"/>
+                <w:lang w:val="es-CL" w:eastAsia="es-CL"/>
+              </w:rPr>
+              <w:t>Mi interés profesional se relaciona principalmente con el análisis de información y las soluciones basadas en datos. Este proyecto me permitirá ampliar esa perspectiva y comprender cómo el desarrollo, la integración, las pruebas y las métricas contribuyen a evaluar una solución informática completa.</w:t>
+            </w:r>
+          </w:p>
+          <w:p>
+            <w:pPr>
+              <w:rPr>
+                <w:rFonts w:asciiTheme="minorHAnsi" w:eastAsiaTheme="minorEastAsia" w:hAnsiTheme="minorHAnsi" w:cstheme="minorBidi"/>
+                <w:sz w:val="24"/>
+                <w:szCs w:val="24"/>
+                <w:lang w:val="es-CL" w:eastAsia="es-CL"/>
+              </w:rPr>
+            </w:pPr>
+            <w:r>
+              <w:rPr>
+                <w:rFonts w:asciiTheme="minorHAnsi" w:eastAsiaTheme="minorEastAsia" w:hAnsiTheme="minorHAnsi" w:cstheme="minorBidi"/>
+                <w:sz w:val="24"/>
+                <w:szCs w:val="24"/>
+                <w:lang w:val="es-CL" w:eastAsia="es-CL"/>
+              </w:rPr>
+              <w:t>Como Scrum Master y desarrollador, debo fortalecer mis habilidades de facilitación, seguimiento e identificación de impedimentos. También quiero mejorar mis conocimientos en integración de servicios, pruebas automatizadas, seguridad y despliegue, de acuerdo con las necesidades reales del prototipo.</w:t>
+            </w:r>
+          </w:p>
+          <w:p>
+            <w:pPr>
+              <w:rPr>
+                <w:rFonts w:asciiTheme="minorHAnsi" w:eastAsiaTheme="minorEastAsia" w:hAnsiTheme="minorHAnsi" w:cstheme="minorBidi"/>
+                <w:sz w:val="24"/>
+                <w:szCs w:val="24"/>
+                <w:lang w:val="es-CL" w:eastAsia="es-CL"/>
+              </w:rPr>
+            </w:pPr>
+            <w:r>
+              <w:rPr>
+                <w:rFonts w:asciiTheme="minorHAnsi" w:eastAsiaTheme="minorEastAsia" w:hAnsiTheme="minorHAnsi" w:cstheme="minorBidi"/>
+                <w:sz w:val="24"/>
+                <w:szCs w:val="24"/>
+                <w:lang w:val="es-CL" w:eastAsia="es-CL"/>
+              </w:rPr>
+              <w:t>La experiencia me ayudará a trabajar de manera más organizada y colaborativa, registrando acuerdos, dificultades y mejoras. Considero importante evaluar mi aprendizaje a partir de evidencias concretas, como tareas realizadas, incidencias resueltas, aportes al repositorio y resultados de las pruebas.</w:t>
+            </w:r>
+          </w:p>
+          <w:p>
+            <w:pPr>
+              <w:rPr>
+                <w:rFonts w:asciiTheme="minorHAnsi" w:eastAsiaTheme="minorEastAsia" w:hAnsiTheme="minorHAnsi" w:cstheme="minorBidi"/>
+                <w:sz w:val="24"/>
+                <w:szCs w:val="24"/>
+                <w:lang w:val="es-CL" w:eastAsia="es-CL"/>
+              </w:rPr>
+            </w:pPr>
+          </w:p>
+          <w:p>
+            <w:pPr>
+              <w:pStyle w:val="Ttulo1"/>
+              <w:rPr>
+                <w:rFonts w:eastAsiaTheme="minorEastAsia"/>
+                <w:lang w:val="es-CL" w:eastAsia="es-CL"/>
+              </w:rPr>
+            </w:pPr>
+          </w:p>
+          <w:p>
+            <w:pPr>
+              <w:pStyle w:val="Ttulo1"/>
+              <w:rPr>
+                <w:rFonts w:eastAsiaTheme="minorEastAsia"/>
+                <w:lang w:val="es-CL" w:eastAsia="es-CL"/>
+              </w:rPr>
+            </w:pPr>
+          </w:p>
+          <w:p>
+            <w:pPr>
+              <w:pStyle w:val="Ttulo1"/>
+              <w:rPr>
+                <w:rFonts w:eastAsiaTheme="minorEastAsia"/>
+                <w:lang w:val="es-CL" w:eastAsia="es-CL"/>
+              </w:rPr>
+            </w:pPr>
+            <w:r>
+              <w:rPr>
+                <w:rFonts w:eastAsiaTheme="minorEastAsia"/>
+                <w:lang w:val="es-CL" w:eastAsia="es-CL"/>
+              </w:rPr>
+              <w:t>9. Referencias</w:t>
+            </w:r>
+          </w:p>
+          <w:p>
+            <w:pPr>
+              <w:rPr>
+                <w:rFonts w:asciiTheme="minorHAnsi" w:eastAsiaTheme="minorEastAsia" w:hAnsiTheme="minorHAnsi" w:cstheme="minorBidi"/>
+                <w:sz w:val="24"/>
+                <w:szCs w:val="24"/>
+                <w:lang w:val="es-CL" w:eastAsia="es-CL"/>
+              </w:rPr>
+            </w:pPr>
+            <w:r>
+              <w:rPr>
+                <w:rFonts w:asciiTheme="minorHAnsi" w:eastAsiaTheme="minorEastAsia" w:hAnsiTheme="minorHAnsi" w:cstheme="minorBidi"/>
+                <w:sz w:val="24"/>
+                <w:szCs w:val="24"/>
+                <w:lang w:val="es-CL" w:eastAsia="es-CL"/>
+              </w:rPr>
+              <w:t>Documentos individuales 1.1, 1.2 y 1.3; pautas 1.4 y 1.5; repositorio https://github.com/fernandoknvz/Capstone</w:t>
+            </w:r>
           </w:p>
           <w:p>
             <w:pPr>
@@ -6817,7 +11968,7 @@
 </file>
 
 <file path=word/endnotes.xml><?xml version="1.0" encoding="utf-8"?>
-<w:endnotes xmlns:wpc="http://schemas.microsoft.com/office/word/2010/wordprocessingCanvas" xmlns:cx="http://schemas.microsoft.com/office/drawing/2014/chartex" xmlns:cx1="http://schemas.microsoft.com/office/drawing/2015/9/8/chartex" xmlns:cx2="http://schemas.microsoft.com/office/drawing/2015/10/21/chartex" xmlns:cx3="http://schemas.microsoft.com/office/drawing/2016/5/9/chartex" xmlns:cx4="http://schemas.microsoft.com/office/drawing/2016/5/10/chartex" xmlns:cx5="http://schemas.microsoft.com/office/drawing/2016/5/11/chartex" xmlns:cx6="http://schemas.microsoft.com/office/drawing/2016/5/12/chartex" xmlns:cx7="http://schemas.microsoft.com/office/drawing/2016/5/13/chartex" xmlns:cx8="http://schemas.microsoft.com/office/drawing/2016/5/14/chartex" xmlns:mc="http://schemas.openxmlformats.org/markup-compatibility/2006" xmlns:aink="http://schemas.microsoft.com/office/drawing/2016/ink" xmlns:am3d="http://schemas.microsoft.com/office/drawing/2017/model3d" xmlns:o="urn:schemas-microsoft-com:office:office" xmlns:oel="http://schemas.microsoft.com/office/2019/extlst" xmlns:r="http://schemas.openxmlformats.org/officeDocument/2006/relationships" xmlns:m="http://schemas.openxmlformats.org/officeDocument/2006/math" xmlns:v="urn:schemas-microsoft-com:vml" xmlns:wp14="http://schemas.microsoft.com/office/word/2010/wordprocessingDrawing" xmlns:wp="http://schemas.openxmlformats.org/drawingml/2006/wordprocessingDrawing" xmlns:w10="urn:schemas-microsoft-com:office:word" xmlns:w="http://schemas.openxmlformats.org/wordprocessingml/2006/main" xmlns:w14="http://schemas.microsoft.com/office/word/2010/wordml" xmlns:w15="http://schemas.microsoft.com/office/word/2012/wordml" xmlns:w16cex="http://schemas.microsoft.com/office/word/2018/wordml/cex" xmlns:w16cid="http://schemas.microsoft.com/office/word/2016/wordml/cid" xmlns:w16="http://schemas.microsoft.com/office/word/2018/wordml" xmlns:w16sdtdh="http://schemas.microsoft.com/office/word/2020/wordml/sdtdatahash" xmlns:w16se="http://schemas.microsoft.com/office/word/2015/wordml/symex" xmlns:wpg="http://schemas.microsoft.com/office/word/2010/wordprocessingGroup" xmlns:wpi="http://schemas.microsoft.com/office/word/2010/wordprocessingInk" xmlns:wne="http://schemas.microsoft.com/office/word/2006/wordml" xmlns:wps="http://schemas.microsoft.com/office/word/2010/wordprocessingShape" mc:Ignorable="w14 w15 w16se w16cid w16 w16cex w16sdtdh wp14">
+<w:endnotes xmlns:wpc="http://schemas.microsoft.com/office/word/2010/wordprocessingCanvas" xmlns:cx="http://schemas.microsoft.com/office/drawing/2014/chartex" xmlns:cx1="http://schemas.microsoft.com/office/drawing/2015/9/8/chartex" xmlns:cx2="http://schemas.microsoft.com/office/drawing/2015/10/21/chartex" xmlns:cx3="http://schemas.microsoft.com/office/drawing/2016/5/9/chartex" xmlns:cx4="http://schemas.microsoft.com/office/drawing/2016/5/10/chartex" xmlns:cx5="http://schemas.microsoft.com/office/drawing/2016/5/11/chartex" xmlns:cx6="http://schemas.microsoft.com/office/drawing/2016/5/12/chartex" xmlns:cx7="http://schemas.microsoft.com/office/drawing/2016/5/13/chartex" xmlns:cx8="http://schemas.microsoft.com/office/drawing/2016/5/14/chartex" xmlns:mc="http://schemas.openxmlformats.org/markup-compatibility/2006" xmlns:aink="http://schemas.microsoft.com/office/drawing/2016/ink" xmlns:am3d="http://schemas.microsoft.com/office/drawing/2017/model3d" xmlns:o="urn:schemas-microsoft-com:office:office" xmlns:oel="http://schemas.microsoft.com/office/2019/extlst" xmlns:r="http://schemas.openxmlformats.org/officeDocument/2006/relationships" xmlns:m="http://schemas.openxmlformats.org/officeDocument/2006/math" xmlns:v="urn:schemas-microsoft-com:vml" xmlns:wp14="http://schemas.microsoft.com/office/word/2010/wordprocessingDrawing" xmlns:wp="http://schemas.openxmlformats.org/drawingml/2006/wordprocessingDrawing" xmlns:w10="urn:schemas-microsoft-com:office:word" xmlns:w="http://schemas.openxmlformats.org/wordprocessingml/2006/main" xmlns:w14="http://schemas.microsoft.com/office/word/2010/wordml" xmlns:w15="http://schemas.microsoft.com/office/word/2012/wordml" xmlns:w16cex="http://schemas.microsoft.com/office/word/2018/wordml/cex" xmlns:w16cid="http://schemas.microsoft.com/office/word/2016/wordml/cid" xmlns:w16="http://schemas.microsoft.com/office/word/2018/wordml" xmlns:w16du="http://schemas.microsoft.com/office/word/2023/wordml/word16du" xmlns:w16sdtdh="http://schemas.microsoft.com/office/word/2020/wordml/sdtdatahash" xmlns:w16sdtfl="http://schemas.microsoft.com/office/word/2024/wordml/sdtformatlock" xmlns:w16se="http://schemas.microsoft.com/office/word/2015/wordml/symex" xmlns:wpg="http://schemas.microsoft.com/office/word/2010/wordprocessingGroup" xmlns:wpi="http://schemas.microsoft.com/office/word/2010/wordprocessingInk" xmlns:wne="http://schemas.microsoft.com/office/word/2006/wordml" xmlns:wps="http://schemas.microsoft.com/office/word/2010/wordprocessingShape" mc:Ignorable="w14 w15 w16se w16cid w16 w16cex w16sdtdh w16sdtfl w16du wp14">
   <w:endnote w:type="separator" w:id="-1">
     <w:p>
       <w:r>
@@ -6836,7 +11987,7 @@
 </file>
 
 <file path=word/footer1.xml><?xml version="1.0" encoding="utf-8"?>
-<w:ftr xmlns:wpc="http://schemas.microsoft.com/office/word/2010/wordprocessingCanvas" xmlns:cx="http://schemas.microsoft.com/office/drawing/2014/chartex" xmlns:cx1="http://schemas.microsoft.com/office/drawing/2015/9/8/chartex" xmlns:cx2="http://schemas.microsoft.com/office/drawing/2015/10/21/chartex" xmlns:cx3="http://schemas.microsoft.com/office/drawing/2016/5/9/chartex" xmlns:cx4="http://schemas.microsoft.com/office/drawing/2016/5/10/chartex" xmlns:cx5="http://schemas.microsoft.com/office/drawing/2016/5/11/chartex" xmlns:cx6="http://schemas.microsoft.com/office/drawing/2016/5/12/chartex" xmlns:cx7="http://schemas.microsoft.com/office/drawing/2016/5/13/chartex" xmlns:cx8="http://schemas.microsoft.com/office/drawing/2016/5/14/chartex" xmlns:mc="http://schemas.openxmlformats.org/markup-compatibility/2006" xmlns:aink="http://schemas.microsoft.com/office/drawing/2016/ink" xmlns:am3d="http://schemas.microsoft.com/office/drawing/2017/model3d" xmlns:o="urn:schemas-microsoft-com:office:office" xmlns:oel="http://schemas.microsoft.com/office/2019/extlst" xmlns:r="http://schemas.openxmlformats.org/officeDocument/2006/relationships" xmlns:m="http://schemas.openxmlformats.org/officeDocument/2006/math" xmlns:v="urn:schemas-microsoft-com:vml" xmlns:wp14="http://schemas.microsoft.com/office/word/2010/wordprocessingDrawing" xmlns:wp="http://schemas.openxmlformats.org/drawingml/2006/wordprocessingDrawing" xmlns:w10="urn:schemas-microsoft-com:office:word" xmlns:w="http://schemas.openxmlformats.org/wordprocessingml/2006/main" xmlns:w14="http://schemas.microsoft.com/office/word/2010/wordml" xmlns:w15="http://schemas.microsoft.com/office/word/2012/wordml" xmlns:w16cex="http://schemas.microsoft.com/office/word/2018/wordml/cex" xmlns:w16cid="http://schemas.microsoft.com/office/word/2016/wordml/cid" xmlns:w16="http://schemas.microsoft.com/office/word/2018/wordml" xmlns:w16sdtdh="http://schemas.microsoft.com/office/word/2020/wordml/sdtdatahash" xmlns:w16se="http://schemas.microsoft.com/office/word/2015/wordml/symex" xmlns:wpg="http://schemas.microsoft.com/office/word/2010/wordprocessingGroup" xmlns:wpi="http://schemas.microsoft.com/office/word/2010/wordprocessingInk" xmlns:wne="http://schemas.microsoft.com/office/word/2006/wordml" xmlns:wps="http://schemas.microsoft.com/office/word/2010/wordprocessingShape" mc:Ignorable="w14 w15 w16se w16cid w16 w16cex w16sdtdh wp14">
+<w:ftr xmlns:wpc="http://schemas.microsoft.com/office/word/2010/wordprocessingCanvas" xmlns:cx="http://schemas.microsoft.com/office/drawing/2014/chartex" xmlns:cx1="http://schemas.microsoft.com/office/drawing/2015/9/8/chartex" xmlns:cx2="http://schemas.microsoft.com/office/drawing/2015/10/21/chartex" xmlns:cx3="http://schemas.microsoft.com/office/drawing/2016/5/9/chartex" xmlns:cx4="http://schemas.microsoft.com/office/drawing/2016/5/10/chartex" xmlns:cx5="http://schemas.microsoft.com/office/drawing/2016/5/11/chartex" xmlns:cx6="http://schemas.microsoft.com/office/drawing/2016/5/12/chartex" xmlns:cx7="http://schemas.microsoft.com/office/drawing/2016/5/13/chartex" xmlns:cx8="http://schemas.microsoft.com/office/drawing/2016/5/14/chartex" xmlns:mc="http://schemas.openxmlformats.org/markup-compatibility/2006" xmlns:aink="http://schemas.microsoft.com/office/drawing/2016/ink" xmlns:am3d="http://schemas.microsoft.com/office/drawing/2017/model3d" xmlns:o="urn:schemas-microsoft-com:office:office" xmlns:oel="http://schemas.microsoft.com/office/2019/extlst" xmlns:r="http://schemas.openxmlformats.org/officeDocument/2006/relationships" xmlns:m="http://schemas.openxmlformats.org/officeDocument/2006/math" xmlns:v="urn:schemas-microsoft-com:vml" xmlns:wp14="http://schemas.microsoft.com/office/word/2010/wordprocessingDrawing" xmlns:wp="http://schemas.openxmlformats.org/drawingml/2006/wordprocessingDrawing" xmlns:w10="urn:schemas-microsoft-com:office:word" xmlns:w="http://schemas.openxmlformats.org/wordprocessingml/2006/main" xmlns:w14="http://schemas.microsoft.com/office/word/2010/wordml" xmlns:w15="http://schemas.microsoft.com/office/word/2012/wordml" xmlns:w16cex="http://schemas.microsoft.com/office/word/2018/wordml/cex" xmlns:w16cid="http://schemas.microsoft.com/office/word/2016/wordml/cid" xmlns:w16="http://schemas.microsoft.com/office/word/2018/wordml" xmlns:w16du="http://schemas.microsoft.com/office/word/2023/wordml/word16du" xmlns:w16sdtdh="http://schemas.microsoft.com/office/word/2020/wordml/sdtdatahash" xmlns:w16sdtfl="http://schemas.microsoft.com/office/word/2024/wordml/sdtformatlock" xmlns:w16se="http://schemas.microsoft.com/office/word/2015/wordml/symex" xmlns:wpg="http://schemas.microsoft.com/office/word/2010/wordprocessingGroup" xmlns:wpi="http://schemas.microsoft.com/office/word/2010/wordprocessingInk" xmlns:wne="http://schemas.microsoft.com/office/word/2006/wordml" xmlns:wps="http://schemas.microsoft.com/office/word/2010/wordprocessingShape" mc:Ignorable="w14 w15 w16se w16cid w16 w16cex w16sdtdh w16sdtfl w16du wp14">
   <w:p>
     <w:pPr>
       <w:pStyle w:val="Piedepgina"/>
@@ -7032,15 +12183,15 @@
             </wp:anchor>
           </w:drawing>
         </mc:Choice>
-        <mc:Fallback xmlns:a="http://schemas.openxmlformats.org/drawingml/2006/main">
+        <mc:Fallback>
           <w:pict>
-            <v:group id="Grupo 37" style="position:absolute;left:0;text-align:left;margin-left:416.8pt;margin-top:0;width:468pt;height:25.2pt;z-index:251662336;mso-width-percent:1000;mso-top-percent:200;mso-wrap-distance-left:0;mso-wrap-distance-right:0;mso-position-horizontal:right;mso-position-horizontal-relative:margin;mso-position-vertical-relative:bottom-margin-area;mso-width-percent:1000;mso-top-percent:200;mso-width-relative:margin;mso-height-relative:margin" coordsize="59626,3238" o:spid="_x0000_s1026" w14:anchorId="0F25DB77" o:gfxdata="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">
-              <v:rect id="Rectángulo 38" style="position:absolute;left:190;width:59436;height:188;visibility:visible;mso-wrap-style:square;v-text-anchor:middle" o:spid="_x0000_s1027" fillcolor="black [3213]" stroked="f" strokeweight="1pt" o:gfxdata="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"/>
+            <v:group w14:anchorId="0F25DB77" id="Grupo 37" o:spid="_x0000_s1026" style="position:absolute;left:0;text-align:left;margin-left:416.8pt;margin-top:0;width:468pt;height:25.2pt;z-index:251662336;mso-width-percent:1000;mso-top-percent:200;mso-wrap-distance-left:0;mso-wrap-distance-right:0;mso-position-horizontal:right;mso-position-horizontal-relative:margin;mso-position-vertical-relative:bottom-margin-area;mso-width-percent:1000;mso-top-percent:200;mso-width-relative:margin;mso-height-relative:margin" coordsize="59626,3238" o:gfxdata="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">
+              <v:rect id="Rectángulo 38" o:spid="_x0000_s1027" style="position:absolute;left:190;width:59436;height:188;visibility:visible;mso-wrap-style:square;v-text-anchor:middle" o:gfxdata="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" fillcolor="black [3213]" stroked="f" strokeweight="1pt"/>
               <v:shapetype id="_x0000_t202" coordsize="21600,21600" o:spt="202" path="m,l,21600r21600,l21600,xe">
                 <v:stroke joinstyle="miter"/>
                 <v:path gradientshapeok="t" o:connecttype="rect"/>
               </v:shapetype>
-              <v:shape id="Cuadro de texto 39" style="position:absolute;top:666;width:59436;height:2572;visibility:visible;mso-wrap-style:square;v-text-anchor:bottom" o:spid="_x0000_s1028" filled="f" stroked="f" strokeweight=".5pt" type="#_x0000_t202" o:gfxdata="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">
+              <v:shape id="Cuadro de texto 39" o:spid="_x0000_s1028" type="#_x0000_t202" style="position:absolute;top:666;width:59436;height:2572;visibility:visible;mso-wrap-style:square;v-text-anchor:bottom" o:gfxdata="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" filled="f" stroked="f" strokeweight=".5pt">
                 <v:textbox inset=",,,0">
                   <w:txbxContent>
                     <w:sdt>
@@ -7061,7 +12212,6 @@
                           <w:calendar w:val="gregorian"/>
                         </w:date>
                       </w:sdtPr>
-                      <w:sdtEndPr/>
                       <w:sdtContent>
                         <w:p>
                           <w:pPr>
@@ -7244,9 +12394,9 @@
             </wp:anchor>
           </w:drawing>
         </mc:Choice>
-        <mc:Fallback xmlns:a="http://schemas.openxmlformats.org/drawingml/2006/main">
+        <mc:Fallback>
           <w:pict>
-            <v:rect id="Rectángulo 40" style="position:absolute;left:0;text-align:left;margin-left:0;margin-top:0;width:36pt;height:25.2pt;z-index:251661312;visibility:visible;mso-wrap-style:square;mso-width-percent:0;mso-height-percent:0;mso-top-percent:200;mso-wrap-distance-left:0;mso-wrap-distance-top:0;mso-wrap-distance-right:0;mso-wrap-distance-bottom:0;mso-position-horizontal:left;mso-position-horizontal-relative:right-margin-area;mso-position-vertical-relative:bottom-margin-area;mso-width-percent:0;mso-height-percent:0;mso-top-percent:200;mso-width-relative:margin;mso-height-relative:margin;v-text-anchor:bottom" o:spid="_x0000_s1029" fillcolor="black [3213]" stroked="f" strokeweight="3pt" w14:anchorId="3CF0A8BB" o:gfxdata="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">
+            <v:rect w14:anchorId="3CF0A8BB" id="Rectángulo 40" o:spid="_x0000_s1029" style="position:absolute;left:0;text-align:left;margin-left:0;margin-top:0;width:36pt;height:25.2pt;z-index:251661312;visibility:visible;mso-wrap-style:square;mso-width-percent:0;mso-height-percent:0;mso-top-percent:200;mso-wrap-distance-left:0;mso-wrap-distance-top:0;mso-wrap-distance-right:0;mso-wrap-distance-bottom:0;mso-position-horizontal:left;mso-position-horizontal-relative:right-margin-area;mso-position-vertical-relative:bottom-margin-area;mso-width-percent:0;mso-height-percent:0;mso-top-percent:200;mso-width-relative:margin;mso-height-relative:margin;v-text-anchor:bottom" o:gfxdata="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" fillcolor="black [3213]" stroked="f" strokeweight="3pt">
               <v:textbox>
                 <w:txbxContent>
                   <w:p>
@@ -7319,7 +12469,7 @@
 </file>
 
 <file path=word/footnotes.xml><?xml version="1.0" encoding="utf-8"?>
-<w:footnotes xmlns:wpc="http://schemas.microsoft.com/office/word/2010/wordprocessingCanvas" xmlns:cx="http://schemas.microsoft.com/office/drawing/2014/chartex" xmlns:cx1="http://schemas.microsoft.com/office/drawing/2015/9/8/chartex" xmlns:cx2="http://schemas.microsoft.com/office/drawing/2015/10/21/chartex" xmlns:cx3="http://schemas.microsoft.com/office/drawing/2016/5/9/chartex" xmlns:cx4="http://schemas.microsoft.com/office/drawing/2016/5/10/chartex" xmlns:cx5="http://schemas.microsoft.com/office/drawing/2016/5/11/chartex" xmlns:cx6="http://schemas.microsoft.com/office/drawing/2016/5/12/chartex" xmlns:cx7="http://schemas.microsoft.com/office/drawing/2016/5/13/chartex" xmlns:cx8="http://schemas.microsoft.com/office/drawing/2016/5/14/chartex" xmlns:mc="http://schemas.openxmlformats.org/markup-compatibility/2006" xmlns:aink="http://schemas.microsoft.com/office/drawing/2016/ink" xmlns:am3d="http://schemas.microsoft.com/office/drawing/2017/model3d" xmlns:o="urn:schemas-microsoft-com:office:office" xmlns:oel="http://schemas.microsoft.com/office/2019/extlst" xmlns:r="http://schemas.openxmlformats.org/officeDocument/2006/relationships" xmlns:m="http://schemas.openxmlformats.org/officeDocument/2006/math" xmlns:v="urn:schemas-microsoft-com:vml" xmlns:wp14="http://schemas.microsoft.com/office/word/2010/wordprocessingDrawing" xmlns:wp="http://schemas.openxmlformats.org/drawingml/2006/wordprocessingDrawing" xmlns:w10="urn:schemas-microsoft-com:office:word" xmlns:w="http://schemas.openxmlformats.org/wordprocessingml/2006/main" xmlns:w14="http://schemas.microsoft.com/office/word/2010/wordml" xmlns:w15="http://schemas.microsoft.com/office/word/2012/wordml" xmlns:w16cex="http://schemas.microsoft.com/office/word/2018/wordml/cex" xmlns:w16cid="http://schemas.microsoft.com/office/word/2016/wordml/cid" xmlns:w16="http://schemas.microsoft.com/office/word/2018/wordml" xmlns:w16sdtdh="http://schemas.microsoft.com/office/word/2020/wordml/sdtdatahash" xmlns:w16se="http://schemas.microsoft.com/office/word/2015/wordml/symex" xmlns:wpg="http://schemas.microsoft.com/office/word/2010/wordprocessingGroup" xmlns:wpi="http://schemas.microsoft.com/office/word/2010/wordprocessingInk" xmlns:wne="http://schemas.microsoft.com/office/word/2006/wordml" xmlns:wps="http://schemas.microsoft.com/office/word/2010/wordprocessingShape" mc:Ignorable="w14 w15 w16se w16cid w16 w16cex w16sdtdh wp14">
+<w:footnotes xmlns:wpc="http://schemas.microsoft.com/office/word/2010/wordprocessingCanvas" xmlns:cx="http://schemas.microsoft.com/office/drawing/2014/chartex" xmlns:cx1="http://schemas.microsoft.com/office/drawing/2015/9/8/chartex" xmlns:cx2="http://schemas.microsoft.com/office/drawing/2015/10/21/chartex" xmlns:cx3="http://schemas.microsoft.com/office/drawing/2016/5/9/chartex" xmlns:cx4="http://schemas.microsoft.com/office/drawing/2016/5/10/chartex" xmlns:cx5="http://schemas.microsoft.com/office/drawing/2016/5/11/chartex" xmlns:cx6="http://schemas.microsoft.com/office/drawing/2016/5/12/chartex" xmlns:cx7="http://schemas.microsoft.com/office/drawing/2016/5/13/chartex" xmlns:cx8="http://schemas.microsoft.com/office/drawing/2016/5/14/chartex" xmlns:mc="http://schemas.openxmlformats.org/markup-compatibility/2006" xmlns:aink="http://schemas.microsoft.com/office/drawing/2016/ink" xmlns:am3d="http://schemas.microsoft.com/office/drawing/2017/model3d" xmlns:o="urn:schemas-microsoft-com:office:office" xmlns:oel="http://schemas.microsoft.com/office/2019/extlst" xmlns:r="http://schemas.openxmlformats.org/officeDocument/2006/relationships" xmlns:m="http://schemas.openxmlformats.org/officeDocument/2006/math" xmlns:v="urn:schemas-microsoft-com:vml" xmlns:wp14="http://schemas.microsoft.com/office/word/2010/wordprocessingDrawing" xmlns:wp="http://schemas.openxmlformats.org/drawingml/2006/wordprocessingDrawing" xmlns:w10="urn:schemas-microsoft-com:office:word" xmlns:w="http://schemas.openxmlformats.org/wordprocessingml/2006/main" xmlns:w14="http://schemas.microsoft.com/office/word/2010/wordml" xmlns:w15="http://schemas.microsoft.com/office/word/2012/wordml" xmlns:w16cex="http://schemas.microsoft.com/office/word/2018/wordml/cex" xmlns:w16cid="http://schemas.microsoft.com/office/word/2016/wordml/cid" xmlns:w16="http://schemas.microsoft.com/office/word/2018/wordml" xmlns:w16du="http://schemas.microsoft.com/office/word/2023/wordml/word16du" xmlns:w16sdtdh="http://schemas.microsoft.com/office/word/2020/wordml/sdtdatahash" xmlns:w16sdtfl="http://schemas.microsoft.com/office/word/2024/wordml/sdtformatlock" xmlns:w16se="http://schemas.microsoft.com/office/word/2015/wordml/symex" xmlns:wpg="http://schemas.microsoft.com/office/word/2010/wordprocessingGroup" xmlns:wpi="http://schemas.microsoft.com/office/word/2010/wordprocessingInk" xmlns:wne="http://schemas.microsoft.com/office/word/2006/wordml" xmlns:wps="http://schemas.microsoft.com/office/word/2010/wordprocessingShape" mc:Ignorable="w14 w15 w16se w16cid w16 w16cex w16sdtdh w16sdtfl w16du wp14">
   <w:footnote w:type="separator" w:id="-1">
     <w:p>
       <w:r>
@@ -7408,27 +12558,7 @@
           <w:szCs w:val="18"/>
           <w:lang w:val="es-ES"/>
         </w:rPr>
-        <w:t xml:space="preserve">: Deben integrar la mayor cantidad de competencias del perfil de egreso (al menos tres competencias de especialidad) o todas </w:t>
-      </w:r>
-      <w:proofErr w:type="gramStart"/>
-      <w:r>
-        <w:rPr>
-          <w:rFonts w:cs="Calibri Light"/>
-          <w:sz w:val="18"/>
-          <w:szCs w:val="18"/>
-          <w:lang w:val="es-ES"/>
-        </w:rPr>
-        <w:t>en caso que</w:t>
-      </w:r>
-      <w:proofErr w:type="gramEnd"/>
-      <w:r>
-        <w:rPr>
-          <w:rFonts w:cs="Calibri Light"/>
-          <w:sz w:val="18"/>
-          <w:szCs w:val="18"/>
-          <w:lang w:val="es-ES"/>
-        </w:rPr>
-        <w:t xml:space="preserve"> el proyecto APT o portafolio profesional a desarrollar lo requiera, con el propósito de movilizar los recursos internos y externos del estudiante. </w:t>
+        <w:t xml:space="preserve">: Deben integrar la mayor cantidad de competencias del perfil de egreso (al menos tres competencias de especialidad) o todas en caso que el proyecto APT o portafolio profesional a desarrollar lo requiera, con el propósito de movilizar los recursos internos y externos del estudiante. </w:t>
       </w:r>
     </w:p>
     <w:p>
@@ -7587,7 +12717,7 @@
 </file>
 
 <file path=word/header1.xml><?xml version="1.0" encoding="utf-8"?>
-<w:hdr xmlns:wpc="http://schemas.microsoft.com/office/word/2010/wordprocessingCanvas" xmlns:cx="http://schemas.microsoft.com/office/drawing/2014/chartex" xmlns:cx1="http://schemas.microsoft.com/office/drawing/2015/9/8/chartex" xmlns:cx2="http://schemas.microsoft.com/office/drawing/2015/10/21/chartex" xmlns:cx3="http://schemas.microsoft.com/office/drawing/2016/5/9/chartex" xmlns:cx4="http://schemas.microsoft.com/office/drawing/2016/5/10/chartex" xmlns:cx5="http://schemas.microsoft.com/office/drawing/2016/5/11/chartex" xmlns:cx6="http://schemas.microsoft.com/office/drawing/2016/5/12/chartex" xmlns:cx7="http://schemas.microsoft.com/office/drawing/2016/5/13/chartex" xmlns:cx8="http://schemas.microsoft.com/office/drawing/2016/5/14/chartex" xmlns:mc="http://schemas.openxmlformats.org/markup-compatibility/2006" xmlns:aink="http://schemas.microsoft.com/office/drawing/2016/ink" xmlns:am3d="http://schemas.microsoft.com/office/drawing/2017/model3d" xmlns:o="urn:schemas-microsoft-com:office:office" xmlns:oel="http://schemas.microsoft.com/office/2019/extlst" xmlns:r="http://schemas.openxmlformats.org/officeDocument/2006/relationships" xmlns:m="http://schemas.openxmlformats.org/officeDocument/2006/math" xmlns:v="urn:schemas-microsoft-com:vml" xmlns:wp14="http://schemas.microsoft.com/office/word/2010/wordprocessingDrawing" xmlns:wp="http://schemas.openxmlformats.org/drawingml/2006/wordprocessingDrawing" xmlns:w10="urn:schemas-microsoft-com:office:word" xmlns:w="http://schemas.openxmlformats.org/wordprocessingml/2006/main" xmlns:w14="http://schemas.microsoft.com/office/word/2010/wordml" xmlns:w15="http://schemas.microsoft.com/office/word/2012/wordml" xmlns:w16cex="http://schemas.microsoft.com/office/word/2018/wordml/cex" xmlns:w16cid="http://schemas.microsoft.com/office/word/2016/wordml/cid" xmlns:w16="http://schemas.microsoft.com/office/word/2018/wordml" xmlns:w16sdtdh="http://schemas.microsoft.com/office/word/2020/wordml/sdtdatahash" xmlns:w16se="http://schemas.microsoft.com/office/word/2015/wordml/symex" xmlns:wpg="http://schemas.microsoft.com/office/word/2010/wordprocessingGroup" xmlns:wpi="http://schemas.microsoft.com/office/word/2010/wordprocessingInk" xmlns:wne="http://schemas.microsoft.com/office/word/2006/wordml" xmlns:wps="http://schemas.microsoft.com/office/word/2010/wordprocessingShape" mc:Ignorable="w14 w15 w16se w16cid w16 w16cex w16sdtdh wp14">
+<w:hdr xmlns:wpc="http://schemas.microsoft.com/office/word/2010/wordprocessingCanvas" xmlns:cx="http://schemas.microsoft.com/office/drawing/2014/chartex" xmlns:cx1="http://schemas.microsoft.com/office/drawing/2015/9/8/chartex" xmlns:cx2="http://schemas.microsoft.com/office/drawing/2015/10/21/chartex" xmlns:cx3="http://schemas.microsoft.com/office/drawing/2016/5/9/chartex" xmlns:cx4="http://schemas.microsoft.com/office/drawing/2016/5/10/chartex" xmlns:cx5="http://schemas.microsoft.com/office/drawing/2016/5/11/chartex" xmlns:cx6="http://schemas.microsoft.com/office/drawing/2016/5/12/chartex" xmlns:cx7="http://schemas.microsoft.com/office/drawing/2016/5/13/chartex" xmlns:cx8="http://schemas.microsoft.com/office/drawing/2016/5/14/chartex" xmlns:mc="http://schemas.openxmlformats.org/markup-compatibility/2006" xmlns:aink="http://schemas.microsoft.com/office/drawing/2016/ink" xmlns:am3d="http://schemas.microsoft.com/office/drawing/2017/model3d" xmlns:o="urn:schemas-microsoft-com:office:office" xmlns:oel="http://schemas.microsoft.com/office/2019/extlst" xmlns:r="http://schemas.openxmlformats.org/officeDocument/2006/relationships" xmlns:m="http://schemas.openxmlformats.org/officeDocument/2006/math" xmlns:v="urn:schemas-microsoft-com:vml" xmlns:wp14="http://schemas.microsoft.com/office/word/2010/wordprocessingDrawing" xmlns:wp="http://schemas.openxmlformats.org/drawingml/2006/wordprocessingDrawing" xmlns:w10="urn:schemas-microsoft-com:office:word" xmlns:w="http://schemas.openxmlformats.org/wordprocessingml/2006/main" xmlns:w14="http://schemas.microsoft.com/office/word/2010/wordml" xmlns:w15="http://schemas.microsoft.com/office/word/2012/wordml" xmlns:w16cex="http://schemas.microsoft.com/office/word/2018/wordml/cex" xmlns:w16cid="http://schemas.microsoft.com/office/word/2016/wordml/cid" xmlns:w16="http://schemas.microsoft.com/office/word/2018/wordml" xmlns:w16du="http://schemas.microsoft.com/office/word/2023/wordml/word16du" xmlns:w16sdtdh="http://schemas.microsoft.com/office/word/2020/wordml/sdtdatahash" xmlns:w16sdtfl="http://schemas.microsoft.com/office/word/2024/wordml/sdtformatlock" xmlns:w16se="http://schemas.microsoft.com/office/word/2015/wordml/symex" xmlns:wpg="http://schemas.microsoft.com/office/word/2010/wordprocessingGroup" xmlns:wpi="http://schemas.microsoft.com/office/word/2010/wordprocessingInk" xmlns:wne="http://schemas.microsoft.com/office/word/2006/wordml" xmlns:wps="http://schemas.microsoft.com/office/word/2010/wordprocessingShape" mc:Ignorable="w14 w15 w16se w16cid w16 w16cex w16sdtdh w16sdtfl w16du wp14">
   <w:p>
     <w:pPr>
       <w:pStyle w:val="Encabezado"/>
@@ -7687,7 +12817,7 @@
 </file>
 
 <file path=word/numbering.xml><?xml version="1.0" encoding="utf-8"?>
-<w:numbering xmlns:wpc="http://schemas.microsoft.com/office/word/2010/wordprocessingCanvas" xmlns:cx="http://schemas.microsoft.com/office/drawing/2014/chartex" xmlns:cx1="http://schemas.microsoft.com/office/drawing/2015/9/8/chartex" xmlns:cx2="http://schemas.microsoft.com/office/drawing/2015/10/21/chartex" xmlns:cx3="http://schemas.microsoft.com/office/drawing/2016/5/9/chartex" xmlns:cx4="http://schemas.microsoft.com/office/drawing/2016/5/10/chartex" xmlns:cx5="http://schemas.microsoft.com/office/drawing/2016/5/11/chartex" xmlns:cx6="http://schemas.microsoft.com/office/drawing/2016/5/12/chartex" xmlns:cx7="http://schemas.microsoft.com/office/drawing/2016/5/13/chartex" xmlns:cx8="http://schemas.microsoft.com/office/drawing/2016/5/14/chartex" xmlns:mc="http://schemas.openxmlformats.org/markup-compatibility/2006" xmlns:aink="http://schemas.microsoft.com/office/drawing/2016/ink" xmlns:am3d="http://schemas.microsoft.com/office/drawing/2017/model3d" xmlns:o="urn:schemas-microsoft-com:office:office" xmlns:oel="http://schemas.microsoft.com/office/2019/extlst" xmlns:r="http://schemas.openxmlformats.org/officeDocument/2006/relationships" xmlns:m="http://schemas.openxmlformats.org/officeDocument/2006/math" xmlns:v="urn:schemas-microsoft-com:vml" xmlns:wp14="http://schemas.microsoft.com/office/word/2010/wordprocessingDrawing" xmlns:wp="http://schemas.openxmlformats.org/drawingml/2006/wordprocessingDrawing" xmlns:w10="urn:schemas-microsoft-com:office:word" xmlns:w="http://schemas.openxmlformats.org/wordprocessingml/2006/main" xmlns:w14="http://schemas.microsoft.com/office/word/2010/wordml" xmlns:w15="http://schemas.microsoft.com/office/word/2012/wordml" xmlns:w16cex="http://schemas.microsoft.com/office/word/2018/wordml/cex" xmlns:w16cid="http://schemas.microsoft.com/office/word/2016/wordml/cid" xmlns:w16="http://schemas.microsoft.com/office/word/2018/wordml" xmlns:w16sdtdh="http://schemas.microsoft.com/office/word/2020/wordml/sdtdatahash" xmlns:w16se="http://schemas.microsoft.com/office/word/2015/wordml/symex" xmlns:wpg="http://schemas.microsoft.com/office/word/2010/wordprocessingGroup" xmlns:wpi="http://schemas.microsoft.com/office/word/2010/wordprocessingInk" xmlns:wne="http://schemas.microsoft.com/office/word/2006/wordml" xmlns:wps="http://schemas.microsoft.com/office/word/2010/wordprocessingShape" mc:Ignorable="w14 w15 w16se w16cid w16 w16cex w16sdtdh wp14">
+<w:numbering xmlns:wpc="http://schemas.microsoft.com/office/word/2010/wordprocessingCanvas" xmlns:cx="http://schemas.microsoft.com/office/drawing/2014/chartex" xmlns:cx1="http://schemas.microsoft.com/office/drawing/2015/9/8/chartex" xmlns:cx2="http://schemas.microsoft.com/office/drawing/2015/10/21/chartex" xmlns:cx3="http://schemas.microsoft.com/office/drawing/2016/5/9/chartex" xmlns:cx4="http://schemas.microsoft.com/office/drawing/2016/5/10/chartex" xmlns:cx5="http://schemas.microsoft.com/office/drawing/2016/5/11/chartex" xmlns:cx6="http://schemas.microsoft.com/office/drawing/2016/5/12/chartex" xmlns:cx7="http://schemas.microsoft.com/office/drawing/2016/5/13/chartex" xmlns:cx8="http://schemas.microsoft.com/office/drawing/2016/5/14/chartex" xmlns:mc="http://schemas.openxmlformats.org/markup-compatibility/2006" xmlns:aink="http://schemas.microsoft.com/office/drawing/2016/ink" xmlns:am3d="http://schemas.microsoft.com/office/drawing/2017/model3d" xmlns:o="urn:schemas-microsoft-com:office:office" xmlns:oel="http://schemas.microsoft.com/office/2019/extlst" xmlns:r="http://schemas.openxmlformats.org/officeDocument/2006/relationships" xmlns:m="http://schemas.openxmlformats.org/officeDocument/2006/math" xmlns:v="urn:schemas-microsoft-com:vml" xmlns:wp14="http://schemas.microsoft.com/office/word/2010/wordprocessingDrawing" xmlns:wp="http://schemas.openxmlformats.org/drawingml/2006/wordprocessingDrawing" xmlns:w10="urn:schemas-microsoft-com:office:word" xmlns:w="http://schemas.openxmlformats.org/wordprocessingml/2006/main" xmlns:w14="http://schemas.microsoft.com/office/word/2010/wordml" xmlns:w15="http://schemas.microsoft.com/office/word/2012/wordml" xmlns:w16cex="http://schemas.microsoft.com/office/word/2018/wordml/cex" xmlns:w16cid="http://schemas.microsoft.com/office/word/2016/wordml/cid" xmlns:w16="http://schemas.microsoft.com/office/word/2018/wordml" xmlns:w16du="http://schemas.microsoft.com/office/word/2023/wordml/word16du" xmlns:w16sdtdh="http://schemas.microsoft.com/office/word/2020/wordml/sdtdatahash" xmlns:w16sdtfl="http://schemas.microsoft.com/office/word/2024/wordml/sdtformatlock" xmlns:w16se="http://schemas.microsoft.com/office/word/2015/wordml/symex" xmlns:wpg="http://schemas.microsoft.com/office/word/2010/wordprocessingGroup" xmlns:wpi="http://schemas.microsoft.com/office/word/2010/wordprocessingInk" xmlns:wne="http://schemas.microsoft.com/office/word/2006/wordml" xmlns:wps="http://schemas.microsoft.com/office/word/2010/wordprocessingShape" mc:Ignorable="w14 w15 w16se w16cid w16 w16cex w16sdtdh w16sdtfl w16du wp14">
   <w:abstractNum w:abstractNumId="0" w15:restartNumberingAfterBreak="0">
     <w:nsid w:val="08183884"/>
     <w:multiLevelType w:val="hybridMultilevel"/>
@@ -7915,6 +13045,119 @@
     </w:lvl>
   </w:abstractNum>
   <w:abstractNum w:abstractNumId="2" w15:restartNumberingAfterBreak="0">
+    <w:nsid w:val="0CC17D4F"/>
+    <w:multiLevelType w:val="multilevel"/>
+    <w:tmpl w:val="3FB46C08"/>
+    <w:lvl w:ilvl="0">
+      <w:start w:val="4"/>
+      <w:numFmt w:val="decimal"/>
+      <w:lvlText w:val="%1."/>
+      <w:lvlJc w:val="left"/>
+      <w:pPr>
+        <w:tabs>
+          <w:tab w:val="num" w:pos="720"/>
+        </w:tabs>
+        <w:ind w:left="720" w:hanging="360"/>
+      </w:pPr>
+    </w:lvl>
+    <w:lvl w:ilvl="1" w:tentative="1">
+      <w:start w:val="1"/>
+      <w:numFmt w:val="decimal"/>
+      <w:lvlText w:val="%2."/>
+      <w:lvlJc w:val="left"/>
+      <w:pPr>
+        <w:tabs>
+          <w:tab w:val="num" w:pos="1440"/>
+        </w:tabs>
+        <w:ind w:left="1440" w:hanging="360"/>
+      </w:pPr>
+    </w:lvl>
+    <w:lvl w:ilvl="2" w:tentative="1">
+      <w:start w:val="1"/>
+      <w:numFmt w:val="decimal"/>
+      <w:lvlText w:val="%3."/>
+      <w:lvlJc w:val="left"/>
+      <w:pPr>
+        <w:tabs>
+          <w:tab w:val="num" w:pos="2160"/>
+        </w:tabs>
+        <w:ind w:left="2160" w:hanging="360"/>
+      </w:pPr>
+    </w:lvl>
+    <w:lvl w:ilvl="3" w:tentative="1">
+      <w:start w:val="1"/>
+      <w:numFmt w:val="decimal"/>
+      <w:lvlText w:val="%4."/>
+      <w:lvlJc w:val="left"/>
+      <w:pPr>
+        <w:tabs>
+          <w:tab w:val="num" w:pos="2880"/>
+        </w:tabs>
+        <w:ind w:left="2880" w:hanging="360"/>
+      </w:pPr>
+    </w:lvl>
+    <w:lvl w:ilvl="4" w:tentative="1">
+      <w:start w:val="1"/>
+      <w:numFmt w:val="decimal"/>
+      <w:lvlText w:val="%5."/>
+      <w:lvlJc w:val="left"/>
+      <w:pPr>
+        <w:tabs>
+          <w:tab w:val="num" w:pos="3600"/>
+        </w:tabs>
+        <w:ind w:left="3600" w:hanging="360"/>
+      </w:pPr>
+    </w:lvl>
+    <w:lvl w:ilvl="5" w:tentative="1">
+      <w:start w:val="1"/>
+      <w:numFmt w:val="decimal"/>
+      <w:lvlText w:val="%6."/>
+      <w:lvlJc w:val="left"/>
+      <w:pPr>
+        <w:tabs>
+          <w:tab w:val="num" w:pos="4320"/>
+        </w:tabs>
+        <w:ind w:left="4320" w:hanging="360"/>
+      </w:pPr>
+    </w:lvl>
+    <w:lvl w:ilvl="6" w:tentative="1">
+      <w:start w:val="1"/>
+      <w:numFmt w:val="decimal"/>
+      <w:lvlText w:val="%7."/>
+      <w:lvlJc w:val="left"/>
+      <w:pPr>
+        <w:tabs>
+          <w:tab w:val="num" w:pos="5040"/>
+        </w:tabs>
+        <w:ind w:left="5040" w:hanging="360"/>
+      </w:pPr>
+    </w:lvl>
+    <w:lvl w:ilvl="7" w:tentative="1">
+      <w:start w:val="1"/>
+      <w:numFmt w:val="decimal"/>
+      <w:lvlText w:val="%8."/>
+      <w:lvlJc w:val="left"/>
+      <w:pPr>
+        <w:tabs>
+          <w:tab w:val="num" w:pos="5760"/>
+        </w:tabs>
+        <w:ind w:left="5760" w:hanging="360"/>
+      </w:pPr>
+    </w:lvl>
+    <w:lvl w:ilvl="8" w:tentative="1">
+      <w:start w:val="1"/>
+      <w:numFmt w:val="decimal"/>
+      <w:lvlText w:val="%9."/>
+      <w:lvlJc w:val="left"/>
+      <w:pPr>
+        <w:tabs>
+          <w:tab w:val="num" w:pos="6480"/>
+        </w:tabs>
+        <w:ind w:left="6480" w:hanging="360"/>
+      </w:pPr>
+    </w:lvl>
+  </w:abstractNum>
+  <w:abstractNum w:abstractNumId="3" w15:restartNumberingAfterBreak="0">
     <w:nsid w:val="0CFD79BA"/>
     <w:multiLevelType w:val="hybridMultilevel"/>
     <w:tmpl w:val="52F8563E"/>
@@ -8030,7 +13273,7 @@
       </w:rPr>
     </w:lvl>
   </w:abstractNum>
-  <w:abstractNum w:abstractNumId="3" w15:restartNumberingAfterBreak="0">
+  <w:abstractNum w:abstractNumId="4" w15:restartNumberingAfterBreak="0">
     <w:nsid w:val="0E922D88"/>
     <w:multiLevelType w:val="multilevel"/>
     <w:tmpl w:val="42D2E360"/>
@@ -8143,7 +13386,7 @@
       </w:rPr>
     </w:lvl>
   </w:abstractNum>
-  <w:abstractNum w:abstractNumId="4" w15:restartNumberingAfterBreak="0">
+  <w:abstractNum w:abstractNumId="5" w15:restartNumberingAfterBreak="0">
     <w:nsid w:val="0F166A78"/>
     <w:multiLevelType w:val="hybridMultilevel"/>
     <w:tmpl w:val="08FC162C"/>
@@ -8256,7 +13499,7 @@
       </w:rPr>
     </w:lvl>
   </w:abstractNum>
-  <w:abstractNum w:abstractNumId="5" w15:restartNumberingAfterBreak="0">
+  <w:abstractNum w:abstractNumId="6" w15:restartNumberingAfterBreak="0">
     <w:nsid w:val="0F1B8838"/>
     <w:multiLevelType w:val="hybridMultilevel"/>
     <w:tmpl w:val="92A404CA"/>
@@ -8369,7 +13612,269 @@
       </w:rPr>
     </w:lvl>
   </w:abstractNum>
-  <w:abstractNum w:abstractNumId="6" w15:restartNumberingAfterBreak="0">
+  <w:abstractNum w:abstractNumId="7" w15:restartNumberingAfterBreak="0">
+    <w:nsid w:val="118311A1"/>
+    <w:multiLevelType w:val="multilevel"/>
+    <w:tmpl w:val="FDF43CD6"/>
+    <w:lvl w:ilvl="0">
+      <w:start w:val="1"/>
+      <w:numFmt w:val="bullet"/>
+      <w:lvlText w:val=""/>
+      <w:lvlJc w:val="left"/>
+      <w:pPr>
+        <w:tabs>
+          <w:tab w:val="num" w:pos="720"/>
+        </w:tabs>
+        <w:ind w:left="720" w:hanging="360"/>
+      </w:pPr>
+      <w:rPr>
+        <w:rFonts w:ascii="Symbol" w:hAnsi="Symbol" w:hint="default"/>
+        <w:sz w:val="20"/>
+      </w:rPr>
+    </w:lvl>
+    <w:lvl w:ilvl="1" w:tentative="1">
+      <w:start w:val="1"/>
+      <w:numFmt w:val="bullet"/>
+      <w:lvlText w:val="o"/>
+      <w:lvlJc w:val="left"/>
+      <w:pPr>
+        <w:tabs>
+          <w:tab w:val="num" w:pos="1440"/>
+        </w:tabs>
+        <w:ind w:left="1440" w:hanging="360"/>
+      </w:pPr>
+      <w:rPr>
+        <w:rFonts w:ascii="Courier New" w:hAnsi="Courier New" w:hint="default"/>
+        <w:sz w:val="20"/>
+      </w:rPr>
+    </w:lvl>
+    <w:lvl w:ilvl="2" w:tentative="1">
+      <w:start w:val="1"/>
+      <w:numFmt w:val="bullet"/>
+      <w:lvlText w:val=""/>
+      <w:lvlJc w:val="left"/>
+      <w:pPr>
+        <w:tabs>
+          <w:tab w:val="num" w:pos="2160"/>
+        </w:tabs>
+        <w:ind w:left="2160" w:hanging="360"/>
+      </w:pPr>
+      <w:rPr>
+        <w:rFonts w:ascii="Wingdings" w:hAnsi="Wingdings" w:hint="default"/>
+        <w:sz w:val="20"/>
+      </w:rPr>
+    </w:lvl>
+    <w:lvl w:ilvl="3" w:tentative="1">
+      <w:start w:val="1"/>
+      <w:numFmt w:val="bullet"/>
+      <w:lvlText w:val=""/>
+      <w:lvlJc w:val="left"/>
+      <w:pPr>
+        <w:tabs>
+          <w:tab w:val="num" w:pos="2880"/>
+        </w:tabs>
+        <w:ind w:left="2880" w:hanging="360"/>
+      </w:pPr>
+      <w:rPr>
+        <w:rFonts w:ascii="Wingdings" w:hAnsi="Wingdings" w:hint="default"/>
+        <w:sz w:val="20"/>
+      </w:rPr>
+    </w:lvl>
+    <w:lvl w:ilvl="4" w:tentative="1">
+      <w:start w:val="1"/>
+      <w:numFmt w:val="bullet"/>
+      <w:lvlText w:val=""/>
+      <w:lvlJc w:val="left"/>
+      <w:pPr>
+        <w:tabs>
+          <w:tab w:val="num" w:pos="3600"/>
+        </w:tabs>
+        <w:ind w:left="3600" w:hanging="360"/>
+      </w:pPr>
+      <w:rPr>
+        <w:rFonts w:ascii="Wingdings" w:hAnsi="Wingdings" w:hint="default"/>
+        <w:sz w:val="20"/>
+      </w:rPr>
+    </w:lvl>
+    <w:lvl w:ilvl="5" w:tentative="1">
+      <w:start w:val="1"/>
+      <w:numFmt w:val="bullet"/>
+      <w:lvlText w:val=""/>
+      <w:lvlJc w:val="left"/>
+      <w:pPr>
+        <w:tabs>
+          <w:tab w:val="num" w:pos="4320"/>
+        </w:tabs>
+        <w:ind w:left="4320" w:hanging="360"/>
+      </w:pPr>
+      <w:rPr>
+        <w:rFonts w:ascii="Wingdings" w:hAnsi="Wingdings" w:hint="default"/>
+        <w:sz w:val="20"/>
+      </w:rPr>
+    </w:lvl>
+    <w:lvl w:ilvl="6" w:tentative="1">
+      <w:start w:val="1"/>
+      <w:numFmt w:val="bullet"/>
+      <w:lvlText w:val=""/>
+      <w:lvlJc w:val="left"/>
+      <w:pPr>
+        <w:tabs>
+          <w:tab w:val="num" w:pos="5040"/>
+        </w:tabs>
+        <w:ind w:left="5040" w:hanging="360"/>
+      </w:pPr>
+      <w:rPr>
+        <w:rFonts w:ascii="Wingdings" w:hAnsi="Wingdings" w:hint="default"/>
+        <w:sz w:val="20"/>
+      </w:rPr>
+    </w:lvl>
+    <w:lvl w:ilvl="7" w:tentative="1">
+      <w:start w:val="1"/>
+      <w:numFmt w:val="bullet"/>
+      <w:lvlText w:val=""/>
+      <w:lvlJc w:val="left"/>
+      <w:pPr>
+        <w:tabs>
+          <w:tab w:val="num" w:pos="5760"/>
+        </w:tabs>
+        <w:ind w:left="5760" w:hanging="360"/>
+      </w:pPr>
+      <w:rPr>
+        <w:rFonts w:ascii="Wingdings" w:hAnsi="Wingdings" w:hint="default"/>
+        <w:sz w:val="20"/>
+      </w:rPr>
+    </w:lvl>
+    <w:lvl w:ilvl="8" w:tentative="1">
+      <w:start w:val="1"/>
+      <w:numFmt w:val="bullet"/>
+      <w:lvlText w:val=""/>
+      <w:lvlJc w:val="left"/>
+      <w:pPr>
+        <w:tabs>
+          <w:tab w:val="num" w:pos="6480"/>
+        </w:tabs>
+        <w:ind w:left="6480" w:hanging="360"/>
+      </w:pPr>
+      <w:rPr>
+        <w:rFonts w:ascii="Wingdings" w:hAnsi="Wingdings" w:hint="default"/>
+        <w:sz w:val="20"/>
+      </w:rPr>
+    </w:lvl>
+  </w:abstractNum>
+  <w:abstractNum w:abstractNumId="8" w15:restartNumberingAfterBreak="0">
+    <w:nsid w:val="13027373"/>
+    <w:multiLevelType w:val="hybridMultilevel"/>
+    <w:tmpl w:val="B0761F18"/>
+    <w:lvl w:ilvl="0" w:tplc="340A0001">
+      <w:start w:val="1"/>
+      <w:numFmt w:val="bullet"/>
+      <w:lvlText w:val=""/>
+      <w:lvlJc w:val="left"/>
+      <w:pPr>
+        <w:ind w:left="720" w:hanging="360"/>
+      </w:pPr>
+      <w:rPr>
+        <w:rFonts w:ascii="Symbol" w:hAnsi="Symbol" w:hint="default"/>
+      </w:rPr>
+    </w:lvl>
+    <w:lvl w:ilvl="1" w:tplc="340A0003" w:tentative="1">
+      <w:start w:val="1"/>
+      <w:numFmt w:val="bullet"/>
+      <w:lvlText w:val="o"/>
+      <w:lvlJc w:val="left"/>
+      <w:pPr>
+        <w:ind w:left="1440" w:hanging="360"/>
+      </w:pPr>
+      <w:rPr>
+        <w:rFonts w:ascii="Courier New" w:hAnsi="Courier New" w:cs="Courier New" w:hint="default"/>
+      </w:rPr>
+    </w:lvl>
+    <w:lvl w:ilvl="2" w:tplc="340A0005" w:tentative="1">
+      <w:start w:val="1"/>
+      <w:numFmt w:val="bullet"/>
+      <w:lvlText w:val=""/>
+      <w:lvlJc w:val="left"/>
+      <w:pPr>
+        <w:ind w:left="2160" w:hanging="360"/>
+      </w:pPr>
+      <w:rPr>
+        <w:rFonts w:ascii="Wingdings" w:hAnsi="Wingdings" w:hint="default"/>
+      </w:rPr>
+    </w:lvl>
+    <w:lvl w:ilvl="3" w:tplc="340A0001" w:tentative="1">
+      <w:start w:val="1"/>
+      <w:numFmt w:val="bullet"/>
+      <w:lvlText w:val=""/>
+      <w:lvlJc w:val="left"/>
+      <w:pPr>
+        <w:ind w:left="2880" w:hanging="360"/>
+      </w:pPr>
+      <w:rPr>
+        <w:rFonts w:ascii="Symbol" w:hAnsi="Symbol" w:hint="default"/>
+      </w:rPr>
+    </w:lvl>
+    <w:lvl w:ilvl="4" w:tplc="340A0003" w:tentative="1">
+      <w:start w:val="1"/>
+      <w:numFmt w:val="bullet"/>
+      <w:lvlText w:val="o"/>
+      <w:lvlJc w:val="left"/>
+      <w:pPr>
+        <w:ind w:left="3600" w:hanging="360"/>
+      </w:pPr>
+      <w:rPr>
+        <w:rFonts w:ascii="Courier New" w:hAnsi="Courier New" w:cs="Courier New" w:hint="default"/>
+      </w:rPr>
+    </w:lvl>
+    <w:lvl w:ilvl="5" w:tplc="340A0005" w:tentative="1">
+      <w:start w:val="1"/>
+      <w:numFmt w:val="bullet"/>
+      <w:lvlText w:val=""/>
+      <w:lvlJc w:val="left"/>
+      <w:pPr>
+        <w:ind w:left="4320" w:hanging="360"/>
+      </w:pPr>
+      <w:rPr>
+        <w:rFonts w:ascii="Wingdings" w:hAnsi="Wingdings" w:hint="default"/>
+      </w:rPr>
+    </w:lvl>
+    <w:lvl w:ilvl="6" w:tplc="340A0001" w:tentative="1">
+      <w:start w:val="1"/>
+      <w:numFmt w:val="bullet"/>
+      <w:lvlText w:val=""/>
+      <w:lvlJc w:val="left"/>
+      <w:pPr>
+        <w:ind w:left="5040" w:hanging="360"/>
+      </w:pPr>
+      <w:rPr>
+        <w:rFonts w:ascii="Symbol" w:hAnsi="Symbol" w:hint="default"/>
+      </w:rPr>
+    </w:lvl>
+    <w:lvl w:ilvl="7" w:tplc="340A0003" w:tentative="1">
+      <w:start w:val="1"/>
+      <w:numFmt w:val="bullet"/>
+      <w:lvlText w:val="o"/>
+      <w:lvlJc w:val="left"/>
+      <w:pPr>
+        <w:ind w:left="5760" w:hanging="360"/>
+      </w:pPr>
+      <w:rPr>
+        <w:rFonts w:ascii="Courier New" w:hAnsi="Courier New" w:cs="Courier New" w:hint="default"/>
+      </w:rPr>
+    </w:lvl>
+    <w:lvl w:ilvl="8" w:tplc="340A0005" w:tentative="1">
+      <w:start w:val="1"/>
+      <w:numFmt w:val="bullet"/>
+      <w:lvlText w:val=""/>
+      <w:lvlJc w:val="left"/>
+      <w:pPr>
+        <w:ind w:left="6480" w:hanging="360"/>
+      </w:pPr>
+      <w:rPr>
+        <w:rFonts w:ascii="Wingdings" w:hAnsi="Wingdings" w:hint="default"/>
+      </w:rPr>
+    </w:lvl>
+  </w:abstractNum>
+  <w:abstractNum w:abstractNumId="9" w15:restartNumberingAfterBreak="0">
     <w:nsid w:val="14570D93"/>
     <w:multiLevelType w:val="hybridMultilevel"/>
     <w:tmpl w:val="FE268478"/>
@@ -8482,7 +13987,120 @@
       </w:rPr>
     </w:lvl>
   </w:abstractNum>
-  <w:abstractNum w:abstractNumId="7" w15:restartNumberingAfterBreak="0">
+  <w:abstractNum w:abstractNumId="10" w15:restartNumberingAfterBreak="0">
+    <w:nsid w:val="1D9C1AA4"/>
+    <w:multiLevelType w:val="multilevel"/>
+    <w:tmpl w:val="8EA49DFE"/>
+    <w:lvl w:ilvl="0">
+      <w:start w:val="6"/>
+      <w:numFmt w:val="decimal"/>
+      <w:lvlText w:val="%1."/>
+      <w:lvlJc w:val="left"/>
+      <w:pPr>
+        <w:tabs>
+          <w:tab w:val="num" w:pos="720"/>
+        </w:tabs>
+        <w:ind w:left="720" w:hanging="360"/>
+      </w:pPr>
+    </w:lvl>
+    <w:lvl w:ilvl="1" w:tentative="1">
+      <w:start w:val="1"/>
+      <w:numFmt w:val="decimal"/>
+      <w:lvlText w:val="%2."/>
+      <w:lvlJc w:val="left"/>
+      <w:pPr>
+        <w:tabs>
+          <w:tab w:val="num" w:pos="1440"/>
+        </w:tabs>
+        <w:ind w:left="1440" w:hanging="360"/>
+      </w:pPr>
+    </w:lvl>
+    <w:lvl w:ilvl="2" w:tentative="1">
+      <w:start w:val="1"/>
+      <w:numFmt w:val="decimal"/>
+      <w:lvlText w:val="%3."/>
+      <w:lvlJc w:val="left"/>
+      <w:pPr>
+        <w:tabs>
+          <w:tab w:val="num" w:pos="2160"/>
+        </w:tabs>
+        <w:ind w:left="2160" w:hanging="360"/>
+      </w:pPr>
+    </w:lvl>
+    <w:lvl w:ilvl="3" w:tentative="1">
+      <w:start w:val="1"/>
+      <w:numFmt w:val="decimal"/>
+      <w:lvlText w:val="%4."/>
+      <w:lvlJc w:val="left"/>
+      <w:pPr>
+        <w:tabs>
+          <w:tab w:val="num" w:pos="2880"/>
+        </w:tabs>
+        <w:ind w:left="2880" w:hanging="360"/>
+      </w:pPr>
+    </w:lvl>
+    <w:lvl w:ilvl="4" w:tentative="1">
+      <w:start w:val="1"/>
+      <w:numFmt w:val="decimal"/>
+      <w:lvlText w:val="%5."/>
+      <w:lvlJc w:val="left"/>
+      <w:pPr>
+        <w:tabs>
+          <w:tab w:val="num" w:pos="3600"/>
+        </w:tabs>
+        <w:ind w:left="3600" w:hanging="360"/>
+      </w:pPr>
+    </w:lvl>
+    <w:lvl w:ilvl="5" w:tentative="1">
+      <w:start w:val="1"/>
+      <w:numFmt w:val="decimal"/>
+      <w:lvlText w:val="%6."/>
+      <w:lvlJc w:val="left"/>
+      <w:pPr>
+        <w:tabs>
+          <w:tab w:val="num" w:pos="4320"/>
+        </w:tabs>
+        <w:ind w:left="4320" w:hanging="360"/>
+      </w:pPr>
+    </w:lvl>
+    <w:lvl w:ilvl="6" w:tentative="1">
+      <w:start w:val="1"/>
+      <w:numFmt w:val="decimal"/>
+      <w:lvlText w:val="%7."/>
+      <w:lvlJc w:val="left"/>
+      <w:pPr>
+        <w:tabs>
+          <w:tab w:val="num" w:pos="5040"/>
+        </w:tabs>
+        <w:ind w:left="5040" w:hanging="360"/>
+      </w:pPr>
+    </w:lvl>
+    <w:lvl w:ilvl="7" w:tentative="1">
+      <w:start w:val="1"/>
+      <w:numFmt w:val="decimal"/>
+      <w:lvlText w:val="%8."/>
+      <w:lvlJc w:val="left"/>
+      <w:pPr>
+        <w:tabs>
+          <w:tab w:val="num" w:pos="5760"/>
+        </w:tabs>
+        <w:ind w:left="5760" w:hanging="360"/>
+      </w:pPr>
+    </w:lvl>
+    <w:lvl w:ilvl="8" w:tentative="1">
+      <w:start w:val="1"/>
+      <w:numFmt w:val="decimal"/>
+      <w:lvlText w:val="%9."/>
+      <w:lvlJc w:val="left"/>
+      <w:pPr>
+        <w:tabs>
+          <w:tab w:val="num" w:pos="6480"/>
+        </w:tabs>
+        <w:ind w:left="6480" w:hanging="360"/>
+      </w:pPr>
+    </w:lvl>
+  </w:abstractNum>
+  <w:abstractNum w:abstractNumId="11" w15:restartNumberingAfterBreak="0">
     <w:nsid w:val="1DD36961"/>
     <w:multiLevelType w:val="hybridMultilevel"/>
     <w:tmpl w:val="FDD8EFBC"/>
@@ -8598,7 +14216,120 @@
       </w:pPr>
     </w:lvl>
   </w:abstractNum>
-  <w:abstractNum w:abstractNumId="8" w15:restartNumberingAfterBreak="0">
+  <w:abstractNum w:abstractNumId="12" w15:restartNumberingAfterBreak="0">
+    <w:nsid w:val="1E205B09"/>
+    <w:multiLevelType w:val="multilevel"/>
+    <w:tmpl w:val="606A2574"/>
+    <w:lvl w:ilvl="0">
+      <w:start w:val="5"/>
+      <w:numFmt w:val="decimal"/>
+      <w:lvlText w:val="%1."/>
+      <w:lvlJc w:val="left"/>
+      <w:pPr>
+        <w:tabs>
+          <w:tab w:val="num" w:pos="720"/>
+        </w:tabs>
+        <w:ind w:left="720" w:hanging="360"/>
+      </w:pPr>
+    </w:lvl>
+    <w:lvl w:ilvl="1" w:tentative="1">
+      <w:start w:val="1"/>
+      <w:numFmt w:val="decimal"/>
+      <w:lvlText w:val="%2."/>
+      <w:lvlJc w:val="left"/>
+      <w:pPr>
+        <w:tabs>
+          <w:tab w:val="num" w:pos="1440"/>
+        </w:tabs>
+        <w:ind w:left="1440" w:hanging="360"/>
+      </w:pPr>
+    </w:lvl>
+    <w:lvl w:ilvl="2" w:tentative="1">
+      <w:start w:val="1"/>
+      <w:numFmt w:val="decimal"/>
+      <w:lvlText w:val="%3."/>
+      <w:lvlJc w:val="left"/>
+      <w:pPr>
+        <w:tabs>
+          <w:tab w:val="num" w:pos="2160"/>
+        </w:tabs>
+        <w:ind w:left="2160" w:hanging="360"/>
+      </w:pPr>
+    </w:lvl>
+    <w:lvl w:ilvl="3" w:tentative="1">
+      <w:start w:val="1"/>
+      <w:numFmt w:val="decimal"/>
+      <w:lvlText w:val="%4."/>
+      <w:lvlJc w:val="left"/>
+      <w:pPr>
+        <w:tabs>
+          <w:tab w:val="num" w:pos="2880"/>
+        </w:tabs>
+        <w:ind w:left="2880" w:hanging="360"/>
+      </w:pPr>
+    </w:lvl>
+    <w:lvl w:ilvl="4" w:tentative="1">
+      <w:start w:val="1"/>
+      <w:numFmt w:val="decimal"/>
+      <w:lvlText w:val="%5."/>
+      <w:lvlJc w:val="left"/>
+      <w:pPr>
+        <w:tabs>
+          <w:tab w:val="num" w:pos="3600"/>
+        </w:tabs>
+        <w:ind w:left="3600" w:hanging="360"/>
+      </w:pPr>
+    </w:lvl>
+    <w:lvl w:ilvl="5" w:tentative="1">
+      <w:start w:val="1"/>
+      <w:numFmt w:val="decimal"/>
+      <w:lvlText w:val="%6."/>
+      <w:lvlJc w:val="left"/>
+      <w:pPr>
+        <w:tabs>
+          <w:tab w:val="num" w:pos="4320"/>
+        </w:tabs>
+        <w:ind w:left="4320" w:hanging="360"/>
+      </w:pPr>
+    </w:lvl>
+    <w:lvl w:ilvl="6" w:tentative="1">
+      <w:start w:val="1"/>
+      <w:numFmt w:val="decimal"/>
+      <w:lvlText w:val="%7."/>
+      <w:lvlJc w:val="left"/>
+      <w:pPr>
+        <w:tabs>
+          <w:tab w:val="num" w:pos="5040"/>
+        </w:tabs>
+        <w:ind w:left="5040" w:hanging="360"/>
+      </w:pPr>
+    </w:lvl>
+    <w:lvl w:ilvl="7" w:tentative="1">
+      <w:start w:val="1"/>
+      <w:numFmt w:val="decimal"/>
+      <w:lvlText w:val="%8."/>
+      <w:lvlJc w:val="left"/>
+      <w:pPr>
+        <w:tabs>
+          <w:tab w:val="num" w:pos="5760"/>
+        </w:tabs>
+        <w:ind w:left="5760" w:hanging="360"/>
+      </w:pPr>
+    </w:lvl>
+    <w:lvl w:ilvl="8" w:tentative="1">
+      <w:start w:val="1"/>
+      <w:numFmt w:val="decimal"/>
+      <w:lvlText w:val="%9."/>
+      <w:lvlJc w:val="left"/>
+      <w:pPr>
+        <w:tabs>
+          <w:tab w:val="num" w:pos="6480"/>
+        </w:tabs>
+        <w:ind w:left="6480" w:hanging="360"/>
+      </w:pPr>
+    </w:lvl>
+  </w:abstractNum>
+  <w:abstractNum w:abstractNumId="13" w15:restartNumberingAfterBreak="0">
     <w:nsid w:val="1F7CE2DE"/>
     <w:multiLevelType w:val="hybridMultilevel"/>
     <w:tmpl w:val="9E743528"/>
@@ -8711,7 +14442,7 @@
       </w:rPr>
     </w:lvl>
   </w:abstractNum>
-  <w:abstractNum w:abstractNumId="9" w15:restartNumberingAfterBreak="0">
+  <w:abstractNum w:abstractNumId="14" w15:restartNumberingAfterBreak="0">
     <w:nsid w:val="1FB806D7"/>
     <w:multiLevelType w:val="hybridMultilevel"/>
     <w:tmpl w:val="7F1604D8"/>
@@ -8803,7 +14534,233 @@
       </w:pPr>
     </w:lvl>
   </w:abstractNum>
-  <w:abstractNum w:abstractNumId="10" w15:restartNumberingAfterBreak="0">
+  <w:abstractNum w:abstractNumId="15" w15:restartNumberingAfterBreak="0">
+    <w:nsid w:val="260D6BBA"/>
+    <w:multiLevelType w:val="multilevel"/>
+    <w:tmpl w:val="4088184C"/>
+    <w:lvl w:ilvl="0">
+      <w:start w:val="3"/>
+      <w:numFmt w:val="decimal"/>
+      <w:lvlText w:val="%1."/>
+      <w:lvlJc w:val="left"/>
+      <w:pPr>
+        <w:tabs>
+          <w:tab w:val="num" w:pos="720"/>
+        </w:tabs>
+        <w:ind w:left="720" w:hanging="360"/>
+      </w:pPr>
+    </w:lvl>
+    <w:lvl w:ilvl="1" w:tentative="1">
+      <w:start w:val="1"/>
+      <w:numFmt w:val="decimal"/>
+      <w:lvlText w:val="%2."/>
+      <w:lvlJc w:val="left"/>
+      <w:pPr>
+        <w:tabs>
+          <w:tab w:val="num" w:pos="1440"/>
+        </w:tabs>
+        <w:ind w:left="1440" w:hanging="360"/>
+      </w:pPr>
+    </w:lvl>
+    <w:lvl w:ilvl="2" w:tentative="1">
+      <w:start w:val="1"/>
+      <w:numFmt w:val="decimal"/>
+      <w:lvlText w:val="%3."/>
+      <w:lvlJc w:val="left"/>
+      <w:pPr>
+        <w:tabs>
+          <w:tab w:val="num" w:pos="2160"/>
+        </w:tabs>
+        <w:ind w:left="2160" w:hanging="360"/>
+      </w:pPr>
+    </w:lvl>
+    <w:lvl w:ilvl="3" w:tentative="1">
+      <w:start w:val="1"/>
+      <w:numFmt w:val="decimal"/>
+      <w:lvlText w:val="%4."/>
+      <w:lvlJc w:val="left"/>
+      <w:pPr>
+        <w:tabs>
+          <w:tab w:val="num" w:pos="2880"/>
+        </w:tabs>
+        <w:ind w:left="2880" w:hanging="360"/>
+      </w:pPr>
+    </w:lvl>
+    <w:lvl w:ilvl="4" w:tentative="1">
+      <w:start w:val="1"/>
+      <w:numFmt w:val="decimal"/>
+      <w:lvlText w:val="%5."/>
+      <w:lvlJc w:val="left"/>
+      <w:pPr>
+        <w:tabs>
+          <w:tab w:val="num" w:pos="3600"/>
+        </w:tabs>
+        <w:ind w:left="3600" w:hanging="360"/>
+      </w:pPr>
+    </w:lvl>
+    <w:lvl w:ilvl="5" w:tentative="1">
+      <w:start w:val="1"/>
+      <w:numFmt w:val="decimal"/>
+      <w:lvlText w:val="%6."/>
+      <w:lvlJc w:val="left"/>
+      <w:pPr>
+        <w:tabs>
+          <w:tab w:val="num" w:pos="4320"/>
+        </w:tabs>
+        <w:ind w:left="4320" w:hanging="360"/>
+      </w:pPr>
+    </w:lvl>
+    <w:lvl w:ilvl="6" w:tentative="1">
+      <w:start w:val="1"/>
+      <w:numFmt w:val="decimal"/>
+      <w:lvlText w:val="%7."/>
+      <w:lvlJc w:val="left"/>
+      <w:pPr>
+        <w:tabs>
+          <w:tab w:val="num" w:pos="5040"/>
+        </w:tabs>
+        <w:ind w:left="5040" w:hanging="360"/>
+      </w:pPr>
+    </w:lvl>
+    <w:lvl w:ilvl="7" w:tentative="1">
+      <w:start w:val="1"/>
+      <w:numFmt w:val="decimal"/>
+      <w:lvlText w:val="%8."/>
+      <w:lvlJc w:val="left"/>
+      <w:pPr>
+        <w:tabs>
+          <w:tab w:val="num" w:pos="5760"/>
+        </w:tabs>
+        <w:ind w:left="5760" w:hanging="360"/>
+      </w:pPr>
+    </w:lvl>
+    <w:lvl w:ilvl="8" w:tentative="1">
+      <w:start w:val="1"/>
+      <w:numFmt w:val="decimal"/>
+      <w:lvlText w:val="%9."/>
+      <w:lvlJc w:val="left"/>
+      <w:pPr>
+        <w:tabs>
+          <w:tab w:val="num" w:pos="6480"/>
+        </w:tabs>
+        <w:ind w:left="6480" w:hanging="360"/>
+      </w:pPr>
+    </w:lvl>
+  </w:abstractNum>
+  <w:abstractNum w:abstractNumId="16" w15:restartNumberingAfterBreak="0">
+    <w:nsid w:val="26B51D7C"/>
+    <w:multiLevelType w:val="multilevel"/>
+    <w:tmpl w:val="BE1A6D30"/>
+    <w:lvl w:ilvl="0">
+      <w:start w:val="1"/>
+      <w:numFmt w:val="decimal"/>
+      <w:lvlText w:val="%1."/>
+      <w:lvlJc w:val="left"/>
+      <w:pPr>
+        <w:tabs>
+          <w:tab w:val="num" w:pos="720"/>
+        </w:tabs>
+        <w:ind w:left="720" w:hanging="360"/>
+      </w:pPr>
+    </w:lvl>
+    <w:lvl w:ilvl="1" w:tentative="1">
+      <w:start w:val="1"/>
+      <w:numFmt w:val="decimal"/>
+      <w:lvlText w:val="%2."/>
+      <w:lvlJc w:val="left"/>
+      <w:pPr>
+        <w:tabs>
+          <w:tab w:val="num" w:pos="1440"/>
+        </w:tabs>
+        <w:ind w:left="1440" w:hanging="360"/>
+      </w:pPr>
+    </w:lvl>
+    <w:lvl w:ilvl="2" w:tentative="1">
+      <w:start w:val="1"/>
+      <w:numFmt w:val="decimal"/>
+      <w:lvlText w:val="%3."/>
+      <w:lvlJc w:val="left"/>
+      <w:pPr>
+        <w:tabs>
+          <w:tab w:val="num" w:pos="2160"/>
+        </w:tabs>
+        <w:ind w:left="2160" w:hanging="360"/>
+      </w:pPr>
+    </w:lvl>
+    <w:lvl w:ilvl="3" w:tentative="1">
+      <w:start w:val="1"/>
+      <w:numFmt w:val="decimal"/>
+      <w:lvlText w:val="%4."/>
+      <w:lvlJc w:val="left"/>
+      <w:pPr>
+        <w:tabs>
+          <w:tab w:val="num" w:pos="2880"/>
+        </w:tabs>
+        <w:ind w:left="2880" w:hanging="360"/>
+      </w:pPr>
+    </w:lvl>
+    <w:lvl w:ilvl="4" w:tentative="1">
+      <w:start w:val="1"/>
+      <w:numFmt w:val="decimal"/>
+      <w:lvlText w:val="%5."/>
+      <w:lvlJc w:val="left"/>
+      <w:pPr>
+        <w:tabs>
+          <w:tab w:val="num" w:pos="3600"/>
+        </w:tabs>
+        <w:ind w:left="3600" w:hanging="360"/>
+      </w:pPr>
+    </w:lvl>
+    <w:lvl w:ilvl="5" w:tentative="1">
+      <w:start w:val="1"/>
+      <w:numFmt w:val="decimal"/>
+      <w:lvlText w:val="%6."/>
+      <w:lvlJc w:val="left"/>
+      <w:pPr>
+        <w:tabs>
+          <w:tab w:val="num" w:pos="4320"/>
+        </w:tabs>
+        <w:ind w:left="4320" w:hanging="360"/>
+      </w:pPr>
+    </w:lvl>
+    <w:lvl w:ilvl="6" w:tentative="1">
+      <w:start w:val="1"/>
+      <w:numFmt w:val="decimal"/>
+      <w:lvlText w:val="%7."/>
+      <w:lvlJc w:val="left"/>
+      <w:pPr>
+        <w:tabs>
+          <w:tab w:val="num" w:pos="5040"/>
+        </w:tabs>
+        <w:ind w:left="5040" w:hanging="360"/>
+      </w:pPr>
+    </w:lvl>
+    <w:lvl w:ilvl="7" w:tentative="1">
+      <w:start w:val="1"/>
+      <w:numFmt w:val="decimal"/>
+      <w:lvlText w:val="%8."/>
+      <w:lvlJc w:val="left"/>
+      <w:pPr>
+        <w:tabs>
+          <w:tab w:val="num" w:pos="5760"/>
+        </w:tabs>
+        <w:ind w:left="5760" w:hanging="360"/>
+      </w:pPr>
+    </w:lvl>
+    <w:lvl w:ilvl="8" w:tentative="1">
+      <w:start w:val="1"/>
+      <w:numFmt w:val="decimal"/>
+      <w:lvlText w:val="%9."/>
+      <w:lvlJc w:val="left"/>
+      <w:pPr>
+        <w:tabs>
+          <w:tab w:val="num" w:pos="6480"/>
+        </w:tabs>
+        <w:ind w:left="6480" w:hanging="360"/>
+      </w:pPr>
+    </w:lvl>
+  </w:abstractNum>
+  <w:abstractNum w:abstractNumId="17" w15:restartNumberingAfterBreak="0">
     <w:nsid w:val="31054891"/>
     <w:multiLevelType w:val="hybridMultilevel"/>
     <w:tmpl w:val="60B0A830"/>
@@ -8916,7 +14873,7 @@
       </w:pPr>
     </w:lvl>
   </w:abstractNum>
-  <w:abstractNum w:abstractNumId="11" w15:restartNumberingAfterBreak="0">
+  <w:abstractNum w:abstractNumId="18" w15:restartNumberingAfterBreak="0">
     <w:nsid w:val="38A0003A"/>
     <w:multiLevelType w:val="hybridMultilevel"/>
     <w:tmpl w:val="B0B49334"/>
@@ -9010,7 +14967,7 @@
       </w:pPr>
     </w:lvl>
   </w:abstractNum>
-  <w:abstractNum w:abstractNumId="12" w15:restartNumberingAfterBreak="0">
+  <w:abstractNum w:abstractNumId="19" w15:restartNumberingAfterBreak="0">
     <w:nsid w:val="3A303088"/>
     <w:multiLevelType w:val="multilevel"/>
     <w:tmpl w:val="E4ECBDB8"/>
@@ -9123,7 +15080,156 @@
       </w:rPr>
     </w:lvl>
   </w:abstractNum>
-  <w:abstractNum w:abstractNumId="13" w15:restartNumberingAfterBreak="0">
+  <w:abstractNum w:abstractNumId="20" w15:restartNumberingAfterBreak="0">
+    <w:nsid w:val="3B2A09F0"/>
+    <w:multiLevelType w:val="multilevel"/>
+    <w:tmpl w:val="BD0CFDF0"/>
+    <w:lvl w:ilvl="0">
+      <w:start w:val="1"/>
+      <w:numFmt w:val="bullet"/>
+      <w:lvlText w:val=""/>
+      <w:lvlJc w:val="left"/>
+      <w:pPr>
+        <w:tabs>
+          <w:tab w:val="num" w:pos="720"/>
+        </w:tabs>
+        <w:ind w:left="720" w:hanging="360"/>
+      </w:pPr>
+      <w:rPr>
+        <w:rFonts w:ascii="Symbol" w:hAnsi="Symbol" w:hint="default"/>
+        <w:sz w:val="20"/>
+      </w:rPr>
+    </w:lvl>
+    <w:lvl w:ilvl="1" w:tentative="1">
+      <w:start w:val="1"/>
+      <w:numFmt w:val="bullet"/>
+      <w:lvlText w:val="o"/>
+      <w:lvlJc w:val="left"/>
+      <w:pPr>
+        <w:tabs>
+          <w:tab w:val="num" w:pos="1440"/>
+        </w:tabs>
+        <w:ind w:left="1440" w:hanging="360"/>
+      </w:pPr>
+      <w:rPr>
+        <w:rFonts w:ascii="Courier New" w:hAnsi="Courier New" w:hint="default"/>
+        <w:sz w:val="20"/>
+      </w:rPr>
+    </w:lvl>
+    <w:lvl w:ilvl="2" w:tentative="1">
+      <w:start w:val="1"/>
+      <w:numFmt w:val="bullet"/>
+      <w:lvlText w:val=""/>
+      <w:lvlJc w:val="left"/>
+      <w:pPr>
+        <w:tabs>
+          <w:tab w:val="num" w:pos="2160"/>
+        </w:tabs>
+        <w:ind w:left="2160" w:hanging="360"/>
+      </w:pPr>
+      <w:rPr>
+        <w:rFonts w:ascii="Wingdings" w:hAnsi="Wingdings" w:hint="default"/>
+        <w:sz w:val="20"/>
+      </w:rPr>
+    </w:lvl>
+    <w:lvl w:ilvl="3" w:tentative="1">
+      <w:start w:val="1"/>
+      <w:numFmt w:val="bullet"/>
+      <w:lvlText w:val=""/>
+      <w:lvlJc w:val="left"/>
+      <w:pPr>
+        <w:tabs>
+          <w:tab w:val="num" w:pos="2880"/>
+        </w:tabs>
+        <w:ind w:left="2880" w:hanging="360"/>
+      </w:pPr>
+      <w:rPr>
+        <w:rFonts w:ascii="Wingdings" w:hAnsi="Wingdings" w:hint="default"/>
+        <w:sz w:val="20"/>
+      </w:rPr>
+    </w:lvl>
+    <w:lvl w:ilvl="4" w:tentative="1">
+      <w:start w:val="1"/>
+      <w:numFmt w:val="bullet"/>
+      <w:lvlText w:val=""/>
+      <w:lvlJc w:val="left"/>
+      <w:pPr>
+        <w:tabs>
+          <w:tab w:val="num" w:pos="3600"/>
+        </w:tabs>
+        <w:ind w:left="3600" w:hanging="360"/>
+      </w:pPr>
+      <w:rPr>
+        <w:rFonts w:ascii="Wingdings" w:hAnsi="Wingdings" w:hint="default"/>
+        <w:sz w:val="20"/>
+      </w:rPr>
+    </w:lvl>
+    <w:lvl w:ilvl="5" w:tentative="1">
+      <w:start w:val="1"/>
+      <w:numFmt w:val="bullet"/>
+      <w:lvlText w:val=""/>
+      <w:lvlJc w:val="left"/>
+      <w:pPr>
+        <w:tabs>
+          <w:tab w:val="num" w:pos="4320"/>
+        </w:tabs>
+        <w:ind w:left="4320" w:hanging="360"/>
+      </w:pPr>
+      <w:rPr>
+        <w:rFonts w:ascii="Wingdings" w:hAnsi="Wingdings" w:hint="default"/>
+        <w:sz w:val="20"/>
+      </w:rPr>
+    </w:lvl>
+    <w:lvl w:ilvl="6" w:tentative="1">
+      <w:start w:val="1"/>
+      <w:numFmt w:val="bullet"/>
+      <w:lvlText w:val=""/>
+      <w:lvlJc w:val="left"/>
+      <w:pPr>
+        <w:tabs>
+          <w:tab w:val="num" w:pos="5040"/>
+        </w:tabs>
+        <w:ind w:left="5040" w:hanging="360"/>
+      </w:pPr>
+      <w:rPr>
+        <w:rFonts w:ascii="Wingdings" w:hAnsi="Wingdings" w:hint="default"/>
+        <w:sz w:val="20"/>
+      </w:rPr>
+    </w:lvl>
+    <w:lvl w:ilvl="7" w:tentative="1">
+      <w:start w:val="1"/>
+      <w:numFmt w:val="bullet"/>
+      <w:lvlText w:val=""/>
+      <w:lvlJc w:val="left"/>
+      <w:pPr>
+        <w:tabs>
+          <w:tab w:val="num" w:pos="5760"/>
+        </w:tabs>
+        <w:ind w:left="5760" w:hanging="360"/>
+      </w:pPr>
+      <w:rPr>
+        <w:rFonts w:ascii="Wingdings" w:hAnsi="Wingdings" w:hint="default"/>
+        <w:sz w:val="20"/>
+      </w:rPr>
+    </w:lvl>
+    <w:lvl w:ilvl="8" w:tentative="1">
+      <w:start w:val="1"/>
+      <w:numFmt w:val="bullet"/>
+      <w:lvlText w:val=""/>
+      <w:lvlJc w:val="left"/>
+      <w:pPr>
+        <w:tabs>
+          <w:tab w:val="num" w:pos="6480"/>
+        </w:tabs>
+        <w:ind w:left="6480" w:hanging="360"/>
+      </w:pPr>
+      <w:rPr>
+        <w:rFonts w:ascii="Wingdings" w:hAnsi="Wingdings" w:hint="default"/>
+        <w:sz w:val="20"/>
+      </w:rPr>
+    </w:lvl>
+  </w:abstractNum>
+  <w:abstractNum w:abstractNumId="21" w15:restartNumberingAfterBreak="0">
     <w:nsid w:val="3C874C17"/>
     <w:multiLevelType w:val="hybridMultilevel"/>
     <w:tmpl w:val="914C8346"/>
@@ -9212,7 +15318,269 @@
       </w:pPr>
     </w:lvl>
   </w:abstractNum>
-  <w:abstractNum w:abstractNumId="14" w15:restartNumberingAfterBreak="0">
+  <w:abstractNum w:abstractNumId="22" w15:restartNumberingAfterBreak="0">
+    <w:nsid w:val="408D2FA1"/>
+    <w:multiLevelType w:val="multilevel"/>
+    <w:tmpl w:val="C994B1D8"/>
+    <w:lvl w:ilvl="0">
+      <w:start w:val="1"/>
+      <w:numFmt w:val="decimal"/>
+      <w:lvlText w:val="%1."/>
+      <w:lvlJc w:val="left"/>
+      <w:pPr>
+        <w:tabs>
+          <w:tab w:val="num" w:pos="720"/>
+        </w:tabs>
+        <w:ind w:left="720" w:hanging="360"/>
+      </w:pPr>
+    </w:lvl>
+    <w:lvl w:ilvl="1" w:tentative="1">
+      <w:start w:val="1"/>
+      <w:numFmt w:val="decimal"/>
+      <w:lvlText w:val="%2."/>
+      <w:lvlJc w:val="left"/>
+      <w:pPr>
+        <w:tabs>
+          <w:tab w:val="num" w:pos="1440"/>
+        </w:tabs>
+        <w:ind w:left="1440" w:hanging="360"/>
+      </w:pPr>
+    </w:lvl>
+    <w:lvl w:ilvl="2" w:tentative="1">
+      <w:start w:val="1"/>
+      <w:numFmt w:val="decimal"/>
+      <w:lvlText w:val="%3."/>
+      <w:lvlJc w:val="left"/>
+      <w:pPr>
+        <w:tabs>
+          <w:tab w:val="num" w:pos="2160"/>
+        </w:tabs>
+        <w:ind w:left="2160" w:hanging="360"/>
+      </w:pPr>
+    </w:lvl>
+    <w:lvl w:ilvl="3" w:tentative="1">
+      <w:start w:val="1"/>
+      <w:numFmt w:val="decimal"/>
+      <w:lvlText w:val="%4."/>
+      <w:lvlJc w:val="left"/>
+      <w:pPr>
+        <w:tabs>
+          <w:tab w:val="num" w:pos="2880"/>
+        </w:tabs>
+        <w:ind w:left="2880" w:hanging="360"/>
+      </w:pPr>
+    </w:lvl>
+    <w:lvl w:ilvl="4" w:tentative="1">
+      <w:start w:val="1"/>
+      <w:numFmt w:val="decimal"/>
+      <w:lvlText w:val="%5."/>
+      <w:lvlJc w:val="left"/>
+      <w:pPr>
+        <w:tabs>
+          <w:tab w:val="num" w:pos="3600"/>
+        </w:tabs>
+        <w:ind w:left="3600" w:hanging="360"/>
+      </w:pPr>
+    </w:lvl>
+    <w:lvl w:ilvl="5" w:tentative="1">
+      <w:start w:val="1"/>
+      <w:numFmt w:val="decimal"/>
+      <w:lvlText w:val="%6."/>
+      <w:lvlJc w:val="left"/>
+      <w:pPr>
+        <w:tabs>
+          <w:tab w:val="num" w:pos="4320"/>
+        </w:tabs>
+        <w:ind w:left="4320" w:hanging="360"/>
+      </w:pPr>
+    </w:lvl>
+    <w:lvl w:ilvl="6" w:tentative="1">
+      <w:start w:val="1"/>
+      <w:numFmt w:val="decimal"/>
+      <w:lvlText w:val="%7."/>
+      <w:lvlJc w:val="left"/>
+      <w:pPr>
+        <w:tabs>
+          <w:tab w:val="num" w:pos="5040"/>
+        </w:tabs>
+        <w:ind w:left="5040" w:hanging="360"/>
+      </w:pPr>
+    </w:lvl>
+    <w:lvl w:ilvl="7" w:tentative="1">
+      <w:start w:val="1"/>
+      <w:numFmt w:val="decimal"/>
+      <w:lvlText w:val="%8."/>
+      <w:lvlJc w:val="left"/>
+      <w:pPr>
+        <w:tabs>
+          <w:tab w:val="num" w:pos="5760"/>
+        </w:tabs>
+        <w:ind w:left="5760" w:hanging="360"/>
+      </w:pPr>
+    </w:lvl>
+    <w:lvl w:ilvl="8" w:tentative="1">
+      <w:start w:val="1"/>
+      <w:numFmt w:val="decimal"/>
+      <w:lvlText w:val="%9."/>
+      <w:lvlJc w:val="left"/>
+      <w:pPr>
+        <w:tabs>
+          <w:tab w:val="num" w:pos="6480"/>
+        </w:tabs>
+        <w:ind w:left="6480" w:hanging="360"/>
+      </w:pPr>
+    </w:lvl>
+  </w:abstractNum>
+  <w:abstractNum w:abstractNumId="23" w15:restartNumberingAfterBreak="0">
+    <w:nsid w:val="4601650D"/>
+    <w:multiLevelType w:val="multilevel"/>
+    <w:tmpl w:val="BFA82E62"/>
+    <w:lvl w:ilvl="0">
+      <w:start w:val="1"/>
+      <w:numFmt w:val="bullet"/>
+      <w:lvlText w:val=""/>
+      <w:lvlJc w:val="left"/>
+      <w:pPr>
+        <w:tabs>
+          <w:tab w:val="num" w:pos="720"/>
+        </w:tabs>
+        <w:ind w:left="720" w:hanging="360"/>
+      </w:pPr>
+      <w:rPr>
+        <w:rFonts w:ascii="Symbol" w:hAnsi="Symbol" w:hint="default"/>
+        <w:sz w:val="20"/>
+      </w:rPr>
+    </w:lvl>
+    <w:lvl w:ilvl="1" w:tentative="1">
+      <w:start w:val="1"/>
+      <w:numFmt w:val="bullet"/>
+      <w:lvlText w:val="o"/>
+      <w:lvlJc w:val="left"/>
+      <w:pPr>
+        <w:tabs>
+          <w:tab w:val="num" w:pos="1440"/>
+        </w:tabs>
+        <w:ind w:left="1440" w:hanging="360"/>
+      </w:pPr>
+      <w:rPr>
+        <w:rFonts w:ascii="Courier New" w:hAnsi="Courier New" w:hint="default"/>
+        <w:sz w:val="20"/>
+      </w:rPr>
+    </w:lvl>
+    <w:lvl w:ilvl="2" w:tentative="1">
+      <w:start w:val="1"/>
+      <w:numFmt w:val="bullet"/>
+      <w:lvlText w:val=""/>
+      <w:lvlJc w:val="left"/>
+      <w:pPr>
+        <w:tabs>
+          <w:tab w:val="num" w:pos="2160"/>
+        </w:tabs>
+        <w:ind w:left="2160" w:hanging="360"/>
+      </w:pPr>
+      <w:rPr>
+        <w:rFonts w:ascii="Wingdings" w:hAnsi="Wingdings" w:hint="default"/>
+        <w:sz w:val="20"/>
+      </w:rPr>
+    </w:lvl>
+    <w:lvl w:ilvl="3" w:tentative="1">
+      <w:start w:val="1"/>
+      <w:numFmt w:val="bullet"/>
+      <w:lvlText w:val=""/>
+      <w:lvlJc w:val="left"/>
+      <w:pPr>
+        <w:tabs>
+          <w:tab w:val="num" w:pos="2880"/>
+        </w:tabs>
+        <w:ind w:left="2880" w:hanging="360"/>
+      </w:pPr>
+      <w:rPr>
+        <w:rFonts w:ascii="Wingdings" w:hAnsi="Wingdings" w:hint="default"/>
+        <w:sz w:val="20"/>
+      </w:rPr>
+    </w:lvl>
+    <w:lvl w:ilvl="4" w:tentative="1">
+      <w:start w:val="1"/>
+      <w:numFmt w:val="bullet"/>
+      <w:lvlText w:val=""/>
+      <w:lvlJc w:val="left"/>
+      <w:pPr>
+        <w:tabs>
+          <w:tab w:val="num" w:pos="3600"/>
+        </w:tabs>
+        <w:ind w:left="3600" w:hanging="360"/>
+      </w:pPr>
+      <w:rPr>
+        <w:rFonts w:ascii="Wingdings" w:hAnsi="Wingdings" w:hint="default"/>
+        <w:sz w:val="20"/>
+      </w:rPr>
+    </w:lvl>
+    <w:lvl w:ilvl="5" w:tentative="1">
+      <w:start w:val="1"/>
+      <w:numFmt w:val="bullet"/>
+      <w:lvlText w:val=""/>
+      <w:lvlJc w:val="left"/>
+      <w:pPr>
+        <w:tabs>
+          <w:tab w:val="num" w:pos="4320"/>
+        </w:tabs>
+        <w:ind w:left="4320" w:hanging="360"/>
+      </w:pPr>
+      <w:rPr>
+        <w:rFonts w:ascii="Wingdings" w:hAnsi="Wingdings" w:hint="default"/>
+        <w:sz w:val="20"/>
+      </w:rPr>
+    </w:lvl>
+    <w:lvl w:ilvl="6" w:tentative="1">
+      <w:start w:val="1"/>
+      <w:numFmt w:val="bullet"/>
+      <w:lvlText w:val=""/>
+      <w:lvlJc w:val="left"/>
+      <w:pPr>
+        <w:tabs>
+          <w:tab w:val="num" w:pos="5040"/>
+        </w:tabs>
+        <w:ind w:left="5040" w:hanging="360"/>
+      </w:pPr>
+      <w:rPr>
+        <w:rFonts w:ascii="Wingdings" w:hAnsi="Wingdings" w:hint="default"/>
+        <w:sz w:val="20"/>
+      </w:rPr>
+    </w:lvl>
+    <w:lvl w:ilvl="7" w:tentative="1">
+      <w:start w:val="1"/>
+      <w:numFmt w:val="bullet"/>
+      <w:lvlText w:val=""/>
+      <w:lvlJc w:val="left"/>
+      <w:pPr>
+        <w:tabs>
+          <w:tab w:val="num" w:pos="5760"/>
+        </w:tabs>
+        <w:ind w:left="5760" w:hanging="360"/>
+      </w:pPr>
+      <w:rPr>
+        <w:rFonts w:ascii="Wingdings" w:hAnsi="Wingdings" w:hint="default"/>
+        <w:sz w:val="20"/>
+      </w:rPr>
+    </w:lvl>
+    <w:lvl w:ilvl="8" w:tentative="1">
+      <w:start w:val="1"/>
+      <w:numFmt w:val="bullet"/>
+      <w:lvlText w:val=""/>
+      <w:lvlJc w:val="left"/>
+      <w:pPr>
+        <w:tabs>
+          <w:tab w:val="num" w:pos="6480"/>
+        </w:tabs>
+        <w:ind w:left="6480" w:hanging="360"/>
+      </w:pPr>
+      <w:rPr>
+        <w:rFonts w:ascii="Wingdings" w:hAnsi="Wingdings" w:hint="default"/>
+        <w:sz w:val="20"/>
+      </w:rPr>
+    </w:lvl>
+  </w:abstractNum>
+  <w:abstractNum w:abstractNumId="24" w15:restartNumberingAfterBreak="0">
     <w:nsid w:val="481D4B96"/>
     <w:multiLevelType w:val="hybridMultilevel"/>
     <w:tmpl w:val="CED09A64"/>
@@ -9325,7 +15693,120 @@
       </w:pPr>
     </w:lvl>
   </w:abstractNum>
-  <w:abstractNum w:abstractNumId="15" w15:restartNumberingAfterBreak="0">
+  <w:abstractNum w:abstractNumId="25" w15:restartNumberingAfterBreak="0">
+    <w:nsid w:val="4C8D7260"/>
+    <w:multiLevelType w:val="multilevel"/>
+    <w:tmpl w:val="46FC944E"/>
+    <w:lvl w:ilvl="0">
+      <w:start w:val="8"/>
+      <w:numFmt w:val="decimal"/>
+      <w:lvlText w:val="%1."/>
+      <w:lvlJc w:val="left"/>
+      <w:pPr>
+        <w:tabs>
+          <w:tab w:val="num" w:pos="720"/>
+        </w:tabs>
+        <w:ind w:left="720" w:hanging="360"/>
+      </w:pPr>
+    </w:lvl>
+    <w:lvl w:ilvl="1" w:tentative="1">
+      <w:start w:val="1"/>
+      <w:numFmt w:val="decimal"/>
+      <w:lvlText w:val="%2."/>
+      <w:lvlJc w:val="left"/>
+      <w:pPr>
+        <w:tabs>
+          <w:tab w:val="num" w:pos="1440"/>
+        </w:tabs>
+        <w:ind w:left="1440" w:hanging="360"/>
+      </w:pPr>
+    </w:lvl>
+    <w:lvl w:ilvl="2" w:tentative="1">
+      <w:start w:val="1"/>
+      <w:numFmt w:val="decimal"/>
+      <w:lvlText w:val="%3."/>
+      <w:lvlJc w:val="left"/>
+      <w:pPr>
+        <w:tabs>
+          <w:tab w:val="num" w:pos="2160"/>
+        </w:tabs>
+        <w:ind w:left="2160" w:hanging="360"/>
+      </w:pPr>
+    </w:lvl>
+    <w:lvl w:ilvl="3" w:tentative="1">
+      <w:start w:val="1"/>
+      <w:numFmt w:val="decimal"/>
+      <w:lvlText w:val="%4."/>
+      <w:lvlJc w:val="left"/>
+      <w:pPr>
+        <w:tabs>
+          <w:tab w:val="num" w:pos="2880"/>
+        </w:tabs>
+        <w:ind w:left="2880" w:hanging="360"/>
+      </w:pPr>
+    </w:lvl>
+    <w:lvl w:ilvl="4" w:tentative="1">
+      <w:start w:val="1"/>
+      <w:numFmt w:val="decimal"/>
+      <w:lvlText w:val="%5."/>
+      <w:lvlJc w:val="left"/>
+      <w:pPr>
+        <w:tabs>
+          <w:tab w:val="num" w:pos="3600"/>
+        </w:tabs>
+        <w:ind w:left="3600" w:hanging="360"/>
+      </w:pPr>
+    </w:lvl>
+    <w:lvl w:ilvl="5" w:tentative="1">
+      <w:start w:val="1"/>
+      <w:numFmt w:val="decimal"/>
+      <w:lvlText w:val="%6."/>
+      <w:lvlJc w:val="left"/>
+      <w:pPr>
+        <w:tabs>
+          <w:tab w:val="num" w:pos="4320"/>
+        </w:tabs>
+        <w:ind w:left="4320" w:hanging="360"/>
+      </w:pPr>
+    </w:lvl>
+    <w:lvl w:ilvl="6" w:tentative="1">
+      <w:start w:val="1"/>
+      <w:numFmt w:val="decimal"/>
+      <w:lvlText w:val="%7."/>
+      <w:lvlJc w:val="left"/>
+      <w:pPr>
+        <w:tabs>
+          <w:tab w:val="num" w:pos="5040"/>
+        </w:tabs>
+        <w:ind w:left="5040" w:hanging="360"/>
+      </w:pPr>
+    </w:lvl>
+    <w:lvl w:ilvl="7" w:tentative="1">
+      <w:start w:val="1"/>
+      <w:numFmt w:val="decimal"/>
+      <w:lvlText w:val="%8."/>
+      <w:lvlJc w:val="left"/>
+      <w:pPr>
+        <w:tabs>
+          <w:tab w:val="num" w:pos="5760"/>
+        </w:tabs>
+        <w:ind w:left="5760" w:hanging="360"/>
+      </w:pPr>
+    </w:lvl>
+    <w:lvl w:ilvl="8" w:tentative="1">
+      <w:start w:val="1"/>
+      <w:numFmt w:val="decimal"/>
+      <w:lvlText w:val="%9."/>
+      <w:lvlJc w:val="left"/>
+      <w:pPr>
+        <w:tabs>
+          <w:tab w:val="num" w:pos="6480"/>
+        </w:tabs>
+        <w:ind w:left="6480" w:hanging="360"/>
+      </w:pPr>
+    </w:lvl>
+  </w:abstractNum>
+  <w:abstractNum w:abstractNumId="26" w15:restartNumberingAfterBreak="0">
     <w:nsid w:val="51C66DE9"/>
     <w:multiLevelType w:val="multilevel"/>
     <w:tmpl w:val="B8BA49F0"/>
@@ -9438,7 +15919,7 @@
       </w:rPr>
     </w:lvl>
   </w:abstractNum>
-  <w:abstractNum w:abstractNumId="16" w15:restartNumberingAfterBreak="0">
+  <w:abstractNum w:abstractNumId="27" w15:restartNumberingAfterBreak="0">
     <w:nsid w:val="547F6026"/>
     <w:multiLevelType w:val="hybridMultilevel"/>
     <w:tmpl w:val="D3C02544"/>
@@ -9527,7 +16008,7 @@
       </w:pPr>
     </w:lvl>
   </w:abstractNum>
-  <w:abstractNum w:abstractNumId="17" w15:restartNumberingAfterBreak="0">
+  <w:abstractNum w:abstractNumId="28" w15:restartNumberingAfterBreak="0">
     <w:nsid w:val="55A08CD0"/>
     <w:multiLevelType w:val="hybridMultilevel"/>
     <w:tmpl w:val="8ED4C326"/>
@@ -9640,7 +16121,233 @@
       </w:rPr>
     </w:lvl>
   </w:abstractNum>
-  <w:abstractNum w:abstractNumId="18" w15:restartNumberingAfterBreak="0">
+  <w:abstractNum w:abstractNumId="29" w15:restartNumberingAfterBreak="0">
+    <w:nsid w:val="5A4D0174"/>
+    <w:multiLevelType w:val="multilevel"/>
+    <w:tmpl w:val="E80A6296"/>
+    <w:lvl w:ilvl="0">
+      <w:start w:val="2"/>
+      <w:numFmt w:val="decimal"/>
+      <w:lvlText w:val="%1."/>
+      <w:lvlJc w:val="left"/>
+      <w:pPr>
+        <w:tabs>
+          <w:tab w:val="num" w:pos="720"/>
+        </w:tabs>
+        <w:ind w:left="720" w:hanging="360"/>
+      </w:pPr>
+    </w:lvl>
+    <w:lvl w:ilvl="1" w:tentative="1">
+      <w:start w:val="1"/>
+      <w:numFmt w:val="decimal"/>
+      <w:lvlText w:val="%2."/>
+      <w:lvlJc w:val="left"/>
+      <w:pPr>
+        <w:tabs>
+          <w:tab w:val="num" w:pos="1440"/>
+        </w:tabs>
+        <w:ind w:left="1440" w:hanging="360"/>
+      </w:pPr>
+    </w:lvl>
+    <w:lvl w:ilvl="2" w:tentative="1">
+      <w:start w:val="1"/>
+      <w:numFmt w:val="decimal"/>
+      <w:lvlText w:val="%3."/>
+      <w:lvlJc w:val="left"/>
+      <w:pPr>
+        <w:tabs>
+          <w:tab w:val="num" w:pos="2160"/>
+        </w:tabs>
+        <w:ind w:left="2160" w:hanging="360"/>
+      </w:pPr>
+    </w:lvl>
+    <w:lvl w:ilvl="3" w:tentative="1">
+      <w:start w:val="1"/>
+      <w:numFmt w:val="decimal"/>
+      <w:lvlText w:val="%4."/>
+      <w:lvlJc w:val="left"/>
+      <w:pPr>
+        <w:tabs>
+          <w:tab w:val="num" w:pos="2880"/>
+        </w:tabs>
+        <w:ind w:left="2880" w:hanging="360"/>
+      </w:pPr>
+    </w:lvl>
+    <w:lvl w:ilvl="4" w:tentative="1">
+      <w:start w:val="1"/>
+      <w:numFmt w:val="decimal"/>
+      <w:lvlText w:val="%5."/>
+      <w:lvlJc w:val="left"/>
+      <w:pPr>
+        <w:tabs>
+          <w:tab w:val="num" w:pos="3600"/>
+        </w:tabs>
+        <w:ind w:left="3600" w:hanging="360"/>
+      </w:pPr>
+    </w:lvl>
+    <w:lvl w:ilvl="5" w:tentative="1">
+      <w:start w:val="1"/>
+      <w:numFmt w:val="decimal"/>
+      <w:lvlText w:val="%6."/>
+      <w:lvlJc w:val="left"/>
+      <w:pPr>
+        <w:tabs>
+          <w:tab w:val="num" w:pos="4320"/>
+        </w:tabs>
+        <w:ind w:left="4320" w:hanging="360"/>
+      </w:pPr>
+    </w:lvl>
+    <w:lvl w:ilvl="6" w:tentative="1">
+      <w:start w:val="1"/>
+      <w:numFmt w:val="decimal"/>
+      <w:lvlText w:val="%7."/>
+      <w:lvlJc w:val="left"/>
+      <w:pPr>
+        <w:tabs>
+          <w:tab w:val="num" w:pos="5040"/>
+        </w:tabs>
+        <w:ind w:left="5040" w:hanging="360"/>
+      </w:pPr>
+    </w:lvl>
+    <w:lvl w:ilvl="7" w:tentative="1">
+      <w:start w:val="1"/>
+      <w:numFmt w:val="decimal"/>
+      <w:lvlText w:val="%8."/>
+      <w:lvlJc w:val="left"/>
+      <w:pPr>
+        <w:tabs>
+          <w:tab w:val="num" w:pos="5760"/>
+        </w:tabs>
+        <w:ind w:left="5760" w:hanging="360"/>
+      </w:pPr>
+    </w:lvl>
+    <w:lvl w:ilvl="8" w:tentative="1">
+      <w:start w:val="1"/>
+      <w:numFmt w:val="decimal"/>
+      <w:lvlText w:val="%9."/>
+      <w:lvlJc w:val="left"/>
+      <w:pPr>
+        <w:tabs>
+          <w:tab w:val="num" w:pos="6480"/>
+        </w:tabs>
+        <w:ind w:left="6480" w:hanging="360"/>
+      </w:pPr>
+    </w:lvl>
+  </w:abstractNum>
+  <w:abstractNum w:abstractNumId="30" w15:restartNumberingAfterBreak="0">
+    <w:nsid w:val="5C5979A1"/>
+    <w:multiLevelType w:val="multilevel"/>
+    <w:tmpl w:val="E202ECA2"/>
+    <w:lvl w:ilvl="0">
+      <w:start w:val="2"/>
+      <w:numFmt w:val="decimal"/>
+      <w:lvlText w:val="%1."/>
+      <w:lvlJc w:val="left"/>
+      <w:pPr>
+        <w:tabs>
+          <w:tab w:val="num" w:pos="720"/>
+        </w:tabs>
+        <w:ind w:left="720" w:hanging="360"/>
+      </w:pPr>
+    </w:lvl>
+    <w:lvl w:ilvl="1" w:tentative="1">
+      <w:start w:val="1"/>
+      <w:numFmt w:val="decimal"/>
+      <w:lvlText w:val="%2."/>
+      <w:lvlJc w:val="left"/>
+      <w:pPr>
+        <w:tabs>
+          <w:tab w:val="num" w:pos="1440"/>
+        </w:tabs>
+        <w:ind w:left="1440" w:hanging="360"/>
+      </w:pPr>
+    </w:lvl>
+    <w:lvl w:ilvl="2" w:tentative="1">
+      <w:start w:val="1"/>
+      <w:numFmt w:val="decimal"/>
+      <w:lvlText w:val="%3."/>
+      <w:lvlJc w:val="left"/>
+      <w:pPr>
+        <w:tabs>
+          <w:tab w:val="num" w:pos="2160"/>
+        </w:tabs>
+        <w:ind w:left="2160" w:hanging="360"/>
+      </w:pPr>
+    </w:lvl>
+    <w:lvl w:ilvl="3" w:tentative="1">
+      <w:start w:val="1"/>
+      <w:numFmt w:val="decimal"/>
+      <w:lvlText w:val="%4."/>
+      <w:lvlJc w:val="left"/>
+      <w:pPr>
+        <w:tabs>
+          <w:tab w:val="num" w:pos="2880"/>
+        </w:tabs>
+        <w:ind w:left="2880" w:hanging="360"/>
+      </w:pPr>
+    </w:lvl>
+    <w:lvl w:ilvl="4" w:tentative="1">
+      <w:start w:val="1"/>
+      <w:numFmt w:val="decimal"/>
+      <w:lvlText w:val="%5."/>
+      <w:lvlJc w:val="left"/>
+      <w:pPr>
+        <w:tabs>
+          <w:tab w:val="num" w:pos="3600"/>
+        </w:tabs>
+        <w:ind w:left="3600" w:hanging="360"/>
+      </w:pPr>
+    </w:lvl>
+    <w:lvl w:ilvl="5" w:tentative="1">
+      <w:start w:val="1"/>
+      <w:numFmt w:val="decimal"/>
+      <w:lvlText w:val="%6."/>
+      <w:lvlJc w:val="left"/>
+      <w:pPr>
+        <w:tabs>
+          <w:tab w:val="num" w:pos="4320"/>
+        </w:tabs>
+        <w:ind w:left="4320" w:hanging="360"/>
+      </w:pPr>
+    </w:lvl>
+    <w:lvl w:ilvl="6" w:tentative="1">
+      <w:start w:val="1"/>
+      <w:numFmt w:val="decimal"/>
+      <w:lvlText w:val="%7."/>
+      <w:lvlJc w:val="left"/>
+      <w:pPr>
+        <w:tabs>
+          <w:tab w:val="num" w:pos="5040"/>
+        </w:tabs>
+        <w:ind w:left="5040" w:hanging="360"/>
+      </w:pPr>
+    </w:lvl>
+    <w:lvl w:ilvl="7" w:tentative="1">
+      <w:start w:val="1"/>
+      <w:numFmt w:val="decimal"/>
+      <w:lvlText w:val="%8."/>
+      <w:lvlJc w:val="left"/>
+      <w:pPr>
+        <w:tabs>
+          <w:tab w:val="num" w:pos="5760"/>
+        </w:tabs>
+        <w:ind w:left="5760" w:hanging="360"/>
+      </w:pPr>
+    </w:lvl>
+    <w:lvl w:ilvl="8" w:tentative="1">
+      <w:start w:val="1"/>
+      <w:numFmt w:val="decimal"/>
+      <w:lvlText w:val="%9."/>
+      <w:lvlJc w:val="left"/>
+      <w:pPr>
+        <w:tabs>
+          <w:tab w:val="num" w:pos="6480"/>
+        </w:tabs>
+        <w:ind w:left="6480" w:hanging="360"/>
+      </w:pPr>
+    </w:lvl>
+  </w:abstractNum>
+  <w:abstractNum w:abstractNumId="31" w15:restartNumberingAfterBreak="0">
     <w:nsid w:val="61BAA1C1"/>
     <w:multiLevelType w:val="hybridMultilevel"/>
     <w:tmpl w:val="C8A4AE30"/>
@@ -9753,7 +16460,120 @@
       </w:rPr>
     </w:lvl>
   </w:abstractNum>
-  <w:abstractNum w:abstractNumId="19" w15:restartNumberingAfterBreak="0">
+  <w:abstractNum w:abstractNumId="32" w15:restartNumberingAfterBreak="0">
+    <w:nsid w:val="621D4DDA"/>
+    <w:multiLevelType w:val="multilevel"/>
+    <w:tmpl w:val="B6321810"/>
+    <w:lvl w:ilvl="0">
+      <w:start w:val="1"/>
+      <w:numFmt w:val="decimal"/>
+      <w:lvlText w:val="%1."/>
+      <w:lvlJc w:val="left"/>
+      <w:pPr>
+        <w:tabs>
+          <w:tab w:val="num" w:pos="720"/>
+        </w:tabs>
+        <w:ind w:left="720" w:hanging="360"/>
+      </w:pPr>
+    </w:lvl>
+    <w:lvl w:ilvl="1" w:tentative="1">
+      <w:start w:val="1"/>
+      <w:numFmt w:val="decimal"/>
+      <w:lvlText w:val="%2."/>
+      <w:lvlJc w:val="left"/>
+      <w:pPr>
+        <w:tabs>
+          <w:tab w:val="num" w:pos="1440"/>
+        </w:tabs>
+        <w:ind w:left="1440" w:hanging="360"/>
+      </w:pPr>
+    </w:lvl>
+    <w:lvl w:ilvl="2" w:tentative="1">
+      <w:start w:val="1"/>
+      <w:numFmt w:val="decimal"/>
+      <w:lvlText w:val="%3."/>
+      <w:lvlJc w:val="left"/>
+      <w:pPr>
+        <w:tabs>
+          <w:tab w:val="num" w:pos="2160"/>
+        </w:tabs>
+        <w:ind w:left="2160" w:hanging="360"/>
+      </w:pPr>
+    </w:lvl>
+    <w:lvl w:ilvl="3" w:tentative="1">
+      <w:start w:val="1"/>
+      <w:numFmt w:val="decimal"/>
+      <w:lvlText w:val="%4."/>
+      <w:lvlJc w:val="left"/>
+      <w:pPr>
+        <w:tabs>
+          <w:tab w:val="num" w:pos="2880"/>
+        </w:tabs>
+        <w:ind w:left="2880" w:hanging="360"/>
+      </w:pPr>
+    </w:lvl>
+    <w:lvl w:ilvl="4" w:tentative="1">
+      <w:start w:val="1"/>
+      <w:numFmt w:val="decimal"/>
+      <w:lvlText w:val="%5."/>
+      <w:lvlJc w:val="left"/>
+      <w:pPr>
+        <w:tabs>
+          <w:tab w:val="num" w:pos="3600"/>
+        </w:tabs>
+        <w:ind w:left="3600" w:hanging="360"/>
+      </w:pPr>
+    </w:lvl>
+    <w:lvl w:ilvl="5" w:tentative="1">
+      <w:start w:val="1"/>
+      <w:numFmt w:val="decimal"/>
+      <w:lvlText w:val="%6."/>
+      <w:lvlJc w:val="left"/>
+      <w:pPr>
+        <w:tabs>
+          <w:tab w:val="num" w:pos="4320"/>
+        </w:tabs>
+        <w:ind w:left="4320" w:hanging="360"/>
+      </w:pPr>
+    </w:lvl>
+    <w:lvl w:ilvl="6" w:tentative="1">
+      <w:start w:val="1"/>
+      <w:numFmt w:val="decimal"/>
+      <w:lvlText w:val="%7."/>
+      <w:lvlJc w:val="left"/>
+      <w:pPr>
+        <w:tabs>
+          <w:tab w:val="num" w:pos="5040"/>
+        </w:tabs>
+        <w:ind w:left="5040" w:hanging="360"/>
+      </w:pPr>
+    </w:lvl>
+    <w:lvl w:ilvl="7" w:tentative="1">
+      <w:start w:val="1"/>
+      <w:numFmt w:val="decimal"/>
+      <w:lvlText w:val="%8."/>
+      <w:lvlJc w:val="left"/>
+      <w:pPr>
+        <w:tabs>
+          <w:tab w:val="num" w:pos="5760"/>
+        </w:tabs>
+        <w:ind w:left="5760" w:hanging="360"/>
+      </w:pPr>
+    </w:lvl>
+    <w:lvl w:ilvl="8" w:tentative="1">
+      <w:start w:val="1"/>
+      <w:numFmt w:val="decimal"/>
+      <w:lvlText w:val="%9."/>
+      <w:lvlJc w:val="left"/>
+      <w:pPr>
+        <w:tabs>
+          <w:tab w:val="num" w:pos="6480"/>
+        </w:tabs>
+        <w:ind w:left="6480" w:hanging="360"/>
+      </w:pPr>
+    </w:lvl>
+  </w:abstractNum>
+  <w:abstractNum w:abstractNumId="33" w15:restartNumberingAfterBreak="0">
     <w:nsid w:val="63FB4D3A"/>
     <w:multiLevelType w:val="hybridMultilevel"/>
     <w:tmpl w:val="0F9427FE"/>
@@ -9866,7 +16686,120 @@
       </w:rPr>
     </w:lvl>
   </w:abstractNum>
-  <w:abstractNum w:abstractNumId="20" w15:restartNumberingAfterBreak="0">
+  <w:abstractNum w:abstractNumId="34" w15:restartNumberingAfterBreak="0">
+    <w:nsid w:val="644C13E0"/>
+    <w:multiLevelType w:val="multilevel"/>
+    <w:tmpl w:val="623E4D42"/>
+    <w:lvl w:ilvl="0">
+      <w:start w:val="7"/>
+      <w:numFmt w:val="decimal"/>
+      <w:lvlText w:val="%1."/>
+      <w:lvlJc w:val="left"/>
+      <w:pPr>
+        <w:tabs>
+          <w:tab w:val="num" w:pos="720"/>
+        </w:tabs>
+        <w:ind w:left="720" w:hanging="360"/>
+      </w:pPr>
+    </w:lvl>
+    <w:lvl w:ilvl="1" w:tentative="1">
+      <w:start w:val="1"/>
+      <w:numFmt w:val="decimal"/>
+      <w:lvlText w:val="%2."/>
+      <w:lvlJc w:val="left"/>
+      <w:pPr>
+        <w:tabs>
+          <w:tab w:val="num" w:pos="1440"/>
+        </w:tabs>
+        <w:ind w:left="1440" w:hanging="360"/>
+      </w:pPr>
+    </w:lvl>
+    <w:lvl w:ilvl="2" w:tentative="1">
+      <w:start w:val="1"/>
+      <w:numFmt w:val="decimal"/>
+      <w:lvlText w:val="%3."/>
+      <w:lvlJc w:val="left"/>
+      <w:pPr>
+        <w:tabs>
+          <w:tab w:val="num" w:pos="2160"/>
+        </w:tabs>
+        <w:ind w:left="2160" w:hanging="360"/>
+      </w:pPr>
+    </w:lvl>
+    <w:lvl w:ilvl="3" w:tentative="1">
+      <w:start w:val="1"/>
+      <w:numFmt w:val="decimal"/>
+      <w:lvlText w:val="%4."/>
+      <w:lvlJc w:val="left"/>
+      <w:pPr>
+        <w:tabs>
+          <w:tab w:val="num" w:pos="2880"/>
+        </w:tabs>
+        <w:ind w:left="2880" w:hanging="360"/>
+      </w:pPr>
+    </w:lvl>
+    <w:lvl w:ilvl="4" w:tentative="1">
+      <w:start w:val="1"/>
+      <w:numFmt w:val="decimal"/>
+      <w:lvlText w:val="%5."/>
+      <w:lvlJc w:val="left"/>
+      <w:pPr>
+        <w:tabs>
+          <w:tab w:val="num" w:pos="3600"/>
+        </w:tabs>
+        <w:ind w:left="3600" w:hanging="360"/>
+      </w:pPr>
+    </w:lvl>
+    <w:lvl w:ilvl="5" w:tentative="1">
+      <w:start w:val="1"/>
+      <w:numFmt w:val="decimal"/>
+      <w:lvlText w:val="%6."/>
+      <w:lvlJc w:val="left"/>
+      <w:pPr>
+        <w:tabs>
+          <w:tab w:val="num" w:pos="4320"/>
+        </w:tabs>
+        <w:ind w:left="4320" w:hanging="360"/>
+      </w:pPr>
+    </w:lvl>
+    <w:lvl w:ilvl="6" w:tentative="1">
+      <w:start w:val="1"/>
+      <w:numFmt w:val="decimal"/>
+      <w:lvlText w:val="%7."/>
+      <w:lvlJc w:val="left"/>
+      <w:pPr>
+        <w:tabs>
+          <w:tab w:val="num" w:pos="5040"/>
+        </w:tabs>
+        <w:ind w:left="5040" w:hanging="360"/>
+      </w:pPr>
+    </w:lvl>
+    <w:lvl w:ilvl="7" w:tentative="1">
+      <w:start w:val="1"/>
+      <w:numFmt w:val="decimal"/>
+      <w:lvlText w:val="%8."/>
+      <w:lvlJc w:val="left"/>
+      <w:pPr>
+        <w:tabs>
+          <w:tab w:val="num" w:pos="5760"/>
+        </w:tabs>
+        <w:ind w:left="5760" w:hanging="360"/>
+      </w:pPr>
+    </w:lvl>
+    <w:lvl w:ilvl="8" w:tentative="1">
+      <w:start w:val="1"/>
+      <w:numFmt w:val="decimal"/>
+      <w:lvlText w:val="%9."/>
+      <w:lvlJc w:val="left"/>
+      <w:pPr>
+        <w:tabs>
+          <w:tab w:val="num" w:pos="6480"/>
+        </w:tabs>
+        <w:ind w:left="6480" w:hanging="360"/>
+      </w:pPr>
+    </w:lvl>
+  </w:abstractNum>
+  <w:abstractNum w:abstractNumId="35" w15:restartNumberingAfterBreak="0">
     <w:nsid w:val="65150978"/>
     <w:multiLevelType w:val="hybridMultilevel"/>
     <w:tmpl w:val="E72AF8C2"/>
@@ -9979,7 +16912,7 @@
       </w:rPr>
     </w:lvl>
   </w:abstractNum>
-  <w:abstractNum w:abstractNumId="21" w15:restartNumberingAfterBreak="0">
+  <w:abstractNum w:abstractNumId="36" w15:restartNumberingAfterBreak="0">
     <w:nsid w:val="67754D9C"/>
     <w:multiLevelType w:val="hybridMultilevel"/>
     <w:tmpl w:val="57FE19BC"/>
@@ -10119,7 +17052,7 @@
       </w:rPr>
     </w:lvl>
   </w:abstractNum>
-  <w:abstractNum w:abstractNumId="22" w15:restartNumberingAfterBreak="0">
+  <w:abstractNum w:abstractNumId="37" w15:restartNumberingAfterBreak="0">
     <w:nsid w:val="6CBA602B"/>
     <w:multiLevelType w:val="hybridMultilevel"/>
     <w:tmpl w:val="4648CC54"/>
@@ -10232,7 +17165,7 @@
       </w:rPr>
     </w:lvl>
   </w:abstractNum>
-  <w:abstractNum w:abstractNumId="23" w15:restartNumberingAfterBreak="0">
+  <w:abstractNum w:abstractNumId="38" w15:restartNumberingAfterBreak="0">
     <w:nsid w:val="6F5C86D5"/>
     <w:multiLevelType w:val="hybridMultilevel"/>
     <w:tmpl w:val="4844EC66"/>
@@ -10345,7 +17278,7 @@
       </w:rPr>
     </w:lvl>
   </w:abstractNum>
-  <w:abstractNum w:abstractNumId="24" w15:restartNumberingAfterBreak="0">
+  <w:abstractNum w:abstractNumId="39" w15:restartNumberingAfterBreak="0">
     <w:nsid w:val="78847F94"/>
     <w:multiLevelType w:val="multilevel"/>
     <w:tmpl w:val="089A73E0"/>
@@ -10458,7 +17391,7 @@
       </w:rPr>
     </w:lvl>
   </w:abstractNum>
-  <w:abstractNum w:abstractNumId="25" w15:restartNumberingAfterBreak="0">
+  <w:abstractNum w:abstractNumId="40" w15:restartNumberingAfterBreak="0">
     <w:nsid w:val="7DA4259B"/>
     <w:multiLevelType w:val="hybridMultilevel"/>
     <w:tmpl w:val="775A2C7C"/>
@@ -10571,7 +17504,7 @@
       </w:rPr>
     </w:lvl>
   </w:abstractNum>
-  <w:abstractNum w:abstractNumId="26" w15:restartNumberingAfterBreak="0">
+  <w:abstractNum w:abstractNumId="41" w15:restartNumberingAfterBreak="0">
     <w:nsid w:val="7EFE21FE"/>
     <w:multiLevelType w:val="hybridMultilevel"/>
     <w:tmpl w:val="89E21E3E"/>
@@ -10685,52 +17618,52 @@
     </w:lvl>
   </w:abstractNum>
   <w:num w:numId="1" w16cid:durableId="818306371">
-    <w:abstractNumId w:val="3"/>
+    <w:abstractNumId w:val="4"/>
   </w:num>
   <w:num w:numId="2" w16cid:durableId="784349262">
-    <w:abstractNumId w:val="12"/>
+    <w:abstractNumId w:val="19"/>
   </w:num>
   <w:num w:numId="3" w16cid:durableId="2034768350">
+    <w:abstractNumId w:val="39"/>
+  </w:num>
+  <w:num w:numId="4" w16cid:durableId="2090733123">
+    <w:abstractNumId w:val="35"/>
+  </w:num>
+  <w:num w:numId="5" w16cid:durableId="692536843">
+    <w:abstractNumId w:val="6"/>
+  </w:num>
+  <w:num w:numId="6" w16cid:durableId="343173272">
+    <w:abstractNumId w:val="28"/>
+  </w:num>
+  <w:num w:numId="7" w16cid:durableId="2021005283">
+    <w:abstractNumId w:val="38"/>
+  </w:num>
+  <w:num w:numId="8" w16cid:durableId="1774394930">
+    <w:abstractNumId w:val="40"/>
+  </w:num>
+  <w:num w:numId="9" w16cid:durableId="2057660054">
+    <w:abstractNumId w:val="13"/>
+  </w:num>
+  <w:num w:numId="10" w16cid:durableId="148594736">
+    <w:abstractNumId w:val="31"/>
+  </w:num>
+  <w:num w:numId="11" w16cid:durableId="324866227">
+    <w:abstractNumId w:val="9"/>
+  </w:num>
+  <w:num w:numId="12" w16cid:durableId="995495950">
     <w:abstractNumId w:val="24"/>
   </w:num>
-  <w:num w:numId="4" w16cid:durableId="2090733123">
-    <w:abstractNumId w:val="20"/>
-  </w:num>
-  <w:num w:numId="5" w16cid:durableId="692536843">
-    <w:abstractNumId w:val="5"/>
-  </w:num>
-  <w:num w:numId="6" w16cid:durableId="343173272">
+  <w:num w:numId="13" w16cid:durableId="1266040726">
     <w:abstractNumId w:val="17"/>
   </w:num>
-  <w:num w:numId="7" w16cid:durableId="2021005283">
-    <w:abstractNumId w:val="23"/>
-  </w:num>
-  <w:num w:numId="8" w16cid:durableId="1774394930">
-    <w:abstractNumId w:val="25"/>
-  </w:num>
-  <w:num w:numId="9" w16cid:durableId="2057660054">
-    <w:abstractNumId w:val="8"/>
-  </w:num>
-  <w:num w:numId="10" w16cid:durableId="148594736">
-    <w:abstractNumId w:val="18"/>
-  </w:num>
-  <w:num w:numId="11" w16cid:durableId="324866227">
-    <w:abstractNumId w:val="6"/>
-  </w:num>
-  <w:num w:numId="12" w16cid:durableId="995495950">
-    <w:abstractNumId w:val="14"/>
-  </w:num>
-  <w:num w:numId="13" w16cid:durableId="1266040726">
-    <w:abstractNumId w:val="10"/>
-  </w:num>
   <w:num w:numId="14" w16cid:durableId="61146934">
-    <w:abstractNumId w:val="7"/>
+    <w:abstractNumId w:val="11"/>
   </w:num>
   <w:num w:numId="15" w16cid:durableId="571240380">
-    <w:abstractNumId w:val="13"/>
+    <w:abstractNumId w:val="21"/>
   </w:num>
   <w:num w:numId="16" w16cid:durableId="1284649352">
-    <w:abstractNumId w:val="4"/>
+    <w:abstractNumId w:val="5"/>
   </w:num>
   <w:num w:numId="17" w16cid:durableId="795292425">
     <w:abstractNumId w:val="1"/>
@@ -10739,37 +17672,82 @@
     <w:abstractNumId w:val="0"/>
   </w:num>
   <w:num w:numId="19" w16cid:durableId="877477361">
+    <w:abstractNumId w:val="26"/>
+  </w:num>
+  <w:num w:numId="20" w16cid:durableId="1994135076">
+    <w:abstractNumId w:val="36"/>
+  </w:num>
+  <w:num w:numId="21" w16cid:durableId="742529836">
+    <w:abstractNumId w:val="33"/>
+  </w:num>
+  <w:num w:numId="22" w16cid:durableId="1039016308">
+    <w:abstractNumId w:val="18"/>
+  </w:num>
+  <w:num w:numId="23" w16cid:durableId="1770656904">
+    <w:abstractNumId w:val="3"/>
+  </w:num>
+  <w:num w:numId="24" w16cid:durableId="129566616">
+    <w:abstractNumId w:val="14"/>
+  </w:num>
+  <w:num w:numId="25" w16cid:durableId="724718678">
+    <w:abstractNumId w:val="37"/>
+  </w:num>
+  <w:num w:numId="26" w16cid:durableId="1408267594">
+    <w:abstractNumId w:val="27"/>
+  </w:num>
+  <w:num w:numId="27" w16cid:durableId="775254753">
+    <w:abstractNumId w:val="41"/>
+  </w:num>
+  <w:num w:numId="28" w16cid:durableId="2093234193">
+    <w:abstractNumId w:val="8"/>
+  </w:num>
+  <w:num w:numId="29" w16cid:durableId="598637155">
+    <w:abstractNumId w:val="22"/>
+  </w:num>
+  <w:num w:numId="30" w16cid:durableId="990987092">
+    <w:abstractNumId w:val="32"/>
+  </w:num>
+  <w:num w:numId="31" w16cid:durableId="1148977435">
+    <w:abstractNumId w:val="29"/>
+  </w:num>
+  <w:num w:numId="32" w16cid:durableId="1348483648">
     <w:abstractNumId w:val="15"/>
   </w:num>
-  <w:num w:numId="20" w16cid:durableId="1994135076">
-    <w:abstractNumId w:val="21"/>
-  </w:num>
-  <w:num w:numId="21" w16cid:durableId="742529836">
-    <w:abstractNumId w:val="19"/>
-  </w:num>
-  <w:num w:numId="22" w16cid:durableId="1039016308">
-    <w:abstractNumId w:val="11"/>
-  </w:num>
-  <w:num w:numId="23" w16cid:durableId="1770656904">
+  <w:num w:numId="33" w16cid:durableId="2102603727">
     <w:abstractNumId w:val="2"/>
   </w:num>
-  <w:num w:numId="24" w16cid:durableId="129566616">
-    <w:abstractNumId w:val="9"/>
+  <w:num w:numId="34" w16cid:durableId="442310703">
+    <w:abstractNumId w:val="12"/>
   </w:num>
-  <w:num w:numId="25" w16cid:durableId="724718678">
-    <w:abstractNumId w:val="22"/>
+  <w:num w:numId="35" w16cid:durableId="1536189528">
+    <w:abstractNumId w:val="10"/>
   </w:num>
-  <w:num w:numId="26" w16cid:durableId="1408267594">
+  <w:num w:numId="36" w16cid:durableId="454443137">
+    <w:abstractNumId w:val="34"/>
+  </w:num>
+  <w:num w:numId="37" w16cid:durableId="106462558">
+    <w:abstractNumId w:val="25"/>
+  </w:num>
+  <w:num w:numId="38" w16cid:durableId="819075594">
     <w:abstractNumId w:val="16"/>
   </w:num>
-  <w:num w:numId="27" w16cid:durableId="775254753">
-    <w:abstractNumId w:val="26"/>
+  <w:num w:numId="39" w16cid:durableId="1341658388">
+    <w:abstractNumId w:val="30"/>
+  </w:num>
+  <w:num w:numId="40" w16cid:durableId="847335172">
+    <w:abstractNumId w:val="20"/>
+  </w:num>
+  <w:num w:numId="41" w16cid:durableId="936598999">
+    <w:abstractNumId w:val="7"/>
+  </w:num>
+  <w:num w:numId="42" w16cid:durableId="1882278308">
+    <w:abstractNumId w:val="23"/>
   </w:num>
 </w:numbering>
 </file>
 
 <file path=word/styles.xml><?xml version="1.0" encoding="utf-8"?>
-<w:styles xmlns:mc="http://schemas.openxmlformats.org/markup-compatibility/2006" xmlns:r="http://schemas.openxmlformats.org/officeDocument/2006/relationships" xmlns:w="http://schemas.openxmlformats.org/wordprocessingml/2006/main" xmlns:w14="http://schemas.microsoft.com/office/word/2010/wordml" xmlns:w15="http://schemas.microsoft.com/office/word/2012/wordml" xmlns:w16cex="http://schemas.microsoft.com/office/word/2018/wordml/cex" xmlns:w16cid="http://schemas.microsoft.com/office/word/2016/wordml/cid" xmlns:w16="http://schemas.microsoft.com/office/word/2018/wordml" xmlns:w16sdtdh="http://schemas.microsoft.com/office/word/2020/wordml/sdtdatahash" xmlns:w16se="http://schemas.microsoft.com/office/word/2015/wordml/symex" mc:Ignorable="w14 w15 w16se w16cid w16 w16cex w16sdtdh">
+<w:styles xmlns:mc="http://schemas.openxmlformats.org/markup-compatibility/2006" xmlns:r="http://schemas.openxmlformats.org/officeDocument/2006/relationships" xmlns:w="http://schemas.openxmlformats.org/wordprocessingml/2006/main" xmlns:w14="http://schemas.microsoft.com/office/word/2010/wordml" xmlns:w15="http://schemas.microsoft.com/office/word/2012/wordml" xmlns:w16cex="http://schemas.microsoft.com/office/word/2018/wordml/cex" xmlns:w16cid="http://schemas.microsoft.com/office/word/2016/wordml/cid" xmlns:w16="http://schemas.microsoft.com/office/word/2018/wordml" xmlns:w16du="http://schemas.microsoft.com/office/word/2023/wordml/word16du" xmlns:w16sdtdh="http://schemas.microsoft.com/office/word/2020/wordml/sdtdatahash" xmlns:w16sdtfl="http://schemas.microsoft.com/office/word/2024/wordml/sdtformatlock" xmlns:w16se="http://schemas.microsoft.com/office/word/2015/wordml/symex" mc:Ignorable="w14 w15 w16se w16cid w16 w16cex w16sdtdh w16sdtfl w16du">
   <w:docDefaults>
     <w:rPrDefault>
       <w:rPr>
@@ -10891,6 +17869,7 @@
     <w:lsdException w:name="HTML Sample" w:semiHidden="1" w:unhideWhenUsed="1"/>
     <w:lsdException w:name="HTML Typewriter" w:semiHidden="1" w:unhideWhenUsed="1"/>
     <w:lsdException w:name="HTML Variable" w:semiHidden="1" w:unhideWhenUsed="1"/>
+    <w:lsdException w:name="Normal Table" w:semiHidden="1" w:unhideWhenUsed="1"/>
     <w:lsdException w:name="annotation subject" w:semiHidden="1" w:unhideWhenUsed="1"/>
     <w:lsdException w:name="No List" w:semiHidden="1" w:unhideWhenUsed="1"/>
     <w:lsdException w:name="Outline List 1" w:semiHidden="1" w:unhideWhenUsed="1"/>
@@ -10933,8 +17912,11 @@
     <w:lsdException w:name="Table Contemporary" w:semiHidden="1" w:unhideWhenUsed="1"/>
     <w:lsdException w:name="Table Elegant" w:semiHidden="1" w:unhideWhenUsed="1"/>
     <w:lsdException w:name="Table Professional" w:semiHidden="1" w:unhideWhenUsed="1"/>
+    <w:lsdException w:name="Table Subtle 1" w:semiHidden="1" w:unhideWhenUsed="1"/>
     <w:lsdException w:name="Table Subtle 2" w:semiHidden="1" w:unhideWhenUsed="1"/>
     <w:lsdException w:name="Table Web 1" w:semiHidden="1" w:unhideWhenUsed="1"/>
+    <w:lsdException w:name="Table Web 2" w:semiHidden="1" w:unhideWhenUsed="1"/>
+    <w:lsdException w:name="Table Web 3" w:semiHidden="1" w:unhideWhenUsed="1"/>
     <w:lsdException w:name="Balloon Text" w:semiHidden="1" w:unhideWhenUsed="1"/>
     <w:lsdException w:name="Table Grid" w:uiPriority="39"/>
     <w:lsdException w:name="Table Theme" w:semiHidden="1" w:unhideWhenUsed="1"/>
@@ -11172,10 +18154,30 @@
       <w:lang w:val="es-ES" w:eastAsia="es-ES"/>
     </w:rPr>
   </w:style>
+  <w:style w:type="paragraph" w:styleId="Ttulo1">
+    <w:name w:val="heading 1"/>
+    <w:basedOn w:val="Normal"/>
+    <w:next w:val="Normal"/>
+    <w:link w:val="Ttulo1Car"/>
+    <w:uiPriority w:val="9"/>
+    <w:qFormat/>
+    <w:rsid w:val="00BB6D4F"/>
+    <w:pPr>
+      <w:keepNext/>
+      <w:keepLines/>
+      <w:spacing w:before="240"/>
+      <w:outlineLvl w:val="0"/>
+    </w:pPr>
+    <w:rPr>
+      <w:rFonts w:asciiTheme="majorHAnsi" w:eastAsiaTheme="majorEastAsia" w:hAnsiTheme="majorHAnsi" w:cstheme="majorBidi"/>
+      <w:color w:val="2E74B5" w:themeColor="accent1" w:themeShade="BF"/>
+      <w:sz w:val="32"/>
+      <w:szCs w:val="32"/>
+    </w:rPr>
+  </w:style>
   <w:style w:type="character" w:default="1" w:styleId="Fuentedeprrafopredeter">
     <w:name w:val="Default Paragraph Font"/>
     <w:uiPriority w:val="1"/>
-    <w:semiHidden/>
     <w:unhideWhenUsed/>
   </w:style>
   <w:style w:type="table" w:default="1" w:styleId="Tablanormal">
@@ -11631,6 +18633,20 @@
       <w:szCs w:val="56"/>
     </w:rPr>
   </w:style>
+  <w:style w:type="character" w:customStyle="1" w:styleId="Ttulo1Car">
+    <w:name w:val="Título 1 Car"/>
+    <w:basedOn w:val="Fuentedeprrafopredeter"/>
+    <w:link w:val="Ttulo1"/>
+    <w:uiPriority w:val="9"/>
+    <w:rsid w:val="00BB6D4F"/>
+    <w:rPr>
+      <w:rFonts w:asciiTheme="majorHAnsi" w:eastAsiaTheme="majorEastAsia" w:hAnsiTheme="majorHAnsi" w:cstheme="majorBidi"/>
+      <w:color w:val="2E74B5" w:themeColor="accent1" w:themeShade="BF"/>
+      <w:sz w:val="32"/>
+      <w:szCs w:val="32"/>
+      <w:lang w:val="es-ES" w:eastAsia="es-ES"/>
+    </w:rPr>
+  </w:style>
 </w:styles>
 </file>
 
@@ -11907,15 +18923,6 @@
 </file>
 
 <file path=customXml/item2.xml><?xml version="1.0" encoding="utf-8"?>
-<?mso-contentType ?>
-<FormTemplates xmlns="http://schemas.microsoft.com/sharepoint/v3/contenttype/forms">
-  <Display>DocumentLibraryForm</Display>
-  <Edit>DocumentLibraryForm</Edit>
-  <New>DocumentLibraryForm</New>
-</FormTemplates>
-</file>
-
-<file path=customXml/item3.xml><?xml version="1.0" encoding="utf-8"?>
 <ct:contentTypeSchema xmlns:ct="http://schemas.microsoft.com/office/2006/metadata/contentType" xmlns:ma="http://schemas.microsoft.com/office/2006/metadata/properties/metaAttributes" ct:_="" ma:_="" ma:contentTypeName="Documento" ma:contentTypeID="0x010100E96778489EE7714D8BD12CC105EB918B" ma:contentTypeVersion="2" ma:contentTypeDescription="Crear nuevo documento." ma:contentTypeScope="" ma:versionID="416c5c7ae9b5d54d83875cd3c65194e3">
   <xsd:schema xmlns:xsd="http://www.w3.org/2001/XMLSchema" xmlns:xs="http://www.w3.org/2001/XMLSchema" xmlns:p="http://schemas.microsoft.com/office/2006/metadata/properties" xmlns:ns2="126e8a1c-9ea9-435a-ac89-d06c80d62e30" targetNamespace="http://schemas.microsoft.com/office/2006/metadata/properties" ma:root="true" ma:fieldsID="70a237c842677bd850644f8595079f5e" ns2:_="">
     <xsd:import namespace="126e8a1c-9ea9-435a-ac89-d06c80d62e30"/>
@@ -12047,14 +19054,23 @@
 </ct:contentTypeSchema>
 </file>
 
+<file path=customXml/item3.xml><?xml version="1.0" encoding="utf-8"?>
+<?mso-contentType ?>
+<FormTemplates xmlns="http://schemas.microsoft.com/sharepoint/v3/contenttype/forms">
+  <Display>DocumentLibraryForm</Display>
+  <Edit>DocumentLibraryForm</Edit>
+  <New>DocumentLibraryForm</New>
+</FormTemplates>
+</file>
+
 <file path=customXml/item4.xml><?xml version="1.0" encoding="utf-8"?>
-<b:Sources xmlns:b="http://schemas.openxmlformats.org/officeDocument/2006/bibliography" xmlns="http://schemas.openxmlformats.org/officeDocument/2006/bibliography" SelectedStyle="\APASixthEditionOfficeOnline.xsl" StyleName="APA" Version="6"/>
+<p:properties xmlns:p="http://schemas.microsoft.com/office/2006/metadata/properties" xmlns:xsi="http://www.w3.org/2001/XMLSchema-instance" xmlns:pc="http://schemas.microsoft.com/office/infopath/2007/PartnerControls">
+  <documentManagement/>
+</p:properties>
 </file>
 
 <file path=customXml/item5.xml><?xml version="1.0" encoding="utf-8"?>
-<p:properties xmlns:p="http://schemas.microsoft.com/office/2006/metadata/properties" xmlns:xsi="http://www.w3.org/2001/XMLSchema-instance" xmlns:pc="http://schemas.microsoft.com/office/infopath/2007/PartnerControls">
-  <documentManagement/>
-</p:properties>
+<b:Sources xmlns:b="http://schemas.openxmlformats.org/officeDocument/2006/bibliography" xmlns="http://schemas.openxmlformats.org/officeDocument/2006/bibliography" SelectedStyle="\APASixthEditionOfficeOnline.xsl" StyleName="APA" Version="6"/>
 </file>
 
 <file path=customXml/itemProps1.xml><?xml version="1.0" encoding="utf-8"?>
@@ -12066,14 +19082,6 @@
 </file>
 
 <file path=customXml/itemProps2.xml><?xml version="1.0" encoding="utf-8"?>
-<ds:datastoreItem xmlns:ds="http://schemas.openxmlformats.org/officeDocument/2006/customXml" ds:itemID="{4EF1E242-F579-4982-B8CC-2FBF33737424}">
-  <ds:schemaRefs>
-    <ds:schemaRef ds:uri="http://schemas.microsoft.com/sharepoint/v3/contenttype/forms"/>
-  </ds:schemaRefs>
-</ds:datastoreItem>
-</file>
-
-<file path=customXml/itemProps3.xml><?xml version="1.0" encoding="utf-8"?>
 <ds:datastoreItem xmlns:ds="http://schemas.openxmlformats.org/officeDocument/2006/customXml" ds:itemID="{12C339A1-A9A3-4F86-8BF7-5C7340ED2ECA}">
   <ds:schemaRefs>
     <ds:schemaRef ds:uri="http://schemas.microsoft.com/office/2006/metadata/contentType"/>
@@ -12091,19 +19099,27 @@
 </ds:datastoreItem>
 </file>
 
-<file path=customXml/itemProps4.xml><?xml version="1.0" encoding="utf-8"?>
-<ds:datastoreItem xmlns:ds="http://schemas.openxmlformats.org/officeDocument/2006/customXml" ds:itemID="{74203E96-B722-44CF-B611-70923DD4F702}">
+<file path=customXml/itemProps3.xml><?xml version="1.0" encoding="utf-8"?>
+<ds:datastoreItem xmlns:ds="http://schemas.openxmlformats.org/officeDocument/2006/customXml" ds:itemID="{4EF1E242-F579-4982-B8CC-2FBF33737424}">
   <ds:schemaRefs>
-    <ds:schemaRef ds:uri="http://schemas.openxmlformats.org/officeDocument/2006/bibliography"/>
+    <ds:schemaRef ds:uri="http://schemas.microsoft.com/sharepoint/v3/contenttype/forms"/>
   </ds:schemaRefs>
 </ds:datastoreItem>
 </file>
 
-<file path=customXml/itemProps5.xml><?xml version="1.0" encoding="utf-8"?>
+<file path=customXml/itemProps4.xml><?xml version="1.0" encoding="utf-8"?>
 <ds:datastoreItem xmlns:ds="http://schemas.openxmlformats.org/officeDocument/2006/customXml" ds:itemID="{5B7B5873-BEF7-4EF9-B783-7B50266FE496}">
   <ds:schemaRefs>
     <ds:schemaRef ds:uri="http://schemas.microsoft.com/office/2006/metadata/properties"/>
     <ds:schemaRef ds:uri="http://schemas.microsoft.com/office/infopath/2007/PartnerControls"/>
   </ds:schemaRefs>
 </ds:datastoreItem>
+</file>
+
+<file path=customXml/itemProps5.xml><?xml version="1.0" encoding="utf-8"?>
+<ds:datastoreItem xmlns:ds="http://schemas.openxmlformats.org/officeDocument/2006/customXml" ds:itemID="{74203E96-B722-44CF-B611-70923DD4F702}">
+  <ds:schemaRefs>
+    <ds:schemaRef ds:uri="http://schemas.openxmlformats.org/officeDocument/2006/bibliography"/>
+  </ds:schemaRefs>
+</ds:datastoreItem>
 </file>
--- a/Fase 1/Evidencias Grupales/1.4_APT122_FormativaFase1.docx
+++ b/Fase 1/Evidencias Grupales/1.4_APT122_FormativaFase1.docx
@@ -6563,14 +6563,16 @@
             </w:pPr>
             <w:r>
               <w:rPr>
-                <w:rFonts w:eastAsiaTheme="minorEastAsia"/>
+                <w:rFonts w:eastAsiaTheme="minorEastAsia" w:ascii="Calibri" w:hAnsi="Calibri" w:eastAsia="Calibri" w:cs="Calibri"/>
+                <w:sz w:val="24"/>
                 <w:lang w:val="es-CL" w:eastAsia="es-CL"/>
               </w:rPr>
               <w:t>DUOC UC</w:t>
             </w:r>
             <w:r>
               <w:rPr>
-                <w:rFonts w:eastAsiaTheme="minorEastAsia"/>
+                <w:rFonts w:eastAsiaTheme="minorEastAsia" w:ascii="Calibri" w:hAnsi="Calibri" w:eastAsia="Calibri" w:cs="Calibri"/>
+                <w:sz w:val="24"/>
                 <w:lang w:val="es-CL" w:eastAsia="es-CL"/>
               </w:rPr>
               <w:br/>
@@ -6578,7 +6580,8 @@
             </w:r>
             <w:r>
               <w:rPr>
-                <w:rFonts w:eastAsiaTheme="minorEastAsia"/>
+                <w:rFonts w:eastAsiaTheme="minorEastAsia" w:ascii="Calibri" w:hAnsi="Calibri" w:eastAsia="Calibri" w:cs="Calibri"/>
+                <w:sz w:val="24"/>
                 <w:lang w:val="es-CL" w:eastAsia="es-CL"/>
               </w:rPr>
               <w:br/>
@@ -6594,29 +6597,32 @@
             </w:pPr>
             <w:r>
               <w:rPr>
+                <w:rFonts w:eastAsiaTheme="minorEastAsia" w:ascii="Calibri" w:hAnsi="Calibri" w:eastAsia="Calibri" w:cs="Calibri"/>
+                <w:sz w:val="24"/>
+                <w:lang w:val="es-CL" w:eastAsia="es-CL"/>
+              </w:rPr>
+              <w:t>ALLOXENTRIC REAL TIME AGENT</w:t>
+            </w:r>
+          </w:p>
+          <w:p>
+            <w:pPr>
+              <w:rPr>
                 <w:rFonts w:eastAsiaTheme="minorEastAsia"/>
                 <w:lang w:val="es-CL" w:eastAsia="es-CL"/>
               </w:rPr>
-              <w:t>ALLOXENTRIC REAL TIME AGENT</w:t>
-            </w:r>
-          </w:p>
-          <w:p>
-            <w:pPr>
-              <w:rPr>
-                <w:rFonts w:eastAsiaTheme="minorEastAsia"/>
-                <w:lang w:val="es-CL" w:eastAsia="es-CL"/>
-              </w:rPr>
-            </w:pPr>
-            <w:r>
-              <w:rPr>
-                <w:rFonts w:eastAsiaTheme="minorEastAsia"/>
+            </w:pPr>
+            <w:r>
+              <w:rPr>
+                <w:rFonts w:eastAsiaTheme="minorEastAsia" w:ascii="Calibri" w:hAnsi="Calibri" w:eastAsia="Calibri" w:cs="Calibri"/>
+                <w:sz w:val="24"/>
                 <w:lang w:val="es-CL" w:eastAsia="es-CL"/>
               </w:rPr>
               <w:t>Informe de definición del Proyecto APT</w:t>
             </w:r>
             <w:r>
               <w:rPr>
-                <w:rFonts w:eastAsiaTheme="minorEastAsia"/>
+                <w:rFonts w:eastAsiaTheme="minorEastAsia" w:ascii="Calibri" w:hAnsi="Calibri" w:eastAsia="Calibri" w:cs="Calibri"/>
+                <w:sz w:val="24"/>
                 <w:lang w:val="es-CL" w:eastAsia="es-CL"/>
               </w:rPr>
               <w:br/>
@@ -6632,7 +6638,8 @@
             </w:pPr>
             <w:r>
               <w:rPr>
-                <w:rFonts w:eastAsiaTheme="minorEastAsia"/>
+                <w:rFonts w:eastAsiaTheme="minorEastAsia" w:ascii="Calibri" w:hAnsi="Calibri" w:eastAsia="Calibri" w:cs="Calibri"/>
+                <w:sz w:val="24"/>
                 <w:lang w:val="es-CL" w:eastAsia="es-CL"/>
               </w:rPr>
               <w:t xml:space="preserve">Asignatura: </w:t>
@@ -6640,7 +6647,8 @@
             <w:proofErr w:type="spellStart"/>
             <w:r>
               <w:rPr>
-                <w:rFonts w:eastAsiaTheme="minorEastAsia"/>
+                <w:rFonts w:eastAsiaTheme="minorEastAsia" w:ascii="Calibri" w:hAnsi="Calibri" w:eastAsia="Calibri" w:cs="Calibri"/>
+                <w:sz w:val="24"/>
                 <w:lang w:val="es-CL" w:eastAsia="es-CL"/>
               </w:rPr>
               <w:t>Capstone</w:t>
@@ -6648,7 +6656,8 @@
             <w:proofErr w:type="spellEnd"/>
             <w:r>
               <w:rPr>
-                <w:rFonts w:eastAsiaTheme="minorEastAsia"/>
+                <w:rFonts w:eastAsiaTheme="minorEastAsia" w:ascii="Calibri" w:hAnsi="Calibri" w:eastAsia="Calibri" w:cs="Calibri"/>
+                <w:sz w:val="24"/>
                 <w:lang w:val="es-CL" w:eastAsia="es-CL"/>
               </w:rPr>
               <w:br/>
@@ -6656,29 +6665,32 @@
             </w:r>
             <w:r>
               <w:rPr>
+                <w:rFonts w:eastAsiaTheme="minorEastAsia" w:ascii="Calibri" w:hAnsi="Calibri" w:eastAsia="Calibri" w:cs="Calibri"/>
+                <w:sz w:val="24"/>
+                <w:lang w:val="es-CL" w:eastAsia="es-CL"/>
+              </w:rPr>
+              <w:t>001V</w:t>
+            </w:r>
+          </w:p>
+          <w:p>
+            <w:pPr>
+              <w:rPr>
                 <w:rFonts w:eastAsiaTheme="minorEastAsia"/>
                 <w:lang w:val="es-CL" w:eastAsia="es-CL"/>
               </w:rPr>
-              <w:t>001V</w:t>
-            </w:r>
-          </w:p>
-          <w:p>
-            <w:pPr>
-              <w:rPr>
-                <w:rFonts w:eastAsiaTheme="minorEastAsia"/>
-                <w:lang w:val="es-CL" w:eastAsia="es-CL"/>
-              </w:rPr>
-            </w:pPr>
-            <w:r>
-              <w:rPr>
-                <w:rFonts w:eastAsiaTheme="minorEastAsia"/>
+            </w:pPr>
+            <w:r>
+              <w:rPr>
+                <w:rFonts w:eastAsiaTheme="minorEastAsia" w:ascii="Calibri" w:hAnsi="Calibri" w:eastAsia="Calibri" w:cs="Calibri"/>
+                <w:sz w:val="24"/>
                 <w:lang w:val="es-CL" w:eastAsia="es-CL"/>
               </w:rPr>
               <w:t>Integrantes:</w:t>
             </w:r>
             <w:r>
               <w:rPr>
-                <w:rFonts w:eastAsiaTheme="minorEastAsia"/>
+                <w:rFonts w:eastAsiaTheme="minorEastAsia" w:ascii="Calibri" w:hAnsi="Calibri" w:eastAsia="Calibri" w:cs="Calibri"/>
+                <w:sz w:val="24"/>
                 <w:lang w:val="es-CL" w:eastAsia="es-CL"/>
               </w:rPr>
               <w:br/>
@@ -6686,7 +6698,8 @@
             </w:r>
             <w:r>
               <w:rPr>
-                <w:rFonts w:eastAsiaTheme="minorEastAsia"/>
+                <w:rFonts w:eastAsiaTheme="minorEastAsia" w:ascii="Calibri" w:hAnsi="Calibri" w:eastAsia="Calibri" w:cs="Calibri"/>
+                <w:sz w:val="24"/>
                 <w:lang w:val="es-CL" w:eastAsia="es-CL"/>
               </w:rPr>
               <w:br/>
@@ -6694,7 +6707,8 @@
             </w:r>
             <w:r>
               <w:rPr>
-                <w:rFonts w:eastAsiaTheme="minorEastAsia"/>
+                <w:rFonts w:eastAsiaTheme="minorEastAsia" w:ascii="Calibri" w:hAnsi="Calibri" w:eastAsia="Calibri" w:cs="Calibri"/>
+                <w:sz w:val="24"/>
                 <w:lang w:val="es-CL" w:eastAsia="es-CL"/>
               </w:rPr>
               <w:br/>
@@ -6710,22 +6724,24 @@
             </w:pPr>
             <w:r>
               <w:rPr>
+                <w:rFonts w:eastAsiaTheme="minorEastAsia" w:ascii="Calibri" w:hAnsi="Calibri" w:eastAsia="Calibri" w:cs="Calibri"/>
+                <w:sz w:val="24"/>
+                <w:lang w:val="es-CL" w:eastAsia="es-CL"/>
+              </w:rPr>
+              <w:t>Docente: Luis Bravo Yáñez</w:t>
+            </w:r>
+          </w:p>
+          <w:p>
+            <w:pPr>
+              <w:rPr>
                 <w:rFonts w:eastAsiaTheme="minorEastAsia"/>
                 <w:lang w:val="es-CL" w:eastAsia="es-CL"/>
               </w:rPr>
-              <w:t>Docente: Luis Bravo Yáñez</w:t>
-            </w:r>
-          </w:p>
-          <w:p>
-            <w:pPr>
-              <w:rPr>
-                <w:rFonts w:eastAsiaTheme="minorEastAsia"/>
-                <w:lang w:val="es-CL" w:eastAsia="es-CL"/>
-              </w:rPr>
-            </w:pPr>
-            <w:r>
-              <w:rPr>
-                <w:rFonts w:eastAsiaTheme="minorEastAsia"/>
+            </w:pPr>
+            <w:r>
+              <w:rPr>
+                <w:rFonts w:eastAsiaTheme="minorEastAsia" w:ascii="Calibri" w:hAnsi="Calibri" w:eastAsia="Calibri" w:cs="Calibri"/>
+                <w:sz w:val="24"/>
                 <w:lang w:val="es-CL" w:eastAsia="es-CL"/>
               </w:rPr>
               <w:t>12 de septiembre de 2026</w:t>
@@ -6772,7 +6788,8 @@
             </w:pPr>
             <w:r>
               <w:rPr>
-                <w:rFonts w:asciiTheme="minorHAnsi" w:eastAsiaTheme="minorEastAsia" w:hAnsiTheme="minorHAnsi" w:cstheme="minorBidi"/>
+                <w:rFonts w:asciiTheme="minorHAnsi" w:eastAsiaTheme="minorEastAsia" w:hAnsiTheme="minorHAnsi" w:cstheme="minorBidi" w:ascii="Calibri" w:hAnsi="Calibri" w:eastAsia="Calibri" w:cs="Calibri"/>
+                <w:sz w:val="24"/>
                 <w:lang w:val="es-CL" w:eastAsia="es-CL"/>
               </w:rPr>
               <w:t>ÍNDICE</w:t>
@@ -6791,7 +6808,8 @@
             </w:pPr>
             <w:r>
               <w:rPr>
-                <w:rFonts w:asciiTheme="minorHAnsi" w:eastAsiaTheme="minorEastAsia" w:hAnsiTheme="minorHAnsi" w:cstheme="minorBidi"/>
+                <w:rFonts w:asciiTheme="minorHAnsi" w:eastAsiaTheme="minorEastAsia" w:hAnsiTheme="minorHAnsi" w:cstheme="minorBidi" w:ascii="Calibri" w:hAnsi="Calibri" w:eastAsia="Calibri" w:cs="Calibri"/>
+                <w:sz w:val="24"/>
                 <w:lang w:val="es-CL" w:eastAsia="es-CL"/>
               </w:rPr>
               <w:t>Resumen del proyecto</w:t>
@@ -6810,7 +6828,8 @@
             </w:pPr>
             <w:r>
               <w:rPr>
-                <w:rFonts w:asciiTheme="minorHAnsi" w:eastAsiaTheme="minorEastAsia" w:hAnsiTheme="minorHAnsi" w:cstheme="minorBidi"/>
+                <w:rFonts w:asciiTheme="minorHAnsi" w:eastAsiaTheme="minorEastAsia" w:hAnsiTheme="minorHAnsi" w:cstheme="minorBidi" w:ascii="Calibri" w:hAnsi="Calibri" w:eastAsia="Calibri" w:cs="Calibri"/>
+                <w:sz w:val="24"/>
                 <w:lang w:val="es-CL" w:eastAsia="es-CL"/>
               </w:rPr>
               <w:t>Descripción del proyecto y justificación de su relevancia</w:t>
@@ -6829,7 +6848,8 @@
             </w:pPr>
             <w:r>
               <w:rPr>
-                <w:rFonts w:asciiTheme="minorHAnsi" w:eastAsiaTheme="minorEastAsia" w:hAnsiTheme="minorHAnsi" w:cstheme="minorBidi"/>
+                <w:rFonts w:asciiTheme="minorHAnsi" w:eastAsiaTheme="minorEastAsia" w:hAnsiTheme="minorHAnsi" w:cstheme="minorBidi" w:ascii="Calibri" w:hAnsi="Calibri" w:eastAsia="Calibri" w:cs="Calibri"/>
+                <w:sz w:val="24"/>
                 <w:lang w:val="es-CL" w:eastAsia="es-CL"/>
               </w:rPr>
               <w:t>Relación con las competencias del perfil de egreso</w:t>
@@ -6848,7 +6868,8 @@
             </w:pPr>
             <w:r>
               <w:rPr>
-                <w:rFonts w:asciiTheme="minorHAnsi" w:eastAsiaTheme="minorEastAsia" w:hAnsiTheme="minorHAnsi" w:cstheme="minorBidi"/>
+                <w:rFonts w:asciiTheme="minorHAnsi" w:eastAsiaTheme="minorEastAsia" w:hAnsiTheme="minorHAnsi" w:cstheme="minorBidi" w:ascii="Calibri" w:hAnsi="Calibri" w:eastAsia="Calibri" w:cs="Calibri"/>
+                <w:sz w:val="24"/>
                 <w:lang w:val="es-CL" w:eastAsia="es-CL"/>
               </w:rPr>
               <w:t>Relación con los intereses profesionales del equipo</w:t>
@@ -6867,7 +6888,8 @@
             </w:pPr>
             <w:r>
               <w:rPr>
-                <w:rFonts w:asciiTheme="minorHAnsi" w:eastAsiaTheme="minorEastAsia" w:hAnsiTheme="minorHAnsi" w:cstheme="minorBidi"/>
+                <w:rFonts w:asciiTheme="minorHAnsi" w:eastAsiaTheme="minorEastAsia" w:hAnsiTheme="minorHAnsi" w:cstheme="minorBidi" w:ascii="Calibri" w:hAnsi="Calibri" w:eastAsia="Calibri" w:cs="Calibri"/>
+                <w:sz w:val="24"/>
                 <w:lang w:val="es-CL" w:eastAsia="es-CL"/>
               </w:rPr>
               <w:t>Factibilidad de desarrollo</w:t>
@@ -6886,7 +6908,8 @@
             </w:pPr>
             <w:r>
               <w:rPr>
-                <w:rFonts w:asciiTheme="minorHAnsi" w:eastAsiaTheme="minorEastAsia" w:hAnsiTheme="minorHAnsi" w:cstheme="minorBidi"/>
+                <w:rFonts w:asciiTheme="minorHAnsi" w:eastAsiaTheme="minorEastAsia" w:hAnsiTheme="minorHAnsi" w:cstheme="minorBidi" w:ascii="Calibri" w:hAnsi="Calibri" w:eastAsia="Calibri" w:cs="Calibri"/>
+                <w:sz w:val="24"/>
                 <w:lang w:val="es-CL" w:eastAsia="es-CL"/>
               </w:rPr>
               <w:t>Indicadores de calidad y evidencias previstas</w:t>
@@ -6905,7 +6928,8 @@
             </w:pPr>
             <w:r>
               <w:rPr>
-                <w:rFonts w:asciiTheme="minorHAnsi" w:eastAsiaTheme="minorEastAsia" w:hAnsiTheme="minorHAnsi" w:cstheme="minorBidi"/>
+                <w:rFonts w:asciiTheme="minorHAnsi" w:eastAsiaTheme="minorEastAsia" w:hAnsiTheme="minorHAnsi" w:cstheme="minorBidi" w:ascii="Calibri" w:hAnsi="Calibri" w:eastAsia="Calibri" w:cs="Calibri"/>
+                <w:sz w:val="24"/>
                 <w:lang w:val="es-CL" w:eastAsia="es-CL"/>
               </w:rPr>
               <w:t>Conclusiones individuales</w:t>
@@ -6924,7 +6948,8 @@
             </w:pPr>
             <w:r>
               <w:rPr>
-                <w:rFonts w:asciiTheme="minorHAnsi" w:eastAsiaTheme="minorEastAsia" w:hAnsiTheme="minorHAnsi" w:cstheme="minorBidi"/>
+                <w:rFonts w:asciiTheme="minorHAnsi" w:eastAsiaTheme="minorEastAsia" w:hAnsiTheme="minorHAnsi" w:cstheme="minorBidi" w:ascii="Calibri" w:hAnsi="Calibri" w:eastAsia="Calibri" w:cs="Calibri"/>
+                <w:sz w:val="24"/>
                 <w:lang w:val="es-CL" w:eastAsia="es-CL"/>
               </w:rPr>
               <w:t>Reflexiones individuales</w:t>
@@ -6943,7 +6968,8 @@
             </w:pPr>
             <w:r>
               <w:rPr>
-                <w:rFonts w:asciiTheme="minorHAnsi" w:eastAsiaTheme="minorEastAsia" w:hAnsiTheme="minorHAnsi" w:cstheme="minorBidi"/>
+                <w:rFonts w:asciiTheme="minorHAnsi" w:eastAsiaTheme="minorEastAsia" w:hAnsiTheme="minorHAnsi" w:cstheme="minorBidi" w:ascii="Calibri" w:hAnsi="Calibri" w:eastAsia="Calibri" w:cs="Calibri"/>
+                <w:sz w:val="24"/>
                 <w:lang w:val="es-CL" w:eastAsia="es-CL"/>
               </w:rPr>
               <w:t>Referencias</w:t>
@@ -7042,7 +7068,8 @@
             </w:pPr>
             <w:r>
               <w:rPr>
-                <w:rFonts w:asciiTheme="minorHAnsi" w:eastAsiaTheme="minorEastAsia" w:hAnsiTheme="minorHAnsi" w:cstheme="minorBidi"/>
+                <w:rFonts w:asciiTheme="minorHAnsi" w:eastAsiaTheme="minorEastAsia" w:hAnsiTheme="minorHAnsi" w:cstheme="minorBidi" w:ascii="Calibri" w:hAnsi="Calibri" w:eastAsia="Calibri" w:cs="Calibri"/>
+                <w:sz w:val="24"/>
                 <w:lang w:val="es-CL" w:eastAsia="es-CL"/>
               </w:rPr>
               <w:t>Resumen del proyecto</w:t>
@@ -7057,7 +7084,8 @@
             </w:pPr>
             <w:r>
               <w:rPr>
-                <w:rFonts w:asciiTheme="minorHAnsi" w:eastAsiaTheme="minorEastAsia" w:hAnsiTheme="minorHAnsi" w:cstheme="minorBidi"/>
+                <w:rFonts w:asciiTheme="minorHAnsi" w:eastAsiaTheme="minorEastAsia" w:hAnsiTheme="minorHAnsi" w:cstheme="minorBidi" w:ascii="Calibri" w:hAnsi="Calibri" w:eastAsia="Calibri" w:cs="Calibri"/>
+                <w:sz w:val="24"/>
                 <w:lang w:val="es-CL" w:eastAsia="es-CL"/>
               </w:rPr>
               <w:t xml:space="preserve">Alloxentric Real Time Agent es un proyecto de </w:t>
@@ -7065,7 +7093,8 @@
             <w:proofErr w:type="spellStart"/>
             <w:r>
               <w:rPr>
-                <w:rFonts w:asciiTheme="minorHAnsi" w:eastAsiaTheme="minorEastAsia" w:hAnsiTheme="minorHAnsi" w:cstheme="minorBidi"/>
+                <w:rFonts w:asciiTheme="minorHAnsi" w:eastAsiaTheme="minorEastAsia" w:hAnsiTheme="minorHAnsi" w:cstheme="minorBidi" w:ascii="Calibri" w:hAnsi="Calibri" w:eastAsia="Calibri" w:cs="Calibri"/>
+                <w:sz w:val="24"/>
                 <w:lang w:val="es-CL" w:eastAsia="es-CL"/>
               </w:rPr>
               <w:t>Capstone</w:t>
@@ -7073,7 +7102,8 @@
             <w:proofErr w:type="spellEnd"/>
             <w:r>
               <w:rPr>
-                <w:rFonts w:asciiTheme="minorHAnsi" w:eastAsiaTheme="minorEastAsia" w:hAnsiTheme="minorHAnsi" w:cstheme="minorBidi"/>
+                <w:rFonts w:asciiTheme="minorHAnsi" w:eastAsiaTheme="minorEastAsia" w:hAnsiTheme="minorHAnsi" w:cstheme="minorBidi" w:ascii="Calibri" w:hAnsi="Calibri" w:eastAsia="Calibri" w:cs="Calibri"/>
+                <w:sz w:val="24"/>
                 <w:lang w:val="es-CL" w:eastAsia="es-CL"/>
               </w:rPr>
               <w:t xml:space="preserve"> de Ingeniería en Informática de Duoc UC, sede Plaza Oeste, desarrollado por Juan Díaz, Fernando Olguea y David Sepúlveda. Su propósito es construir y evaluar un prototipo de </w:t>
@@ -7081,7 +7111,8 @@
             <w:proofErr w:type="spellStart"/>
             <w:r>
               <w:rPr>
-                <w:rFonts w:asciiTheme="minorHAnsi" w:eastAsiaTheme="minorEastAsia" w:hAnsiTheme="minorHAnsi" w:cstheme="minorBidi"/>
+                <w:rFonts w:asciiTheme="minorHAnsi" w:eastAsiaTheme="minorEastAsia" w:hAnsiTheme="minorHAnsi" w:cstheme="minorBidi" w:ascii="Calibri" w:hAnsi="Calibri" w:eastAsia="Calibri" w:cs="Calibri"/>
+                <w:sz w:val="24"/>
                 <w:lang w:val="es-CL" w:eastAsia="es-CL"/>
               </w:rPr>
               <w:t>bot</w:t>
@@ -7089,7 +7120,8 @@
             <w:proofErr w:type="spellEnd"/>
             <w:r>
               <w:rPr>
-                <w:rFonts w:asciiTheme="minorHAnsi" w:eastAsiaTheme="minorEastAsia" w:hAnsiTheme="minorHAnsi" w:cstheme="minorBidi"/>
+                <w:rFonts w:asciiTheme="minorHAnsi" w:eastAsiaTheme="minorEastAsia" w:hAnsiTheme="minorHAnsi" w:cstheme="minorBidi" w:ascii="Calibri" w:hAnsi="Calibri" w:eastAsia="Calibri" w:cs="Calibri"/>
+                <w:sz w:val="24"/>
                 <w:lang w:val="es-CL" w:eastAsia="es-CL"/>
               </w:rPr>
               <w:t xml:space="preserve"> de cobranza por voz para comparar su costo y efectividad por llamada con la solución actual de Alloxentric.</w:t>
@@ -7104,7 +7136,8 @@
             </w:pPr>
             <w:r>
               <w:rPr>
-                <w:rFonts w:asciiTheme="minorHAnsi" w:eastAsiaTheme="minorEastAsia" w:hAnsiTheme="minorHAnsi" w:cstheme="minorBidi"/>
+                <w:rFonts w:asciiTheme="minorHAnsi" w:eastAsiaTheme="minorEastAsia" w:hAnsiTheme="minorHAnsi" w:cstheme="minorBidi" w:ascii="Calibri" w:hAnsi="Calibri" w:eastAsia="Calibri" w:cs="Calibri"/>
+                <w:sz w:val="24"/>
                 <w:lang w:val="es-CL" w:eastAsia="es-CL"/>
               </w:rPr>
               <w:t>[CONFIRMADO] Según las indicaciones de Max Kreimerman, dueño de Alloxentric, en la reunión inicial del 2 de septiembre de 2026, la infraestructura actual está optimizada para operar a gran escala, pero presenta poca elasticidad de costos cuando disminuye el volumen de llamadas. La empresa busca evaluar una alternativa que permita atender escenarios de menor demanda manteniendo una calidad de interacción aceptable.</w:t>
@@ -7119,7 +7152,8 @@
             </w:pPr>
             <w:r>
               <w:rPr>
-                <w:rFonts w:asciiTheme="minorHAnsi" w:eastAsiaTheme="minorEastAsia" w:hAnsiTheme="minorHAnsi" w:cstheme="minorBidi"/>
+                <w:rFonts w:asciiTheme="minorHAnsi" w:eastAsiaTheme="minorEastAsia" w:hAnsiTheme="minorHAnsi" w:cstheme="minorBidi" w:ascii="Calibri" w:hAnsi="Calibri" w:eastAsia="Calibri" w:cs="Calibri"/>
+                <w:sz w:val="24"/>
                 <w:lang w:val="es-CL" w:eastAsia="es-CL"/>
               </w:rPr>
               <w:t xml:space="preserve">El prototipo utilizará </w:t>
@@ -7127,7 +7161,8 @@
             <w:proofErr w:type="spellStart"/>
             <w:r>
               <w:rPr>
-                <w:rFonts w:asciiTheme="minorHAnsi" w:eastAsiaTheme="minorEastAsia" w:hAnsiTheme="minorHAnsi" w:cstheme="minorBidi"/>
+                <w:rFonts w:asciiTheme="minorHAnsi" w:eastAsiaTheme="minorEastAsia" w:hAnsiTheme="minorHAnsi" w:cstheme="minorBidi" w:ascii="Calibri" w:hAnsi="Calibri" w:eastAsia="Calibri" w:cs="Calibri"/>
+                <w:sz w:val="24"/>
                 <w:lang w:val="es-CL" w:eastAsia="es-CL"/>
               </w:rPr>
               <w:t>LiveKit</w:t>
@@ -7135,7 +7170,8 @@
             <w:proofErr w:type="spellEnd"/>
             <w:r>
               <w:rPr>
-                <w:rFonts w:asciiTheme="minorHAnsi" w:eastAsiaTheme="minorEastAsia" w:hAnsiTheme="minorHAnsi" w:cstheme="minorBidi"/>
+                <w:rFonts w:asciiTheme="minorHAnsi" w:eastAsiaTheme="minorEastAsia" w:hAnsiTheme="minorHAnsi" w:cstheme="minorBidi" w:ascii="Calibri" w:hAnsi="Calibri" w:eastAsia="Calibri" w:cs="Calibri"/>
+                <w:sz w:val="24"/>
                 <w:lang w:val="es-CL" w:eastAsia="es-CL"/>
               </w:rPr>
               <w:t xml:space="preserve">, </w:t>
@@ -7143,7 +7179,8 @@
             <w:proofErr w:type="spellStart"/>
             <w:r>
               <w:rPr>
-                <w:rFonts w:asciiTheme="minorHAnsi" w:eastAsiaTheme="minorEastAsia" w:hAnsiTheme="minorHAnsi" w:cstheme="minorBidi"/>
+                <w:rFonts w:asciiTheme="minorHAnsi" w:eastAsiaTheme="minorEastAsia" w:hAnsiTheme="minorHAnsi" w:cstheme="minorBidi" w:ascii="Calibri" w:hAnsi="Calibri" w:eastAsia="Calibri" w:cs="Calibri"/>
+                <w:sz w:val="24"/>
                 <w:lang w:val="es-CL" w:eastAsia="es-CL"/>
               </w:rPr>
               <w:t>Speechmatics</w:t>
@@ -7151,7 +7188,8 @@
             <w:proofErr w:type="spellEnd"/>
             <w:r>
               <w:rPr>
-                <w:rFonts w:asciiTheme="minorHAnsi" w:eastAsiaTheme="minorEastAsia" w:hAnsiTheme="minorHAnsi" w:cstheme="minorBidi"/>
+                <w:rFonts w:asciiTheme="minorHAnsi" w:eastAsiaTheme="minorEastAsia" w:hAnsiTheme="minorHAnsi" w:cstheme="minorBidi" w:ascii="Calibri" w:hAnsi="Calibri" w:eastAsia="Calibri" w:cs="Calibri"/>
+                <w:sz w:val="24"/>
                 <w:lang w:val="es-CL" w:eastAsia="es-CL"/>
               </w:rPr>
               <w:t xml:space="preserve"> para transcripción de voz a texto, </w:t>
@@ -7159,7 +7197,8 @@
             <w:proofErr w:type="spellStart"/>
             <w:r>
               <w:rPr>
-                <w:rFonts w:asciiTheme="minorHAnsi" w:eastAsiaTheme="minorEastAsia" w:hAnsiTheme="minorHAnsi" w:cstheme="minorBidi"/>
+                <w:rFonts w:asciiTheme="minorHAnsi" w:eastAsiaTheme="minorEastAsia" w:hAnsiTheme="minorHAnsi" w:cstheme="minorBidi" w:ascii="Calibri" w:hAnsi="Calibri" w:eastAsia="Calibri" w:cs="Calibri"/>
+                <w:sz w:val="24"/>
                 <w:lang w:val="es-CL" w:eastAsia="es-CL"/>
               </w:rPr>
               <w:t>ElevenLabs</w:t>
@@ -7167,7 +7206,8 @@
             <w:proofErr w:type="spellEnd"/>
             <w:r>
               <w:rPr>
-                <w:rFonts w:asciiTheme="minorHAnsi" w:eastAsiaTheme="minorEastAsia" w:hAnsiTheme="minorHAnsi" w:cstheme="minorBidi"/>
+                <w:rFonts w:asciiTheme="minorHAnsi" w:eastAsiaTheme="minorEastAsia" w:hAnsiTheme="minorHAnsi" w:cstheme="minorBidi" w:ascii="Calibri" w:hAnsi="Calibri" w:eastAsia="Calibri" w:cs="Calibri"/>
+                <w:sz w:val="24"/>
                 <w:lang w:val="es-CL" w:eastAsia="es-CL"/>
               </w:rPr>
               <w:t xml:space="preserve"> para síntesis de voz y la telefonía Asterisk de Alloxentric. Su comportamiento se basará inicialmente en un guion de cobranza y reconocimiento de intenciones, sin incorporar un LLM para interpretar respuestas, salvo que las pruebas justifiquen su necesidad y se acuerde con la empresa. Se evaluará una voz apropiada para el contexto chileno y el requisito de respuesta de no más de un segundo señalado por Max.</w:t>
@@ -7182,7 +7222,8 @@
             </w:pPr>
             <w:r>
               <w:rPr>
-                <w:rFonts w:asciiTheme="minorHAnsi" w:eastAsiaTheme="minorEastAsia" w:hAnsiTheme="minorHAnsi" w:cstheme="minorBidi"/>
+                <w:rFonts w:asciiTheme="minorHAnsi" w:eastAsiaTheme="minorEastAsia" w:hAnsiTheme="minorHAnsi" w:cstheme="minorBidi" w:ascii="Calibri" w:hAnsi="Calibri" w:eastAsia="Calibri" w:cs="Calibri"/>
+                <w:sz w:val="24"/>
                 <w:lang w:val="es-CL" w:eastAsia="es-CL"/>
               </w:rPr>
               <w:t xml:space="preserve">El equipo utilizará Scrum durante las 18 semanas del periodo académico. Juan Díaz será </w:t>
@@ -7190,7 +7231,8 @@
             <w:proofErr w:type="spellStart"/>
             <w:r>
               <w:rPr>
-                <w:rFonts w:asciiTheme="minorHAnsi" w:eastAsiaTheme="minorEastAsia" w:hAnsiTheme="minorHAnsi" w:cstheme="minorBidi"/>
+                <w:rFonts w:asciiTheme="minorHAnsi" w:eastAsiaTheme="minorEastAsia" w:hAnsiTheme="minorHAnsi" w:cstheme="minorBidi" w:ascii="Calibri" w:hAnsi="Calibri" w:eastAsia="Calibri" w:cs="Calibri"/>
+                <w:sz w:val="24"/>
                 <w:lang w:val="es-CL" w:eastAsia="es-CL"/>
               </w:rPr>
               <w:t>Product</w:t>
@@ -7198,7 +7240,8 @@
             <w:proofErr w:type="spellEnd"/>
             <w:r>
               <w:rPr>
-                <w:rFonts w:asciiTheme="minorHAnsi" w:eastAsiaTheme="minorEastAsia" w:hAnsiTheme="minorHAnsi" w:cstheme="minorBidi"/>
+                <w:rFonts w:asciiTheme="minorHAnsi" w:eastAsiaTheme="minorEastAsia" w:hAnsiTheme="minorHAnsi" w:cstheme="minorBidi" w:ascii="Calibri" w:hAnsi="Calibri" w:eastAsia="Calibri" w:cs="Calibri"/>
+                <w:sz w:val="24"/>
                 <w:lang w:val="es-CL" w:eastAsia="es-CL"/>
               </w:rPr>
               <w:t xml:space="preserve"> Owner y desarrollador; Fernando Olguea será líder de proyecto y desarrollador; y David Sepúlveda será Scrum Master y desarrollador. El trabajo comprenderá análisis de requerimientos, diseño, implementación, integración, pruebas y evaluación comparativa.</w:t>
@@ -7213,7 +7256,8 @@
             </w:pPr>
             <w:r>
               <w:rPr>
-                <w:rFonts w:asciiTheme="minorHAnsi" w:eastAsiaTheme="minorEastAsia" w:hAnsiTheme="minorHAnsi" w:cstheme="minorBidi"/>
+                <w:rFonts w:asciiTheme="minorHAnsi" w:eastAsiaTheme="minorEastAsia" w:hAnsiTheme="minorHAnsi" w:cstheme="minorBidi" w:ascii="Calibri" w:hAnsi="Calibri" w:eastAsia="Calibri" w:cs="Calibri"/>
+                <w:sz w:val="24"/>
                 <w:lang w:val="es-CL" w:eastAsia="es-CL"/>
               </w:rPr>
               <w:t>Alloxentric se comprometió a proporcionar el guion, claves de acceso a los proveedores y recursos para las pruebas telefónicas. [PENDIENTE] Confirmar su entrega y condiciones de uso, así como la definición de efectividad, los conceptos de costo, los datos de referencia y el procedimiento de medición de latencia.</w:t>
@@ -7228,7 +7272,8 @@
             </w:pPr>
             <w:r>
               <w:rPr>
-                <w:rFonts w:asciiTheme="minorHAnsi" w:eastAsiaTheme="minorEastAsia" w:hAnsiTheme="minorHAnsi" w:cstheme="minorBidi"/>
+                <w:rFonts w:asciiTheme="minorHAnsi" w:eastAsiaTheme="minorEastAsia" w:hAnsiTheme="minorHAnsi" w:cstheme="minorBidi" w:ascii="Calibri" w:hAnsi="Calibri" w:eastAsia="Calibri" w:cs="Calibri"/>
+                <w:sz w:val="24"/>
                 <w:lang w:val="es-CL" w:eastAsia="es-CL"/>
               </w:rPr>
               <w:t>El resultado esperado será un prototipo evaluable y un informe comparativo que documente costos, efectividad, latencia y limitaciones. No se presupone que la alternativa será superior a la solución actual: la finalidad es obtener evidencia que permita a Alloxentric fundamentar decisiones sobre su utilización.</w:t>
@@ -7263,7 +7308,8 @@
             </w:pPr>
             <w:r>
               <w:rPr>
-                <w:rFonts w:asciiTheme="minorHAnsi" w:eastAsiaTheme="minorEastAsia" w:hAnsiTheme="minorHAnsi" w:cstheme="minorBidi"/>
+                <w:rFonts w:asciiTheme="minorHAnsi" w:eastAsiaTheme="minorEastAsia" w:hAnsiTheme="minorHAnsi" w:cstheme="minorBidi" w:ascii="Calibri" w:hAnsi="Calibri" w:eastAsia="Calibri" w:cs="Calibri"/>
+                <w:sz w:val="24"/>
                 <w:lang w:val="es-CL" w:eastAsia="es-CL"/>
               </w:rPr>
               <w:t>Descripción del proyecto y justificación de su relevancia</w:t>
@@ -7278,7 +7324,8 @@
             </w:pPr>
             <w:r>
               <w:rPr>
-                <w:rFonts w:asciiTheme="minorHAnsi" w:eastAsiaTheme="minorEastAsia" w:hAnsiTheme="minorHAnsi" w:cstheme="minorBidi"/>
+                <w:rFonts w:asciiTheme="minorHAnsi" w:eastAsiaTheme="minorEastAsia" w:hAnsiTheme="minorHAnsi" w:cstheme="minorBidi" w:ascii="Calibri" w:hAnsi="Calibri" w:eastAsia="Calibri" w:cs="Calibri"/>
+                <w:sz w:val="24"/>
                 <w:lang w:val="es-CL" w:eastAsia="es-CL"/>
               </w:rPr>
               <w:t>Contexto y problema empresarial</w:t>
@@ -7293,7 +7340,8 @@
             </w:pPr>
             <w:r>
               <w:rPr>
-                <w:rFonts w:asciiTheme="minorHAnsi" w:eastAsiaTheme="minorEastAsia" w:hAnsiTheme="minorHAnsi" w:cstheme="minorBidi"/>
+                <w:rFonts w:asciiTheme="minorHAnsi" w:eastAsiaTheme="minorEastAsia" w:hAnsiTheme="minorHAnsi" w:cstheme="minorBidi" w:ascii="Calibri" w:hAnsi="Calibri" w:eastAsia="Calibri" w:cs="Calibri"/>
+                <w:sz w:val="24"/>
                 <w:lang w:val="es-CL" w:eastAsia="es-CL"/>
               </w:rPr>
               <w:t xml:space="preserve">[CONFIRMADO] En la reunión inicial del 2 de septiembre de 2026, Max Kreimerman, dueño de Alloxentric, explicó que la empresa cuenta con una plataforma de comunicaciones que utiliza </w:t>
@@ -7301,7 +7349,8 @@
             <w:proofErr w:type="spellStart"/>
             <w:r>
               <w:rPr>
-                <w:rFonts w:asciiTheme="minorHAnsi" w:eastAsiaTheme="minorEastAsia" w:hAnsiTheme="minorHAnsi" w:cstheme="minorBidi"/>
+                <w:rFonts w:asciiTheme="minorHAnsi" w:eastAsiaTheme="minorEastAsia" w:hAnsiTheme="minorHAnsi" w:cstheme="minorBidi" w:ascii="Calibri" w:hAnsi="Calibri" w:eastAsia="Calibri" w:cs="Calibri"/>
+                <w:sz w:val="24"/>
                 <w:lang w:val="es-CL" w:eastAsia="es-CL"/>
               </w:rPr>
               <w:t>bots</w:t>
@@ -7309,7 +7358,8 @@
             <w:proofErr w:type="spellEnd"/>
             <w:r>
               <w:rPr>
-                <w:rFonts w:asciiTheme="minorHAnsi" w:eastAsiaTheme="minorEastAsia" w:hAnsiTheme="minorHAnsi" w:cstheme="minorBidi"/>
+                <w:rFonts w:asciiTheme="minorHAnsi" w:eastAsiaTheme="minorEastAsia" w:hAnsiTheme="minorHAnsi" w:cstheme="minorBidi" w:ascii="Calibri" w:hAnsi="Calibri" w:eastAsia="Calibri" w:cs="Calibri"/>
+                <w:sz w:val="24"/>
                 <w:lang w:val="es-CL" w:eastAsia="es-CL"/>
               </w:rPr>
               <w:t xml:space="preserve"> de voz y texto. Su solución de voz incorpora modelos propios desarrollados cuando las alternativas disponibles para español presentaban limitaciones de calidad.</w:t>
@@ -7324,7 +7374,8 @@
             </w:pPr>
             <w:r>
               <w:rPr>
-                <w:rFonts w:asciiTheme="minorHAnsi" w:eastAsiaTheme="minorEastAsia" w:hAnsiTheme="minorHAnsi" w:cstheme="minorBidi"/>
+                <w:rFonts w:asciiTheme="minorHAnsi" w:eastAsiaTheme="minorEastAsia" w:hAnsiTheme="minorHAnsi" w:cstheme="minorBidi" w:ascii="Calibri" w:hAnsi="Calibri" w:eastAsia="Calibri" w:cs="Calibri"/>
+                <w:sz w:val="24"/>
                 <w:lang w:val="es-CL" w:eastAsia="es-CL"/>
               </w:rPr>
               <w:t xml:space="preserve">Según lo señalado por Max, la infraestructura actual está optimizada para operar a gran escala, pero sus costos presentan poca elasticidad frente a disminuciones del volumen de llamadas. Cuando la demanda baja por debajo de determinados niveles, los costos de nube afectan la rentabilidad. El problema no consiste, por tanto, en la ausencia de un </w:t>
@@ -7332,7 +7383,8 @@
             <w:proofErr w:type="spellStart"/>
             <w:r>
               <w:rPr>
-                <w:rFonts w:asciiTheme="minorHAnsi" w:eastAsiaTheme="minorEastAsia" w:hAnsiTheme="minorHAnsi" w:cstheme="minorBidi"/>
+                <w:rFonts w:asciiTheme="minorHAnsi" w:eastAsiaTheme="minorEastAsia" w:hAnsiTheme="minorHAnsi" w:cstheme="minorBidi" w:ascii="Calibri" w:hAnsi="Calibri" w:eastAsia="Calibri" w:cs="Calibri"/>
+                <w:sz w:val="24"/>
                 <w:lang w:val="es-CL" w:eastAsia="es-CL"/>
               </w:rPr>
               <w:t>bot</w:t>
@@ -7340,7 +7392,8 @@
             <w:proofErr w:type="spellEnd"/>
             <w:r>
               <w:rPr>
-                <w:rFonts w:asciiTheme="minorHAnsi" w:eastAsiaTheme="minorEastAsia" w:hAnsiTheme="minorHAnsi" w:cstheme="minorBidi"/>
+                <w:rFonts w:asciiTheme="minorHAnsi" w:eastAsiaTheme="minorEastAsia" w:hAnsiTheme="minorHAnsi" w:cstheme="minorBidi" w:ascii="Calibri" w:hAnsi="Calibri" w:eastAsia="Calibri" w:cs="Calibri"/>
+                <w:sz w:val="24"/>
                 <w:lang w:val="es-CL" w:eastAsia="es-CL"/>
               </w:rPr>
               <w:t>, sino en evaluar una alternativa tecnológica cuyo costo resulte más adecuado para distintos niveles de operación.</w:t>
@@ -7355,7 +7408,8 @@
             </w:pPr>
             <w:r>
               <w:rPr>
-                <w:rFonts w:asciiTheme="minorHAnsi" w:eastAsiaTheme="minorEastAsia" w:hAnsiTheme="minorHAnsi" w:cstheme="minorBidi"/>
+                <w:rFonts w:asciiTheme="minorHAnsi" w:eastAsiaTheme="minorEastAsia" w:hAnsiTheme="minorHAnsi" w:cstheme="minorBidi" w:ascii="Calibri" w:hAnsi="Calibri" w:eastAsia="Calibri" w:cs="Calibri"/>
+                <w:sz w:val="24"/>
                 <w:lang w:val="es-CL" w:eastAsia="es-CL"/>
               </w:rPr>
               <w:t>Descripción de la solución solicitada</w:t>
@@ -7370,7 +7424,8 @@
             </w:pPr>
             <w:r>
               <w:rPr>
-                <w:rFonts w:asciiTheme="minorHAnsi" w:eastAsiaTheme="minorEastAsia" w:hAnsiTheme="minorHAnsi" w:cstheme="minorBidi"/>
+                <w:rFonts w:asciiTheme="minorHAnsi" w:eastAsiaTheme="minorEastAsia" w:hAnsiTheme="minorHAnsi" w:cstheme="minorBidi" w:ascii="Calibri" w:hAnsi="Calibri" w:eastAsia="Calibri" w:cs="Calibri"/>
+                <w:sz w:val="24"/>
                 <w:lang w:val="es-CL" w:eastAsia="es-CL"/>
               </w:rPr>
               <w:t xml:space="preserve">Alloxentric Real Time Agent consiste en desarrollar un prototipo de </w:t>
@@ -7378,7 +7433,8 @@
             <w:proofErr w:type="spellStart"/>
             <w:r>
               <w:rPr>
-                <w:rFonts w:asciiTheme="minorHAnsi" w:eastAsiaTheme="minorEastAsia" w:hAnsiTheme="minorHAnsi" w:cstheme="minorBidi"/>
+                <w:rFonts w:asciiTheme="minorHAnsi" w:eastAsiaTheme="minorEastAsia" w:hAnsiTheme="minorHAnsi" w:cstheme="minorBidi" w:ascii="Calibri" w:hAnsi="Calibri" w:eastAsia="Calibri" w:cs="Calibri"/>
+                <w:sz w:val="24"/>
                 <w:lang w:val="es-CL" w:eastAsia="es-CL"/>
               </w:rPr>
               <w:t>bot</w:t>
@@ -7386,7 +7442,8 @@
             <w:proofErr w:type="spellEnd"/>
             <w:r>
               <w:rPr>
-                <w:rFonts w:asciiTheme="minorHAnsi" w:eastAsiaTheme="minorEastAsia" w:hAnsiTheme="minorHAnsi" w:cstheme="minorBidi"/>
+                <w:rFonts w:asciiTheme="minorHAnsi" w:eastAsiaTheme="minorEastAsia" w:hAnsiTheme="minorHAnsi" w:cstheme="minorBidi" w:ascii="Calibri" w:hAnsi="Calibri" w:eastAsia="Calibri" w:cs="Calibri"/>
+                <w:sz w:val="24"/>
                 <w:lang w:val="es-CL" w:eastAsia="es-CL"/>
               </w:rPr>
               <w:t xml:space="preserve"> de cobranza por voz basado en un guion utilizado actualmente por la empresa. La implementación utilizará </w:t>
@@ -7394,7 +7451,8 @@
             <w:proofErr w:type="spellStart"/>
             <w:r>
               <w:rPr>
-                <w:rFonts w:asciiTheme="minorHAnsi" w:eastAsiaTheme="minorEastAsia" w:hAnsiTheme="minorHAnsi" w:cstheme="minorBidi"/>
+                <w:rFonts w:asciiTheme="minorHAnsi" w:eastAsiaTheme="minorEastAsia" w:hAnsiTheme="minorHAnsi" w:cstheme="minorBidi" w:ascii="Calibri" w:hAnsi="Calibri" w:eastAsia="Calibri" w:cs="Calibri"/>
+                <w:sz w:val="24"/>
                 <w:lang w:val="es-CL" w:eastAsia="es-CL"/>
               </w:rPr>
               <w:t>LiveKit</w:t>
@@ -7402,7 +7460,8 @@
             <w:proofErr w:type="spellEnd"/>
             <w:r>
               <w:rPr>
-                <w:rFonts w:asciiTheme="minorHAnsi" w:eastAsiaTheme="minorEastAsia" w:hAnsiTheme="minorHAnsi" w:cstheme="minorBidi"/>
+                <w:rFonts w:asciiTheme="minorHAnsi" w:eastAsiaTheme="minorEastAsia" w:hAnsiTheme="minorHAnsi" w:cstheme="minorBidi" w:ascii="Calibri" w:hAnsi="Calibri" w:eastAsia="Calibri" w:cs="Calibri"/>
+                <w:sz w:val="24"/>
                 <w:lang w:val="es-CL" w:eastAsia="es-CL"/>
               </w:rPr>
               <w:t xml:space="preserve">, </w:t>
@@ -7410,7 +7469,8 @@
             <w:proofErr w:type="spellStart"/>
             <w:r>
               <w:rPr>
-                <w:rFonts w:asciiTheme="minorHAnsi" w:eastAsiaTheme="minorEastAsia" w:hAnsiTheme="minorHAnsi" w:cstheme="minorBidi"/>
+                <w:rFonts w:asciiTheme="minorHAnsi" w:eastAsiaTheme="minorEastAsia" w:hAnsiTheme="minorHAnsi" w:cstheme="minorBidi" w:ascii="Calibri" w:hAnsi="Calibri" w:eastAsia="Calibri" w:cs="Calibri"/>
+                <w:sz w:val="24"/>
                 <w:lang w:val="es-CL" w:eastAsia="es-CL"/>
               </w:rPr>
               <w:t>Speechmatics</w:t>
@@ -7418,7 +7478,8 @@
             <w:proofErr w:type="spellEnd"/>
             <w:r>
               <w:rPr>
-                <w:rFonts w:asciiTheme="minorHAnsi" w:eastAsiaTheme="minorEastAsia" w:hAnsiTheme="minorHAnsi" w:cstheme="minorBidi"/>
+                <w:rFonts w:asciiTheme="minorHAnsi" w:eastAsiaTheme="minorEastAsia" w:hAnsiTheme="minorHAnsi" w:cstheme="minorBidi" w:ascii="Calibri" w:hAnsi="Calibri" w:eastAsia="Calibri" w:cs="Calibri"/>
+                <w:sz w:val="24"/>
                 <w:lang w:val="es-CL" w:eastAsia="es-CL"/>
               </w:rPr>
               <w:t xml:space="preserve"> para convertir voz a texto, </w:t>
@@ -7426,7 +7487,8 @@
             <w:proofErr w:type="spellStart"/>
             <w:r>
               <w:rPr>
-                <w:rFonts w:asciiTheme="minorHAnsi" w:eastAsiaTheme="minorEastAsia" w:hAnsiTheme="minorHAnsi" w:cstheme="minorBidi"/>
+                <w:rFonts w:asciiTheme="minorHAnsi" w:eastAsiaTheme="minorEastAsia" w:hAnsiTheme="minorHAnsi" w:cstheme="minorBidi" w:ascii="Calibri" w:hAnsi="Calibri" w:eastAsia="Calibri" w:cs="Calibri"/>
+                <w:sz w:val="24"/>
                 <w:lang w:val="es-CL" w:eastAsia="es-CL"/>
               </w:rPr>
               <w:t>ElevenLabs</w:t>
@@ -7434,7 +7496,8 @@
             <w:proofErr w:type="spellEnd"/>
             <w:r>
               <w:rPr>
-                <w:rFonts w:asciiTheme="minorHAnsi" w:eastAsiaTheme="minorEastAsia" w:hAnsiTheme="minorHAnsi" w:cstheme="minorBidi"/>
+                <w:rFonts w:asciiTheme="minorHAnsi" w:eastAsiaTheme="minorEastAsia" w:hAnsiTheme="minorHAnsi" w:cstheme="minorBidi" w:ascii="Calibri" w:hAnsi="Calibri" w:eastAsia="Calibri" w:cs="Calibri"/>
+                <w:sz w:val="24"/>
                 <w:lang w:val="es-CL" w:eastAsia="es-CL"/>
               </w:rPr>
               <w:t xml:space="preserve"> para generar voz y la plataforma de telefonía Asterisk de Alloxentric.</w:t>
@@ -7449,7 +7512,8 @@
             </w:pPr>
             <w:r>
               <w:rPr>
-                <w:rFonts w:asciiTheme="minorHAnsi" w:eastAsiaTheme="minorEastAsia" w:hAnsiTheme="minorHAnsi" w:cstheme="minorBidi"/>
+                <w:rFonts w:asciiTheme="minorHAnsi" w:eastAsiaTheme="minorEastAsia" w:hAnsiTheme="minorHAnsi" w:cstheme="minorBidi" w:ascii="Calibri" w:hAnsi="Calibri" w:eastAsia="Calibri" w:cs="Calibri"/>
+                <w:sz w:val="24"/>
                 <w:lang w:val="es-CL" w:eastAsia="es-CL"/>
               </w:rPr>
               <w:t>El flujo conversacional se basará inicialmente en reconocimiento de intenciones, tales como respuestas afirmativas, negativas o confirmación de identidad. El conjunto definitivo de intenciones y sus acciones se establecerá al revisar el guion. La indicación empresarial es evitar inicialmente un LLM para interpretar las respuestas; su incorporación solo se reconsiderará si las pruebas demuestran una necesidad y Alloxentric acuerda el cambio.</w:t>
@@ -7464,7 +7528,8 @@
             </w:pPr>
             <w:r>
               <w:rPr>
-                <w:rFonts w:asciiTheme="minorHAnsi" w:eastAsiaTheme="minorEastAsia" w:hAnsiTheme="minorHAnsi" w:cstheme="minorBidi"/>
+                <w:rFonts w:asciiTheme="minorHAnsi" w:eastAsiaTheme="minorEastAsia" w:hAnsiTheme="minorHAnsi" w:cstheme="minorBidi" w:ascii="Calibri" w:hAnsi="Calibri" w:eastAsia="Calibri" w:cs="Calibri"/>
+                <w:sz w:val="24"/>
                 <w:lang w:val="es-CL" w:eastAsia="es-CL"/>
               </w:rPr>
               <w:t>La voz deberá ser adecuada para el contexto chileno, con acento moderado y sin expresiones exageradas. El equipo evaluará alternativas para comprobar su adecuación al guion y a la interacción prevista.</w:t>
@@ -7479,7 +7544,8 @@
             </w:pPr>
             <w:r>
               <w:rPr>
-                <w:rFonts w:asciiTheme="minorHAnsi" w:eastAsiaTheme="minorEastAsia" w:hAnsiTheme="minorHAnsi" w:cstheme="minorBidi"/>
+                <w:rFonts w:asciiTheme="minorHAnsi" w:eastAsiaTheme="minorEastAsia" w:hAnsiTheme="minorHAnsi" w:cstheme="minorBidi" w:ascii="Calibri" w:hAnsi="Calibri" w:eastAsia="Calibri" w:cs="Calibri"/>
+                <w:sz w:val="24"/>
                 <w:lang w:val="es-CL" w:eastAsia="es-CL"/>
               </w:rPr>
               <w:lastRenderedPageBreak/>
@@ -7495,7 +7561,8 @@
             </w:pPr>
             <w:r>
               <w:rPr>
-                <w:rFonts w:asciiTheme="minorHAnsi" w:eastAsiaTheme="minorEastAsia" w:hAnsiTheme="minorHAnsi" w:cstheme="minorBidi"/>
+                <w:rFonts w:asciiTheme="minorHAnsi" w:eastAsiaTheme="minorEastAsia" w:hAnsiTheme="minorHAnsi" w:cstheme="minorBidi" w:ascii="Calibri" w:hAnsi="Calibri" w:eastAsia="Calibri" w:cs="Calibri"/>
+                <w:sz w:val="24"/>
                 <w:lang w:val="es-CL" w:eastAsia="es-CL"/>
               </w:rPr>
               <w:t xml:space="preserve">[CONFIRMADO] Max estableció que la respuesta del </w:t>
@@ -7503,7 +7570,8 @@
             <w:proofErr w:type="spellStart"/>
             <w:r>
               <w:rPr>
-                <w:rFonts w:asciiTheme="minorHAnsi" w:eastAsiaTheme="minorEastAsia" w:hAnsiTheme="minorHAnsi" w:cstheme="minorBidi"/>
+                <w:rFonts w:asciiTheme="minorHAnsi" w:eastAsiaTheme="minorEastAsia" w:hAnsiTheme="minorHAnsi" w:cstheme="minorBidi" w:ascii="Calibri" w:hAnsi="Calibri" w:eastAsia="Calibri" w:cs="Calibri"/>
+                <w:sz w:val="24"/>
                 <w:lang w:val="es-CL" w:eastAsia="es-CL"/>
               </w:rPr>
               <w:t>bot</w:t>
@@ -7511,7 +7579,8 @@
             <w:proofErr w:type="spellEnd"/>
             <w:r>
               <w:rPr>
-                <w:rFonts w:asciiTheme="minorHAnsi" w:eastAsiaTheme="minorEastAsia" w:hAnsiTheme="minorHAnsi" w:cstheme="minorBidi"/>
+                <w:rFonts w:asciiTheme="minorHAnsi" w:eastAsiaTheme="minorEastAsia" w:hAnsiTheme="minorHAnsi" w:cstheme="minorBidi" w:ascii="Calibri" w:hAnsi="Calibri" w:eastAsia="Calibri" w:cs="Calibri"/>
+                <w:sz w:val="24"/>
                 <w:lang w:val="es-CL" w:eastAsia="es-CL"/>
               </w:rPr>
               <w:t xml:space="preserve"> no debe demorar más de un segundo. También explicó que las demoras superiores a tres segundos pueden provocar que la persona interrumpa la llamada y que la gestión no produzca el resultado esperado. Esta observación fundamenta la importancia de la latencia, pero no constituye una medición realizada por el equipo.</w:t>
@@ -7526,7 +7595,8 @@
             </w:pPr>
             <w:r>
               <w:rPr>
-                <w:rFonts w:asciiTheme="minorHAnsi" w:eastAsiaTheme="minorEastAsia" w:hAnsiTheme="minorHAnsi" w:cstheme="minorBidi"/>
+                <w:rFonts w:asciiTheme="minorHAnsi" w:eastAsiaTheme="minorEastAsia" w:hAnsiTheme="minorHAnsi" w:cstheme="minorBidi" w:ascii="Calibri" w:hAnsi="Calibri" w:eastAsia="Calibri" w:cs="Calibri"/>
+                <w:sz w:val="24"/>
                 <w:lang w:val="es-CL" w:eastAsia="es-CL"/>
               </w:rPr>
               <w:t>[PENDIENTE] Precisar los eventos de inicio y término de la medición, las condiciones de prueba y la forma de verificar el requisito. Además del tiempo de respuesta, se comprobarán la ejecución del guion, el reconocimiento de intenciones y el comportamiento ante respuestas no reconocidas, conforme a los criterios acordados.</w:t>
@@ -7541,7 +7611,8 @@
             </w:pPr>
             <w:r>
               <w:rPr>
-                <w:rFonts w:asciiTheme="minorHAnsi" w:eastAsiaTheme="minorEastAsia" w:hAnsiTheme="minorHAnsi" w:cstheme="minorBidi"/>
+                <w:rFonts w:asciiTheme="minorHAnsi" w:eastAsiaTheme="minorEastAsia" w:hAnsiTheme="minorHAnsi" w:cstheme="minorBidi" w:ascii="Calibri" w:hAnsi="Calibri" w:eastAsia="Calibri" w:cs="Calibri"/>
+                <w:sz w:val="24"/>
                 <w:lang w:val="es-CL" w:eastAsia="es-CL"/>
               </w:rPr>
               <w:t>Alcance del proyecto</w:t>
@@ -7556,7 +7627,8 @@
             </w:pPr>
             <w:r>
               <w:rPr>
-                <w:rFonts w:asciiTheme="minorHAnsi" w:eastAsiaTheme="minorEastAsia" w:hAnsiTheme="minorHAnsi" w:cstheme="minorBidi"/>
+                <w:rFonts w:asciiTheme="minorHAnsi" w:eastAsiaTheme="minorEastAsia" w:hAnsiTheme="minorHAnsi" w:cstheme="minorBidi" w:ascii="Calibri" w:hAnsi="Calibri" w:eastAsia="Calibri" w:cs="Calibri"/>
+                <w:sz w:val="24"/>
                 <w:lang w:val="es-CL" w:eastAsia="es-CL"/>
               </w:rPr>
               <w:t xml:space="preserve">El trabajo comprenderá el análisis del guion y los requerimientos, el diseño de la integración, la construcción del </w:t>
@@ -7564,7 +7636,8 @@
             <w:proofErr w:type="spellStart"/>
             <w:r>
               <w:rPr>
-                <w:rFonts w:asciiTheme="minorHAnsi" w:eastAsiaTheme="minorEastAsia" w:hAnsiTheme="minorHAnsi" w:cstheme="minorBidi"/>
+                <w:rFonts w:asciiTheme="minorHAnsi" w:eastAsiaTheme="minorEastAsia" w:hAnsiTheme="minorHAnsi" w:cstheme="minorBidi" w:ascii="Calibri" w:hAnsi="Calibri" w:eastAsia="Calibri" w:cs="Calibri"/>
+                <w:sz w:val="24"/>
                 <w:lang w:val="es-CL" w:eastAsia="es-CL"/>
               </w:rPr>
               <w:t>bot</w:t>
@@ -7572,7 +7645,8 @@
             <w:proofErr w:type="spellEnd"/>
             <w:r>
               <w:rPr>
-                <w:rFonts w:asciiTheme="minorHAnsi" w:eastAsiaTheme="minorEastAsia" w:hAnsiTheme="minorHAnsi" w:cstheme="minorBidi"/>
+                <w:rFonts w:asciiTheme="minorHAnsi" w:eastAsiaTheme="minorEastAsia" w:hAnsiTheme="minorHAnsi" w:cstheme="minorBidi" w:ascii="Calibri" w:hAnsi="Calibri" w:eastAsia="Calibri" w:cs="Calibri"/>
+                <w:sz w:val="24"/>
                 <w:lang w:val="es-CL" w:eastAsia="es-CL"/>
               </w:rPr>
               <w:t>, las pruebas y la comparación de resultados con la solución actual. Se aprovechará la telefonía de Alloxentric y se coordinarán con la empresa el despliegue y las pruebas autorizadas.</w:t>
@@ -7587,7 +7661,8 @@
             </w:pPr>
             <w:r>
               <w:rPr>
-                <w:rFonts w:asciiTheme="minorHAnsi" w:eastAsiaTheme="minorEastAsia" w:hAnsiTheme="minorHAnsi" w:cstheme="minorBidi"/>
+                <w:rFonts w:asciiTheme="minorHAnsi" w:eastAsiaTheme="minorEastAsia" w:hAnsiTheme="minorHAnsi" w:cstheme="minorBidi" w:ascii="Calibri" w:hAnsi="Calibri" w:eastAsia="Calibri" w:cs="Calibri"/>
+                <w:sz w:val="24"/>
                 <w:lang w:val="es-CL" w:eastAsia="es-CL"/>
               </w:rPr>
               <w:t>No se contempla construir una nueva plataforma de campañas, reemplazar el sistema de colas ni implementar una selección automática entre ambas soluciones según el volumen. Tampoco se presupone acceso directo del equipo al entorno de producción.</w:t>
@@ -7602,7 +7677,8 @@
             </w:pPr>
             <w:r>
               <w:rPr>
-                <w:rFonts w:asciiTheme="minorHAnsi" w:eastAsiaTheme="minorEastAsia" w:hAnsiTheme="minorHAnsi" w:cstheme="minorBidi"/>
+                <w:rFonts w:asciiTheme="minorHAnsi" w:eastAsiaTheme="minorEastAsia" w:hAnsiTheme="minorHAnsi" w:cstheme="minorBidi" w:ascii="Calibri" w:hAnsi="Calibri" w:eastAsia="Calibri" w:cs="Calibri"/>
+                <w:sz w:val="24"/>
                 <w:lang w:val="es-CL" w:eastAsia="es-CL"/>
               </w:rPr>
               <w:t>Alloxentric se comprometió a proporcionar documentación, claves de acceso y recursos para las pruebas. Su entrega efectiva, límites de uso y responsabilidades de operación deberán confirmarse antes de ejecutar las actividades dependientes.</w:t>
@@ -7617,7 +7693,8 @@
             </w:pPr>
             <w:r>
               <w:rPr>
-                <w:rFonts w:asciiTheme="minorHAnsi" w:eastAsiaTheme="minorEastAsia" w:hAnsiTheme="minorHAnsi" w:cstheme="minorBidi"/>
+                <w:rFonts w:asciiTheme="minorHAnsi" w:eastAsiaTheme="minorEastAsia" w:hAnsiTheme="minorHAnsi" w:cstheme="minorBidi" w:ascii="Calibri" w:hAnsi="Calibri" w:eastAsia="Calibri" w:cs="Calibri"/>
+                <w:sz w:val="24"/>
                 <w:lang w:val="es-CL" w:eastAsia="es-CL"/>
               </w:rPr>
               <w:t>Relevancia profesional y aporte esperado</w:t>
@@ -7632,7 +7709,8 @@
             </w:pPr>
             <w:r>
               <w:rPr>
-                <w:rFonts w:asciiTheme="minorHAnsi" w:eastAsiaTheme="minorEastAsia" w:hAnsiTheme="minorHAnsi" w:cstheme="minorBidi"/>
+                <w:rFonts w:asciiTheme="minorHAnsi" w:eastAsiaTheme="minorEastAsia" w:hAnsiTheme="minorHAnsi" w:cstheme="minorBidi" w:ascii="Calibri" w:hAnsi="Calibri" w:eastAsia="Calibri" w:cs="Calibri"/>
+                <w:sz w:val="24"/>
                 <w:lang w:val="es-CL" w:eastAsia="es-CL"/>
               </w:rPr>
               <w:t>El proyecto es relevante para Ingeniería en Informática porque vincula una necesidad empresarial con el análisis de requerimientos, el desarrollo e integración de software y la evaluación técnica y económica de una solución. Exige justificar decisiones considerando funcionamiento, latencia, costos y restricciones operacionales.</w:t>
@@ -7647,7 +7725,8 @@
             </w:pPr>
             <w:r>
               <w:rPr>
-                <w:rFonts w:asciiTheme="minorHAnsi" w:eastAsiaTheme="minorEastAsia" w:hAnsiTheme="minorHAnsi" w:cstheme="minorBidi"/>
+                <w:rFonts w:asciiTheme="minorHAnsi" w:eastAsiaTheme="minorEastAsia" w:hAnsiTheme="minorHAnsi" w:cstheme="minorBidi" w:ascii="Calibri" w:hAnsi="Calibri" w:eastAsia="Calibri" w:cs="Calibri"/>
+                <w:sz w:val="24"/>
                 <w:lang w:val="es-CL" w:eastAsia="es-CL"/>
               </w:rPr>
               <w:t>La comparación de costo y efectividad por llamada constituye el aporte central esperado. Para realizarla, se deberá acordar qué representa una gestión efectiva, qué costos se incluirán y qué datos de referencia estarán disponibles. Las condiciones de comparación deberán permitir interpretar las diferencias entre ambas soluciones.</w:t>
@@ -7662,7 +7741,8 @@
             </w:pPr>
             <w:r>
               <w:rPr>
-                <w:rFonts w:asciiTheme="minorHAnsi" w:eastAsiaTheme="minorEastAsia" w:hAnsiTheme="minorHAnsi" w:cstheme="minorBidi"/>
+                <w:rFonts w:asciiTheme="minorHAnsi" w:eastAsiaTheme="minorEastAsia" w:hAnsiTheme="minorHAnsi" w:cstheme="minorBidi" w:ascii="Calibri" w:hAnsi="Calibri" w:eastAsia="Calibri" w:cs="Calibri"/>
+                <w:sz w:val="24"/>
                 <w:lang w:val="es-CL" w:eastAsia="es-CL"/>
               </w:rPr>
               <w:t>El resultado aportará a Alloxentric un prototipo y evidencia para evaluar la conveniencia de esta alternativa. No se anticipan ahorros ni mejoras de efectividad sin pruebas: identificar limitaciones o condiciones en las que la alternativa no resulte conveniente también permitirá fundamentar decisiones.</w:t>
@@ -7677,7 +7757,8 @@
             </w:pPr>
             <w:r>
               <w:rPr>
-                <w:rFonts w:asciiTheme="minorHAnsi" w:eastAsiaTheme="minorEastAsia" w:hAnsiTheme="minorHAnsi" w:cstheme="minorBidi"/>
+                <w:rFonts w:asciiTheme="minorHAnsi" w:eastAsiaTheme="minorEastAsia" w:hAnsiTheme="minorHAnsi" w:cstheme="minorBidi" w:ascii="Calibri" w:hAnsi="Calibri" w:eastAsia="Calibri" w:cs="Calibri"/>
+                <w:sz w:val="24"/>
                 <w:lang w:val="es-CL" w:eastAsia="es-CL"/>
               </w:rPr>
               <w:t>Fuente del contexto empresarial</w:t>
@@ -7692,7 +7773,8 @@
             </w:pPr>
             <w:r>
               <w:rPr>
-                <w:rFonts w:asciiTheme="minorHAnsi" w:eastAsiaTheme="minorEastAsia" w:hAnsiTheme="minorHAnsi" w:cstheme="minorBidi"/>
+                <w:rFonts w:asciiTheme="minorHAnsi" w:eastAsiaTheme="minorEastAsia" w:hAnsiTheme="minorHAnsi" w:cstheme="minorBidi" w:ascii="Calibri" w:hAnsi="Calibri" w:eastAsia="Calibri" w:cs="Calibri"/>
+                <w:sz w:val="24"/>
                 <w:lang w:val="es-CL" w:eastAsia="es-CL"/>
               </w:rPr>
               <w:t>La descripción se fundamenta en la transcripción aportada por Fernando Olguea de la intervención de Max Kreimerman en la reunión inicial del 2 de septiembre de 2026. Los detalles pendientes deberán contrastarse con la documentación y los acuerdos posteriores de Alloxentric.</w:t>
@@ -7725,7 +7807,7 @@
             </w:pPr>
             <w:r>
               <w:rPr>
-                <w:rFonts w:asciiTheme="minorHAnsi" w:eastAsiaTheme="minorEastAsia" w:hAnsiTheme="minorHAnsi" w:cstheme="minorBidi"/>
+                <w:rFonts w:asciiTheme="minorHAnsi" w:eastAsiaTheme="minorEastAsia" w:hAnsiTheme="minorHAnsi" w:cstheme="minorBidi" w:ascii="Calibri" w:hAnsi="Calibri" w:eastAsia="Calibri" w:cs="Calibri"/>
                 <w:b/>
                 <w:bCs/>
                 <w:sz w:val="24"/>
@@ -7746,7 +7828,7 @@
             </w:pPr>
             <w:r>
               <w:rPr>
-                <w:rFonts w:asciiTheme="minorHAnsi" w:eastAsiaTheme="minorEastAsia" w:hAnsiTheme="minorHAnsi" w:cstheme="minorBidi"/>
+                <w:rFonts w:asciiTheme="minorHAnsi" w:eastAsiaTheme="minorEastAsia" w:hAnsiTheme="minorHAnsi" w:cstheme="minorBidi" w:ascii="Calibri" w:hAnsi="Calibri" w:eastAsia="Calibri" w:cs="Calibri"/>
                 <w:sz w:val="24"/>
                 <w:szCs w:val="24"/>
                 <w:lang w:val="es-CL" w:eastAsia="es-CL"/>
@@ -7755,7 +7837,7 @@
             </w:r>
             <w:r>
               <w:rPr>
-                <w:rFonts w:asciiTheme="minorHAnsi" w:eastAsiaTheme="minorEastAsia" w:hAnsiTheme="minorHAnsi" w:cstheme="minorBidi"/>
+                <w:rFonts w:asciiTheme="minorHAnsi" w:eastAsiaTheme="minorEastAsia" w:hAnsiTheme="minorHAnsi" w:cstheme="minorBidi" w:ascii="Calibri" w:hAnsi="Calibri" w:eastAsia="Calibri" w:cs="Calibri"/>
                 <w:b/>
                 <w:bCs/>
                 <w:sz w:val="24"/>
@@ -7766,7 +7848,7 @@
             </w:r>
             <w:r>
               <w:rPr>
-                <w:rFonts w:asciiTheme="minorHAnsi" w:eastAsiaTheme="minorEastAsia" w:hAnsiTheme="minorHAnsi" w:cstheme="minorBidi"/>
+                <w:rFonts w:asciiTheme="minorHAnsi" w:eastAsiaTheme="minorEastAsia" w:hAnsiTheme="minorHAnsi" w:cstheme="minorBidi" w:ascii="Calibri" w:hAnsi="Calibri" w:eastAsia="Calibri" w:cs="Calibri"/>
                 <w:sz w:val="24"/>
                 <w:szCs w:val="24"/>
                 <w:lang w:val="es-CL" w:eastAsia="es-CL"/>
@@ -7785,7 +7867,7 @@
             </w:pPr>
             <w:r>
               <w:rPr>
-                <w:rFonts w:asciiTheme="minorHAnsi" w:eastAsiaTheme="minorEastAsia" w:hAnsiTheme="minorHAnsi" w:cstheme="minorBidi"/>
+                <w:rFonts w:asciiTheme="minorHAnsi" w:eastAsiaTheme="minorEastAsia" w:hAnsiTheme="minorHAnsi" w:cstheme="minorBidi" w:ascii="Calibri" w:hAnsi="Calibri" w:eastAsia="Calibri" w:cs="Calibri"/>
                 <w:b/>
                 <w:bCs/>
                 <w:sz w:val="24"/>
@@ -7806,7 +7888,7 @@
             </w:pPr>
             <w:r>
               <w:rPr>
-                <w:rFonts w:asciiTheme="minorHAnsi" w:eastAsiaTheme="minorEastAsia" w:hAnsiTheme="minorHAnsi" w:cstheme="minorBidi"/>
+                <w:rFonts w:asciiTheme="minorHAnsi" w:eastAsiaTheme="minorEastAsia" w:hAnsiTheme="minorHAnsi" w:cstheme="minorBidi" w:ascii="Calibri" w:hAnsi="Calibri" w:eastAsia="Calibri" w:cs="Calibri"/>
                 <w:sz w:val="24"/>
                 <w:szCs w:val="24"/>
                 <w:lang w:val="es-CL" w:eastAsia="es-CL"/>
@@ -7825,7 +7907,7 @@
             </w:pPr>
             <w:r>
               <w:rPr>
-                <w:rFonts w:asciiTheme="minorHAnsi" w:eastAsiaTheme="minorEastAsia" w:hAnsiTheme="minorHAnsi" w:cstheme="minorBidi"/>
+                <w:rFonts w:asciiTheme="minorHAnsi" w:eastAsiaTheme="minorEastAsia" w:hAnsiTheme="minorHAnsi" w:cstheme="minorBidi" w:ascii="Calibri" w:hAnsi="Calibri" w:eastAsia="Calibri" w:cs="Calibri"/>
                 <w:b/>
                 <w:bCs/>
                 <w:sz w:val="24"/>
@@ -7847,7 +7929,7 @@
             </w:pPr>
             <w:r>
               <w:rPr>
-                <w:rFonts w:asciiTheme="minorHAnsi" w:eastAsiaTheme="minorEastAsia" w:hAnsiTheme="minorHAnsi" w:cstheme="minorBidi"/>
+                <w:rFonts w:asciiTheme="minorHAnsi" w:eastAsiaTheme="minorEastAsia" w:hAnsiTheme="minorHAnsi" w:cstheme="minorBidi" w:ascii="Calibri" w:hAnsi="Calibri" w:eastAsia="Calibri" w:cs="Calibri"/>
                 <w:sz w:val="24"/>
                 <w:szCs w:val="24"/>
                 <w:lang w:val="es-CL" w:eastAsia="es-CL"/>
@@ -7857,7 +7939,7 @@
             <w:proofErr w:type="spellStart"/>
             <w:r>
               <w:rPr>
-                <w:rFonts w:asciiTheme="minorHAnsi" w:eastAsiaTheme="minorEastAsia" w:hAnsiTheme="minorHAnsi" w:cstheme="minorBidi"/>
+                <w:rFonts w:asciiTheme="minorHAnsi" w:eastAsiaTheme="minorEastAsia" w:hAnsiTheme="minorHAnsi" w:cstheme="minorBidi" w:ascii="Calibri" w:hAnsi="Calibri" w:eastAsia="Calibri" w:cs="Calibri"/>
                 <w:sz w:val="24"/>
                 <w:szCs w:val="24"/>
                 <w:lang w:val="es-CL" w:eastAsia="es-CL"/>
@@ -7867,7 +7949,7 @@
             <w:proofErr w:type="spellEnd"/>
             <w:r>
               <w:rPr>
-                <w:rFonts w:asciiTheme="minorHAnsi" w:eastAsiaTheme="minorEastAsia" w:hAnsiTheme="minorHAnsi" w:cstheme="minorBidi"/>
+                <w:rFonts w:asciiTheme="minorHAnsi" w:eastAsiaTheme="minorEastAsia" w:hAnsiTheme="minorHAnsi" w:cstheme="minorBidi" w:ascii="Calibri" w:hAnsi="Calibri" w:eastAsia="Calibri" w:cs="Calibri"/>
                 <w:sz w:val="24"/>
                 <w:szCs w:val="24"/>
                 <w:lang w:val="es-CL" w:eastAsia="es-CL"/>
@@ -7877,7 +7959,7 @@
             <w:proofErr w:type="spellStart"/>
             <w:r>
               <w:rPr>
-                <w:rFonts w:asciiTheme="minorHAnsi" w:eastAsiaTheme="minorEastAsia" w:hAnsiTheme="minorHAnsi" w:cstheme="minorBidi"/>
+                <w:rFonts w:asciiTheme="minorHAnsi" w:eastAsiaTheme="minorEastAsia" w:hAnsiTheme="minorHAnsi" w:cstheme="minorBidi" w:ascii="Calibri" w:hAnsi="Calibri" w:eastAsia="Calibri" w:cs="Calibri"/>
                 <w:sz w:val="24"/>
                 <w:szCs w:val="24"/>
                 <w:lang w:val="es-CL" w:eastAsia="es-CL"/>
@@ -7887,7 +7969,7 @@
             <w:proofErr w:type="spellEnd"/>
             <w:r>
               <w:rPr>
-                <w:rFonts w:asciiTheme="minorHAnsi" w:eastAsiaTheme="minorEastAsia" w:hAnsiTheme="minorHAnsi" w:cstheme="minorBidi"/>
+                <w:rFonts w:asciiTheme="minorHAnsi" w:eastAsiaTheme="minorEastAsia" w:hAnsiTheme="minorHAnsi" w:cstheme="minorBidi" w:ascii="Calibri" w:hAnsi="Calibri" w:eastAsia="Calibri" w:cs="Calibri"/>
                 <w:sz w:val="24"/>
                 <w:szCs w:val="24"/>
                 <w:lang w:val="es-CL" w:eastAsia="es-CL"/>
@@ -7906,7 +7988,7 @@
             </w:pPr>
             <w:r>
               <w:rPr>
-                <w:rFonts w:asciiTheme="minorHAnsi" w:eastAsiaTheme="minorEastAsia" w:hAnsiTheme="minorHAnsi" w:cstheme="minorBidi"/>
+                <w:rFonts w:asciiTheme="minorHAnsi" w:eastAsiaTheme="minorEastAsia" w:hAnsiTheme="minorHAnsi" w:cstheme="minorBidi" w:ascii="Calibri" w:hAnsi="Calibri" w:eastAsia="Calibri" w:cs="Calibri"/>
                 <w:b/>
                 <w:bCs/>
                 <w:sz w:val="24"/>
@@ -7927,7 +8009,7 @@
             </w:pPr>
             <w:r>
               <w:rPr>
-                <w:rFonts w:asciiTheme="minorHAnsi" w:eastAsiaTheme="minorEastAsia" w:hAnsiTheme="minorHAnsi" w:cstheme="minorBidi"/>
+                <w:rFonts w:asciiTheme="minorHAnsi" w:eastAsiaTheme="minorEastAsia" w:hAnsiTheme="minorHAnsi" w:cstheme="minorBidi" w:ascii="Calibri" w:hAnsi="Calibri" w:eastAsia="Calibri" w:cs="Calibri"/>
                 <w:sz w:val="24"/>
                 <w:szCs w:val="24"/>
                 <w:lang w:val="es-CL" w:eastAsia="es-CL"/>
@@ -7937,7 +8019,7 @@
             <w:proofErr w:type="spellStart"/>
             <w:r>
               <w:rPr>
-                <w:rFonts w:asciiTheme="minorHAnsi" w:eastAsiaTheme="minorEastAsia" w:hAnsiTheme="minorHAnsi" w:cstheme="minorBidi"/>
+                <w:rFonts w:asciiTheme="minorHAnsi" w:eastAsiaTheme="minorEastAsia" w:hAnsiTheme="minorHAnsi" w:cstheme="minorBidi" w:ascii="Calibri" w:hAnsi="Calibri" w:eastAsia="Calibri" w:cs="Calibri"/>
                 <w:sz w:val="24"/>
                 <w:szCs w:val="24"/>
                 <w:lang w:val="es-CL" w:eastAsia="es-CL"/>
@@ -7947,7 +8029,7 @@
             <w:proofErr w:type="spellEnd"/>
             <w:r>
               <w:rPr>
-                <w:rFonts w:asciiTheme="minorHAnsi" w:eastAsiaTheme="minorEastAsia" w:hAnsiTheme="minorHAnsi" w:cstheme="minorBidi"/>
+                <w:rFonts w:asciiTheme="minorHAnsi" w:eastAsiaTheme="minorEastAsia" w:hAnsiTheme="minorHAnsi" w:cstheme="minorBidi" w:ascii="Calibri" w:hAnsi="Calibri" w:eastAsia="Calibri" w:cs="Calibri"/>
                 <w:sz w:val="24"/>
                 <w:szCs w:val="24"/>
                 <w:lang w:val="es-CL" w:eastAsia="es-CL"/>
@@ -7957,7 +8039,7 @@
             <w:proofErr w:type="spellStart"/>
             <w:r>
               <w:rPr>
-                <w:rFonts w:asciiTheme="minorHAnsi" w:eastAsiaTheme="minorEastAsia" w:hAnsiTheme="minorHAnsi" w:cstheme="minorBidi"/>
+                <w:rFonts w:asciiTheme="minorHAnsi" w:eastAsiaTheme="minorEastAsia" w:hAnsiTheme="minorHAnsi" w:cstheme="minorBidi" w:ascii="Calibri" w:hAnsi="Calibri" w:eastAsia="Calibri" w:cs="Calibri"/>
                 <w:sz w:val="24"/>
                 <w:szCs w:val="24"/>
                 <w:lang w:val="es-CL" w:eastAsia="es-CL"/>
@@ -7967,7 +8049,7 @@
             <w:proofErr w:type="spellEnd"/>
             <w:r>
               <w:rPr>
-                <w:rFonts w:asciiTheme="minorHAnsi" w:eastAsiaTheme="minorEastAsia" w:hAnsiTheme="minorHAnsi" w:cstheme="minorBidi"/>
+                <w:rFonts w:asciiTheme="minorHAnsi" w:eastAsiaTheme="minorEastAsia" w:hAnsiTheme="minorHAnsi" w:cstheme="minorBidi" w:ascii="Calibri" w:hAnsi="Calibri" w:eastAsia="Calibri" w:cs="Calibri"/>
                 <w:sz w:val="24"/>
                 <w:szCs w:val="24"/>
                 <w:lang w:val="es-CL" w:eastAsia="es-CL"/>
@@ -7977,7 +8059,7 @@
             <w:proofErr w:type="spellStart"/>
             <w:r>
               <w:rPr>
-                <w:rFonts w:asciiTheme="minorHAnsi" w:eastAsiaTheme="minorEastAsia" w:hAnsiTheme="minorHAnsi" w:cstheme="minorBidi"/>
+                <w:rFonts w:asciiTheme="minorHAnsi" w:eastAsiaTheme="minorEastAsia" w:hAnsiTheme="minorHAnsi" w:cstheme="minorBidi" w:ascii="Calibri" w:hAnsi="Calibri" w:eastAsia="Calibri" w:cs="Calibri"/>
                 <w:sz w:val="24"/>
                 <w:szCs w:val="24"/>
                 <w:lang w:val="es-CL" w:eastAsia="es-CL"/>
@@ -7987,7 +8069,7 @@
             <w:proofErr w:type="spellEnd"/>
             <w:r>
               <w:rPr>
-                <w:rFonts w:asciiTheme="minorHAnsi" w:eastAsiaTheme="minorEastAsia" w:hAnsiTheme="minorHAnsi" w:cstheme="minorBidi"/>
+                <w:rFonts w:asciiTheme="minorHAnsi" w:eastAsiaTheme="minorEastAsia" w:hAnsiTheme="minorHAnsi" w:cstheme="minorBidi" w:ascii="Calibri" w:hAnsi="Calibri" w:eastAsia="Calibri" w:cs="Calibri"/>
                 <w:sz w:val="24"/>
                 <w:szCs w:val="24"/>
                 <w:lang w:val="es-CL" w:eastAsia="es-CL"/>
@@ -8006,7 +8088,7 @@
             </w:pPr>
             <w:r>
               <w:rPr>
-                <w:rFonts w:asciiTheme="minorHAnsi" w:eastAsiaTheme="minorEastAsia" w:hAnsiTheme="minorHAnsi" w:cstheme="minorBidi"/>
+                <w:rFonts w:asciiTheme="minorHAnsi" w:eastAsiaTheme="minorEastAsia" w:hAnsiTheme="minorHAnsi" w:cstheme="minorBidi" w:ascii="Calibri" w:hAnsi="Calibri" w:eastAsia="Calibri" w:cs="Calibri"/>
                 <w:b/>
                 <w:bCs/>
                 <w:sz w:val="24"/>
@@ -8027,7 +8109,7 @@
             </w:pPr>
             <w:r>
               <w:rPr>
-                <w:rFonts w:asciiTheme="minorHAnsi" w:eastAsiaTheme="minorEastAsia" w:hAnsiTheme="minorHAnsi" w:cstheme="minorBidi"/>
+                <w:rFonts w:asciiTheme="minorHAnsi" w:eastAsiaTheme="minorEastAsia" w:hAnsiTheme="minorHAnsi" w:cstheme="minorBidi" w:ascii="Calibri" w:hAnsi="Calibri" w:eastAsia="Calibri" w:cs="Calibri"/>
                 <w:sz w:val="24"/>
                 <w:szCs w:val="24"/>
                 <w:lang w:val="es-CL" w:eastAsia="es-CL"/>
@@ -8037,7 +8119,7 @@
             <w:proofErr w:type="spellStart"/>
             <w:r>
               <w:rPr>
-                <w:rFonts w:asciiTheme="minorHAnsi" w:eastAsiaTheme="minorEastAsia" w:hAnsiTheme="minorHAnsi" w:cstheme="minorBidi"/>
+                <w:rFonts w:asciiTheme="minorHAnsi" w:eastAsiaTheme="minorEastAsia" w:hAnsiTheme="minorHAnsi" w:cstheme="minorBidi" w:ascii="Calibri" w:hAnsi="Calibri" w:eastAsia="Calibri" w:cs="Calibri"/>
                 <w:sz w:val="24"/>
                 <w:szCs w:val="24"/>
                 <w:lang w:val="es-CL" w:eastAsia="es-CL"/>
@@ -8047,7 +8129,7 @@
             <w:proofErr w:type="spellEnd"/>
             <w:r>
               <w:rPr>
-                <w:rFonts w:asciiTheme="minorHAnsi" w:eastAsiaTheme="minorEastAsia" w:hAnsiTheme="minorHAnsi" w:cstheme="minorBidi"/>
+                <w:rFonts w:asciiTheme="minorHAnsi" w:eastAsiaTheme="minorEastAsia" w:hAnsiTheme="minorHAnsi" w:cstheme="minorBidi" w:ascii="Calibri" w:hAnsi="Calibri" w:eastAsia="Calibri" w:cs="Calibri"/>
                 <w:sz w:val="24"/>
                 <w:szCs w:val="24"/>
                 <w:lang w:val="es-CL" w:eastAsia="es-CL"/>
@@ -8066,7 +8148,7 @@
             </w:pPr>
             <w:r>
               <w:rPr>
-                <w:rFonts w:asciiTheme="minorHAnsi" w:eastAsiaTheme="minorEastAsia" w:hAnsiTheme="minorHAnsi" w:cstheme="minorBidi"/>
+                <w:rFonts w:asciiTheme="minorHAnsi" w:eastAsiaTheme="minorEastAsia" w:hAnsiTheme="minorHAnsi" w:cstheme="minorBidi" w:ascii="Calibri" w:hAnsi="Calibri" w:eastAsia="Calibri" w:cs="Calibri"/>
                 <w:b/>
                 <w:bCs/>
                 <w:sz w:val="24"/>
@@ -8087,7 +8169,7 @@
             </w:pPr>
             <w:r>
               <w:rPr>
-                <w:rFonts w:asciiTheme="minorHAnsi" w:eastAsiaTheme="minorEastAsia" w:hAnsiTheme="minorHAnsi" w:cstheme="minorBidi"/>
+                <w:rFonts w:asciiTheme="minorHAnsi" w:eastAsiaTheme="minorEastAsia" w:hAnsiTheme="minorHAnsi" w:cstheme="minorBidi" w:ascii="Calibri" w:hAnsi="Calibri" w:eastAsia="Calibri" w:cs="Calibri"/>
                 <w:sz w:val="24"/>
                 <w:szCs w:val="24"/>
                 <w:lang w:val="es-CL" w:eastAsia="es-CL"/>
@@ -8106,7 +8188,7 @@
             </w:pPr>
             <w:r>
               <w:rPr>
-                <w:rFonts w:asciiTheme="minorHAnsi" w:eastAsiaTheme="minorEastAsia" w:hAnsiTheme="minorHAnsi" w:cstheme="minorBidi"/>
+                <w:rFonts w:asciiTheme="minorHAnsi" w:eastAsiaTheme="minorEastAsia" w:hAnsiTheme="minorHAnsi" w:cstheme="minorBidi" w:ascii="Calibri" w:hAnsi="Calibri" w:eastAsia="Calibri" w:cs="Calibri"/>
                 <w:b/>
                 <w:bCs/>
                 <w:sz w:val="24"/>
@@ -8127,7 +8209,7 @@
             </w:pPr>
             <w:r>
               <w:rPr>
-                <w:rFonts w:asciiTheme="minorHAnsi" w:eastAsiaTheme="minorEastAsia" w:hAnsiTheme="minorHAnsi" w:cstheme="minorBidi"/>
+                <w:rFonts w:asciiTheme="minorHAnsi" w:eastAsiaTheme="minorEastAsia" w:hAnsiTheme="minorHAnsi" w:cstheme="minorBidi" w:ascii="Calibri" w:hAnsi="Calibri" w:eastAsia="Calibri" w:cs="Calibri"/>
                 <w:sz w:val="24"/>
                 <w:szCs w:val="24"/>
                 <w:lang w:val="es-CL" w:eastAsia="es-CL"/>
@@ -8136,7 +8218,7 @@
             </w:r>
             <w:r>
               <w:rPr>
-                <w:rFonts w:asciiTheme="minorHAnsi" w:eastAsiaTheme="minorEastAsia" w:hAnsiTheme="minorHAnsi" w:cstheme="minorBidi"/>
+                <w:rFonts w:asciiTheme="minorHAnsi" w:eastAsiaTheme="minorEastAsia" w:hAnsiTheme="minorHAnsi" w:cstheme="minorBidi" w:ascii="Calibri" w:hAnsi="Calibri" w:eastAsia="Calibri" w:cs="Calibri"/>
                 <w:b/>
                 <w:bCs/>
                 <w:sz w:val="24"/>
@@ -8157,7 +8239,7 @@
             </w:pPr>
             <w:r>
               <w:rPr>
-                <w:rFonts w:asciiTheme="minorHAnsi" w:eastAsiaTheme="minorEastAsia" w:hAnsiTheme="minorHAnsi" w:cstheme="minorBidi"/>
+                <w:rFonts w:asciiTheme="minorHAnsi" w:eastAsiaTheme="minorEastAsia" w:hAnsiTheme="minorHAnsi" w:cstheme="minorBidi" w:ascii="Calibri" w:hAnsi="Calibri" w:eastAsia="Calibri" w:cs="Calibri"/>
                 <w:b/>
                 <w:bCs/>
                 <w:sz w:val="24"/>
@@ -8178,7 +8260,7 @@
             </w:pPr>
             <w:r>
               <w:rPr>
-                <w:rFonts w:asciiTheme="minorHAnsi" w:eastAsiaTheme="minorEastAsia" w:hAnsiTheme="minorHAnsi" w:cstheme="minorBidi"/>
+                <w:rFonts w:asciiTheme="minorHAnsi" w:eastAsiaTheme="minorEastAsia" w:hAnsiTheme="minorHAnsi" w:cstheme="minorBidi" w:ascii="Calibri" w:hAnsi="Calibri" w:eastAsia="Calibri" w:cs="Calibri"/>
                 <w:sz w:val="24"/>
                 <w:szCs w:val="24"/>
                 <w:lang w:val="es-CL" w:eastAsia="es-CL"/>
@@ -8187,7 +8269,7 @@
             </w:r>
             <w:r>
               <w:rPr>
-                <w:rFonts w:asciiTheme="minorHAnsi" w:eastAsiaTheme="minorEastAsia" w:hAnsiTheme="minorHAnsi" w:cstheme="minorBidi"/>
+                <w:rFonts w:asciiTheme="minorHAnsi" w:eastAsiaTheme="minorEastAsia" w:hAnsiTheme="minorHAnsi" w:cstheme="minorBidi" w:ascii="Calibri" w:hAnsi="Calibri" w:eastAsia="Calibri" w:cs="Calibri"/>
                 <w:b/>
                 <w:bCs/>
                 <w:sz w:val="24"/>
@@ -8198,7 +8280,7 @@
             </w:r>
             <w:r>
               <w:rPr>
-                <w:rFonts w:asciiTheme="minorHAnsi" w:eastAsiaTheme="minorEastAsia" w:hAnsiTheme="minorHAnsi" w:cstheme="minorBidi"/>
+                <w:rFonts w:asciiTheme="minorHAnsi" w:eastAsiaTheme="minorEastAsia" w:hAnsiTheme="minorHAnsi" w:cstheme="minorBidi" w:ascii="Calibri" w:hAnsi="Calibri" w:eastAsia="Calibri" w:cs="Calibri"/>
                 <w:sz w:val="24"/>
                 <w:szCs w:val="24"/>
                 <w:lang w:val="es-CL" w:eastAsia="es-CL"/>
@@ -8217,7 +8299,7 @@
             </w:pPr>
             <w:r>
               <w:rPr>
-                <w:rFonts w:asciiTheme="minorHAnsi" w:eastAsiaTheme="minorEastAsia" w:hAnsiTheme="minorHAnsi" w:cstheme="minorBidi"/>
+                <w:rFonts w:asciiTheme="minorHAnsi" w:eastAsiaTheme="minorEastAsia" w:hAnsiTheme="minorHAnsi" w:cstheme="minorBidi" w:ascii="Calibri" w:hAnsi="Calibri" w:eastAsia="Calibri" w:cs="Calibri"/>
                 <w:b/>
                 <w:bCs/>
                 <w:sz w:val="24"/>
@@ -8238,7 +8320,7 @@
             </w:pPr>
             <w:r>
               <w:rPr>
-                <w:rFonts w:asciiTheme="minorHAnsi" w:eastAsiaTheme="minorEastAsia" w:hAnsiTheme="minorHAnsi" w:cstheme="minorBidi"/>
+                <w:rFonts w:asciiTheme="minorHAnsi" w:eastAsiaTheme="minorEastAsia" w:hAnsiTheme="minorHAnsi" w:cstheme="minorBidi" w:ascii="Calibri" w:hAnsi="Calibri" w:eastAsia="Calibri" w:cs="Calibri"/>
                 <w:sz w:val="24"/>
                 <w:szCs w:val="24"/>
                 <w:lang w:val="es-CL" w:eastAsia="es-CL"/>
@@ -8247,7 +8329,7 @@
             </w:r>
             <w:r>
               <w:rPr>
-                <w:rFonts w:asciiTheme="minorHAnsi" w:eastAsiaTheme="minorEastAsia" w:hAnsiTheme="minorHAnsi" w:cstheme="minorBidi"/>
+                <w:rFonts w:asciiTheme="minorHAnsi" w:eastAsiaTheme="minorEastAsia" w:hAnsiTheme="minorHAnsi" w:cstheme="minorBidi" w:ascii="Calibri" w:hAnsi="Calibri" w:eastAsia="Calibri" w:cs="Calibri"/>
                 <w:sz w:val="24"/>
                 <w:szCs w:val="24"/>
                 <w:lang w:val="es-CL" w:eastAsia="es-CL"/>
@@ -8287,7 +8369,7 @@
             </w:pPr>
             <w:r>
               <w:rPr>
-                <w:rFonts w:asciiTheme="minorHAnsi" w:eastAsiaTheme="minorEastAsia" w:hAnsiTheme="minorHAnsi" w:cstheme="minorBidi"/>
+                <w:rFonts w:asciiTheme="minorHAnsi" w:eastAsiaTheme="minorEastAsia" w:hAnsiTheme="minorHAnsi" w:cstheme="minorBidi" w:ascii="Calibri" w:hAnsi="Calibri" w:eastAsia="Calibri" w:cs="Calibri"/>
                 <w:b/>
                 <w:bCs/>
                 <w:sz w:val="24"/>
@@ -8308,7 +8390,7 @@
             </w:pPr>
             <w:r>
               <w:rPr>
-                <w:rFonts w:asciiTheme="minorHAnsi" w:eastAsiaTheme="minorEastAsia" w:hAnsiTheme="minorHAnsi" w:cstheme="minorBidi"/>
+                <w:rFonts w:asciiTheme="minorHAnsi" w:eastAsiaTheme="minorEastAsia" w:hAnsiTheme="minorHAnsi" w:cstheme="minorBidi" w:ascii="Calibri" w:hAnsi="Calibri" w:eastAsia="Calibri" w:cs="Calibri"/>
                 <w:sz w:val="24"/>
                 <w:szCs w:val="24"/>
                 <w:lang w:val="es-CL" w:eastAsia="es-CL"/>
@@ -8317,7 +8399,7 @@
             </w:r>
             <w:r>
               <w:rPr>
-                <w:rFonts w:asciiTheme="minorHAnsi" w:eastAsiaTheme="minorEastAsia" w:hAnsiTheme="minorHAnsi" w:cstheme="minorBidi"/>
+                <w:rFonts w:asciiTheme="minorHAnsi" w:eastAsiaTheme="minorEastAsia" w:hAnsiTheme="minorHAnsi" w:cstheme="minorBidi" w:ascii="Calibri" w:hAnsi="Calibri" w:eastAsia="Calibri" w:cs="Calibri"/>
                 <w:b/>
                 <w:bCs/>
                 <w:sz w:val="24"/>
@@ -8328,7 +8410,7 @@
             </w:r>
             <w:r>
               <w:rPr>
-                <w:rFonts w:asciiTheme="minorHAnsi" w:eastAsiaTheme="minorEastAsia" w:hAnsiTheme="minorHAnsi" w:cstheme="minorBidi"/>
+                <w:rFonts w:asciiTheme="minorHAnsi" w:eastAsiaTheme="minorEastAsia" w:hAnsiTheme="minorHAnsi" w:cstheme="minorBidi" w:ascii="Calibri" w:hAnsi="Calibri" w:eastAsia="Calibri" w:cs="Calibri"/>
                 <w:sz w:val="24"/>
                 <w:szCs w:val="24"/>
                 <w:lang w:val="es-CL" w:eastAsia="es-CL"/>
@@ -8347,7 +8429,7 @@
             </w:pPr>
             <w:r>
               <w:rPr>
-                <w:rFonts w:asciiTheme="minorHAnsi" w:eastAsiaTheme="minorEastAsia" w:hAnsiTheme="minorHAnsi" w:cstheme="minorBidi"/>
+                <w:rFonts w:asciiTheme="minorHAnsi" w:eastAsiaTheme="minorEastAsia" w:hAnsiTheme="minorHAnsi" w:cstheme="minorBidi" w:ascii="Calibri" w:hAnsi="Calibri" w:eastAsia="Calibri" w:cs="Calibri"/>
                 <w:b/>
                 <w:bCs/>
                 <w:sz w:val="24"/>
@@ -8368,7 +8450,7 @@
             </w:pPr>
             <w:r>
               <w:rPr>
-                <w:rFonts w:asciiTheme="minorHAnsi" w:eastAsiaTheme="minorEastAsia" w:hAnsiTheme="minorHAnsi" w:cstheme="minorBidi"/>
+                <w:rFonts w:asciiTheme="minorHAnsi" w:eastAsiaTheme="minorEastAsia" w:hAnsiTheme="minorHAnsi" w:cstheme="minorBidi" w:ascii="Calibri" w:hAnsi="Calibri" w:eastAsia="Calibri" w:cs="Calibri"/>
                 <w:sz w:val="24"/>
                 <w:szCs w:val="24"/>
                 <w:lang w:val="es-CL" w:eastAsia="es-CL"/>
@@ -8378,7 +8460,7 @@
             <w:proofErr w:type="spellStart"/>
             <w:r>
               <w:rPr>
-                <w:rFonts w:asciiTheme="minorHAnsi" w:eastAsiaTheme="minorEastAsia" w:hAnsiTheme="minorHAnsi" w:cstheme="minorBidi"/>
+                <w:rFonts w:asciiTheme="minorHAnsi" w:eastAsiaTheme="minorEastAsia" w:hAnsiTheme="minorHAnsi" w:cstheme="minorBidi" w:ascii="Calibri" w:hAnsi="Calibri" w:eastAsia="Calibri" w:cs="Calibri"/>
                 <w:sz w:val="24"/>
                 <w:szCs w:val="24"/>
                 <w:lang w:val="es-CL" w:eastAsia="es-CL"/>
@@ -8388,7 +8470,7 @@
             <w:proofErr w:type="spellEnd"/>
             <w:r>
               <w:rPr>
-                <w:rFonts w:asciiTheme="minorHAnsi" w:eastAsiaTheme="minorEastAsia" w:hAnsiTheme="minorHAnsi" w:cstheme="minorBidi"/>
+                <w:rFonts w:asciiTheme="minorHAnsi" w:eastAsiaTheme="minorEastAsia" w:hAnsiTheme="minorHAnsi" w:cstheme="minorBidi" w:ascii="Calibri" w:hAnsi="Calibri" w:eastAsia="Calibri" w:cs="Calibri"/>
                 <w:sz w:val="24"/>
                 <w:szCs w:val="24"/>
                 <w:lang w:val="es-CL" w:eastAsia="es-CL"/>
@@ -8407,7 +8489,7 @@
             </w:pPr>
             <w:r>
               <w:rPr>
-                <w:rFonts w:asciiTheme="minorHAnsi" w:eastAsiaTheme="minorEastAsia" w:hAnsiTheme="minorHAnsi" w:cstheme="minorBidi"/>
+                <w:rFonts w:asciiTheme="minorHAnsi" w:eastAsiaTheme="minorEastAsia" w:hAnsiTheme="minorHAnsi" w:cstheme="minorBidi" w:ascii="Calibri" w:hAnsi="Calibri" w:eastAsia="Calibri" w:cs="Calibri"/>
                 <w:b/>
                 <w:bCs/>
                 <w:sz w:val="24"/>
@@ -8428,7 +8510,7 @@
             </w:pPr>
             <w:r>
               <w:rPr>
-                <w:rFonts w:asciiTheme="minorHAnsi" w:eastAsiaTheme="minorEastAsia" w:hAnsiTheme="minorHAnsi" w:cstheme="minorBidi"/>
+                <w:rFonts w:asciiTheme="minorHAnsi" w:eastAsiaTheme="minorEastAsia" w:hAnsiTheme="minorHAnsi" w:cstheme="minorBidi" w:ascii="Calibri" w:hAnsi="Calibri" w:eastAsia="Calibri" w:cs="Calibri"/>
                 <w:sz w:val="24"/>
                 <w:szCs w:val="24"/>
                 <w:lang w:val="es-CL" w:eastAsia="es-CL"/>
@@ -8447,7 +8529,7 @@
             </w:pPr>
             <w:r>
               <w:rPr>
-                <w:rFonts w:asciiTheme="minorHAnsi" w:eastAsiaTheme="minorEastAsia" w:hAnsiTheme="minorHAnsi" w:cstheme="minorBidi"/>
+                <w:rFonts w:asciiTheme="minorHAnsi" w:eastAsiaTheme="minorEastAsia" w:hAnsiTheme="minorHAnsi" w:cstheme="minorBidi" w:ascii="Calibri" w:hAnsi="Calibri" w:eastAsia="Calibri" w:cs="Calibri"/>
                 <w:b/>
                 <w:bCs/>
                 <w:sz w:val="24"/>
@@ -8468,7 +8550,7 @@
             </w:pPr>
             <w:r>
               <w:rPr>
-                <w:rFonts w:asciiTheme="minorHAnsi" w:eastAsiaTheme="minorEastAsia" w:hAnsiTheme="minorHAnsi" w:cstheme="minorBidi"/>
+                <w:rFonts w:asciiTheme="minorHAnsi" w:eastAsiaTheme="minorEastAsia" w:hAnsiTheme="minorHAnsi" w:cstheme="minorBidi" w:ascii="Calibri" w:hAnsi="Calibri" w:eastAsia="Calibri" w:cs="Calibri"/>
                 <w:sz w:val="24"/>
                 <w:szCs w:val="24"/>
                 <w:lang w:val="es-CL" w:eastAsia="es-CL"/>
@@ -8487,7 +8569,7 @@
             </w:pPr>
             <w:r>
               <w:rPr>
-                <w:rFonts w:asciiTheme="minorHAnsi" w:eastAsiaTheme="minorEastAsia" w:hAnsiTheme="minorHAnsi" w:cstheme="minorBidi"/>
+                <w:rFonts w:asciiTheme="minorHAnsi" w:eastAsiaTheme="minorEastAsia" w:hAnsiTheme="minorHAnsi" w:cstheme="minorBidi" w:ascii="Calibri" w:hAnsi="Calibri" w:eastAsia="Calibri" w:cs="Calibri"/>
                 <w:b/>
                 <w:bCs/>
                 <w:sz w:val="24"/>
@@ -8508,7 +8590,7 @@
             </w:pPr>
             <w:r>
               <w:rPr>
-                <w:rFonts w:asciiTheme="minorHAnsi" w:eastAsiaTheme="minorEastAsia" w:hAnsiTheme="minorHAnsi" w:cstheme="minorBidi"/>
+                <w:rFonts w:asciiTheme="minorHAnsi" w:eastAsiaTheme="minorEastAsia" w:hAnsiTheme="minorHAnsi" w:cstheme="minorBidi" w:ascii="Calibri" w:hAnsi="Calibri" w:eastAsia="Calibri" w:cs="Calibri"/>
                 <w:sz w:val="24"/>
                 <w:szCs w:val="24"/>
                 <w:lang w:val="es-CL" w:eastAsia="es-CL"/>
@@ -8527,7 +8609,7 @@
             </w:pPr>
             <w:r>
               <w:rPr>
-                <w:rFonts w:asciiTheme="minorHAnsi" w:eastAsiaTheme="minorEastAsia" w:hAnsiTheme="minorHAnsi" w:cstheme="minorBidi"/>
+                <w:rFonts w:asciiTheme="minorHAnsi" w:eastAsiaTheme="minorEastAsia" w:hAnsiTheme="minorHAnsi" w:cstheme="minorBidi" w:ascii="Calibri" w:hAnsi="Calibri" w:eastAsia="Calibri" w:cs="Calibri"/>
                 <w:sz w:val="24"/>
                 <w:szCs w:val="24"/>
                 <w:lang w:val="es-CL" w:eastAsia="es-CL"/>
@@ -8576,7 +8658,7 @@
             </w:pPr>
             <w:r>
               <w:rPr>
-                <w:rFonts w:asciiTheme="minorHAnsi" w:eastAsiaTheme="minorEastAsia" w:hAnsiTheme="minorHAnsi" w:cstheme="minorBidi"/>
+                <w:rFonts w:asciiTheme="minorHAnsi" w:eastAsiaTheme="minorEastAsia" w:hAnsiTheme="minorHAnsi" w:cstheme="minorBidi" w:ascii="Calibri" w:hAnsi="Calibri" w:eastAsia="Calibri" w:cs="Calibri"/>
                 <w:b/>
                 <w:bCs/>
                 <w:sz w:val="24"/>
@@ -8597,7 +8679,7 @@
             </w:pPr>
             <w:r>
               <w:rPr>
-                <w:rFonts w:asciiTheme="minorHAnsi" w:eastAsiaTheme="minorEastAsia" w:hAnsiTheme="minorHAnsi" w:cstheme="minorBidi"/>
+                <w:rFonts w:asciiTheme="minorHAnsi" w:eastAsiaTheme="minorEastAsia" w:hAnsiTheme="minorHAnsi" w:cstheme="minorBidi" w:ascii="Calibri" w:hAnsi="Calibri" w:eastAsia="Calibri" w:cs="Calibri"/>
                 <w:sz w:val="24"/>
                 <w:szCs w:val="24"/>
                 <w:lang w:val="es-CL" w:eastAsia="es-CL"/>
@@ -8606,7 +8688,7 @@
             </w:r>
             <w:r>
               <w:rPr>
-                <w:rFonts w:asciiTheme="minorHAnsi" w:eastAsiaTheme="minorEastAsia" w:hAnsiTheme="minorHAnsi" w:cstheme="minorBidi"/>
+                <w:rFonts w:asciiTheme="minorHAnsi" w:eastAsiaTheme="minorEastAsia" w:hAnsiTheme="minorHAnsi" w:cstheme="minorBidi" w:ascii="Calibri" w:hAnsi="Calibri" w:eastAsia="Calibri" w:cs="Calibri"/>
                 <w:b/>
                 <w:bCs/>
                 <w:sz w:val="24"/>
@@ -8617,7 +8699,7 @@
             </w:r>
             <w:r>
               <w:rPr>
-                <w:rFonts w:asciiTheme="minorHAnsi" w:eastAsiaTheme="minorEastAsia" w:hAnsiTheme="minorHAnsi" w:cstheme="minorBidi"/>
+                <w:rFonts w:asciiTheme="minorHAnsi" w:eastAsiaTheme="minorEastAsia" w:hAnsiTheme="minorHAnsi" w:cstheme="minorBidi" w:ascii="Calibri" w:hAnsi="Calibri" w:eastAsia="Calibri" w:cs="Calibri"/>
                 <w:sz w:val="24"/>
                 <w:szCs w:val="24"/>
                 <w:lang w:val="es-CL" w:eastAsia="es-CL"/>
@@ -8636,7 +8718,7 @@
             </w:pPr>
             <w:r>
               <w:rPr>
-                <w:rFonts w:asciiTheme="minorHAnsi" w:eastAsiaTheme="minorEastAsia" w:hAnsiTheme="minorHAnsi" w:cstheme="minorBidi"/>
+                <w:rFonts w:asciiTheme="minorHAnsi" w:eastAsiaTheme="minorEastAsia" w:hAnsiTheme="minorHAnsi" w:cstheme="minorBidi" w:ascii="Calibri" w:hAnsi="Calibri" w:eastAsia="Calibri" w:cs="Calibri"/>
                 <w:b/>
                 <w:bCs/>
                 <w:sz w:val="24"/>
@@ -8657,7 +8739,7 @@
             </w:pPr>
             <w:r>
               <w:rPr>
-                <w:rFonts w:asciiTheme="minorHAnsi" w:eastAsiaTheme="minorEastAsia" w:hAnsiTheme="minorHAnsi" w:cstheme="minorBidi"/>
+                <w:rFonts w:asciiTheme="minorHAnsi" w:eastAsiaTheme="minorEastAsia" w:hAnsiTheme="minorHAnsi" w:cstheme="minorBidi" w:ascii="Calibri" w:hAnsi="Calibri" w:eastAsia="Calibri" w:cs="Calibri"/>
                 <w:sz w:val="24"/>
                 <w:szCs w:val="24"/>
                 <w:lang w:val="es-CL" w:eastAsia="es-CL"/>
@@ -8680,7 +8762,7 @@
             </w:pPr>
             <w:r>
               <w:rPr>
-                <w:rFonts w:asciiTheme="minorHAnsi" w:eastAsiaTheme="minorEastAsia" w:hAnsiTheme="minorHAnsi" w:cstheme="minorBidi"/>
+                <w:rFonts w:asciiTheme="minorHAnsi" w:eastAsiaTheme="minorEastAsia" w:hAnsiTheme="minorHAnsi" w:cstheme="minorBidi" w:ascii="Calibri" w:hAnsi="Calibri" w:eastAsia="Calibri" w:cs="Calibri"/>
                 <w:sz w:val="24"/>
                 <w:szCs w:val="24"/>
                 <w:lang w:val="es-CL" w:eastAsia="es-CL"/>
@@ -8703,7 +8785,7 @@
             </w:pPr>
             <w:r>
               <w:rPr>
-                <w:rFonts w:asciiTheme="minorHAnsi" w:eastAsiaTheme="minorEastAsia" w:hAnsiTheme="minorHAnsi" w:cstheme="minorBidi"/>
+                <w:rFonts w:asciiTheme="minorHAnsi" w:eastAsiaTheme="minorEastAsia" w:hAnsiTheme="minorHAnsi" w:cstheme="minorBidi" w:ascii="Calibri" w:hAnsi="Calibri" w:eastAsia="Calibri" w:cs="Calibri"/>
                 <w:sz w:val="24"/>
                 <w:szCs w:val="24"/>
                 <w:lang w:val="es-CL" w:eastAsia="es-CL"/>
@@ -8726,7 +8808,7 @@
             </w:pPr>
             <w:r>
               <w:rPr>
-                <w:rFonts w:asciiTheme="minorHAnsi" w:eastAsiaTheme="minorEastAsia" w:hAnsiTheme="minorHAnsi" w:cstheme="minorBidi"/>
+                <w:rFonts w:asciiTheme="minorHAnsi" w:eastAsiaTheme="minorEastAsia" w:hAnsiTheme="minorHAnsi" w:cstheme="minorBidi" w:ascii="Calibri" w:hAnsi="Calibri" w:eastAsia="Calibri" w:cs="Calibri"/>
                 <w:sz w:val="24"/>
                 <w:szCs w:val="24"/>
                 <w:lang w:val="es-CL" w:eastAsia="es-CL"/>
@@ -8745,7 +8827,7 @@
             </w:pPr>
             <w:r>
               <w:rPr>
-                <w:rFonts w:asciiTheme="minorHAnsi" w:eastAsiaTheme="minorEastAsia" w:hAnsiTheme="minorHAnsi" w:cstheme="minorBidi"/>
+                <w:rFonts w:asciiTheme="minorHAnsi" w:eastAsiaTheme="minorEastAsia" w:hAnsiTheme="minorHAnsi" w:cstheme="minorBidi" w:ascii="Calibri" w:hAnsi="Calibri" w:eastAsia="Calibri" w:cs="Calibri"/>
                 <w:sz w:val="24"/>
                 <w:szCs w:val="24"/>
                 <w:lang w:val="es-CL" w:eastAsia="es-CL"/>
@@ -8755,7 +8837,7 @@
             <w:proofErr w:type="spellStart"/>
             <w:r>
               <w:rPr>
-                <w:rFonts w:asciiTheme="minorHAnsi" w:eastAsiaTheme="minorEastAsia" w:hAnsiTheme="minorHAnsi" w:cstheme="minorBidi"/>
+                <w:rFonts w:asciiTheme="minorHAnsi" w:eastAsiaTheme="minorEastAsia" w:hAnsiTheme="minorHAnsi" w:cstheme="minorBidi" w:ascii="Calibri" w:hAnsi="Calibri" w:eastAsia="Calibri" w:cs="Calibri"/>
                 <w:sz w:val="24"/>
                 <w:szCs w:val="24"/>
                 <w:lang w:val="es-CL" w:eastAsia="es-CL"/>
@@ -8765,7 +8847,7 @@
             <w:proofErr w:type="spellEnd"/>
             <w:r>
               <w:rPr>
-                <w:rFonts w:asciiTheme="minorHAnsi" w:eastAsiaTheme="minorEastAsia" w:hAnsiTheme="minorHAnsi" w:cstheme="minorBidi"/>
+                <w:rFonts w:asciiTheme="minorHAnsi" w:eastAsiaTheme="minorEastAsia" w:hAnsiTheme="minorHAnsi" w:cstheme="minorBidi" w:ascii="Calibri" w:hAnsi="Calibri" w:eastAsia="Calibri" w:cs="Calibri"/>
                 <w:sz w:val="24"/>
                 <w:szCs w:val="24"/>
                 <w:lang w:val="es-CL" w:eastAsia="es-CL"/>
@@ -8784,7 +8866,7 @@
             </w:pPr>
             <w:r>
               <w:rPr>
-                <w:rFonts w:asciiTheme="minorHAnsi" w:eastAsiaTheme="minorEastAsia" w:hAnsiTheme="minorHAnsi" w:cstheme="minorBidi"/>
+                <w:rFonts w:asciiTheme="minorHAnsi" w:eastAsiaTheme="minorEastAsia" w:hAnsiTheme="minorHAnsi" w:cstheme="minorBidi" w:ascii="Calibri" w:hAnsi="Calibri" w:eastAsia="Calibri" w:cs="Calibri"/>
                 <w:b/>
                 <w:bCs/>
                 <w:sz w:val="24"/>
@@ -8795,7 +8877,7 @@
             </w:r>
             <w:r>
               <w:rPr>
-                <w:rFonts w:asciiTheme="minorHAnsi" w:eastAsiaTheme="minorEastAsia" w:hAnsiTheme="minorHAnsi" w:cstheme="minorBidi"/>
+                <w:rFonts w:asciiTheme="minorHAnsi" w:eastAsiaTheme="minorEastAsia" w:hAnsiTheme="minorHAnsi" w:cstheme="minorBidi" w:ascii="Calibri" w:hAnsi="Calibri" w:eastAsia="Calibri" w:cs="Calibri"/>
                 <w:sz w:val="24"/>
                 <w:szCs w:val="24"/>
                 <w:lang w:val="es-CL" w:eastAsia="es-CL"/>
@@ -8814,7 +8896,7 @@
             </w:pPr>
             <w:r>
               <w:rPr>
-                <w:rFonts w:asciiTheme="minorHAnsi" w:eastAsiaTheme="minorEastAsia" w:hAnsiTheme="minorHAnsi" w:cstheme="minorBidi"/>
+                <w:rFonts w:asciiTheme="minorHAnsi" w:eastAsiaTheme="minorEastAsia" w:hAnsiTheme="minorHAnsi" w:cstheme="minorBidi" w:ascii="Calibri" w:hAnsi="Calibri" w:eastAsia="Calibri" w:cs="Calibri"/>
                 <w:b/>
                 <w:bCs/>
                 <w:sz w:val="24"/>
@@ -8835,7 +8917,7 @@
             </w:pPr>
             <w:r>
               <w:rPr>
-                <w:rFonts w:asciiTheme="minorHAnsi" w:eastAsiaTheme="minorEastAsia" w:hAnsiTheme="minorHAnsi" w:cstheme="minorBidi"/>
+                <w:rFonts w:asciiTheme="minorHAnsi" w:eastAsiaTheme="minorEastAsia" w:hAnsiTheme="minorHAnsi" w:cstheme="minorBidi" w:ascii="Calibri" w:hAnsi="Calibri" w:eastAsia="Calibri" w:cs="Calibri"/>
                 <w:sz w:val="24"/>
                 <w:szCs w:val="24"/>
                 <w:lang w:val="es-CL" w:eastAsia="es-CL"/>
@@ -8845,7 +8927,7 @@
             <w:proofErr w:type="spellStart"/>
             <w:r>
               <w:rPr>
-                <w:rFonts w:asciiTheme="minorHAnsi" w:eastAsiaTheme="minorEastAsia" w:hAnsiTheme="minorHAnsi" w:cstheme="minorBidi"/>
+                <w:rFonts w:asciiTheme="minorHAnsi" w:eastAsiaTheme="minorEastAsia" w:hAnsiTheme="minorHAnsi" w:cstheme="minorBidi" w:ascii="Calibri" w:hAnsi="Calibri" w:eastAsia="Calibri" w:cs="Calibri"/>
                 <w:sz w:val="24"/>
                 <w:szCs w:val="24"/>
                 <w:lang w:val="es-CL" w:eastAsia="es-CL"/>
@@ -8855,7 +8937,7 @@
             <w:proofErr w:type="spellEnd"/>
             <w:r>
               <w:rPr>
-                <w:rFonts w:asciiTheme="minorHAnsi" w:eastAsiaTheme="minorEastAsia" w:hAnsiTheme="minorHAnsi" w:cstheme="minorBidi"/>
+                <w:rFonts w:asciiTheme="minorHAnsi" w:eastAsiaTheme="minorEastAsia" w:hAnsiTheme="minorHAnsi" w:cstheme="minorBidi" w:ascii="Calibri" w:hAnsi="Calibri" w:eastAsia="Calibri" w:cs="Calibri"/>
                 <w:sz w:val="24"/>
                 <w:szCs w:val="24"/>
                 <w:lang w:val="es-CL" w:eastAsia="es-CL"/>
@@ -8865,7 +8947,7 @@
             <w:proofErr w:type="spellStart"/>
             <w:r>
               <w:rPr>
-                <w:rFonts w:asciiTheme="minorHAnsi" w:eastAsiaTheme="minorEastAsia" w:hAnsiTheme="minorHAnsi" w:cstheme="minorBidi"/>
+                <w:rFonts w:asciiTheme="minorHAnsi" w:eastAsiaTheme="minorEastAsia" w:hAnsiTheme="minorHAnsi" w:cstheme="minorBidi" w:ascii="Calibri" w:hAnsi="Calibri" w:eastAsia="Calibri" w:cs="Calibri"/>
                 <w:sz w:val="24"/>
                 <w:szCs w:val="24"/>
                 <w:lang w:val="es-CL" w:eastAsia="es-CL"/>
@@ -8875,7 +8957,7 @@
             <w:proofErr w:type="spellEnd"/>
             <w:r>
               <w:rPr>
-                <w:rFonts w:asciiTheme="minorHAnsi" w:eastAsiaTheme="minorEastAsia" w:hAnsiTheme="minorHAnsi" w:cstheme="minorBidi"/>
+                <w:rFonts w:asciiTheme="minorHAnsi" w:eastAsiaTheme="minorEastAsia" w:hAnsiTheme="minorHAnsi" w:cstheme="minorBidi" w:ascii="Calibri" w:hAnsi="Calibri" w:eastAsia="Calibri" w:cs="Calibri"/>
                 <w:sz w:val="24"/>
                 <w:szCs w:val="24"/>
                 <w:lang w:val="es-CL" w:eastAsia="es-CL"/>
@@ -8885,7 +8967,7 @@
             <w:proofErr w:type="spellStart"/>
             <w:r>
               <w:rPr>
-                <w:rFonts w:asciiTheme="minorHAnsi" w:eastAsiaTheme="minorEastAsia" w:hAnsiTheme="minorHAnsi" w:cstheme="minorBidi"/>
+                <w:rFonts w:asciiTheme="minorHAnsi" w:eastAsiaTheme="minorEastAsia" w:hAnsiTheme="minorHAnsi" w:cstheme="minorBidi" w:ascii="Calibri" w:hAnsi="Calibri" w:eastAsia="Calibri" w:cs="Calibri"/>
                 <w:sz w:val="24"/>
                 <w:szCs w:val="24"/>
                 <w:lang w:val="es-CL" w:eastAsia="es-CL"/>
@@ -8895,7 +8977,7 @@
             <w:proofErr w:type="spellEnd"/>
             <w:r>
               <w:rPr>
-                <w:rFonts w:asciiTheme="minorHAnsi" w:eastAsiaTheme="minorEastAsia" w:hAnsiTheme="minorHAnsi" w:cstheme="minorBidi"/>
+                <w:rFonts w:asciiTheme="minorHAnsi" w:eastAsiaTheme="minorEastAsia" w:hAnsiTheme="minorHAnsi" w:cstheme="minorBidi" w:ascii="Calibri" w:hAnsi="Calibri" w:eastAsia="Calibri" w:cs="Calibri"/>
                 <w:sz w:val="24"/>
                 <w:szCs w:val="24"/>
                 <w:lang w:val="es-CL" w:eastAsia="es-CL"/>
@@ -8914,7 +8996,7 @@
             </w:pPr>
             <w:r>
               <w:rPr>
-                <w:rFonts w:asciiTheme="minorHAnsi" w:eastAsiaTheme="minorEastAsia" w:hAnsiTheme="minorHAnsi" w:cstheme="minorBidi"/>
+                <w:rFonts w:asciiTheme="minorHAnsi" w:eastAsiaTheme="minorEastAsia" w:hAnsiTheme="minorHAnsi" w:cstheme="minorBidi" w:ascii="Calibri" w:hAnsi="Calibri" w:eastAsia="Calibri" w:cs="Calibri"/>
                 <w:sz w:val="24"/>
                 <w:szCs w:val="24"/>
                 <w:lang w:val="es-CL" w:eastAsia="es-CL"/>
@@ -8933,7 +9015,7 @@
             </w:pPr>
             <w:r>
               <w:rPr>
-                <w:rFonts w:asciiTheme="minorHAnsi" w:eastAsiaTheme="minorEastAsia" w:hAnsiTheme="minorHAnsi" w:cstheme="minorBidi"/>
+                <w:rFonts w:asciiTheme="minorHAnsi" w:eastAsiaTheme="minorEastAsia" w:hAnsiTheme="minorHAnsi" w:cstheme="minorBidi" w:ascii="Calibri" w:hAnsi="Calibri" w:eastAsia="Calibri" w:cs="Calibri"/>
                 <w:sz w:val="24"/>
                 <w:szCs w:val="24"/>
                 <w:lang w:val="es-CL" w:eastAsia="es-CL"/>
@@ -8942,7 +9024,7 @@
             </w:r>
             <w:r>
               <w:rPr>
-                <w:rFonts w:asciiTheme="minorHAnsi" w:eastAsiaTheme="minorEastAsia" w:hAnsiTheme="minorHAnsi" w:cstheme="minorBidi"/>
+                <w:rFonts w:asciiTheme="minorHAnsi" w:eastAsiaTheme="minorEastAsia" w:hAnsiTheme="minorHAnsi" w:cstheme="minorBidi" w:ascii="Calibri" w:hAnsi="Calibri" w:eastAsia="Calibri" w:cs="Calibri"/>
                 <w:b/>
                 <w:bCs/>
                 <w:sz w:val="24"/>
@@ -8953,7 +9035,7 @@
             </w:r>
             <w:r>
               <w:rPr>
-                <w:rFonts w:asciiTheme="minorHAnsi" w:eastAsiaTheme="minorEastAsia" w:hAnsiTheme="minorHAnsi" w:cstheme="minorBidi"/>
+                <w:rFonts w:asciiTheme="minorHAnsi" w:eastAsiaTheme="minorEastAsia" w:hAnsiTheme="minorHAnsi" w:cstheme="minorBidi" w:ascii="Calibri" w:hAnsi="Calibri" w:eastAsia="Calibri" w:cs="Calibri"/>
                 <w:sz w:val="24"/>
                 <w:szCs w:val="24"/>
                 <w:lang w:val="es-CL" w:eastAsia="es-CL"/>
@@ -8972,7 +9054,7 @@
             </w:pPr>
             <w:r>
               <w:rPr>
-                <w:rFonts w:asciiTheme="minorHAnsi" w:eastAsiaTheme="minorEastAsia" w:hAnsiTheme="minorHAnsi" w:cstheme="minorBidi"/>
+                <w:rFonts w:asciiTheme="minorHAnsi" w:eastAsiaTheme="minorEastAsia" w:hAnsiTheme="minorHAnsi" w:cstheme="minorBidi" w:ascii="Calibri" w:hAnsi="Calibri" w:eastAsia="Calibri" w:cs="Calibri"/>
                 <w:b/>
                 <w:bCs/>
                 <w:sz w:val="24"/>
@@ -8993,7 +9075,7 @@
             </w:pPr>
             <w:r>
               <w:rPr>
-                <w:rFonts w:asciiTheme="minorHAnsi" w:eastAsiaTheme="minorEastAsia" w:hAnsiTheme="minorHAnsi" w:cstheme="minorBidi"/>
+                <w:rFonts w:asciiTheme="minorHAnsi" w:eastAsiaTheme="minorEastAsia" w:hAnsiTheme="minorHAnsi" w:cstheme="minorBidi" w:ascii="Calibri" w:hAnsi="Calibri" w:eastAsia="Calibri" w:cs="Calibri"/>
                 <w:sz w:val="24"/>
                 <w:szCs w:val="24"/>
                 <w:lang w:val="es-CL" w:eastAsia="es-CL"/>
@@ -9003,7 +9085,7 @@
             <w:proofErr w:type="spellStart"/>
             <w:r>
               <w:rPr>
-                <w:rFonts w:asciiTheme="minorHAnsi" w:eastAsiaTheme="minorEastAsia" w:hAnsiTheme="minorHAnsi" w:cstheme="minorBidi"/>
+                <w:rFonts w:asciiTheme="minorHAnsi" w:eastAsiaTheme="minorEastAsia" w:hAnsiTheme="minorHAnsi" w:cstheme="minorBidi" w:ascii="Calibri" w:hAnsi="Calibri" w:eastAsia="Calibri" w:cs="Calibri"/>
                 <w:sz w:val="24"/>
                 <w:szCs w:val="24"/>
                 <w:lang w:val="es-CL" w:eastAsia="es-CL"/>
@@ -9013,7 +9095,7 @@
             <w:proofErr w:type="spellEnd"/>
             <w:r>
               <w:rPr>
-                <w:rFonts w:asciiTheme="minorHAnsi" w:eastAsiaTheme="minorEastAsia" w:hAnsiTheme="minorHAnsi" w:cstheme="minorBidi"/>
+                <w:rFonts w:asciiTheme="minorHAnsi" w:eastAsiaTheme="minorEastAsia" w:hAnsiTheme="minorHAnsi" w:cstheme="minorBidi" w:ascii="Calibri" w:hAnsi="Calibri" w:eastAsia="Calibri" w:cs="Calibri"/>
                 <w:sz w:val="24"/>
                 <w:szCs w:val="24"/>
                 <w:lang w:val="es-CL" w:eastAsia="es-CL"/>
@@ -9023,7 +9105,7 @@
             <w:proofErr w:type="spellStart"/>
             <w:r>
               <w:rPr>
-                <w:rFonts w:asciiTheme="minorHAnsi" w:eastAsiaTheme="minorEastAsia" w:hAnsiTheme="minorHAnsi" w:cstheme="minorBidi"/>
+                <w:rFonts w:asciiTheme="minorHAnsi" w:eastAsiaTheme="minorEastAsia" w:hAnsiTheme="minorHAnsi" w:cstheme="minorBidi" w:ascii="Calibri" w:hAnsi="Calibri" w:eastAsia="Calibri" w:cs="Calibri"/>
                 <w:sz w:val="24"/>
                 <w:szCs w:val="24"/>
                 <w:lang w:val="es-CL" w:eastAsia="es-CL"/>
@@ -9033,7 +9115,7 @@
             <w:proofErr w:type="spellEnd"/>
             <w:r>
               <w:rPr>
-                <w:rFonts w:asciiTheme="minorHAnsi" w:eastAsiaTheme="minorEastAsia" w:hAnsiTheme="minorHAnsi" w:cstheme="minorBidi"/>
+                <w:rFonts w:asciiTheme="minorHAnsi" w:eastAsiaTheme="minorEastAsia" w:hAnsiTheme="minorHAnsi" w:cstheme="minorBidi" w:ascii="Calibri" w:hAnsi="Calibri" w:eastAsia="Calibri" w:cs="Calibri"/>
                 <w:sz w:val="24"/>
                 <w:szCs w:val="24"/>
                 <w:lang w:val="es-CL" w:eastAsia="es-CL"/>
@@ -9043,7 +9125,7 @@
             <w:proofErr w:type="spellStart"/>
             <w:r>
               <w:rPr>
-                <w:rFonts w:asciiTheme="minorHAnsi" w:eastAsiaTheme="minorEastAsia" w:hAnsiTheme="minorHAnsi" w:cstheme="minorBidi"/>
+                <w:rFonts w:asciiTheme="minorHAnsi" w:eastAsiaTheme="minorEastAsia" w:hAnsiTheme="minorHAnsi" w:cstheme="minorBidi" w:ascii="Calibri" w:hAnsi="Calibri" w:eastAsia="Calibri" w:cs="Calibri"/>
                 <w:sz w:val="24"/>
                 <w:szCs w:val="24"/>
                 <w:lang w:val="es-CL" w:eastAsia="es-CL"/>
@@ -9053,7 +9135,7 @@
             <w:proofErr w:type="spellEnd"/>
             <w:r>
               <w:rPr>
-                <w:rFonts w:asciiTheme="minorHAnsi" w:eastAsiaTheme="minorEastAsia" w:hAnsiTheme="minorHAnsi" w:cstheme="minorBidi"/>
+                <w:rFonts w:asciiTheme="minorHAnsi" w:eastAsiaTheme="minorEastAsia" w:hAnsiTheme="minorHAnsi" w:cstheme="minorBidi" w:ascii="Calibri" w:hAnsi="Calibri" w:eastAsia="Calibri" w:cs="Calibri"/>
                 <w:sz w:val="24"/>
                 <w:szCs w:val="24"/>
                 <w:lang w:val="es-CL" w:eastAsia="es-CL"/>
@@ -9072,7 +9154,7 @@
             </w:pPr>
             <w:r>
               <w:rPr>
-                <w:rFonts w:asciiTheme="minorHAnsi" w:eastAsiaTheme="minorEastAsia" w:hAnsiTheme="minorHAnsi" w:cstheme="minorBidi"/>
+                <w:rFonts w:asciiTheme="minorHAnsi" w:eastAsiaTheme="minorEastAsia" w:hAnsiTheme="minorHAnsi" w:cstheme="minorBidi" w:ascii="Calibri" w:hAnsi="Calibri" w:eastAsia="Calibri" w:cs="Calibri"/>
                 <w:sz w:val="24"/>
                 <w:szCs w:val="24"/>
                 <w:lang w:val="es-CL" w:eastAsia="es-CL"/>
@@ -9081,7 +9163,7 @@
             </w:r>
             <w:r>
               <w:rPr>
-                <w:rFonts w:asciiTheme="minorHAnsi" w:eastAsiaTheme="minorEastAsia" w:hAnsiTheme="minorHAnsi" w:cstheme="minorBidi"/>
+                <w:rFonts w:asciiTheme="minorHAnsi" w:eastAsiaTheme="minorEastAsia" w:hAnsiTheme="minorHAnsi" w:cstheme="minorBidi" w:ascii="Calibri" w:hAnsi="Calibri" w:eastAsia="Calibri" w:cs="Calibri"/>
                 <w:b/>
                 <w:bCs/>
                 <w:sz w:val="24"/>
@@ -9102,7 +9184,7 @@
             </w:pPr>
             <w:r>
               <w:rPr>
-                <w:rFonts w:asciiTheme="minorHAnsi" w:eastAsiaTheme="minorEastAsia" w:hAnsiTheme="minorHAnsi" w:cstheme="minorBidi"/>
+                <w:rFonts w:asciiTheme="minorHAnsi" w:eastAsiaTheme="minorEastAsia" w:hAnsiTheme="minorHAnsi" w:cstheme="minorBidi" w:ascii="Calibri" w:hAnsi="Calibri" w:eastAsia="Calibri" w:cs="Calibri"/>
                 <w:sz w:val="24"/>
                 <w:szCs w:val="24"/>
                 <w:lang w:val="es-CL" w:eastAsia="es-CL"/>
@@ -9121,7 +9203,7 @@
             </w:pPr>
             <w:r>
               <w:rPr>
-                <w:rFonts w:asciiTheme="minorHAnsi" w:eastAsiaTheme="minorEastAsia" w:hAnsiTheme="minorHAnsi" w:cstheme="minorBidi"/>
+                <w:rFonts w:asciiTheme="minorHAnsi" w:eastAsiaTheme="minorEastAsia" w:hAnsiTheme="minorHAnsi" w:cstheme="minorBidi" w:ascii="Calibri" w:hAnsi="Calibri" w:eastAsia="Calibri" w:cs="Calibri"/>
                 <w:b/>
                 <w:bCs/>
                 <w:sz w:val="24"/>
@@ -9143,7 +9225,7 @@
             </w:pPr>
             <w:r>
               <w:rPr>
-                <w:rFonts w:asciiTheme="minorHAnsi" w:eastAsiaTheme="minorEastAsia" w:hAnsiTheme="minorHAnsi" w:cstheme="minorBidi"/>
+                <w:rFonts w:asciiTheme="minorHAnsi" w:eastAsiaTheme="minorEastAsia" w:hAnsiTheme="minorHAnsi" w:cstheme="minorBidi" w:ascii="Calibri" w:hAnsi="Calibri" w:eastAsia="Calibri" w:cs="Calibri"/>
                 <w:sz w:val="24"/>
                 <w:szCs w:val="24"/>
                 <w:lang w:val="es-CL" w:eastAsia="es-CL"/>
@@ -9166,7 +9248,7 @@
             </w:pPr>
             <w:r>
               <w:rPr>
-                <w:rFonts w:asciiTheme="minorHAnsi" w:eastAsiaTheme="minorEastAsia" w:hAnsiTheme="minorHAnsi" w:cstheme="minorBidi"/>
+                <w:rFonts w:asciiTheme="minorHAnsi" w:eastAsiaTheme="minorEastAsia" w:hAnsiTheme="minorHAnsi" w:cstheme="minorBidi" w:ascii="Calibri" w:hAnsi="Calibri" w:eastAsia="Calibri" w:cs="Calibri"/>
                 <w:sz w:val="24"/>
                 <w:szCs w:val="24"/>
                 <w:lang w:val="es-CL" w:eastAsia="es-CL"/>
@@ -9176,7 +9258,7 @@
             <w:proofErr w:type="spellStart"/>
             <w:r>
               <w:rPr>
-                <w:rFonts w:asciiTheme="minorHAnsi" w:eastAsiaTheme="minorEastAsia" w:hAnsiTheme="minorHAnsi" w:cstheme="minorBidi"/>
+                <w:rFonts w:asciiTheme="minorHAnsi" w:eastAsiaTheme="minorEastAsia" w:hAnsiTheme="minorHAnsi" w:cstheme="minorBidi" w:ascii="Calibri" w:hAnsi="Calibri" w:eastAsia="Calibri" w:cs="Calibri"/>
                 <w:sz w:val="24"/>
                 <w:szCs w:val="24"/>
                 <w:lang w:val="es-CL" w:eastAsia="es-CL"/>
@@ -9186,7 +9268,7 @@
             <w:proofErr w:type="spellEnd"/>
             <w:r>
               <w:rPr>
-                <w:rFonts w:asciiTheme="minorHAnsi" w:eastAsiaTheme="minorEastAsia" w:hAnsiTheme="minorHAnsi" w:cstheme="minorBidi"/>
+                <w:rFonts w:asciiTheme="minorHAnsi" w:eastAsiaTheme="minorEastAsia" w:hAnsiTheme="minorHAnsi" w:cstheme="minorBidi" w:ascii="Calibri" w:hAnsi="Calibri" w:eastAsia="Calibri" w:cs="Calibri"/>
                 <w:sz w:val="24"/>
                 <w:szCs w:val="24"/>
                 <w:lang w:val="es-CL" w:eastAsia="es-CL"/>
@@ -9209,7 +9291,7 @@
             </w:pPr>
             <w:r>
               <w:rPr>
-                <w:rFonts w:asciiTheme="minorHAnsi" w:eastAsiaTheme="minorEastAsia" w:hAnsiTheme="minorHAnsi" w:cstheme="minorBidi"/>
+                <w:rFonts w:asciiTheme="minorHAnsi" w:eastAsiaTheme="minorEastAsia" w:hAnsiTheme="minorHAnsi" w:cstheme="minorBidi" w:ascii="Calibri" w:hAnsi="Calibri" w:eastAsia="Calibri" w:cs="Calibri"/>
                 <w:sz w:val="24"/>
                 <w:szCs w:val="24"/>
                 <w:lang w:val="es-CL" w:eastAsia="es-CL"/>
@@ -9232,7 +9314,7 @@
             </w:pPr>
             <w:r>
               <w:rPr>
-                <w:rFonts w:asciiTheme="minorHAnsi" w:eastAsiaTheme="minorEastAsia" w:hAnsiTheme="minorHAnsi" w:cstheme="minorBidi"/>
+                <w:rFonts w:asciiTheme="minorHAnsi" w:eastAsiaTheme="minorEastAsia" w:hAnsiTheme="minorHAnsi" w:cstheme="minorBidi" w:ascii="Calibri" w:hAnsi="Calibri" w:eastAsia="Calibri" w:cs="Calibri"/>
                 <w:sz w:val="24"/>
                 <w:szCs w:val="24"/>
                 <w:lang w:val="es-CL" w:eastAsia="es-CL"/>
@@ -9251,7 +9333,7 @@
             </w:pPr>
             <w:r>
               <w:rPr>
-                <w:rFonts w:asciiTheme="minorHAnsi" w:eastAsiaTheme="minorEastAsia" w:hAnsiTheme="minorHAnsi" w:cstheme="minorBidi"/>
+                <w:rFonts w:asciiTheme="minorHAnsi" w:eastAsiaTheme="minorEastAsia" w:hAnsiTheme="minorHAnsi" w:cstheme="minorBidi" w:ascii="Calibri" w:hAnsi="Calibri" w:eastAsia="Calibri" w:cs="Calibri"/>
                 <w:sz w:val="24"/>
                 <w:szCs w:val="24"/>
                 <w:lang w:val="es-CL" w:eastAsia="es-CL"/>
@@ -9270,7 +9352,7 @@
             </w:pPr>
             <w:r>
               <w:rPr>
-                <w:rFonts w:asciiTheme="minorHAnsi" w:eastAsiaTheme="minorEastAsia" w:hAnsiTheme="minorHAnsi" w:cstheme="minorBidi"/>
+                <w:rFonts w:asciiTheme="minorHAnsi" w:eastAsiaTheme="minorEastAsia" w:hAnsiTheme="minorHAnsi" w:cstheme="minorBidi" w:ascii="Calibri" w:hAnsi="Calibri" w:eastAsia="Calibri" w:cs="Calibri"/>
                 <w:b/>
                 <w:bCs/>
                 <w:sz w:val="24"/>
@@ -9291,7 +9373,7 @@
             </w:pPr>
             <w:r>
               <w:rPr>
-                <w:rFonts w:asciiTheme="minorHAnsi" w:eastAsiaTheme="minorEastAsia" w:hAnsiTheme="minorHAnsi" w:cstheme="minorBidi"/>
+                <w:rFonts w:asciiTheme="minorHAnsi" w:eastAsiaTheme="minorEastAsia" w:hAnsiTheme="minorHAnsi" w:cstheme="minorBidi" w:ascii="Calibri" w:hAnsi="Calibri" w:eastAsia="Calibri" w:cs="Calibri"/>
                 <w:sz w:val="24"/>
                 <w:szCs w:val="24"/>
                 <w:lang w:val="es-CL" w:eastAsia="es-CL"/>
@@ -9314,7 +9396,7 @@
             </w:pPr>
             <w:r>
               <w:rPr>
-                <w:rFonts w:asciiTheme="minorHAnsi" w:eastAsiaTheme="minorEastAsia" w:hAnsiTheme="minorHAnsi" w:cstheme="minorBidi"/>
+                <w:rFonts w:asciiTheme="minorHAnsi" w:eastAsiaTheme="minorEastAsia" w:hAnsiTheme="minorHAnsi" w:cstheme="minorBidi" w:ascii="Calibri" w:hAnsi="Calibri" w:eastAsia="Calibri" w:cs="Calibri"/>
                 <w:sz w:val="24"/>
                 <w:szCs w:val="24"/>
                 <w:lang w:val="es-CL" w:eastAsia="es-CL"/>
@@ -9337,7 +9419,7 @@
             </w:pPr>
             <w:r>
               <w:rPr>
-                <w:rFonts w:asciiTheme="minorHAnsi" w:eastAsiaTheme="minorEastAsia" w:hAnsiTheme="minorHAnsi" w:cstheme="minorBidi"/>
+                <w:rFonts w:asciiTheme="minorHAnsi" w:eastAsiaTheme="minorEastAsia" w:hAnsiTheme="minorHAnsi" w:cstheme="minorBidi" w:ascii="Calibri" w:hAnsi="Calibri" w:eastAsia="Calibri" w:cs="Calibri"/>
                 <w:sz w:val="24"/>
                 <w:szCs w:val="24"/>
                 <w:lang w:val="es-CL" w:eastAsia="es-CL"/>
@@ -9360,7 +9442,7 @@
             </w:pPr>
             <w:r>
               <w:rPr>
-                <w:rFonts w:asciiTheme="minorHAnsi" w:eastAsiaTheme="minorEastAsia" w:hAnsiTheme="minorHAnsi" w:cstheme="minorBidi"/>
+                <w:rFonts w:asciiTheme="minorHAnsi" w:eastAsiaTheme="minorEastAsia" w:hAnsiTheme="minorHAnsi" w:cstheme="minorBidi" w:ascii="Calibri" w:hAnsi="Calibri" w:eastAsia="Calibri" w:cs="Calibri"/>
                 <w:sz w:val="24"/>
                 <w:szCs w:val="24"/>
                 <w:lang w:val="es-CL" w:eastAsia="es-CL"/>
@@ -9383,7 +9465,7 @@
             </w:pPr>
             <w:r>
               <w:rPr>
-                <w:rFonts w:asciiTheme="minorHAnsi" w:eastAsiaTheme="minorEastAsia" w:hAnsiTheme="minorHAnsi" w:cstheme="minorBidi"/>
+                <w:rFonts w:asciiTheme="minorHAnsi" w:eastAsiaTheme="minorEastAsia" w:hAnsiTheme="minorHAnsi" w:cstheme="minorBidi" w:ascii="Calibri" w:hAnsi="Calibri" w:eastAsia="Calibri" w:cs="Calibri"/>
                 <w:sz w:val="24"/>
                 <w:szCs w:val="24"/>
                 <w:lang w:val="es-CL" w:eastAsia="es-CL"/>
@@ -9406,7 +9488,7 @@
             </w:pPr>
             <w:r>
               <w:rPr>
-                <w:rFonts w:asciiTheme="minorHAnsi" w:eastAsiaTheme="minorEastAsia" w:hAnsiTheme="minorHAnsi" w:cstheme="minorBidi"/>
+                <w:rFonts w:asciiTheme="minorHAnsi" w:eastAsiaTheme="minorEastAsia" w:hAnsiTheme="minorHAnsi" w:cstheme="minorBidi" w:ascii="Calibri" w:hAnsi="Calibri" w:eastAsia="Calibri" w:cs="Calibri"/>
                 <w:sz w:val="24"/>
                 <w:szCs w:val="24"/>
                 <w:lang w:val="es-CL" w:eastAsia="es-CL"/>
@@ -9429,7 +9511,7 @@
             </w:pPr>
             <w:r>
               <w:rPr>
-                <w:rFonts w:asciiTheme="minorHAnsi" w:eastAsiaTheme="minorEastAsia" w:hAnsiTheme="minorHAnsi" w:cstheme="minorBidi"/>
+                <w:rFonts w:asciiTheme="minorHAnsi" w:eastAsiaTheme="minorEastAsia" w:hAnsiTheme="minorHAnsi" w:cstheme="minorBidi" w:ascii="Calibri" w:hAnsi="Calibri" w:eastAsia="Calibri" w:cs="Calibri"/>
                 <w:sz w:val="24"/>
                 <w:szCs w:val="24"/>
                 <w:lang w:val="es-CL" w:eastAsia="es-CL"/>
@@ -9452,7 +9534,7 @@
             </w:pPr>
             <w:r>
               <w:rPr>
-                <w:rFonts w:asciiTheme="minorHAnsi" w:eastAsiaTheme="minorEastAsia" w:hAnsiTheme="minorHAnsi" w:cstheme="minorBidi"/>
+                <w:rFonts w:asciiTheme="minorHAnsi" w:eastAsiaTheme="minorEastAsia" w:hAnsiTheme="minorHAnsi" w:cstheme="minorBidi" w:ascii="Calibri" w:hAnsi="Calibri" w:eastAsia="Calibri" w:cs="Calibri"/>
                 <w:sz w:val="24"/>
                 <w:szCs w:val="24"/>
                 <w:lang w:val="es-CL" w:eastAsia="es-CL"/>
@@ -9471,7 +9553,7 @@
             </w:pPr>
             <w:r>
               <w:rPr>
-                <w:rFonts w:asciiTheme="minorHAnsi" w:eastAsiaTheme="minorEastAsia" w:hAnsiTheme="minorHAnsi" w:cstheme="minorBidi"/>
+                <w:rFonts w:asciiTheme="minorHAnsi" w:eastAsiaTheme="minorEastAsia" w:hAnsiTheme="minorHAnsi" w:cstheme="minorBidi" w:ascii="Calibri" w:hAnsi="Calibri" w:eastAsia="Calibri" w:cs="Calibri"/>
                 <w:b/>
                 <w:bCs/>
                 <w:sz w:val="24"/>
@@ -9492,7 +9574,7 @@
             </w:pPr>
             <w:r>
               <w:rPr>
-                <w:rFonts w:asciiTheme="minorHAnsi" w:eastAsiaTheme="minorEastAsia" w:hAnsiTheme="minorHAnsi" w:cstheme="minorBidi"/>
+                <w:rFonts w:asciiTheme="minorHAnsi" w:eastAsiaTheme="minorEastAsia" w:hAnsiTheme="minorHAnsi" w:cstheme="minorBidi" w:ascii="Calibri" w:hAnsi="Calibri" w:eastAsia="Calibri" w:cs="Calibri"/>
                 <w:sz w:val="24"/>
                 <w:szCs w:val="24"/>
                 <w:lang w:val="es-CL" w:eastAsia="es-CL"/>
@@ -9511,7 +9593,7 @@
             </w:pPr>
             <w:r>
               <w:rPr>
-                <w:rFonts w:asciiTheme="minorHAnsi" w:eastAsiaTheme="minorEastAsia" w:hAnsiTheme="minorHAnsi" w:cstheme="minorBidi"/>
+                <w:rFonts w:asciiTheme="minorHAnsi" w:eastAsiaTheme="minorEastAsia" w:hAnsiTheme="minorHAnsi" w:cstheme="minorBidi" w:ascii="Calibri" w:hAnsi="Calibri" w:eastAsia="Calibri" w:cs="Calibri"/>
                 <w:sz w:val="24"/>
                 <w:szCs w:val="24"/>
                 <w:lang w:val="es-CL" w:eastAsia="es-CL"/>
@@ -9521,7 +9603,7 @@
             <w:proofErr w:type="spellStart"/>
             <w:r>
               <w:rPr>
-                <w:rFonts w:asciiTheme="minorHAnsi" w:eastAsiaTheme="minorEastAsia" w:hAnsiTheme="minorHAnsi" w:cstheme="minorBidi"/>
+                <w:rFonts w:asciiTheme="minorHAnsi" w:eastAsiaTheme="minorEastAsia" w:hAnsiTheme="minorHAnsi" w:cstheme="minorBidi" w:ascii="Calibri" w:hAnsi="Calibri" w:eastAsia="Calibri" w:cs="Calibri"/>
                 <w:sz w:val="24"/>
                 <w:szCs w:val="24"/>
                 <w:lang w:val="es-CL" w:eastAsia="es-CL"/>
@@ -9531,7 +9613,7 @@
             <w:proofErr w:type="spellEnd"/>
             <w:r>
               <w:rPr>
-                <w:rFonts w:asciiTheme="minorHAnsi" w:eastAsiaTheme="minorEastAsia" w:hAnsiTheme="minorHAnsi" w:cstheme="minorBidi"/>
+                <w:rFonts w:asciiTheme="minorHAnsi" w:eastAsiaTheme="minorEastAsia" w:hAnsiTheme="minorHAnsi" w:cstheme="minorBidi" w:ascii="Calibri" w:hAnsi="Calibri" w:eastAsia="Calibri" w:cs="Calibri"/>
                 <w:sz w:val="24"/>
                 <w:szCs w:val="24"/>
                 <w:lang w:val="es-CL" w:eastAsia="es-CL"/>
@@ -9541,7 +9623,7 @@
             <w:proofErr w:type="spellStart"/>
             <w:r>
               <w:rPr>
-                <w:rFonts w:asciiTheme="minorHAnsi" w:eastAsiaTheme="minorEastAsia" w:hAnsiTheme="minorHAnsi" w:cstheme="minorBidi"/>
+                <w:rFonts w:asciiTheme="minorHAnsi" w:eastAsiaTheme="minorEastAsia" w:hAnsiTheme="minorHAnsi" w:cstheme="minorBidi" w:ascii="Calibri" w:hAnsi="Calibri" w:eastAsia="Calibri" w:cs="Calibri"/>
                 <w:sz w:val="24"/>
                 <w:szCs w:val="24"/>
                 <w:lang w:val="es-CL" w:eastAsia="es-CL"/>
@@ -9551,7 +9633,7 @@
             <w:proofErr w:type="spellEnd"/>
             <w:r>
               <w:rPr>
-                <w:rFonts w:asciiTheme="minorHAnsi" w:eastAsiaTheme="minorEastAsia" w:hAnsiTheme="minorHAnsi" w:cstheme="minorBidi"/>
+                <w:rFonts w:asciiTheme="minorHAnsi" w:eastAsiaTheme="minorEastAsia" w:hAnsiTheme="minorHAnsi" w:cstheme="minorBidi" w:ascii="Calibri" w:hAnsi="Calibri" w:eastAsia="Calibri" w:cs="Calibri"/>
                 <w:sz w:val="24"/>
                 <w:szCs w:val="24"/>
                 <w:lang w:val="es-CL" w:eastAsia="es-CL"/>
@@ -9561,7 +9643,7 @@
             <w:proofErr w:type="spellStart"/>
             <w:r>
               <w:rPr>
-                <w:rFonts w:asciiTheme="minorHAnsi" w:eastAsiaTheme="minorEastAsia" w:hAnsiTheme="minorHAnsi" w:cstheme="minorBidi"/>
+                <w:rFonts w:asciiTheme="minorHAnsi" w:eastAsiaTheme="minorEastAsia" w:hAnsiTheme="minorHAnsi" w:cstheme="minorBidi" w:ascii="Calibri" w:hAnsi="Calibri" w:eastAsia="Calibri" w:cs="Calibri"/>
                 <w:sz w:val="24"/>
                 <w:szCs w:val="24"/>
                 <w:lang w:val="es-CL" w:eastAsia="es-CL"/>
@@ -9571,7 +9653,7 @@
             <w:proofErr w:type="spellEnd"/>
             <w:r>
               <w:rPr>
-                <w:rFonts w:asciiTheme="minorHAnsi" w:eastAsiaTheme="minorEastAsia" w:hAnsiTheme="minorHAnsi" w:cstheme="minorBidi"/>
+                <w:rFonts w:asciiTheme="minorHAnsi" w:eastAsiaTheme="minorEastAsia" w:hAnsiTheme="minorHAnsi" w:cstheme="minorBidi" w:ascii="Calibri" w:hAnsi="Calibri" w:eastAsia="Calibri" w:cs="Calibri"/>
                 <w:sz w:val="24"/>
                 <w:szCs w:val="24"/>
                 <w:lang w:val="es-CL" w:eastAsia="es-CL"/>
@@ -9590,7 +9672,7 @@
             </w:pPr>
             <w:r>
               <w:rPr>
-                <w:rFonts w:asciiTheme="minorHAnsi" w:eastAsiaTheme="minorEastAsia" w:hAnsiTheme="minorHAnsi" w:cstheme="minorBidi"/>
+                <w:rFonts w:asciiTheme="minorHAnsi" w:eastAsiaTheme="minorEastAsia" w:hAnsiTheme="minorHAnsi" w:cstheme="minorBidi" w:ascii="Calibri" w:hAnsi="Calibri" w:eastAsia="Calibri" w:cs="Calibri"/>
                 <w:sz w:val="24"/>
                 <w:szCs w:val="24"/>
                 <w:lang w:val="es-CL" w:eastAsia="es-CL"/>
@@ -9609,7 +9691,7 @@
             </w:pPr>
             <w:r>
               <w:rPr>
-                <w:rFonts w:asciiTheme="minorHAnsi" w:eastAsiaTheme="minorEastAsia" w:hAnsiTheme="minorHAnsi" w:cstheme="minorBidi"/>
+                <w:rFonts w:asciiTheme="minorHAnsi" w:eastAsiaTheme="minorEastAsia" w:hAnsiTheme="minorHAnsi" w:cstheme="minorBidi" w:ascii="Calibri" w:hAnsi="Calibri" w:eastAsia="Calibri" w:cs="Calibri"/>
                 <w:sz w:val="24"/>
                 <w:szCs w:val="24"/>
                 <w:lang w:val="es-CL" w:eastAsia="es-CL"/>
@@ -9628,7 +9710,7 @@
             </w:pPr>
             <w:r>
               <w:rPr>
-                <w:rFonts w:asciiTheme="minorHAnsi" w:eastAsiaTheme="minorEastAsia" w:hAnsiTheme="minorHAnsi" w:cstheme="minorBidi"/>
+                <w:rFonts w:asciiTheme="minorHAnsi" w:eastAsiaTheme="minorEastAsia" w:hAnsiTheme="minorHAnsi" w:cstheme="minorBidi" w:ascii="Calibri" w:hAnsi="Calibri" w:eastAsia="Calibri" w:cs="Calibri"/>
                 <w:b/>
                 <w:bCs/>
                 <w:sz w:val="24"/>
@@ -9649,7 +9731,7 @@
             </w:pPr>
             <w:r>
               <w:rPr>
-                <w:rFonts w:asciiTheme="minorHAnsi" w:eastAsiaTheme="minorEastAsia" w:hAnsiTheme="minorHAnsi" w:cstheme="minorBidi"/>
+                <w:rFonts w:asciiTheme="minorHAnsi" w:eastAsiaTheme="minorEastAsia" w:hAnsiTheme="minorHAnsi" w:cstheme="minorBidi" w:ascii="Calibri" w:hAnsi="Calibri" w:eastAsia="Calibri" w:cs="Calibri"/>
                 <w:sz w:val="24"/>
                 <w:szCs w:val="24"/>
                 <w:lang w:val="es-CL" w:eastAsia="es-CL"/>
@@ -9698,7 +9780,7 @@
             </w:pPr>
             <w:r>
               <w:rPr>
-                <w:rFonts w:asciiTheme="minorHAnsi" w:eastAsiaTheme="minorEastAsia" w:hAnsiTheme="minorHAnsi" w:cstheme="minorBidi"/>
+                <w:rFonts w:asciiTheme="minorHAnsi" w:eastAsiaTheme="minorEastAsia" w:hAnsiTheme="minorHAnsi" w:cstheme="minorBidi" w:ascii="Calibri" w:hAnsi="Calibri" w:eastAsia="Calibri" w:cs="Calibri"/>
                 <w:b/>
                 <w:bCs/>
                 <w:sz w:val="24"/>
@@ -9719,7 +9801,7 @@
             </w:pPr>
             <w:r>
               <w:rPr>
-                <w:rFonts w:asciiTheme="minorHAnsi" w:eastAsiaTheme="minorEastAsia" w:hAnsiTheme="minorHAnsi" w:cstheme="minorBidi"/>
+                <w:rFonts w:asciiTheme="minorHAnsi" w:eastAsiaTheme="minorEastAsia" w:hAnsiTheme="minorHAnsi" w:cstheme="minorBidi" w:ascii="Calibri" w:hAnsi="Calibri" w:eastAsia="Calibri" w:cs="Calibri"/>
                 <w:sz w:val="24"/>
                 <w:szCs w:val="24"/>
                 <w:lang w:val="es-CL" w:eastAsia="es-CL"/>
@@ -9728,7 +9810,7 @@
             </w:r>
             <w:r>
               <w:rPr>
-                <w:rFonts w:asciiTheme="minorHAnsi" w:eastAsiaTheme="minorEastAsia" w:hAnsiTheme="minorHAnsi" w:cstheme="minorBidi"/>
+                <w:rFonts w:asciiTheme="minorHAnsi" w:eastAsiaTheme="minorEastAsia" w:hAnsiTheme="minorHAnsi" w:cstheme="minorBidi" w:ascii="Calibri" w:hAnsi="Calibri" w:eastAsia="Calibri" w:cs="Calibri"/>
                 <w:b/>
                 <w:bCs/>
                 <w:sz w:val="24"/>
@@ -9739,7 +9821,7 @@
             </w:r>
             <w:r>
               <w:rPr>
-                <w:rFonts w:asciiTheme="minorHAnsi" w:eastAsiaTheme="minorEastAsia" w:hAnsiTheme="minorHAnsi" w:cstheme="minorBidi"/>
+                <w:rFonts w:asciiTheme="minorHAnsi" w:eastAsiaTheme="minorEastAsia" w:hAnsiTheme="minorHAnsi" w:cstheme="minorBidi" w:ascii="Calibri" w:hAnsi="Calibri" w:eastAsia="Calibri" w:cs="Calibri"/>
                 <w:sz w:val="24"/>
                 <w:szCs w:val="24"/>
                 <w:lang w:val="es-CL" w:eastAsia="es-CL"/>
@@ -9758,7 +9840,7 @@
             </w:pPr>
             <w:r>
               <w:rPr>
-                <w:rFonts w:asciiTheme="minorHAnsi" w:eastAsiaTheme="minorEastAsia" w:hAnsiTheme="minorHAnsi" w:cstheme="minorBidi"/>
+                <w:rFonts w:asciiTheme="minorHAnsi" w:eastAsiaTheme="minorEastAsia" w:hAnsiTheme="minorHAnsi" w:cstheme="minorBidi" w:ascii="Calibri" w:hAnsi="Calibri" w:eastAsia="Calibri" w:cs="Calibri"/>
                 <w:sz w:val="24"/>
                 <w:szCs w:val="24"/>
                 <w:lang w:val="es-CL" w:eastAsia="es-CL"/>
@@ -9767,7 +9849,7 @@
             </w:r>
             <w:r>
               <w:rPr>
-                <w:rFonts w:asciiTheme="minorHAnsi" w:eastAsiaTheme="minorEastAsia" w:hAnsiTheme="minorHAnsi" w:cstheme="minorBidi"/>
+                <w:rFonts w:asciiTheme="minorHAnsi" w:eastAsiaTheme="minorEastAsia" w:hAnsiTheme="minorHAnsi" w:cstheme="minorBidi" w:ascii="Calibri" w:hAnsi="Calibri" w:eastAsia="Calibri" w:cs="Calibri"/>
                 <w:b/>
                 <w:bCs/>
                 <w:sz w:val="24"/>
@@ -9818,7 +9900,7 @@
                   </w:pPr>
                   <w:r>
                     <w:rPr>
-                      <w:rFonts w:asciiTheme="minorHAnsi" w:eastAsiaTheme="minorEastAsia" w:hAnsiTheme="minorHAnsi" w:cstheme="minorBidi"/>
+                      <w:rFonts w:asciiTheme="minorHAnsi" w:eastAsiaTheme="minorEastAsia" w:hAnsiTheme="minorHAnsi" w:cstheme="minorBidi" w:ascii="Calibri" w:hAnsi="Calibri" w:eastAsia="Calibri" w:cs="Calibri"/>
                       <w:b/>
                       <w:bCs/>
                       <w:sz w:val="24"/>
@@ -9849,7 +9931,7 @@
                   </w:pPr>
                   <w:r>
                     <w:rPr>
-                      <w:rFonts w:asciiTheme="minorHAnsi" w:eastAsiaTheme="minorEastAsia" w:hAnsiTheme="minorHAnsi" w:cstheme="minorBidi"/>
+                      <w:rFonts w:asciiTheme="minorHAnsi" w:eastAsiaTheme="minorEastAsia" w:hAnsiTheme="minorHAnsi" w:cstheme="minorBidi" w:ascii="Calibri" w:hAnsi="Calibri" w:eastAsia="Calibri" w:cs="Calibri"/>
                       <w:b/>
                       <w:bCs/>
                       <w:sz w:val="24"/>
@@ -9880,7 +9962,7 @@
                   </w:pPr>
                   <w:r>
                     <w:rPr>
-                      <w:rFonts w:asciiTheme="minorHAnsi" w:eastAsiaTheme="minorEastAsia" w:hAnsiTheme="minorHAnsi" w:cstheme="minorBidi"/>
+                      <w:rFonts w:asciiTheme="minorHAnsi" w:eastAsiaTheme="minorEastAsia" w:hAnsiTheme="minorHAnsi" w:cstheme="minorBidi" w:ascii="Calibri" w:hAnsi="Calibri" w:eastAsia="Calibri" w:cs="Calibri"/>
                       <w:b/>
                       <w:bCs/>
                       <w:sz w:val="24"/>
@@ -9914,7 +9996,7 @@
                   </w:pPr>
                   <w:r>
                     <w:rPr>
-                      <w:rFonts w:asciiTheme="minorHAnsi" w:eastAsiaTheme="minorEastAsia" w:hAnsiTheme="minorHAnsi" w:cstheme="minorBidi"/>
+                      <w:rFonts w:asciiTheme="minorHAnsi" w:eastAsiaTheme="minorEastAsia" w:hAnsiTheme="minorHAnsi" w:cstheme="minorBidi" w:ascii="Calibri" w:hAnsi="Calibri" w:eastAsia="Calibri" w:cs="Calibri"/>
                       <w:sz w:val="24"/>
                       <w:szCs w:val="24"/>
                       <w:lang w:val="es-CL" w:eastAsia="es-CL"/>
@@ -9941,7 +10023,7 @@
                   </w:pPr>
                   <w:r>
                     <w:rPr>
-                      <w:rFonts w:asciiTheme="minorHAnsi" w:eastAsiaTheme="minorEastAsia" w:hAnsiTheme="minorHAnsi" w:cstheme="minorBidi"/>
+                      <w:rFonts w:asciiTheme="minorHAnsi" w:eastAsiaTheme="minorEastAsia" w:hAnsiTheme="minorHAnsi" w:cstheme="minorBidi" w:ascii="Calibri" w:hAnsi="Calibri" w:eastAsia="Calibri" w:cs="Calibri"/>
                       <w:sz w:val="24"/>
                       <w:szCs w:val="24"/>
                       <w:lang w:val="es-CL" w:eastAsia="es-CL"/>
@@ -9968,7 +10050,7 @@
                   </w:pPr>
                   <w:r>
                     <w:rPr>
-                      <w:rFonts w:asciiTheme="minorHAnsi" w:eastAsiaTheme="minorEastAsia" w:hAnsiTheme="minorHAnsi" w:cstheme="minorBidi"/>
+                      <w:rFonts w:asciiTheme="minorHAnsi" w:eastAsiaTheme="minorEastAsia" w:hAnsiTheme="minorHAnsi" w:cstheme="minorBidi" w:ascii="Calibri" w:hAnsi="Calibri" w:eastAsia="Calibri" w:cs="Calibri"/>
                       <w:sz w:val="24"/>
                       <w:szCs w:val="24"/>
                       <w:lang w:val="es-CL" w:eastAsia="es-CL"/>
@@ -9978,7 +10060,7 @@
                   <w:proofErr w:type="spellStart"/>
                   <w:r>
                     <w:rPr>
-                      <w:rFonts w:asciiTheme="minorHAnsi" w:eastAsiaTheme="minorEastAsia" w:hAnsiTheme="minorHAnsi" w:cstheme="minorBidi"/>
+                      <w:rFonts w:asciiTheme="minorHAnsi" w:eastAsiaTheme="minorEastAsia" w:hAnsiTheme="minorHAnsi" w:cstheme="minorBidi" w:ascii="Calibri" w:hAnsi="Calibri" w:eastAsia="Calibri" w:cs="Calibri"/>
                       <w:sz w:val="24"/>
                       <w:szCs w:val="24"/>
                       <w:lang w:val="es-CL" w:eastAsia="es-CL"/>
@@ -9988,7 +10070,7 @@
                   <w:proofErr w:type="spellEnd"/>
                   <w:r>
                     <w:rPr>
-                      <w:rFonts w:asciiTheme="minorHAnsi" w:eastAsiaTheme="minorEastAsia" w:hAnsiTheme="minorHAnsi" w:cstheme="minorBidi"/>
+                      <w:rFonts w:asciiTheme="minorHAnsi" w:eastAsiaTheme="minorEastAsia" w:hAnsiTheme="minorHAnsi" w:cstheme="minorBidi" w:ascii="Calibri" w:hAnsi="Calibri" w:eastAsia="Calibri" w:cs="Calibri"/>
                       <w:sz w:val="24"/>
                       <w:szCs w:val="24"/>
                       <w:lang w:val="es-CL" w:eastAsia="es-CL"/>
@@ -10020,7 +10102,7 @@
                   </w:pPr>
                   <w:r>
                     <w:rPr>
-                      <w:rFonts w:asciiTheme="minorHAnsi" w:eastAsiaTheme="minorEastAsia" w:hAnsiTheme="minorHAnsi" w:cstheme="minorBidi"/>
+                      <w:rFonts w:asciiTheme="minorHAnsi" w:eastAsiaTheme="minorEastAsia" w:hAnsiTheme="minorHAnsi" w:cstheme="minorBidi" w:ascii="Calibri" w:hAnsi="Calibri" w:eastAsia="Calibri" w:cs="Calibri"/>
                       <w:sz w:val="24"/>
                       <w:szCs w:val="24"/>
                       <w:lang w:val="es-CL" w:eastAsia="es-CL"/>
@@ -10047,7 +10129,7 @@
                   </w:pPr>
                   <w:r>
                     <w:rPr>
-                      <w:rFonts w:asciiTheme="minorHAnsi" w:eastAsiaTheme="minorEastAsia" w:hAnsiTheme="minorHAnsi" w:cstheme="minorBidi"/>
+                      <w:rFonts w:asciiTheme="minorHAnsi" w:eastAsiaTheme="minorEastAsia" w:hAnsiTheme="minorHAnsi" w:cstheme="minorBidi" w:ascii="Calibri" w:hAnsi="Calibri" w:eastAsia="Calibri" w:cs="Calibri"/>
                       <w:sz w:val="24"/>
                       <w:szCs w:val="24"/>
                       <w:lang w:val="es-CL" w:eastAsia="es-CL"/>
@@ -10074,7 +10156,7 @@
                   </w:pPr>
                   <w:r>
                     <w:rPr>
-                      <w:rFonts w:asciiTheme="minorHAnsi" w:eastAsiaTheme="minorEastAsia" w:hAnsiTheme="minorHAnsi" w:cstheme="minorBidi"/>
+                      <w:rFonts w:asciiTheme="minorHAnsi" w:eastAsiaTheme="minorEastAsia" w:hAnsiTheme="minorHAnsi" w:cstheme="minorBidi" w:ascii="Calibri" w:hAnsi="Calibri" w:eastAsia="Calibri" w:cs="Calibri"/>
                       <w:sz w:val="24"/>
                       <w:szCs w:val="24"/>
                       <w:lang w:val="es-CL" w:eastAsia="es-CL"/>
@@ -10106,7 +10188,7 @@
                   </w:pPr>
                   <w:r>
                     <w:rPr>
-                      <w:rFonts w:asciiTheme="minorHAnsi" w:eastAsiaTheme="minorEastAsia" w:hAnsiTheme="minorHAnsi" w:cstheme="minorBidi"/>
+                      <w:rFonts w:asciiTheme="minorHAnsi" w:eastAsiaTheme="minorEastAsia" w:hAnsiTheme="minorHAnsi" w:cstheme="minorBidi" w:ascii="Calibri" w:hAnsi="Calibri" w:eastAsia="Calibri" w:cs="Calibri"/>
                       <w:sz w:val="24"/>
                       <w:szCs w:val="24"/>
                       <w:lang w:val="es-CL" w:eastAsia="es-CL"/>
@@ -10133,7 +10215,7 @@
                   </w:pPr>
                   <w:r>
                     <w:rPr>
-                      <w:rFonts w:asciiTheme="minorHAnsi" w:eastAsiaTheme="minorEastAsia" w:hAnsiTheme="minorHAnsi" w:cstheme="minorBidi"/>
+                      <w:rFonts w:asciiTheme="minorHAnsi" w:eastAsiaTheme="minorEastAsia" w:hAnsiTheme="minorHAnsi" w:cstheme="minorBidi" w:ascii="Calibri" w:hAnsi="Calibri" w:eastAsia="Calibri" w:cs="Calibri"/>
                       <w:sz w:val="24"/>
                       <w:szCs w:val="24"/>
                       <w:lang w:val="es-CL" w:eastAsia="es-CL"/>
@@ -10160,7 +10242,7 @@
                   </w:pPr>
                   <w:r>
                     <w:rPr>
-                      <w:rFonts w:asciiTheme="minorHAnsi" w:eastAsiaTheme="minorEastAsia" w:hAnsiTheme="minorHAnsi" w:cstheme="minorBidi"/>
+                      <w:rFonts w:asciiTheme="minorHAnsi" w:eastAsiaTheme="minorEastAsia" w:hAnsiTheme="minorHAnsi" w:cstheme="minorBidi" w:ascii="Calibri" w:hAnsi="Calibri" w:eastAsia="Calibri" w:cs="Calibri"/>
                       <w:sz w:val="24"/>
                       <w:szCs w:val="24"/>
                       <w:lang w:val="es-CL" w:eastAsia="es-CL"/>
@@ -10192,7 +10274,7 @@
                   </w:pPr>
                   <w:r>
                     <w:rPr>
-                      <w:rFonts w:asciiTheme="minorHAnsi" w:eastAsiaTheme="minorEastAsia" w:hAnsiTheme="minorHAnsi" w:cstheme="minorBidi"/>
+                      <w:rFonts w:asciiTheme="minorHAnsi" w:eastAsiaTheme="minorEastAsia" w:hAnsiTheme="minorHAnsi" w:cstheme="minorBidi" w:ascii="Calibri" w:hAnsi="Calibri" w:eastAsia="Calibri" w:cs="Calibri"/>
                       <w:sz w:val="24"/>
                       <w:szCs w:val="24"/>
                       <w:lang w:val="es-CL" w:eastAsia="es-CL"/>
@@ -10219,7 +10301,7 @@
                   </w:pPr>
                   <w:r>
                     <w:rPr>
-                      <w:rFonts w:asciiTheme="minorHAnsi" w:eastAsiaTheme="minorEastAsia" w:hAnsiTheme="minorHAnsi" w:cstheme="minorBidi"/>
+                      <w:rFonts w:asciiTheme="minorHAnsi" w:eastAsiaTheme="minorEastAsia" w:hAnsiTheme="minorHAnsi" w:cstheme="minorBidi" w:ascii="Calibri" w:hAnsi="Calibri" w:eastAsia="Calibri" w:cs="Calibri"/>
                       <w:sz w:val="24"/>
                       <w:szCs w:val="24"/>
                       <w:lang w:val="es-CL" w:eastAsia="es-CL"/>
@@ -10246,7 +10328,7 @@
                   </w:pPr>
                   <w:r>
                     <w:rPr>
-                      <w:rFonts w:asciiTheme="minorHAnsi" w:eastAsiaTheme="minorEastAsia" w:hAnsiTheme="minorHAnsi" w:cstheme="minorBidi"/>
+                      <w:rFonts w:asciiTheme="minorHAnsi" w:eastAsiaTheme="minorEastAsia" w:hAnsiTheme="minorHAnsi" w:cstheme="minorBidi" w:ascii="Calibri" w:hAnsi="Calibri" w:eastAsia="Calibri" w:cs="Calibri"/>
                       <w:sz w:val="24"/>
                       <w:szCs w:val="24"/>
                       <w:lang w:val="es-CL" w:eastAsia="es-CL"/>
@@ -10278,7 +10360,7 @@
                   </w:pPr>
                   <w:r>
                     <w:rPr>
-                      <w:rFonts w:asciiTheme="minorHAnsi" w:eastAsiaTheme="minorEastAsia" w:hAnsiTheme="minorHAnsi" w:cstheme="minorBidi"/>
+                      <w:rFonts w:asciiTheme="minorHAnsi" w:eastAsiaTheme="minorEastAsia" w:hAnsiTheme="minorHAnsi" w:cstheme="minorBidi" w:ascii="Calibri" w:hAnsi="Calibri" w:eastAsia="Calibri" w:cs="Calibri"/>
                       <w:sz w:val="24"/>
                       <w:szCs w:val="24"/>
                       <w:lang w:val="es-CL" w:eastAsia="es-CL"/>
@@ -10305,7 +10387,7 @@
                   </w:pPr>
                   <w:r>
                     <w:rPr>
-                      <w:rFonts w:asciiTheme="minorHAnsi" w:eastAsiaTheme="minorEastAsia" w:hAnsiTheme="minorHAnsi" w:cstheme="minorBidi"/>
+                      <w:rFonts w:asciiTheme="minorHAnsi" w:eastAsiaTheme="minorEastAsia" w:hAnsiTheme="minorHAnsi" w:cstheme="minorBidi" w:ascii="Calibri" w:hAnsi="Calibri" w:eastAsia="Calibri" w:cs="Calibri"/>
                       <w:sz w:val="24"/>
                       <w:szCs w:val="24"/>
                       <w:lang w:val="es-CL" w:eastAsia="es-CL"/>
@@ -10332,7 +10414,7 @@
                   </w:pPr>
                   <w:r>
                     <w:rPr>
-                      <w:rFonts w:asciiTheme="minorHAnsi" w:eastAsiaTheme="minorEastAsia" w:hAnsiTheme="minorHAnsi" w:cstheme="minorBidi"/>
+                      <w:rFonts w:asciiTheme="minorHAnsi" w:eastAsiaTheme="minorEastAsia" w:hAnsiTheme="minorHAnsi" w:cstheme="minorBidi" w:ascii="Calibri" w:hAnsi="Calibri" w:eastAsia="Calibri" w:cs="Calibri"/>
                       <w:sz w:val="24"/>
                       <w:szCs w:val="24"/>
                       <w:lang w:val="es-CL" w:eastAsia="es-CL"/>
@@ -10342,7 +10424,7 @@
                   <w:proofErr w:type="spellStart"/>
                   <w:r>
                     <w:rPr>
-                      <w:rFonts w:asciiTheme="minorHAnsi" w:eastAsiaTheme="minorEastAsia" w:hAnsiTheme="minorHAnsi" w:cstheme="minorBidi"/>
+                      <w:rFonts w:asciiTheme="minorHAnsi" w:eastAsiaTheme="minorEastAsia" w:hAnsiTheme="minorHAnsi" w:cstheme="minorBidi" w:ascii="Calibri" w:hAnsi="Calibri" w:eastAsia="Calibri" w:cs="Calibri"/>
                       <w:sz w:val="24"/>
                       <w:szCs w:val="24"/>
                       <w:lang w:val="es-CL" w:eastAsia="es-CL"/>
@@ -10352,7 +10434,7 @@
                   <w:proofErr w:type="spellEnd"/>
                   <w:r>
                     <w:rPr>
-                      <w:rFonts w:asciiTheme="minorHAnsi" w:eastAsiaTheme="minorEastAsia" w:hAnsiTheme="minorHAnsi" w:cstheme="minorBidi"/>
+                      <w:rFonts w:asciiTheme="minorHAnsi" w:eastAsiaTheme="minorEastAsia" w:hAnsiTheme="minorHAnsi" w:cstheme="minorBidi" w:ascii="Calibri" w:hAnsi="Calibri" w:eastAsia="Calibri" w:cs="Calibri"/>
                       <w:sz w:val="24"/>
                       <w:szCs w:val="24"/>
                       <w:lang w:val="es-CL" w:eastAsia="es-CL"/>
@@ -10384,7 +10466,7 @@
                   </w:pPr>
                   <w:r>
                     <w:rPr>
-                      <w:rFonts w:asciiTheme="minorHAnsi" w:eastAsiaTheme="minorEastAsia" w:hAnsiTheme="minorHAnsi" w:cstheme="minorBidi"/>
+                      <w:rFonts w:asciiTheme="minorHAnsi" w:eastAsiaTheme="minorEastAsia" w:hAnsiTheme="minorHAnsi" w:cstheme="minorBidi" w:ascii="Calibri" w:hAnsi="Calibri" w:eastAsia="Calibri" w:cs="Calibri"/>
                       <w:sz w:val="24"/>
                       <w:szCs w:val="24"/>
                       <w:lang w:val="es-CL" w:eastAsia="es-CL"/>
@@ -10412,7 +10494,7 @@
                   <w:proofErr w:type="spellStart"/>
                   <w:r>
                     <w:rPr>
-                      <w:rFonts w:asciiTheme="minorHAnsi" w:eastAsiaTheme="minorEastAsia" w:hAnsiTheme="minorHAnsi" w:cstheme="minorBidi"/>
+                      <w:rFonts w:asciiTheme="minorHAnsi" w:eastAsiaTheme="minorEastAsia" w:hAnsiTheme="minorHAnsi" w:cstheme="minorBidi" w:ascii="Calibri" w:hAnsi="Calibri" w:eastAsia="Calibri" w:cs="Calibri"/>
                       <w:sz w:val="24"/>
                       <w:szCs w:val="24"/>
                       <w:lang w:val="es-CL" w:eastAsia="es-CL"/>
@@ -10422,7 +10504,7 @@
                   <w:proofErr w:type="spellEnd"/>
                   <w:r>
                     <w:rPr>
-                      <w:rFonts w:asciiTheme="minorHAnsi" w:eastAsiaTheme="minorEastAsia" w:hAnsiTheme="minorHAnsi" w:cstheme="minorBidi"/>
+                      <w:rFonts w:asciiTheme="minorHAnsi" w:eastAsiaTheme="minorEastAsia" w:hAnsiTheme="minorHAnsi" w:cstheme="minorBidi" w:ascii="Calibri" w:hAnsi="Calibri" w:eastAsia="Calibri" w:cs="Calibri"/>
                       <w:sz w:val="24"/>
                       <w:szCs w:val="24"/>
                       <w:lang w:val="es-CL" w:eastAsia="es-CL"/>
@@ -10432,7 +10514,7 @@
                   <w:proofErr w:type="spellStart"/>
                   <w:r>
                     <w:rPr>
-                      <w:rFonts w:asciiTheme="minorHAnsi" w:eastAsiaTheme="minorEastAsia" w:hAnsiTheme="minorHAnsi" w:cstheme="minorBidi"/>
+                      <w:rFonts w:asciiTheme="minorHAnsi" w:eastAsiaTheme="minorEastAsia" w:hAnsiTheme="minorHAnsi" w:cstheme="minorBidi" w:ascii="Calibri" w:hAnsi="Calibri" w:eastAsia="Calibri" w:cs="Calibri"/>
                       <w:sz w:val="24"/>
                       <w:szCs w:val="24"/>
                       <w:lang w:val="es-CL" w:eastAsia="es-CL"/>
@@ -10442,7 +10524,7 @@
                   <w:proofErr w:type="spellEnd"/>
                   <w:r>
                     <w:rPr>
-                      <w:rFonts w:asciiTheme="minorHAnsi" w:eastAsiaTheme="minorEastAsia" w:hAnsiTheme="minorHAnsi" w:cstheme="minorBidi"/>
+                      <w:rFonts w:asciiTheme="minorHAnsi" w:eastAsiaTheme="minorEastAsia" w:hAnsiTheme="minorHAnsi" w:cstheme="minorBidi" w:ascii="Calibri" w:hAnsi="Calibri" w:eastAsia="Calibri" w:cs="Calibri"/>
                       <w:sz w:val="24"/>
                       <w:szCs w:val="24"/>
                       <w:lang w:val="es-CL" w:eastAsia="es-CL"/>
@@ -10452,7 +10534,7 @@
                   <w:proofErr w:type="spellStart"/>
                   <w:r>
                     <w:rPr>
-                      <w:rFonts w:asciiTheme="minorHAnsi" w:eastAsiaTheme="minorEastAsia" w:hAnsiTheme="minorHAnsi" w:cstheme="minorBidi"/>
+                      <w:rFonts w:asciiTheme="minorHAnsi" w:eastAsiaTheme="minorEastAsia" w:hAnsiTheme="minorHAnsi" w:cstheme="minorBidi" w:ascii="Calibri" w:hAnsi="Calibri" w:eastAsia="Calibri" w:cs="Calibri"/>
                       <w:sz w:val="24"/>
                       <w:szCs w:val="24"/>
                       <w:lang w:val="es-CL" w:eastAsia="es-CL"/>
@@ -10462,7 +10544,7 @@
                   <w:proofErr w:type="spellEnd"/>
                   <w:r>
                     <w:rPr>
-                      <w:rFonts w:asciiTheme="minorHAnsi" w:eastAsiaTheme="minorEastAsia" w:hAnsiTheme="minorHAnsi" w:cstheme="minorBidi"/>
+                      <w:rFonts w:asciiTheme="minorHAnsi" w:eastAsiaTheme="minorEastAsia" w:hAnsiTheme="minorHAnsi" w:cstheme="minorBidi" w:ascii="Calibri" w:hAnsi="Calibri" w:eastAsia="Calibri" w:cs="Calibri"/>
                       <w:sz w:val="24"/>
                       <w:szCs w:val="24"/>
                       <w:lang w:val="es-CL" w:eastAsia="es-CL"/>
@@ -10489,7 +10571,7 @@
                   </w:pPr>
                   <w:r>
                     <w:rPr>
-                      <w:rFonts w:asciiTheme="minorHAnsi" w:eastAsiaTheme="minorEastAsia" w:hAnsiTheme="minorHAnsi" w:cstheme="minorBidi"/>
+                      <w:rFonts w:asciiTheme="minorHAnsi" w:eastAsiaTheme="minorEastAsia" w:hAnsiTheme="minorHAnsi" w:cstheme="minorBidi" w:ascii="Calibri" w:hAnsi="Calibri" w:eastAsia="Calibri" w:cs="Calibri"/>
                       <w:sz w:val="24"/>
                       <w:szCs w:val="24"/>
                       <w:lang w:val="es-CL" w:eastAsia="es-CL"/>
@@ -10521,7 +10603,7 @@
                   </w:pPr>
                   <w:r>
                     <w:rPr>
-                      <w:rFonts w:asciiTheme="minorHAnsi" w:eastAsiaTheme="minorEastAsia" w:hAnsiTheme="minorHAnsi" w:cstheme="minorBidi"/>
+                      <w:rFonts w:asciiTheme="minorHAnsi" w:eastAsiaTheme="minorEastAsia" w:hAnsiTheme="minorHAnsi" w:cstheme="minorBidi" w:ascii="Calibri" w:hAnsi="Calibri" w:eastAsia="Calibri" w:cs="Calibri"/>
                       <w:sz w:val="24"/>
                       <w:szCs w:val="24"/>
                       <w:lang w:val="es-CL" w:eastAsia="es-CL"/>
@@ -10548,7 +10630,7 @@
                   </w:pPr>
                   <w:r>
                     <w:rPr>
-                      <w:rFonts w:asciiTheme="minorHAnsi" w:eastAsiaTheme="minorEastAsia" w:hAnsiTheme="minorHAnsi" w:cstheme="minorBidi"/>
+                      <w:rFonts w:asciiTheme="minorHAnsi" w:eastAsiaTheme="minorEastAsia" w:hAnsiTheme="minorHAnsi" w:cstheme="minorBidi" w:ascii="Calibri" w:hAnsi="Calibri" w:eastAsia="Calibri" w:cs="Calibri"/>
                       <w:sz w:val="24"/>
                       <w:szCs w:val="24"/>
                       <w:lang w:val="es-CL" w:eastAsia="es-CL"/>
@@ -10575,7 +10657,7 @@
                   </w:pPr>
                   <w:r>
                     <w:rPr>
-                      <w:rFonts w:asciiTheme="minorHAnsi" w:eastAsiaTheme="minorEastAsia" w:hAnsiTheme="minorHAnsi" w:cstheme="minorBidi"/>
+                      <w:rFonts w:asciiTheme="minorHAnsi" w:eastAsiaTheme="minorEastAsia" w:hAnsiTheme="minorHAnsi" w:cstheme="minorBidi" w:ascii="Calibri" w:hAnsi="Calibri" w:eastAsia="Calibri" w:cs="Calibri"/>
                       <w:sz w:val="24"/>
                       <w:szCs w:val="24"/>
                       <w:lang w:val="es-CL" w:eastAsia="es-CL"/>
@@ -10607,7 +10689,7 @@
                   </w:pPr>
                   <w:r>
                     <w:rPr>
-                      <w:rFonts w:asciiTheme="minorHAnsi" w:eastAsiaTheme="minorEastAsia" w:hAnsiTheme="minorHAnsi" w:cstheme="minorBidi"/>
+                      <w:rFonts w:asciiTheme="minorHAnsi" w:eastAsiaTheme="minorEastAsia" w:hAnsiTheme="minorHAnsi" w:cstheme="minorBidi" w:ascii="Calibri" w:hAnsi="Calibri" w:eastAsia="Calibri" w:cs="Calibri"/>
                       <w:sz w:val="24"/>
                       <w:szCs w:val="24"/>
                       <w:lang w:val="es-CL" w:eastAsia="es-CL"/>
@@ -10634,7 +10716,7 @@
                   </w:pPr>
                   <w:r>
                     <w:rPr>
-                      <w:rFonts w:asciiTheme="minorHAnsi" w:eastAsiaTheme="minorEastAsia" w:hAnsiTheme="minorHAnsi" w:cstheme="minorBidi"/>
+                      <w:rFonts w:asciiTheme="minorHAnsi" w:eastAsiaTheme="minorEastAsia" w:hAnsiTheme="minorHAnsi" w:cstheme="minorBidi" w:ascii="Calibri" w:hAnsi="Calibri" w:eastAsia="Calibri" w:cs="Calibri"/>
                       <w:sz w:val="24"/>
                       <w:szCs w:val="24"/>
                       <w:lang w:val="es-CL" w:eastAsia="es-CL"/>
@@ -10661,7 +10743,7 @@
                   </w:pPr>
                   <w:r>
                     <w:rPr>
-                      <w:rFonts w:asciiTheme="minorHAnsi" w:eastAsiaTheme="minorEastAsia" w:hAnsiTheme="minorHAnsi" w:cstheme="minorBidi"/>
+                      <w:rFonts w:asciiTheme="minorHAnsi" w:eastAsiaTheme="minorEastAsia" w:hAnsiTheme="minorHAnsi" w:cstheme="minorBidi" w:ascii="Calibri" w:hAnsi="Calibri" w:eastAsia="Calibri" w:cs="Calibri"/>
                       <w:sz w:val="24"/>
                       <w:szCs w:val="24"/>
                       <w:lang w:val="es-CL" w:eastAsia="es-CL"/>
@@ -10670,7 +10752,7 @@
                   </w:r>
                   <w:r>
                     <w:rPr>
-                      <w:rFonts w:asciiTheme="minorHAnsi" w:eastAsiaTheme="minorEastAsia" w:hAnsiTheme="minorHAnsi" w:cstheme="minorBidi"/>
+                      <w:rFonts w:asciiTheme="minorHAnsi" w:eastAsiaTheme="minorEastAsia" w:hAnsiTheme="minorHAnsi" w:cstheme="minorBidi" w:ascii="Calibri" w:hAnsi="Calibri" w:eastAsia="Calibri" w:cs="Calibri"/>
                       <w:b/>
                       <w:bCs/>
                       <w:sz w:val="24"/>
@@ -10681,7 +10763,7 @@
                   </w:r>
                   <w:r>
                     <w:rPr>
-                      <w:rFonts w:asciiTheme="minorHAnsi" w:eastAsiaTheme="minorEastAsia" w:hAnsiTheme="minorHAnsi" w:cstheme="minorBidi"/>
+                      <w:rFonts w:asciiTheme="minorHAnsi" w:eastAsiaTheme="minorEastAsia" w:hAnsiTheme="minorHAnsi" w:cstheme="minorBidi" w:ascii="Calibri" w:hAnsi="Calibri" w:eastAsia="Calibri" w:cs="Calibri"/>
                       <w:sz w:val="24"/>
                       <w:szCs w:val="24"/>
                       <w:lang w:val="es-CL" w:eastAsia="es-CL"/>
@@ -10713,7 +10795,7 @@
                   </w:pPr>
                   <w:r>
                     <w:rPr>
-                      <w:rFonts w:asciiTheme="minorHAnsi" w:eastAsiaTheme="minorEastAsia" w:hAnsiTheme="minorHAnsi" w:cstheme="minorBidi"/>
+                      <w:rFonts w:asciiTheme="minorHAnsi" w:eastAsiaTheme="minorEastAsia" w:hAnsiTheme="minorHAnsi" w:cstheme="minorBidi" w:ascii="Calibri" w:hAnsi="Calibri" w:eastAsia="Calibri" w:cs="Calibri"/>
                       <w:sz w:val="24"/>
                       <w:szCs w:val="24"/>
                       <w:lang w:val="es-CL" w:eastAsia="es-CL"/>
@@ -10741,7 +10823,7 @@
                   </w:pPr>
                   <w:r>
                     <w:rPr>
-                      <w:rFonts w:asciiTheme="minorHAnsi" w:eastAsiaTheme="minorEastAsia" w:hAnsiTheme="minorHAnsi" w:cstheme="minorBidi"/>
+                      <w:rFonts w:asciiTheme="minorHAnsi" w:eastAsiaTheme="minorEastAsia" w:hAnsiTheme="minorHAnsi" w:cstheme="minorBidi" w:ascii="Calibri" w:hAnsi="Calibri" w:eastAsia="Calibri" w:cs="Calibri"/>
                       <w:sz w:val="24"/>
                       <w:szCs w:val="24"/>
                       <w:lang w:val="es-CL" w:eastAsia="es-CL"/>
@@ -10768,7 +10850,7 @@
                   </w:pPr>
                   <w:r>
                     <w:rPr>
-                      <w:rFonts w:asciiTheme="minorHAnsi" w:eastAsiaTheme="minorEastAsia" w:hAnsiTheme="minorHAnsi" w:cstheme="minorBidi"/>
+                      <w:rFonts w:asciiTheme="minorHAnsi" w:eastAsiaTheme="minorEastAsia" w:hAnsiTheme="minorHAnsi" w:cstheme="minorBidi" w:ascii="Calibri" w:hAnsi="Calibri" w:eastAsia="Calibri" w:cs="Calibri"/>
                       <w:sz w:val="24"/>
                       <w:szCs w:val="24"/>
                       <w:lang w:val="es-CL" w:eastAsia="es-CL"/>
@@ -10800,7 +10882,7 @@
                   </w:pPr>
                   <w:r>
                     <w:rPr>
-                      <w:rFonts w:asciiTheme="minorHAnsi" w:eastAsiaTheme="minorEastAsia" w:hAnsiTheme="minorHAnsi" w:cstheme="minorBidi"/>
+                      <w:rFonts w:asciiTheme="minorHAnsi" w:eastAsiaTheme="minorEastAsia" w:hAnsiTheme="minorHAnsi" w:cstheme="minorBidi" w:ascii="Calibri" w:hAnsi="Calibri" w:eastAsia="Calibri" w:cs="Calibri"/>
                       <w:sz w:val="24"/>
                       <w:szCs w:val="24"/>
                       <w:lang w:val="es-CL" w:eastAsia="es-CL"/>
@@ -10827,7 +10909,7 @@
                   </w:pPr>
                   <w:r>
                     <w:rPr>
-                      <w:rFonts w:asciiTheme="minorHAnsi" w:eastAsiaTheme="minorEastAsia" w:hAnsiTheme="minorHAnsi" w:cstheme="minorBidi"/>
+                      <w:rFonts w:asciiTheme="minorHAnsi" w:eastAsiaTheme="minorEastAsia" w:hAnsiTheme="minorHAnsi" w:cstheme="minorBidi" w:ascii="Calibri" w:hAnsi="Calibri" w:eastAsia="Calibri" w:cs="Calibri"/>
                       <w:sz w:val="24"/>
                       <w:szCs w:val="24"/>
                       <w:lang w:val="es-CL" w:eastAsia="es-CL"/>
@@ -10854,7 +10936,7 @@
                   </w:pPr>
                   <w:r>
                     <w:rPr>
-                      <w:rFonts w:asciiTheme="minorHAnsi" w:eastAsiaTheme="minorEastAsia" w:hAnsiTheme="minorHAnsi" w:cstheme="minorBidi"/>
+                      <w:rFonts w:asciiTheme="minorHAnsi" w:eastAsiaTheme="minorEastAsia" w:hAnsiTheme="minorHAnsi" w:cstheme="minorBidi" w:ascii="Calibri" w:hAnsi="Calibri" w:eastAsia="Calibri" w:cs="Calibri"/>
                       <w:sz w:val="24"/>
                       <w:szCs w:val="24"/>
                       <w:lang w:val="es-CL" w:eastAsia="es-CL"/>
@@ -10886,7 +10968,7 @@
                   </w:pPr>
                   <w:r>
                     <w:rPr>
-                      <w:rFonts w:asciiTheme="minorHAnsi" w:eastAsiaTheme="minorEastAsia" w:hAnsiTheme="minorHAnsi" w:cstheme="minorBidi"/>
+                      <w:rFonts w:asciiTheme="minorHAnsi" w:eastAsiaTheme="minorEastAsia" w:hAnsiTheme="minorHAnsi" w:cstheme="minorBidi" w:ascii="Calibri" w:hAnsi="Calibri" w:eastAsia="Calibri" w:cs="Calibri"/>
                       <w:sz w:val="24"/>
                       <w:szCs w:val="24"/>
                       <w:lang w:val="es-CL" w:eastAsia="es-CL"/>
@@ -10913,7 +10995,7 @@
                   </w:pPr>
                   <w:r>
                     <w:rPr>
-                      <w:rFonts w:asciiTheme="minorHAnsi" w:eastAsiaTheme="minorEastAsia" w:hAnsiTheme="minorHAnsi" w:cstheme="minorBidi"/>
+                      <w:rFonts w:asciiTheme="minorHAnsi" w:eastAsiaTheme="minorEastAsia" w:hAnsiTheme="minorHAnsi" w:cstheme="minorBidi" w:ascii="Calibri" w:hAnsi="Calibri" w:eastAsia="Calibri" w:cs="Calibri"/>
                       <w:sz w:val="24"/>
                       <w:szCs w:val="24"/>
                       <w:lang w:val="es-CL" w:eastAsia="es-CL"/>
@@ -10940,7 +11022,7 @@
                   </w:pPr>
                   <w:r>
                     <w:rPr>
-                      <w:rFonts w:asciiTheme="minorHAnsi" w:eastAsiaTheme="minorEastAsia" w:hAnsiTheme="minorHAnsi" w:cstheme="minorBidi"/>
+                      <w:rFonts w:asciiTheme="minorHAnsi" w:eastAsiaTheme="minorEastAsia" w:hAnsiTheme="minorHAnsi" w:cstheme="minorBidi" w:ascii="Calibri" w:hAnsi="Calibri" w:eastAsia="Calibri" w:cs="Calibri"/>
                       <w:sz w:val="24"/>
                       <w:szCs w:val="24"/>
                       <w:lang w:val="es-CL" w:eastAsia="es-CL"/>
@@ -10949,7 +11031,7 @@
                   </w:r>
                   <w:r>
                     <w:rPr>
-                      <w:rFonts w:asciiTheme="minorHAnsi" w:eastAsiaTheme="minorEastAsia" w:hAnsiTheme="minorHAnsi" w:cstheme="minorBidi"/>
+                      <w:rFonts w:asciiTheme="minorHAnsi" w:eastAsiaTheme="minorEastAsia" w:hAnsiTheme="minorHAnsi" w:cstheme="minorBidi" w:ascii="Calibri" w:hAnsi="Calibri" w:eastAsia="Calibri" w:cs="Calibri"/>
                       <w:b/>
                       <w:bCs/>
                       <w:sz w:val="24"/>
@@ -10960,7 +11042,7 @@
                   </w:r>
                   <w:r>
                     <w:rPr>
-                      <w:rFonts w:asciiTheme="minorHAnsi" w:eastAsiaTheme="minorEastAsia" w:hAnsiTheme="minorHAnsi" w:cstheme="minorBidi"/>
+                      <w:rFonts w:asciiTheme="minorHAnsi" w:eastAsiaTheme="minorEastAsia" w:hAnsiTheme="minorHAnsi" w:cstheme="minorBidi" w:ascii="Calibri" w:hAnsi="Calibri" w:eastAsia="Calibri" w:cs="Calibri"/>
                       <w:sz w:val="24"/>
                       <w:szCs w:val="24"/>
                       <w:lang w:val="es-CL" w:eastAsia="es-CL"/>
@@ -10992,7 +11074,7 @@
                   </w:pPr>
                   <w:r>
                     <w:rPr>
-                      <w:rFonts w:asciiTheme="minorHAnsi" w:eastAsiaTheme="minorEastAsia" w:hAnsiTheme="minorHAnsi" w:cstheme="minorBidi"/>
+                      <w:rFonts w:asciiTheme="minorHAnsi" w:eastAsiaTheme="minorEastAsia" w:hAnsiTheme="minorHAnsi" w:cstheme="minorBidi" w:ascii="Calibri" w:hAnsi="Calibri" w:eastAsia="Calibri" w:cs="Calibri"/>
                       <w:sz w:val="24"/>
                       <w:szCs w:val="24"/>
                       <w:lang w:val="es-CL" w:eastAsia="es-CL"/>
@@ -11019,7 +11101,7 @@
                   </w:pPr>
                   <w:r>
                     <w:rPr>
-                      <w:rFonts w:asciiTheme="minorHAnsi" w:eastAsiaTheme="minorEastAsia" w:hAnsiTheme="minorHAnsi" w:cstheme="minorBidi"/>
+                      <w:rFonts w:asciiTheme="minorHAnsi" w:eastAsiaTheme="minorEastAsia" w:hAnsiTheme="minorHAnsi" w:cstheme="minorBidi" w:ascii="Calibri" w:hAnsi="Calibri" w:eastAsia="Calibri" w:cs="Calibri"/>
                       <w:sz w:val="24"/>
                       <w:szCs w:val="24"/>
                       <w:lang w:val="es-CL" w:eastAsia="es-CL"/>
@@ -11046,7 +11128,7 @@
                   </w:pPr>
                   <w:r>
                     <w:rPr>
-                      <w:rFonts w:asciiTheme="minorHAnsi" w:eastAsiaTheme="minorEastAsia" w:hAnsiTheme="minorHAnsi" w:cstheme="minorBidi"/>
+                      <w:rFonts w:asciiTheme="minorHAnsi" w:eastAsiaTheme="minorEastAsia" w:hAnsiTheme="minorHAnsi" w:cstheme="minorBidi" w:ascii="Calibri" w:hAnsi="Calibri" w:eastAsia="Calibri" w:cs="Calibri"/>
                       <w:sz w:val="24"/>
                       <w:szCs w:val="24"/>
                       <w:lang w:val="es-CL" w:eastAsia="es-CL"/>
@@ -11056,7 +11138,7 @@
                   <w:proofErr w:type="spellStart"/>
                   <w:r>
                     <w:rPr>
-                      <w:rFonts w:asciiTheme="minorHAnsi" w:eastAsiaTheme="minorEastAsia" w:hAnsiTheme="minorHAnsi" w:cstheme="minorBidi"/>
+                      <w:rFonts w:asciiTheme="minorHAnsi" w:eastAsiaTheme="minorEastAsia" w:hAnsiTheme="minorHAnsi" w:cstheme="minorBidi" w:ascii="Calibri" w:hAnsi="Calibri" w:eastAsia="Calibri" w:cs="Calibri"/>
                       <w:sz w:val="24"/>
                       <w:szCs w:val="24"/>
                       <w:lang w:val="es-CL" w:eastAsia="es-CL"/>
@@ -11066,7 +11148,7 @@
                   <w:proofErr w:type="spellEnd"/>
                   <w:r>
                     <w:rPr>
-                      <w:rFonts w:asciiTheme="minorHAnsi" w:eastAsiaTheme="minorEastAsia" w:hAnsiTheme="minorHAnsi" w:cstheme="minorBidi"/>
+                      <w:rFonts w:asciiTheme="minorHAnsi" w:eastAsiaTheme="minorEastAsia" w:hAnsiTheme="minorHAnsi" w:cstheme="minorBidi" w:ascii="Calibri" w:hAnsi="Calibri" w:eastAsia="Calibri" w:cs="Calibri"/>
                       <w:sz w:val="24"/>
                       <w:szCs w:val="24"/>
                       <w:lang w:val="es-CL" w:eastAsia="es-CL"/>
@@ -11098,7 +11180,7 @@
                   </w:pPr>
                   <w:r>
                     <w:rPr>
-                      <w:rFonts w:asciiTheme="minorHAnsi" w:eastAsiaTheme="minorEastAsia" w:hAnsiTheme="minorHAnsi" w:cstheme="minorBidi"/>
+                      <w:rFonts w:asciiTheme="minorHAnsi" w:eastAsiaTheme="minorEastAsia" w:hAnsiTheme="minorHAnsi" w:cstheme="minorBidi" w:ascii="Calibri" w:hAnsi="Calibri" w:eastAsia="Calibri" w:cs="Calibri"/>
                       <w:sz w:val="24"/>
                       <w:szCs w:val="24"/>
                       <w:lang w:val="es-CL" w:eastAsia="es-CL"/>
@@ -11125,7 +11207,7 @@
                   </w:pPr>
                   <w:r>
                     <w:rPr>
-                      <w:rFonts w:asciiTheme="minorHAnsi" w:eastAsiaTheme="minorEastAsia" w:hAnsiTheme="minorHAnsi" w:cstheme="minorBidi"/>
+                      <w:rFonts w:asciiTheme="minorHAnsi" w:eastAsiaTheme="minorEastAsia" w:hAnsiTheme="minorHAnsi" w:cstheme="minorBidi" w:ascii="Calibri" w:hAnsi="Calibri" w:eastAsia="Calibri" w:cs="Calibri"/>
                       <w:sz w:val="24"/>
                       <w:szCs w:val="24"/>
                       <w:lang w:val="es-CL" w:eastAsia="es-CL"/>
@@ -11152,7 +11234,7 @@
                   </w:pPr>
                   <w:r>
                     <w:rPr>
-                      <w:rFonts w:asciiTheme="minorHAnsi" w:eastAsiaTheme="minorEastAsia" w:hAnsiTheme="minorHAnsi" w:cstheme="minorBidi"/>
+                      <w:rFonts w:asciiTheme="minorHAnsi" w:eastAsiaTheme="minorEastAsia" w:hAnsiTheme="minorHAnsi" w:cstheme="minorBidi" w:ascii="Calibri" w:hAnsi="Calibri" w:eastAsia="Calibri" w:cs="Calibri"/>
                       <w:sz w:val="24"/>
                       <w:szCs w:val="24"/>
                       <w:lang w:val="es-CL" w:eastAsia="es-CL"/>
@@ -11174,7 +11256,7 @@
             </w:pPr>
             <w:r>
               <w:rPr>
-                <w:rFonts w:asciiTheme="minorHAnsi" w:eastAsiaTheme="minorEastAsia" w:hAnsiTheme="minorHAnsi" w:cstheme="minorBidi"/>
+                <w:rFonts w:asciiTheme="minorHAnsi" w:eastAsiaTheme="minorEastAsia" w:hAnsiTheme="minorHAnsi" w:cstheme="minorBidi" w:ascii="Calibri" w:hAnsi="Calibri" w:eastAsia="Calibri" w:cs="Calibri"/>
                 <w:sz w:val="24"/>
                 <w:szCs w:val="24"/>
                 <w:lang w:val="es-CL" w:eastAsia="es-CL"/>
@@ -11193,7 +11275,7 @@
             </w:pPr>
             <w:r>
               <w:rPr>
-                <w:rFonts w:asciiTheme="minorHAnsi" w:eastAsiaTheme="minorEastAsia" w:hAnsiTheme="minorHAnsi" w:cstheme="minorBidi"/>
+                <w:rFonts w:asciiTheme="minorHAnsi" w:eastAsiaTheme="minorEastAsia" w:hAnsiTheme="minorHAnsi" w:cstheme="minorBidi" w:ascii="Calibri" w:hAnsi="Calibri" w:eastAsia="Calibri" w:cs="Calibri"/>
                 <w:sz w:val="24"/>
                 <w:szCs w:val="24"/>
                 <w:lang w:val="es-CL" w:eastAsia="es-CL"/>
@@ -11202,7 +11284,7 @@
             </w:r>
             <w:r>
               <w:rPr>
-                <w:rFonts w:asciiTheme="minorHAnsi" w:eastAsiaTheme="minorEastAsia" w:hAnsiTheme="minorHAnsi" w:cstheme="minorBidi"/>
+                <w:rFonts w:asciiTheme="minorHAnsi" w:eastAsiaTheme="minorEastAsia" w:hAnsiTheme="minorHAnsi" w:cstheme="minorBidi" w:ascii="Calibri" w:hAnsi="Calibri" w:eastAsia="Calibri" w:cs="Calibri"/>
                 <w:b/>
                 <w:bCs/>
                 <w:sz w:val="24"/>
@@ -11213,7 +11295,7 @@
             </w:r>
             <w:r>
               <w:rPr>
-                <w:rFonts w:asciiTheme="minorHAnsi" w:eastAsiaTheme="minorEastAsia" w:hAnsiTheme="minorHAnsi" w:cstheme="minorBidi"/>
+                <w:rFonts w:asciiTheme="minorHAnsi" w:eastAsiaTheme="minorEastAsia" w:hAnsiTheme="minorHAnsi" w:cstheme="minorBidi" w:ascii="Calibri" w:hAnsi="Calibri" w:eastAsia="Calibri" w:cs="Calibri"/>
                 <w:sz w:val="24"/>
                 <w:szCs w:val="24"/>
                 <w:lang w:val="es-CL" w:eastAsia="es-CL"/>
@@ -11254,7 +11336,7 @@
             </w:pPr>
             <w:r>
               <w:rPr>
-                <w:rFonts w:asciiTheme="minorHAnsi" w:eastAsiaTheme="minorEastAsia" w:hAnsiTheme="minorHAnsi" w:cstheme="minorBidi"/>
+                <w:rFonts w:asciiTheme="minorHAnsi" w:eastAsiaTheme="minorEastAsia" w:hAnsiTheme="minorHAnsi" w:cstheme="minorBidi" w:ascii="Calibri" w:hAnsi="Calibri" w:eastAsia="Calibri" w:cs="Calibri"/>
                 <w:b/>
                 <w:bCs/>
                 <w:sz w:val="24"/>
@@ -11277,7 +11359,7 @@
             </w:pPr>
             <w:r>
               <w:rPr>
-                <w:rFonts w:asciiTheme="minorHAnsi" w:eastAsiaTheme="minorEastAsia" w:hAnsiTheme="minorHAnsi" w:cstheme="minorBidi"/>
+                <w:rFonts w:asciiTheme="minorHAnsi" w:eastAsiaTheme="minorEastAsia" w:hAnsiTheme="minorHAnsi" w:cstheme="minorBidi" w:ascii="Calibri" w:hAnsi="Calibri" w:eastAsia="Calibri" w:cs="Calibri"/>
                 <w:b/>
                 <w:bCs/>
                 <w:sz w:val="24"/>
@@ -11300,7 +11382,7 @@
             </w:pPr>
             <w:r>
               <w:rPr>
-                <w:rFonts w:asciiTheme="minorHAnsi" w:eastAsiaTheme="minorEastAsia" w:hAnsiTheme="minorHAnsi" w:cstheme="minorBidi"/>
+                <w:rFonts w:asciiTheme="minorHAnsi" w:eastAsiaTheme="minorEastAsia" w:hAnsiTheme="minorHAnsi" w:cstheme="minorBidi" w:ascii="Calibri" w:hAnsi="Calibri" w:eastAsia="Calibri" w:cs="Calibri"/>
                 <w:b/>
                 <w:bCs/>
                 <w:sz w:val="24"/>
@@ -11323,7 +11405,7 @@
             </w:pPr>
             <w:r>
               <w:rPr>
-                <w:rFonts w:asciiTheme="minorHAnsi" w:eastAsiaTheme="minorEastAsia" w:hAnsiTheme="minorHAnsi" w:cstheme="minorBidi"/>
+                <w:rFonts w:asciiTheme="minorHAnsi" w:eastAsiaTheme="minorEastAsia" w:hAnsiTheme="minorHAnsi" w:cstheme="minorBidi" w:ascii="Calibri" w:hAnsi="Calibri" w:eastAsia="Calibri" w:cs="Calibri"/>
                 <w:b/>
                 <w:bCs/>
                 <w:sz w:val="24"/>
@@ -11335,7 +11417,7 @@
             <w:proofErr w:type="spellStart"/>
             <w:r>
               <w:rPr>
-                <w:rFonts w:asciiTheme="minorHAnsi" w:eastAsiaTheme="minorEastAsia" w:hAnsiTheme="minorHAnsi" w:cstheme="minorBidi"/>
+                <w:rFonts w:asciiTheme="minorHAnsi" w:eastAsiaTheme="minorEastAsia" w:hAnsiTheme="minorHAnsi" w:cstheme="minorBidi" w:ascii="Calibri" w:hAnsi="Calibri" w:eastAsia="Calibri" w:cs="Calibri"/>
                 <w:b/>
                 <w:bCs/>
                 <w:sz w:val="24"/>
@@ -11347,7 +11429,7 @@
             <w:proofErr w:type="spellEnd"/>
             <w:r>
               <w:rPr>
-                <w:rFonts w:asciiTheme="minorHAnsi" w:eastAsiaTheme="minorEastAsia" w:hAnsiTheme="minorHAnsi" w:cstheme="minorBidi"/>
+                <w:rFonts w:asciiTheme="minorHAnsi" w:eastAsiaTheme="minorEastAsia" w:hAnsiTheme="minorHAnsi" w:cstheme="minorBidi" w:ascii="Calibri" w:hAnsi="Calibri" w:eastAsia="Calibri" w:cs="Calibri"/>
                 <w:b/>
                 <w:bCs/>
                 <w:sz w:val="24"/>
@@ -11370,7 +11452,7 @@
             </w:pPr>
             <w:r>
               <w:rPr>
-                <w:rFonts w:asciiTheme="minorHAnsi" w:eastAsiaTheme="minorEastAsia" w:hAnsiTheme="minorHAnsi" w:cstheme="minorBidi"/>
+                <w:rFonts w:asciiTheme="minorHAnsi" w:eastAsiaTheme="minorEastAsia" w:hAnsiTheme="minorHAnsi" w:cstheme="minorBidi" w:ascii="Calibri" w:hAnsi="Calibri" w:eastAsia="Calibri" w:cs="Calibri"/>
                 <w:b/>
                 <w:bCs/>
                 <w:sz w:val="24"/>
@@ -11393,7 +11475,7 @@
             </w:pPr>
             <w:r>
               <w:rPr>
-                <w:rFonts w:asciiTheme="minorHAnsi" w:eastAsiaTheme="minorEastAsia" w:hAnsiTheme="minorHAnsi" w:cstheme="minorBidi"/>
+                <w:rFonts w:asciiTheme="minorHAnsi" w:eastAsiaTheme="minorEastAsia" w:hAnsiTheme="minorHAnsi" w:cstheme="minorBidi" w:ascii="Calibri" w:hAnsi="Calibri" w:eastAsia="Calibri" w:cs="Calibri"/>
                 <w:b/>
                 <w:bCs/>
                 <w:sz w:val="24"/>
@@ -11406,7 +11488,7 @@
             <w:proofErr w:type="spellStart"/>
             <w:r>
               <w:rPr>
-                <w:rFonts w:asciiTheme="minorHAnsi" w:eastAsiaTheme="minorEastAsia" w:hAnsiTheme="minorHAnsi" w:cstheme="minorBidi"/>
+                <w:rFonts w:asciiTheme="minorHAnsi" w:eastAsiaTheme="minorEastAsia" w:hAnsiTheme="minorHAnsi" w:cstheme="minorBidi" w:ascii="Calibri" w:hAnsi="Calibri" w:eastAsia="Calibri" w:cs="Calibri"/>
                 <w:b/>
                 <w:bCs/>
                 <w:sz w:val="24"/>
@@ -11418,7 +11500,7 @@
             <w:proofErr w:type="spellEnd"/>
             <w:r>
               <w:rPr>
-                <w:rFonts w:asciiTheme="minorHAnsi" w:eastAsiaTheme="minorEastAsia" w:hAnsiTheme="minorHAnsi" w:cstheme="minorBidi"/>
+                <w:rFonts w:asciiTheme="minorHAnsi" w:eastAsiaTheme="minorEastAsia" w:hAnsiTheme="minorHAnsi" w:cstheme="minorBidi" w:ascii="Calibri" w:hAnsi="Calibri" w:eastAsia="Calibri" w:cs="Calibri"/>
                 <w:b/>
                 <w:bCs/>
                 <w:sz w:val="24"/>
@@ -11430,7 +11512,7 @@
             <w:proofErr w:type="spellStart"/>
             <w:r>
               <w:rPr>
-                <w:rFonts w:asciiTheme="minorHAnsi" w:eastAsiaTheme="minorEastAsia" w:hAnsiTheme="minorHAnsi" w:cstheme="minorBidi"/>
+                <w:rFonts w:asciiTheme="minorHAnsi" w:eastAsiaTheme="minorEastAsia" w:hAnsiTheme="minorHAnsi" w:cstheme="minorBidi" w:ascii="Calibri" w:hAnsi="Calibri" w:eastAsia="Calibri" w:cs="Calibri"/>
                 <w:b/>
                 <w:bCs/>
                 <w:sz w:val="24"/>
@@ -11442,7 +11524,7 @@
             <w:proofErr w:type="spellEnd"/>
             <w:r>
               <w:rPr>
-                <w:rFonts w:asciiTheme="minorHAnsi" w:eastAsiaTheme="minorEastAsia" w:hAnsiTheme="minorHAnsi" w:cstheme="minorBidi"/>
+                <w:rFonts w:asciiTheme="minorHAnsi" w:eastAsiaTheme="minorEastAsia" w:hAnsiTheme="minorHAnsi" w:cstheme="minorBidi" w:ascii="Calibri" w:hAnsi="Calibri" w:eastAsia="Calibri" w:cs="Calibri"/>
                 <w:b/>
                 <w:bCs/>
                 <w:sz w:val="24"/>
@@ -11454,7 +11536,7 @@
             <w:proofErr w:type="spellStart"/>
             <w:r>
               <w:rPr>
-                <w:rFonts w:asciiTheme="minorHAnsi" w:eastAsiaTheme="minorEastAsia" w:hAnsiTheme="minorHAnsi" w:cstheme="minorBidi"/>
+                <w:rFonts w:asciiTheme="minorHAnsi" w:eastAsiaTheme="minorEastAsia" w:hAnsiTheme="minorHAnsi" w:cstheme="minorBidi" w:ascii="Calibri" w:hAnsi="Calibri" w:eastAsia="Calibri" w:cs="Calibri"/>
                 <w:b/>
                 <w:bCs/>
                 <w:sz w:val="24"/>
@@ -11466,7 +11548,7 @@
             <w:proofErr w:type="spellEnd"/>
             <w:r>
               <w:rPr>
-                <w:rFonts w:asciiTheme="minorHAnsi" w:eastAsiaTheme="minorEastAsia" w:hAnsiTheme="minorHAnsi" w:cstheme="minorBidi"/>
+                <w:rFonts w:asciiTheme="minorHAnsi" w:eastAsiaTheme="minorEastAsia" w:hAnsiTheme="minorHAnsi" w:cstheme="minorBidi" w:ascii="Calibri" w:hAnsi="Calibri" w:eastAsia="Calibri" w:cs="Calibri"/>
                 <w:b/>
                 <w:bCs/>
                 <w:sz w:val="24"/>
@@ -11489,7 +11571,7 @@
             </w:pPr>
             <w:r>
               <w:rPr>
-                <w:rFonts w:asciiTheme="minorHAnsi" w:eastAsiaTheme="minorEastAsia" w:hAnsiTheme="minorHAnsi" w:cstheme="minorBidi"/>
+                <w:rFonts w:asciiTheme="minorHAnsi" w:eastAsiaTheme="minorEastAsia" w:hAnsiTheme="minorHAnsi" w:cstheme="minorBidi" w:ascii="Calibri" w:hAnsi="Calibri" w:eastAsia="Calibri" w:cs="Calibri"/>
                 <w:b/>
                 <w:bCs/>
                 <w:sz w:val="24"/>
@@ -11512,7 +11594,7 @@
             </w:pPr>
             <w:r>
               <w:rPr>
-                <w:rFonts w:asciiTheme="minorHAnsi" w:eastAsiaTheme="minorEastAsia" w:hAnsiTheme="minorHAnsi" w:cstheme="minorBidi"/>
+                <w:rFonts w:asciiTheme="minorHAnsi" w:eastAsiaTheme="minorEastAsia" w:hAnsiTheme="minorHAnsi" w:cstheme="minorBidi" w:ascii="Calibri" w:hAnsi="Calibri" w:eastAsia="Calibri" w:cs="Calibri"/>
                 <w:b/>
                 <w:bCs/>
                 <w:sz w:val="24"/>
@@ -11535,7 +11617,7 @@
             </w:pPr>
             <w:r>
               <w:rPr>
-                <w:rFonts w:asciiTheme="minorHAnsi" w:eastAsiaTheme="minorEastAsia" w:hAnsiTheme="minorHAnsi" w:cstheme="minorBidi"/>
+                <w:rFonts w:asciiTheme="minorHAnsi" w:eastAsiaTheme="minorEastAsia" w:hAnsiTheme="minorHAnsi" w:cstheme="minorBidi" w:ascii="Calibri" w:hAnsi="Calibri" w:eastAsia="Calibri" w:cs="Calibri"/>
                 <w:b/>
                 <w:bCs/>
                 <w:sz w:val="24"/>
@@ -11558,7 +11640,7 @@
             </w:pPr>
             <w:r>
               <w:rPr>
-                <w:rFonts w:asciiTheme="minorHAnsi" w:eastAsiaTheme="minorEastAsia" w:hAnsiTheme="minorHAnsi" w:cstheme="minorBidi"/>
+                <w:rFonts w:asciiTheme="minorHAnsi" w:eastAsiaTheme="minorEastAsia" w:hAnsiTheme="minorHAnsi" w:cstheme="minorBidi" w:ascii="Calibri" w:hAnsi="Calibri" w:eastAsia="Calibri" w:cs="Calibri"/>
                 <w:b/>
                 <w:bCs/>
                 <w:sz w:val="24"/>
@@ -11599,7 +11681,7 @@
             </w:pPr>
             <w:r>
               <w:rPr>
-                <w:rFonts w:asciiTheme="minorHAnsi" w:eastAsiaTheme="minorEastAsia" w:hAnsiTheme="minorHAnsi" w:cstheme="minorBidi"/>
+                <w:rFonts w:asciiTheme="minorHAnsi" w:eastAsiaTheme="minorEastAsia" w:hAnsiTheme="minorHAnsi" w:cstheme="minorBidi" w:ascii="Calibri" w:hAnsi="Calibri" w:eastAsia="Calibri" w:cs="Calibri"/>
                 <w:b/>
                 <w:bCs/>
                 <w:sz w:val="24"/>
@@ -11620,7 +11702,7 @@
             </w:pPr>
             <w:r>
               <w:rPr>
-                <w:rFonts w:asciiTheme="minorHAnsi" w:eastAsiaTheme="minorEastAsia" w:hAnsiTheme="minorHAnsi" w:cstheme="minorBidi"/>
+                <w:rFonts w:asciiTheme="minorHAnsi" w:eastAsiaTheme="minorEastAsia" w:hAnsiTheme="minorHAnsi" w:cstheme="minorBidi" w:ascii="Calibri" w:hAnsi="Calibri" w:eastAsia="Calibri" w:cs="Calibri"/>
                 <w:b/>
                 <w:bCs/>
                 <w:sz w:val="24"/>
@@ -11641,7 +11723,7 @@
             </w:pPr>
             <w:r>
               <w:rPr>
-                <w:rFonts w:asciiTheme="minorHAnsi" w:eastAsiaTheme="minorEastAsia" w:hAnsiTheme="minorHAnsi" w:cstheme="minorBidi"/>
+                <w:rFonts w:asciiTheme="minorHAnsi" w:eastAsiaTheme="minorEastAsia" w:hAnsiTheme="minorHAnsi" w:cstheme="minorBidi" w:ascii="Calibri" w:hAnsi="Calibri" w:eastAsia="Calibri" w:cs="Calibri"/>
                 <w:sz w:val="24"/>
                 <w:szCs w:val="24"/>
                 <w:lang w:val="es-CL" w:eastAsia="es-CL"/>
@@ -11660,7 +11742,7 @@
             </w:pPr>
             <w:r>
               <w:rPr>
-                <w:rFonts w:asciiTheme="minorHAnsi" w:eastAsiaTheme="minorEastAsia" w:hAnsiTheme="minorHAnsi" w:cstheme="minorBidi"/>
+                <w:rFonts w:asciiTheme="minorHAnsi" w:eastAsiaTheme="minorEastAsia" w:hAnsiTheme="minorHAnsi" w:cstheme="minorBidi" w:ascii="Calibri" w:hAnsi="Calibri" w:eastAsia="Calibri" w:cs="Calibri"/>
                 <w:sz w:val="24"/>
                 <w:szCs w:val="24"/>
                 <w:lang w:val="es-CL" w:eastAsia="es-CL"/>
@@ -11670,7 +11752,7 @@
             <w:proofErr w:type="spellStart"/>
             <w:r>
               <w:rPr>
-                <w:rFonts w:asciiTheme="minorHAnsi" w:eastAsiaTheme="minorEastAsia" w:hAnsiTheme="minorHAnsi" w:cstheme="minorBidi"/>
+                <w:rFonts w:asciiTheme="minorHAnsi" w:eastAsiaTheme="minorEastAsia" w:hAnsiTheme="minorHAnsi" w:cstheme="minorBidi" w:ascii="Calibri" w:hAnsi="Calibri" w:eastAsia="Calibri" w:cs="Calibri"/>
                 <w:sz w:val="24"/>
                 <w:szCs w:val="24"/>
                 <w:lang w:val="es-CL" w:eastAsia="es-CL"/>
@@ -11680,7 +11762,7 @@
             <w:proofErr w:type="spellEnd"/>
             <w:r>
               <w:rPr>
-                <w:rFonts w:asciiTheme="minorHAnsi" w:eastAsiaTheme="minorEastAsia" w:hAnsiTheme="minorHAnsi" w:cstheme="minorBidi"/>
+                <w:rFonts w:asciiTheme="minorHAnsi" w:eastAsiaTheme="minorEastAsia" w:hAnsiTheme="minorHAnsi" w:cstheme="minorBidi" w:ascii="Calibri" w:hAnsi="Calibri" w:eastAsia="Calibri" w:cs="Calibri"/>
                 <w:sz w:val="24"/>
                 <w:szCs w:val="24"/>
                 <w:lang w:val="es-CL" w:eastAsia="es-CL"/>
@@ -11699,7 +11781,7 @@
             </w:pPr>
             <w:r>
               <w:rPr>
-                <w:rFonts w:asciiTheme="minorHAnsi" w:eastAsiaTheme="minorEastAsia" w:hAnsiTheme="minorHAnsi" w:cstheme="minorBidi"/>
+                <w:rFonts w:asciiTheme="minorHAnsi" w:eastAsiaTheme="minorEastAsia" w:hAnsiTheme="minorHAnsi" w:cstheme="minorBidi" w:ascii="Calibri" w:hAnsi="Calibri" w:eastAsia="Calibri" w:cs="Calibri"/>
                 <w:sz w:val="24"/>
                 <w:szCs w:val="24"/>
                 <w:lang w:val="es-CL" w:eastAsia="es-CL"/>
@@ -11718,7 +11800,7 @@
             </w:pPr>
             <w:r>
               <w:rPr>
-                <w:rFonts w:asciiTheme="minorHAnsi" w:eastAsiaTheme="minorEastAsia" w:hAnsiTheme="minorHAnsi" w:cstheme="minorBidi"/>
+                <w:rFonts w:asciiTheme="minorHAnsi" w:eastAsiaTheme="minorEastAsia" w:hAnsiTheme="minorHAnsi" w:cstheme="minorBidi" w:ascii="Calibri" w:hAnsi="Calibri" w:eastAsia="Calibri" w:cs="Calibri"/>
                 <w:b/>
                 <w:bCs/>
                 <w:sz w:val="24"/>
@@ -11739,7 +11821,7 @@
             </w:pPr>
             <w:r>
               <w:rPr>
-                <w:rFonts w:asciiTheme="minorHAnsi" w:eastAsiaTheme="minorEastAsia" w:hAnsiTheme="minorHAnsi" w:cstheme="minorBidi"/>
+                <w:rFonts w:asciiTheme="minorHAnsi" w:eastAsiaTheme="minorEastAsia" w:hAnsiTheme="minorHAnsi" w:cstheme="minorBidi" w:ascii="Calibri" w:hAnsi="Calibri" w:eastAsia="Calibri" w:cs="Calibri"/>
                 <w:sz w:val="24"/>
                 <w:szCs w:val="24"/>
                 <w:lang w:val="es-CL" w:eastAsia="es-CL"/>
@@ -11759,7 +11841,7 @@
             </w:pPr>
             <w:r>
               <w:rPr>
-                <w:rFonts w:asciiTheme="minorHAnsi" w:eastAsiaTheme="minorEastAsia" w:hAnsiTheme="minorHAnsi" w:cstheme="minorBidi"/>
+                <w:rFonts w:asciiTheme="minorHAnsi" w:eastAsiaTheme="minorEastAsia" w:hAnsiTheme="minorHAnsi" w:cstheme="minorBidi" w:ascii="Calibri" w:hAnsi="Calibri" w:eastAsia="Calibri" w:cs="Calibri"/>
                 <w:sz w:val="24"/>
                 <w:szCs w:val="24"/>
                 <w:lang w:val="es-CL" w:eastAsia="es-CL"/>
@@ -11778,7 +11860,7 @@
             </w:pPr>
             <w:r>
               <w:rPr>
-                <w:rFonts w:asciiTheme="minorHAnsi" w:eastAsiaTheme="minorEastAsia" w:hAnsiTheme="minorHAnsi" w:cstheme="minorBidi"/>
+                <w:rFonts w:asciiTheme="minorHAnsi" w:eastAsiaTheme="minorEastAsia" w:hAnsiTheme="minorHAnsi" w:cstheme="minorBidi" w:ascii="Calibri" w:hAnsi="Calibri" w:eastAsia="Calibri" w:cs="Calibri"/>
                 <w:sz w:val="24"/>
                 <w:szCs w:val="24"/>
                 <w:lang w:val="es-CL" w:eastAsia="es-CL"/>
@@ -11797,7 +11879,7 @@
             </w:pPr>
             <w:r>
               <w:rPr>
-                <w:rFonts w:asciiTheme="minorHAnsi" w:eastAsiaTheme="minorEastAsia" w:hAnsiTheme="minorHAnsi" w:cstheme="minorBidi"/>
+                <w:rFonts w:asciiTheme="minorHAnsi" w:eastAsiaTheme="minorEastAsia" w:hAnsiTheme="minorHAnsi" w:cstheme="minorBidi" w:ascii="Calibri" w:hAnsi="Calibri" w:eastAsia="Calibri" w:cs="Calibri"/>
                 <w:b/>
                 <w:bCs/>
                 <w:sz w:val="24"/>
@@ -11818,7 +11900,7 @@
             </w:pPr>
             <w:r>
               <w:rPr>
-                <w:rFonts w:asciiTheme="minorHAnsi" w:eastAsiaTheme="minorEastAsia" w:hAnsiTheme="minorHAnsi" w:cstheme="minorBidi"/>
+                <w:rFonts w:asciiTheme="minorHAnsi" w:eastAsiaTheme="minorEastAsia" w:hAnsiTheme="minorHAnsi" w:cstheme="minorBidi" w:ascii="Calibri" w:hAnsi="Calibri" w:eastAsia="Calibri" w:cs="Calibri"/>
                 <w:sz w:val="24"/>
                 <w:szCs w:val="24"/>
                 <w:lang w:val="es-CL" w:eastAsia="es-CL"/>
@@ -11837,7 +11919,7 @@
             </w:pPr>
             <w:r>
               <w:rPr>
-                <w:rFonts w:asciiTheme="minorHAnsi" w:eastAsiaTheme="minorEastAsia" w:hAnsiTheme="minorHAnsi" w:cstheme="minorBidi"/>
+                <w:rFonts w:asciiTheme="minorHAnsi" w:eastAsiaTheme="minorEastAsia" w:hAnsiTheme="minorHAnsi" w:cstheme="minorBidi" w:ascii="Calibri" w:hAnsi="Calibri" w:eastAsia="Calibri" w:cs="Calibri"/>
                 <w:sz w:val="24"/>
                 <w:szCs w:val="24"/>
                 <w:lang w:val="es-CL" w:eastAsia="es-CL"/>
@@ -11856,7 +11938,7 @@
             </w:pPr>
             <w:r>
               <w:rPr>
-                <w:rFonts w:asciiTheme="minorHAnsi" w:eastAsiaTheme="minorEastAsia" w:hAnsiTheme="minorHAnsi" w:cstheme="minorBidi"/>
+                <w:rFonts w:asciiTheme="minorHAnsi" w:eastAsiaTheme="minorEastAsia" w:hAnsiTheme="minorHAnsi" w:cstheme="minorBidi" w:ascii="Calibri" w:hAnsi="Calibri" w:eastAsia="Calibri" w:cs="Calibri"/>
                 <w:sz w:val="24"/>
                 <w:szCs w:val="24"/>
                 <w:lang w:val="es-CL" w:eastAsia="es-CL"/>
@@ -11902,7 +11984,7 @@
             </w:pPr>
             <w:r>
               <w:rPr>
-                <w:rFonts w:eastAsiaTheme="minorEastAsia"/>
+                <w:rFonts w:eastAsiaTheme="minorEastAsia" w:ascii="Calibri" w:hAnsi="Calibri" w:eastAsia="Calibri" w:cs="Calibri"/>
                 <w:lang w:val="es-CL" w:eastAsia="es-CL"/>
               </w:rPr>
               <w:t>9. Referencias</w:t>
@@ -11919,7 +12001,7 @@
             </w:pPr>
             <w:r>
               <w:rPr>
-                <w:rFonts w:asciiTheme="minorHAnsi" w:eastAsiaTheme="minorEastAsia" w:hAnsiTheme="minorHAnsi" w:cstheme="minorBidi"/>
+                <w:rFonts w:asciiTheme="minorHAnsi" w:eastAsiaTheme="minorEastAsia" w:hAnsiTheme="minorHAnsi" w:cstheme="minorBidi" w:ascii="Calibri" w:hAnsi="Calibri" w:eastAsia="Calibri" w:cs="Calibri"/>
                 <w:sz w:val="24"/>
                 <w:szCs w:val="24"/>
                 <w:lang w:val="es-CL" w:eastAsia="es-CL"/>
